--- a/docs/ITゼミ論文24jy0236.docx
+++ b/docs/ITゼミ論文24jy0236.docx
@@ -296,7 +296,7 @@
       <w:pPr>
         <w:wordWrap w:val="0"/>
         <w:rPr>
-          <w:rFonts w:ascii="ＭＳ Ｐゴシック" w:eastAsia="ＭＳ Ｐゴシック" w:hAnsi="ＭＳ Ｐゴシック" w:hint="eastAsia"/>
+          <w:rFonts w:ascii="ＭＳ Ｐゴシック" w:eastAsia="ＭＳ Ｐゴシック" w:hAnsi="ＭＳ Ｐゴシック"/>
           <w:b/>
         </w:rPr>
       </w:pPr>
@@ -311,47 +311,316 @@
         <w:wordWrap w:val="0"/>
         <w:ind w:leftChars="0"/>
         <w:rPr>
+          <w:rFonts w:ascii="ＭＳ Ｐゴシック" w:eastAsia="ＭＳ Ｐゴシック" w:hAnsi="ＭＳ Ｐゴシック"/>
+          <w:b/>
+        </w:rPr>
+      </w:pPr>
+      <w:r>
+        <w:rPr>
+          <w:rFonts w:ascii="ＭＳ Ｐゴシック" w:eastAsia="ＭＳ Ｐゴシック" w:hAnsi="ＭＳ Ｐゴシック"/>
+          <w:b/>
+        </w:rPr>
+        <w:t>目的</w:t>
+      </w:r>
+    </w:p>
+    <w:p>
+      <w:pPr>
+        <w:wordWrap w:val="0"/>
+        <w:ind w:firstLineChars="100" w:firstLine="210"/>
+        <w:rPr>
+          <w:rFonts w:ascii="ＭＳ 明朝" w:hAnsi="ＭＳ 明朝"/>
+        </w:rPr>
+      </w:pPr>
+      <w:r>
+        <w:rPr>
+          <w:rFonts w:ascii="ＭＳ 明朝" w:hAnsi="ＭＳ 明朝" w:hint="eastAsia"/>
+        </w:rPr>
+        <w:t>本研究では、静的型付け言語であるRustとTypeScriptを採用し、チャットアプリケーションの開発を行う。開発プロセスを通じて、型安全なシステムの構築手法を実践し、それが開発効率や保守性に与える影響を考察する。</w:t>
+      </w:r>
+    </w:p>
+    <w:p>
+      <w:pPr>
+        <w:wordWrap w:val="0"/>
+        <w:rPr>
+          <w:rFonts w:ascii="ＭＳ 明朝" w:hAnsi="ＭＳ 明朝"/>
+        </w:rPr>
+      </w:pPr>
+    </w:p>
+    <w:p>
+      <w:pPr>
+        <w:pStyle w:val="ac"/>
+        <w:numPr>
+          <w:ilvl w:val="0"/>
+          <w:numId w:val="15"/>
+        </w:numPr>
+        <w:wordWrap w:val="0"/>
+        <w:ind w:leftChars="0"/>
+        <w:rPr>
+          <w:rFonts w:ascii="ＭＳ Ｐゴシック" w:eastAsia="ＭＳ Ｐゴシック" w:hAnsi="ＭＳ Ｐゴシック"/>
+          <w:b/>
+        </w:rPr>
+      </w:pPr>
+      <w:r>
+        <w:rPr>
           <w:rFonts w:ascii="ＭＳ Ｐゴシック" w:eastAsia="ＭＳ Ｐゴシック" w:hAnsi="ＭＳ Ｐゴシック" w:hint="eastAsia"/>
           <w:b/>
         </w:rPr>
-      </w:pPr>
-      <w:r>
-        <w:rPr>
-          <w:rFonts w:ascii="ＭＳ Ｐゴシック" w:eastAsia="ＭＳ Ｐゴシック" w:hAnsi="ＭＳ Ｐゴシック"/>
-          <w:b/>
-        </w:rPr>
-        <w:t>目的</w:t>
-      </w:r>
-    </w:p>
-    <w:p>
-      <w:pPr>
+        <w:t>作成した</w:t>
+      </w:r>
+      <w:r>
+        <w:rPr>
+          <w:rFonts w:ascii="ＭＳ Ｐゴシック" w:eastAsia="ＭＳ Ｐゴシック" w:hAnsi="ＭＳ Ｐゴシック"/>
+          <w:b/>
+        </w:rPr>
+        <w:t>アプリケーションの概要</w:t>
+      </w:r>
+      <w:r>
+        <w:rPr>
+          <w:rFonts w:ascii="ＭＳ Ｐゴシック" w:eastAsia="ＭＳ Ｐゴシック" w:hAnsi="ＭＳ Ｐゴシック"/>
+          <w:b/>
+        </w:rPr>
+        <w:t xml:space="preserve"> </w:t>
+      </w:r>
+    </w:p>
+    <w:p>
+      <w:pPr>
+        <w:kinsoku w:val="0"/>
+        <w:wordWrap w:val="0"/>
+        <w:jc w:val="left"/>
+        <w:rPr>
+          <w:rFonts w:ascii="ＭＳ 明朝" w:hAnsi="ＭＳ 明朝"/>
+        </w:rPr>
+      </w:pPr>
+      <w:r>
+        <w:rPr>
+          <w:rFonts w:ascii="ＭＳ 明朝" w:hAnsi="ＭＳ 明朝" w:hint="eastAsia"/>
+        </w:rPr>
+        <w:t xml:space="preserve">　</w:t>
+      </w:r>
+      <w:r>
+        <w:rPr>
+          <w:rFonts w:ascii="ＭＳ 明朝" w:hAnsi="ＭＳ 明朝" w:hint="eastAsia"/>
+        </w:rPr>
+        <w:t>本研究で開発したアプリケーションは、リアルタイムな遠隔コミュニケーションを目的としたチャットシステムである。</w:t>
+      </w:r>
+    </w:p>
+    <w:p>
+      <w:pPr>
+        <w:kinsoku w:val="0"/>
+        <w:wordWrap w:val="0"/>
+        <w:jc w:val="left"/>
+        <w:rPr>
+          <w:rFonts w:ascii="ＭＳ 明朝" w:hAnsi="ＭＳ 明朝"/>
+        </w:rPr>
+      </w:pPr>
+    </w:p>
+    <w:p>
+      <w:pPr>
+        <w:kinsoku w:val="0"/>
+        <w:wordWrap w:val="0"/>
+        <w:jc w:val="left"/>
+        <w:rPr>
+          <w:rFonts w:ascii="ＭＳ 明朝" w:hAnsi="ＭＳ 明朝"/>
+        </w:rPr>
+      </w:pPr>
+      <w:r>
+        <w:rPr>
+          <w:rFonts w:ascii="ＭＳ Ｐゴシック" w:eastAsia="ＭＳ Ｐゴシック" w:hAnsi="ＭＳ Ｐゴシック" w:hint="eastAsia"/>
+          <w:b/>
+        </w:rPr>
+        <w:t>2</w:t>
+      </w:r>
+      <w:r>
+        <w:rPr>
+          <w:rFonts w:ascii="ＭＳ Ｐゴシック" w:eastAsia="ＭＳ Ｐゴシック" w:hAnsi="ＭＳ Ｐゴシック"/>
+          <w:b/>
+        </w:rPr>
+        <w:t xml:space="preserve">.1 </w:t>
+      </w:r>
+      <w:r>
+        <w:rPr>
+          <w:rFonts w:ascii="ＭＳ Ｐゴシック" w:eastAsia="ＭＳ Ｐゴシック" w:hAnsi="ＭＳ Ｐゴシック" w:hint="eastAsia"/>
+          <w:b/>
+        </w:rPr>
+        <w:t>ユーザー認証機能</w:t>
+      </w:r>
+    </w:p>
+    <w:p>
+      <w:pPr>
+        <w:kinsoku w:val="0"/>
         <w:wordWrap w:val="0"/>
         <w:ind w:firstLineChars="100" w:firstLine="210"/>
-        <w:rPr>
-          <w:rFonts w:ascii="ＭＳ 明朝" w:hAnsi="ＭＳ 明朝"/>
-        </w:rPr>
-      </w:pPr>
-      <w:r>
-        <w:rPr>
-          <w:rFonts w:ascii="ＭＳ 明朝" w:hAnsi="ＭＳ 明朝" w:hint="eastAsia"/>
-        </w:rPr>
-        <w:t>本研究では、静的型付け言語であるRustとTypeScriptを採用し、チャットアプリケーションの開発を行う。開発プロセスを通じて、型安全なシステムの構築手法を実践し、それが開発効率や保守性に与える影響を考察する。</w:t>
-      </w:r>
-    </w:p>
-    <w:p>
-      <w:pPr>
-        <w:wordWrap w:val="0"/>
-        <w:rPr>
-          <w:rFonts w:ascii="ＭＳ 明朝" w:hAnsi="ＭＳ 明朝" w:hint="eastAsia"/>
-        </w:rPr>
-      </w:pPr>
-    </w:p>
-    <w:p>
-      <w:pPr>
-        <w:wordWrap w:val="0"/>
-        <w:rPr>
-          <w:rFonts w:ascii="ＭＳ Ｐゴシック" w:eastAsia="ＭＳ Ｐゴシック" w:hAnsi="ＭＳ Ｐゴシック"/>
-          <w:b/>
+        <w:jc w:val="left"/>
+        <w:rPr>
+          <w:rFonts w:ascii="ＭＳ 明朝" w:hAnsi="ＭＳ 明朝"/>
+        </w:rPr>
+      </w:pPr>
+      <w:r>
+        <w:rPr>
+          <w:rFonts w:ascii="ＭＳ 明朝" w:hAnsi="ＭＳ 明朝" w:hint="eastAsia"/>
+        </w:rPr>
+        <w:t>F</w:t>
+      </w:r>
+      <w:r>
+        <w:rPr>
+          <w:rFonts w:ascii="ＭＳ 明朝" w:hAnsi="ＭＳ 明朝"/>
+        </w:rPr>
+        <w:t>irebase</w:t>
+      </w:r>
+      <w:r>
+        <w:rPr>
+          <w:rFonts w:ascii="ＭＳ 明朝" w:hAnsi="ＭＳ 明朝" w:hint="eastAsia"/>
+        </w:rPr>
+        <w:t>を利用したログイン</w:t>
+      </w:r>
+      <w:r>
+        <w:rPr>
+          <w:rFonts w:ascii="ＭＳ 明朝" w:hAnsi="ＭＳ 明朝" w:hint="eastAsia"/>
+        </w:rPr>
+        <w:t>機能である。</w:t>
+      </w:r>
+    </w:p>
+    <w:p>
+      <w:pPr>
+        <w:kinsoku w:val="0"/>
+        <w:wordWrap w:val="0"/>
+        <w:ind w:firstLineChars="100" w:firstLine="210"/>
+        <w:jc w:val="left"/>
+        <w:rPr>
+          <w:rFonts w:ascii="ＭＳ 明朝" w:hAnsi="ＭＳ 明朝"/>
+        </w:rPr>
+      </w:pPr>
+      <w:r>
+        <w:rPr>
+          <w:rFonts w:ascii="ＭＳ 明朝" w:hAnsi="ＭＳ 明朝" w:hint="eastAsia"/>
+        </w:rPr>
+        <w:t>脆弱性が生まれやすい認証システムには、外部の認証プロバイダを活用し、セッションと比較して可搬性の高いJ</w:t>
+      </w:r>
+      <w:r>
+        <w:rPr>
+          <w:rFonts w:ascii="ＭＳ 明朝" w:hAnsi="ＭＳ 明朝"/>
+        </w:rPr>
+        <w:t>WT</w:t>
+      </w:r>
+      <w:r>
+        <w:rPr>
+          <w:rFonts w:ascii="ＭＳ 明朝" w:hAnsi="ＭＳ 明朝" w:hint="eastAsia"/>
+        </w:rPr>
+        <w:t>トークンを利用する。</w:t>
+      </w:r>
+    </w:p>
+    <w:p>
+      <w:pPr>
+        <w:kinsoku w:val="0"/>
+        <w:wordWrap w:val="0"/>
+        <w:ind w:firstLineChars="100" w:firstLine="210"/>
+        <w:jc w:val="left"/>
+        <w:rPr>
+          <w:rFonts w:ascii="ＭＳ 明朝" w:hAnsi="ＭＳ 明朝"/>
+        </w:rPr>
+      </w:pPr>
+    </w:p>
+    <w:p>
+      <w:pPr>
+        <w:kinsoku w:val="0"/>
+        <w:wordWrap w:val="0"/>
+        <w:jc w:val="left"/>
+        <w:rPr>
+          <w:rFonts w:ascii="ＭＳ 明朝" w:hAnsi="ＭＳ 明朝"/>
+        </w:rPr>
+      </w:pPr>
+      <w:r>
+        <w:rPr>
+          <w:rFonts w:ascii="ＭＳ 明朝" w:hAnsi="ＭＳ 明朝"/>
+          <w:noProof/>
+        </w:rPr>
+        <w:drawing>
+          <wp:inline distT="0" distB="0" distL="0" distR="0" wp14:anchorId="2355E150" wp14:editId="46BA3846">
+            <wp:extent cx="2924810" cy="1456055"/>
+            <wp:effectExtent l="0" t="0" r="8890" b="0"/>
+            <wp:docPr id="2" name="図 2"/>
+            <wp:cNvGraphicFramePr>
+              <a:graphicFrameLocks xmlns:a="http://schemas.openxmlformats.org/drawingml/2006/main" noChangeAspect="1"/>
+            </wp:cNvGraphicFramePr>
+            <a:graphic xmlns:a="http://schemas.openxmlformats.org/drawingml/2006/main">
+              <a:graphicData uri="http://schemas.openxmlformats.org/drawingml/2006/picture">
+                <pic:pic xmlns:pic="http://schemas.openxmlformats.org/drawingml/2006/picture">
+                  <pic:nvPicPr>
+                    <pic:cNvPr id="1" name=""/>
+                    <pic:cNvPicPr/>
+                  </pic:nvPicPr>
+                  <pic:blipFill>
+                    <a:blip r:embed="rId8"/>
+                    <a:stretch>
+                      <a:fillRect/>
+                    </a:stretch>
+                  </pic:blipFill>
+                  <pic:spPr>
+                    <a:xfrm>
+                      <a:off x="0" y="0"/>
+                      <a:ext cx="2924810" cy="1456055"/>
+                    </a:xfrm>
+                    <a:prstGeom prst="rect">
+                      <a:avLst/>
+                    </a:prstGeom>
+                  </pic:spPr>
+                </pic:pic>
+              </a:graphicData>
+            </a:graphic>
+          </wp:inline>
+        </w:drawing>
+      </w:r>
+    </w:p>
+    <w:p>
+      <w:pPr>
+        <w:kinsoku w:val="0"/>
+        <w:jc w:val="center"/>
+        <w:rPr>
+          <w:rFonts w:ascii="ＭＳ 明朝" w:hAnsi="ＭＳ 明朝"/>
+        </w:rPr>
+      </w:pPr>
+      <w:r>
+        <w:rPr>
+          <w:rFonts w:ascii="ＭＳ 明朝" w:hAnsi="ＭＳ 明朝" w:hint="eastAsia"/>
+        </w:rPr>
+        <w:t>図</w:t>
+      </w:r>
+      <w:r>
+        <w:rPr>
+          <w:rFonts w:ascii="ＭＳ 明朝" w:hAnsi="ＭＳ 明朝"/>
+        </w:rPr>
+        <w:t>1</w:t>
+      </w:r>
+      <w:r>
+        <w:rPr>
+          <w:rFonts w:ascii="ＭＳ 明朝" w:hAnsi="ＭＳ 明朝" w:hint="eastAsia"/>
+        </w:rPr>
+        <w:t xml:space="preserve">  </w:t>
+      </w:r>
+      <w:r>
+        <w:rPr>
+          <w:rFonts w:ascii="ＭＳ 明朝" w:hAnsi="ＭＳ 明朝" w:hint="eastAsia"/>
+        </w:rPr>
+        <w:t>ログイン画面</w:t>
+      </w:r>
+    </w:p>
+    <w:p>
+      <w:pPr>
+        <w:kinsoku w:val="0"/>
+        <w:wordWrap w:val="0"/>
+        <w:jc w:val="left"/>
+        <w:rPr>
+          <w:rFonts w:ascii="ＭＳ 明朝" w:hAnsi="ＭＳ 明朝"/>
+        </w:rPr>
+      </w:pPr>
+    </w:p>
+    <w:p>
+      <w:pPr>
+        <w:kinsoku w:val="0"/>
+        <w:wordWrap w:val="0"/>
+        <w:jc w:val="left"/>
+        <w:rPr>
+          <w:rFonts w:ascii="ＭＳ 明朝" w:hAnsi="ＭＳ 明朝"/>
         </w:rPr>
       </w:pPr>
       <w:r>
@@ -366,6 +635,456 @@
           <w:rFonts w:ascii="ＭＳ Ｐゴシック" w:eastAsia="ＭＳ Ｐゴシック" w:hAnsi="ＭＳ Ｐゴシック"/>
           <w:b/>
         </w:rPr>
+        <w:t xml:space="preserve">.2 </w:t>
+      </w:r>
+      <w:r>
+        <w:rPr>
+          <w:rFonts w:ascii="ＭＳ Ｐゴシック" w:eastAsia="ＭＳ Ｐゴシック" w:hAnsi="ＭＳ Ｐゴシック" w:hint="eastAsia"/>
+          <w:b/>
+        </w:rPr>
+        <w:t>ルーム管理機能</w:t>
+      </w:r>
+    </w:p>
+    <w:p>
+      <w:pPr>
+        <w:kinsoku w:val="0"/>
+        <w:wordWrap w:val="0"/>
+        <w:ind w:firstLineChars="100" w:firstLine="210"/>
+        <w:jc w:val="left"/>
+        <w:rPr>
+          <w:rFonts w:ascii="ＭＳ 明朝" w:hAnsi="ＭＳ 明朝"/>
+        </w:rPr>
+      </w:pPr>
+      <w:r>
+        <w:rPr>
+          <w:rFonts w:ascii="ＭＳ 明朝" w:hAnsi="ＭＳ 明朝" w:hint="eastAsia"/>
+        </w:rPr>
+        <w:t>固有のI</w:t>
+      </w:r>
+      <w:r>
+        <w:rPr>
+          <w:rFonts w:ascii="ＭＳ 明朝" w:hAnsi="ＭＳ 明朝"/>
+        </w:rPr>
+        <w:t>D</w:t>
+      </w:r>
+      <w:r>
+        <w:rPr>
+          <w:rFonts w:ascii="ＭＳ 明朝" w:hAnsi="ＭＳ 明朝" w:hint="eastAsia"/>
+        </w:rPr>
+        <w:t>を用いたチャットルームの作成・参</w:t>
+      </w:r>
+      <w:r>
+        <w:rPr>
+          <w:rFonts w:ascii="ＭＳ 明朝" w:hAnsi="ＭＳ 明朝" w:hint="eastAsia"/>
+        </w:rPr>
+        <w:t>加機能</w:t>
+      </w:r>
+      <w:r>
+        <w:rPr>
+          <w:rFonts w:ascii="ＭＳ 明朝" w:hAnsi="ＭＳ 明朝" w:hint="eastAsia"/>
+        </w:rPr>
+        <w:t>である。</w:t>
+      </w:r>
+    </w:p>
+    <w:p>
+      <w:pPr>
+        <w:kinsoku w:val="0"/>
+        <w:wordWrap w:val="0"/>
+        <w:jc w:val="left"/>
+        <w:rPr>
+          <w:rFonts w:ascii="ＭＳ 明朝" w:hAnsi="ＭＳ 明朝"/>
+        </w:rPr>
+      </w:pPr>
+      <w:r>
+        <w:rPr>
+          <w:rFonts w:ascii="ＭＳ 明朝" w:hAnsi="ＭＳ 明朝" w:hint="eastAsia"/>
+        </w:rPr>
+        <w:t xml:space="preserve">　ユーザーが任意に決められるI</w:t>
+      </w:r>
+      <w:r>
+        <w:rPr>
+          <w:rFonts w:ascii="ＭＳ 明朝" w:hAnsi="ＭＳ 明朝"/>
+        </w:rPr>
+        <w:t>D</w:t>
+      </w:r>
+      <w:r>
+        <w:rPr>
+          <w:rFonts w:ascii="ＭＳ 明朝" w:hAnsi="ＭＳ 明朝" w:hint="eastAsia"/>
+        </w:rPr>
+        <w:t>と、自動生成されるI</w:t>
+      </w:r>
+      <w:r>
+        <w:rPr>
+          <w:rFonts w:ascii="ＭＳ 明朝" w:hAnsi="ＭＳ 明朝"/>
+        </w:rPr>
+        <w:t>D</w:t>
+      </w:r>
+      <w:r>
+        <w:rPr>
+          <w:rFonts w:ascii="ＭＳ 明朝" w:hAnsi="ＭＳ 明朝" w:hint="eastAsia"/>
+        </w:rPr>
+        <w:t>の選択式にすることで、手軽さとわかりやすさを両立する。ここで作成したI</w:t>
+      </w:r>
+      <w:r>
+        <w:rPr>
+          <w:rFonts w:ascii="ＭＳ 明朝" w:hAnsi="ＭＳ 明朝"/>
+        </w:rPr>
+        <w:t>D</w:t>
+      </w:r>
+      <w:r>
+        <w:rPr>
+          <w:rFonts w:ascii="ＭＳ 明朝" w:hAnsi="ＭＳ 明朝" w:hint="eastAsia"/>
+        </w:rPr>
+        <w:t>をU</w:t>
+      </w:r>
+      <w:r>
+        <w:rPr>
+          <w:rFonts w:ascii="ＭＳ 明朝" w:hAnsi="ＭＳ 明朝"/>
+        </w:rPr>
+        <w:t>RL</w:t>
+      </w:r>
+      <w:r>
+        <w:rPr>
+          <w:rFonts w:ascii="ＭＳ 明朝" w:hAnsi="ＭＳ 明朝" w:hint="eastAsia"/>
+        </w:rPr>
+        <w:t>として使用することで、ルームへ参加する。</w:t>
+      </w:r>
+    </w:p>
+    <w:p>
+      <w:pPr>
+        <w:kinsoku w:val="0"/>
+        <w:wordWrap w:val="0"/>
+        <w:jc w:val="left"/>
+        <w:rPr>
+          <w:rFonts w:ascii="ＭＳ 明朝" w:hAnsi="ＭＳ 明朝"/>
+        </w:rPr>
+      </w:pPr>
+    </w:p>
+    <w:p>
+      <w:pPr>
+        <w:kinsoku w:val="0"/>
+        <w:wordWrap w:val="0"/>
+        <w:jc w:val="left"/>
+        <w:rPr>
+          <w:rFonts w:ascii="ＭＳ 明朝" w:hAnsi="ＭＳ 明朝"/>
+        </w:rPr>
+      </w:pPr>
+      <w:r>
+        <w:rPr>
+          <w:rFonts w:ascii="ＭＳ 明朝" w:hAnsi="ＭＳ 明朝"/>
+          <w:noProof/>
+        </w:rPr>
+        <w:drawing>
+          <wp:inline distT="0" distB="0" distL="0" distR="0" wp14:anchorId="13E92D82" wp14:editId="46760ADA">
+            <wp:extent cx="2924810" cy="2426335"/>
+            <wp:effectExtent l="0" t="0" r="8890" b="0"/>
+            <wp:docPr id="3" name="図 3"/>
+            <wp:cNvGraphicFramePr>
+              <a:graphicFrameLocks xmlns:a="http://schemas.openxmlformats.org/drawingml/2006/main" noChangeAspect="1"/>
+            </wp:cNvGraphicFramePr>
+            <a:graphic xmlns:a="http://schemas.openxmlformats.org/drawingml/2006/main">
+              <a:graphicData uri="http://schemas.openxmlformats.org/drawingml/2006/picture">
+                <pic:pic xmlns:pic="http://schemas.openxmlformats.org/drawingml/2006/picture">
+                  <pic:nvPicPr>
+                    <pic:cNvPr id="1" name=""/>
+                    <pic:cNvPicPr/>
+                  </pic:nvPicPr>
+                  <pic:blipFill>
+                    <a:blip r:embed="rId9"/>
+                    <a:stretch>
+                      <a:fillRect/>
+                    </a:stretch>
+                  </pic:blipFill>
+                  <pic:spPr>
+                    <a:xfrm>
+                      <a:off x="0" y="0"/>
+                      <a:ext cx="2924810" cy="2426335"/>
+                    </a:xfrm>
+                    <a:prstGeom prst="rect">
+                      <a:avLst/>
+                    </a:prstGeom>
+                  </pic:spPr>
+                </pic:pic>
+              </a:graphicData>
+            </a:graphic>
+          </wp:inline>
+        </w:drawing>
+      </w:r>
+    </w:p>
+    <w:p>
+      <w:pPr>
+        <w:kinsoku w:val="0"/>
+        <w:jc w:val="center"/>
+        <w:rPr>
+          <w:rFonts w:ascii="ＭＳ 明朝" w:hAnsi="ＭＳ 明朝"/>
+        </w:rPr>
+      </w:pPr>
+      <w:r>
+        <w:rPr>
+          <w:rFonts w:ascii="ＭＳ 明朝" w:hAnsi="ＭＳ 明朝" w:hint="eastAsia"/>
+        </w:rPr>
+        <w:t>図</w:t>
+      </w:r>
+      <w:r>
+        <w:rPr>
+          <w:rFonts w:ascii="ＭＳ 明朝" w:hAnsi="ＭＳ 明朝"/>
+        </w:rPr>
+        <w:t>2</w:t>
+      </w:r>
+      <w:r>
+        <w:rPr>
+          <w:rFonts w:ascii="ＭＳ 明朝" w:hAnsi="ＭＳ 明朝" w:hint="eastAsia"/>
+        </w:rPr>
+        <w:t xml:space="preserve">  </w:t>
+      </w:r>
+      <w:r>
+        <w:rPr>
+          <w:rFonts w:ascii="ＭＳ 明朝" w:hAnsi="ＭＳ 明朝" w:hint="eastAsia"/>
+        </w:rPr>
+        <w:t>ルーム作成フォーム</w:t>
+      </w:r>
+    </w:p>
+    <w:p>
+      <w:pPr>
+        <w:kinsoku w:val="0"/>
+        <w:wordWrap w:val="0"/>
+        <w:jc w:val="left"/>
+        <w:rPr>
+          <w:rFonts w:ascii="ＭＳ 明朝" w:hAnsi="ＭＳ 明朝"/>
+        </w:rPr>
+      </w:pPr>
+    </w:p>
+    <w:p>
+      <w:pPr>
+        <w:kinsoku w:val="0"/>
+        <w:wordWrap w:val="0"/>
+        <w:jc w:val="left"/>
+        <w:rPr>
+          <w:rFonts w:ascii="ＭＳ 明朝" w:hAnsi="ＭＳ 明朝"/>
+        </w:rPr>
+      </w:pPr>
+      <w:r>
+        <w:rPr>
+          <w:rFonts w:ascii="ＭＳ Ｐゴシック" w:eastAsia="ＭＳ Ｐゴシック" w:hAnsi="ＭＳ Ｐゴシック" w:hint="eastAsia"/>
+          <w:b/>
+        </w:rPr>
+        <w:t>2</w:t>
+      </w:r>
+      <w:r>
+        <w:rPr>
+          <w:rFonts w:ascii="ＭＳ Ｐゴシック" w:eastAsia="ＭＳ Ｐゴシック" w:hAnsi="ＭＳ Ｐゴシック"/>
+          <w:b/>
+        </w:rPr>
+        <w:t xml:space="preserve">.3 </w:t>
+      </w:r>
+      <w:r>
+        <w:rPr>
+          <w:rFonts w:ascii="ＭＳ Ｐゴシック" w:eastAsia="ＭＳ Ｐゴシック" w:hAnsi="ＭＳ Ｐゴシック" w:hint="eastAsia"/>
+          <w:b/>
+        </w:rPr>
+        <w:t>チャット機能</w:t>
+      </w:r>
+    </w:p>
+    <w:p>
+      <w:pPr>
+        <w:kinsoku w:val="0"/>
+        <w:wordWrap w:val="0"/>
+        <w:ind w:firstLineChars="100" w:firstLine="210"/>
+        <w:jc w:val="left"/>
+        <w:rPr>
+          <w:rFonts w:ascii="ＭＳ 明朝" w:hAnsi="ＭＳ 明朝"/>
+        </w:rPr>
+      </w:pPr>
+      <w:r>
+        <w:rPr>
+          <w:rFonts w:ascii="ＭＳ 明朝" w:hAnsi="ＭＳ 明朝" w:hint="eastAsia"/>
+        </w:rPr>
+        <w:t>W</w:t>
+      </w:r>
+      <w:r>
+        <w:rPr>
+          <w:rFonts w:ascii="ＭＳ 明朝" w:hAnsi="ＭＳ 明朝"/>
+        </w:rPr>
+        <w:t>ebSocket</w:t>
+      </w:r>
+      <w:r>
+        <w:rPr>
+          <w:rFonts w:ascii="ＭＳ 明朝" w:hAnsi="ＭＳ 明朝" w:hint="eastAsia"/>
+        </w:rPr>
+        <w:t>通信による低遅延でリアルタイムなメッセージの送受信機能</w:t>
+      </w:r>
+      <w:r>
+        <w:rPr>
+          <w:rFonts w:ascii="ＭＳ 明朝" w:hAnsi="ＭＳ 明朝" w:hint="eastAsia"/>
+        </w:rPr>
+        <w:t>である。</w:t>
+      </w:r>
+    </w:p>
+    <w:p>
+      <w:pPr>
+        <w:kinsoku w:val="0"/>
+        <w:wordWrap w:val="0"/>
+        <w:ind w:firstLineChars="100" w:firstLine="210"/>
+        <w:jc w:val="left"/>
+        <w:rPr>
+          <w:rFonts w:ascii="ＭＳ 明朝" w:hAnsi="ＭＳ 明朝"/>
+        </w:rPr>
+      </w:pPr>
+      <w:r>
+        <w:rPr>
+          <w:rFonts w:ascii="ＭＳ 明朝" w:hAnsi="ＭＳ 明朝" w:hint="eastAsia"/>
+        </w:rPr>
+        <w:t>教員と生徒の役割</w:t>
+      </w:r>
+      <w:r>
+        <w:rPr>
+          <w:rFonts w:ascii="ＭＳ 明朝" w:hAnsi="ＭＳ 明朝" w:hint="eastAsia"/>
+        </w:rPr>
+        <w:t>があり、学生と教員は互いにダイレクトメッセージを送ることができる。教員からのメッセージは強調して表示されるようになっている。</w:t>
+      </w:r>
+    </w:p>
+    <w:p>
+      <w:pPr>
+        <w:kinsoku w:val="0"/>
+        <w:wordWrap w:val="0"/>
+        <w:ind w:firstLineChars="100" w:firstLine="210"/>
+        <w:jc w:val="left"/>
+        <w:rPr>
+          <w:rFonts w:ascii="ＭＳ 明朝" w:hAnsi="ＭＳ 明朝"/>
+        </w:rPr>
+      </w:pPr>
+      <w:r>
+        <w:rPr>
+          <w:rFonts w:ascii="ＭＳ 明朝" w:hAnsi="ＭＳ 明朝" w:hint="eastAsia"/>
+        </w:rPr>
+        <w:t>これらの機能は、学校の授業への活用のニーズを満たすことができるように設計している。</w:t>
+      </w:r>
+    </w:p>
+    <w:p>
+      <w:pPr>
+        <w:kinsoku w:val="0"/>
+        <w:wordWrap w:val="0"/>
+        <w:jc w:val="left"/>
+        <w:rPr>
+          <w:rFonts w:ascii="ＭＳ 明朝" w:hAnsi="ＭＳ 明朝"/>
+        </w:rPr>
+      </w:pPr>
+    </w:p>
+    <w:p>
+      <w:pPr>
+        <w:kinsoku w:val="0"/>
+        <w:wordWrap w:val="0"/>
+        <w:jc w:val="left"/>
+        <w:rPr>
+          <w:rFonts w:ascii="ＭＳ 明朝" w:hAnsi="ＭＳ 明朝"/>
+        </w:rPr>
+      </w:pPr>
+      <w:r>
+        <w:rPr>
+          <w:rFonts w:ascii="ＭＳ 明朝" w:hAnsi="ＭＳ 明朝"/>
+          <w:noProof/>
+        </w:rPr>
+        <w:lastRenderedPageBreak/>
+        <w:drawing>
+          <wp:inline distT="0" distB="0" distL="0" distR="0" wp14:anchorId="129B7E15" wp14:editId="2B03E230">
+            <wp:extent cx="2924810" cy="1520190"/>
+            <wp:effectExtent l="0" t="0" r="8890" b="3810"/>
+            <wp:docPr id="1" name="図 1"/>
+            <wp:cNvGraphicFramePr>
+              <a:graphicFrameLocks xmlns:a="http://schemas.openxmlformats.org/drawingml/2006/main" noChangeAspect="1"/>
+            </wp:cNvGraphicFramePr>
+            <a:graphic xmlns:a="http://schemas.openxmlformats.org/drawingml/2006/main">
+              <a:graphicData uri="http://schemas.openxmlformats.org/drawingml/2006/picture">
+                <pic:pic xmlns:pic="http://schemas.openxmlformats.org/drawingml/2006/picture">
+                  <pic:nvPicPr>
+                    <pic:cNvPr id="1" name=""/>
+                    <pic:cNvPicPr/>
+                  </pic:nvPicPr>
+                  <pic:blipFill>
+                    <a:blip r:embed="rId10"/>
+                    <a:stretch>
+                      <a:fillRect/>
+                    </a:stretch>
+                  </pic:blipFill>
+                  <pic:spPr>
+                    <a:xfrm>
+                      <a:off x="0" y="0"/>
+                      <a:ext cx="2924810" cy="1520190"/>
+                    </a:xfrm>
+                    <a:prstGeom prst="rect">
+                      <a:avLst/>
+                    </a:prstGeom>
+                  </pic:spPr>
+                </pic:pic>
+              </a:graphicData>
+            </a:graphic>
+          </wp:inline>
+        </w:drawing>
+      </w:r>
+    </w:p>
+    <w:p>
+      <w:pPr>
+        <w:kinsoku w:val="0"/>
+        <w:jc w:val="center"/>
+        <w:rPr>
+          <w:rFonts w:ascii="ＭＳ 明朝" w:hAnsi="ＭＳ 明朝"/>
+        </w:rPr>
+      </w:pPr>
+      <w:r>
+        <w:rPr>
+          <w:rFonts w:ascii="ＭＳ 明朝" w:hAnsi="ＭＳ 明朝" w:hint="eastAsia"/>
+        </w:rPr>
+        <w:t>図</w:t>
+      </w:r>
+      <w:r>
+        <w:rPr>
+          <w:rFonts w:ascii="ＭＳ 明朝" w:hAnsi="ＭＳ 明朝"/>
+        </w:rPr>
+        <w:t>3</w:t>
+      </w:r>
+      <w:r>
+        <w:rPr>
+          <w:rFonts w:ascii="ＭＳ 明朝" w:hAnsi="ＭＳ 明朝" w:hint="eastAsia"/>
+        </w:rPr>
+        <w:t xml:space="preserve">  </w:t>
+      </w:r>
+      <w:r>
+        <w:rPr>
+          <w:rFonts w:ascii="ＭＳ 明朝" w:hAnsi="ＭＳ 明朝" w:hint="eastAsia"/>
+        </w:rPr>
+        <w:t>チャット画面</w:t>
+      </w:r>
+    </w:p>
+    <w:p>
+      <w:pPr>
+        <w:kinsoku w:val="0"/>
+        <w:wordWrap w:val="0"/>
+        <w:jc w:val="left"/>
+        <w:rPr>
+          <w:rFonts w:ascii="ＭＳ 明朝" w:hAnsi="ＭＳ 明朝"/>
+        </w:rPr>
+      </w:pPr>
+    </w:p>
+    <w:p>
+      <w:pPr>
+        <w:wordWrap w:val="0"/>
+        <w:rPr>
+          <w:rFonts w:ascii="ＭＳ Ｐゴシック" w:eastAsia="ＭＳ Ｐゴシック" w:hAnsi="ＭＳ Ｐゴシック"/>
+          <w:b/>
+        </w:rPr>
+      </w:pPr>
+      <w:r>
+        <w:rPr>
+          <w:rFonts w:ascii="ＭＳ Ｐゴシック" w:eastAsia="ＭＳ Ｐゴシック" w:hAnsi="ＭＳ Ｐゴシック"/>
+          <w:b/>
+        </w:rPr>
+        <w:t>3</w:t>
+      </w:r>
+      <w:r>
+        <w:rPr>
+          <w:rFonts w:ascii="ＭＳ Ｐゴシック" w:eastAsia="ＭＳ Ｐゴシック" w:hAnsi="ＭＳ Ｐゴシック"/>
+          <w:b/>
+        </w:rPr>
         <w:t xml:space="preserve">. </w:t>
       </w:r>
       <w:r>
@@ -388,17 +1107,142 @@
       </w:pPr>
       <w:r>
         <w:rPr>
+          <w:rFonts w:ascii="ＭＳ Ｐゴシック" w:eastAsia="ＭＳ Ｐゴシック" w:hAnsi="ＭＳ Ｐゴシック"/>
+          <w:b/>
+        </w:rPr>
+        <w:t>3</w:t>
+      </w:r>
+      <w:r>
+        <w:rPr>
+          <w:rFonts w:ascii="ＭＳ Ｐゴシック" w:eastAsia="ＭＳ Ｐゴシック" w:hAnsi="ＭＳ Ｐゴシック"/>
+          <w:b/>
+        </w:rPr>
+        <w:t>.</w:t>
+      </w:r>
+      <w:r>
+        <w:rPr>
+          <w:rFonts w:ascii="ＭＳ Ｐゴシック" w:eastAsia="ＭＳ Ｐゴシック" w:hAnsi="ＭＳ Ｐゴシック"/>
+          <w:b/>
+        </w:rPr>
+        <w:t>1</w:t>
+      </w:r>
+      <w:r>
+        <w:rPr>
+          <w:rFonts w:ascii="ＭＳ Ｐゴシック" w:eastAsia="ＭＳ Ｐゴシック" w:hAnsi="ＭＳ Ｐゴシック"/>
+          <w:b/>
+        </w:rPr>
+        <w:t xml:space="preserve"> 採用技術の概要</w:t>
+      </w:r>
+    </w:p>
+    <w:p>
+      <w:pPr>
+        <w:kinsoku w:val="0"/>
+        <w:wordWrap w:val="0"/>
+        <w:jc w:val="left"/>
+        <w:rPr>
+          <w:rFonts w:ascii="ＭＳ Ｐゴシック" w:eastAsia="ＭＳ Ｐゴシック" w:hAnsi="ＭＳ Ｐゴシック"/>
+          <w:b/>
+        </w:rPr>
+      </w:pPr>
+      <w:r>
+        <w:rPr>
+          <w:rFonts w:ascii="ＭＳ Ｐゴシック" w:eastAsia="ＭＳ Ｐゴシック" w:hAnsi="ＭＳ Ｐゴシック"/>
+          <w:b/>
+        </w:rPr>
+        <w:t>3</w:t>
+      </w:r>
+      <w:r>
+        <w:rPr>
+          <w:rFonts w:ascii="ＭＳ Ｐゴシック" w:eastAsia="ＭＳ Ｐゴシック" w:hAnsi="ＭＳ Ｐゴシック"/>
+          <w:b/>
+        </w:rPr>
+        <w:t>.</w:t>
+      </w:r>
+      <w:r>
+        <w:rPr>
+          <w:rFonts w:ascii="ＭＳ Ｐゴシック" w:eastAsia="ＭＳ Ｐゴシック" w:hAnsi="ＭＳ Ｐゴシック"/>
+          <w:b/>
+        </w:rPr>
+        <w:t>1</w:t>
+      </w:r>
+      <w:r>
+        <w:rPr>
+          <w:rFonts w:ascii="ＭＳ Ｐゴシック" w:eastAsia="ＭＳ Ｐゴシック" w:hAnsi="ＭＳ Ｐゴシック"/>
+          <w:b/>
+        </w:rPr>
+        <w:t>.1 Next.js</w:t>
+      </w:r>
+    </w:p>
+    <w:p>
+      <w:pPr>
+        <w:kinsoku w:val="0"/>
+        <w:wordWrap w:val="0"/>
+        <w:jc w:val="left"/>
+        <w:rPr>
+          <w:rFonts w:ascii="ＭＳ 明朝" w:hAnsi="ＭＳ 明朝"/>
+        </w:rPr>
+      </w:pPr>
+      <w:r>
+        <w:rPr>
+          <w:rFonts w:ascii="ＭＳ 明朝" w:hAnsi="ＭＳ 明朝" w:hint="eastAsia"/>
+        </w:rPr>
+        <w:t xml:space="preserve">　</w:t>
+      </w:r>
+      <w:r>
+        <w:rPr>
+          <w:rFonts w:ascii="ＭＳ 明朝" w:hAnsi="ＭＳ 明朝" w:hint="eastAsia"/>
+        </w:rPr>
+        <w:t>Next.jsは、Reactをベースとしたフロントエンド向けフルスタックフレームワークである。ルーティング、レンダリングの最適化、APIルートの構築など、モダンなWebアプリケーションに必要な機能を網羅的に提供している。</w:t>
+      </w:r>
+    </w:p>
+    <w:p>
+      <w:pPr>
+        <w:kinsoku w:val="0"/>
+        <w:wordWrap w:val="0"/>
+        <w:jc w:val="left"/>
+        <w:rPr>
+          <w:rFonts w:ascii="ＭＳ Ｐゴシック" w:eastAsia="ＭＳ Ｐゴシック" w:hAnsi="ＭＳ Ｐゴシック"/>
+          <w:b/>
+        </w:rPr>
+      </w:pPr>
+    </w:p>
+    <w:p>
+      <w:pPr>
+        <w:kinsoku w:val="0"/>
+        <w:wordWrap w:val="0"/>
+        <w:jc w:val="left"/>
+        <w:rPr>
+          <w:rFonts w:ascii="ＭＳ Ｐゴシック" w:eastAsia="ＭＳ Ｐゴシック" w:hAnsi="ＭＳ Ｐゴシック"/>
+          <w:b/>
+        </w:rPr>
+      </w:pPr>
+      <w:r>
+        <w:rPr>
+          <w:rFonts w:ascii="ＭＳ Ｐゴシック" w:eastAsia="ＭＳ Ｐゴシック" w:hAnsi="ＭＳ Ｐゴシック"/>
+          <w:b/>
+        </w:rPr>
+        <w:t>3.1</w:t>
+      </w:r>
+      <w:r>
+        <w:rPr>
+          <w:rFonts w:ascii="ＭＳ Ｐゴシック" w:eastAsia="ＭＳ Ｐゴシック" w:hAnsi="ＭＳ Ｐゴシック"/>
+          <w:b/>
+        </w:rPr>
+        <w:t>.2 Rustおよび</w:t>
+      </w:r>
+      <w:r>
+        <w:rPr>
           <w:rFonts w:ascii="ＭＳ Ｐゴシック" w:eastAsia="ＭＳ Ｐゴシック" w:hAnsi="ＭＳ Ｐゴシック" w:hint="eastAsia"/>
           <w:b/>
         </w:rPr>
-        <w:t>2</w:t>
-      </w:r>
-      <w:r>
-        <w:rPr>
-          <w:rFonts w:ascii="ＭＳ Ｐゴシック" w:eastAsia="ＭＳ Ｐゴシック" w:hAnsi="ＭＳ Ｐゴシック"/>
-          <w:b/>
-        </w:rPr>
-        <w:t>.1 アプリケーションの概要</w:t>
+        <w:t>A</w:t>
+      </w:r>
+      <w:r>
+        <w:rPr>
+          <w:rFonts w:ascii="ＭＳ Ｐゴシック" w:eastAsia="ＭＳ Ｐゴシック" w:hAnsi="ＭＳ Ｐゴシック"/>
+          <w:b/>
+        </w:rPr>
+        <w:t>xum</w:t>
       </w:r>
     </w:p>
     <w:p>
@@ -420,7 +1264,13 @@
         <w:rPr>
           <w:rFonts w:ascii="ＭＳ 明朝" w:hAnsi="ＭＳ 明朝" w:hint="eastAsia"/>
         </w:rPr>
-        <w:t>本研究で開発したアプリケーションは、リアルタイムな遠隔コミュニケーションを目的としたチャットシステムである。</w:t>
+        <w:t>Rustは、高い実行パフォーマンスとメモリ安全性を両立したシステムプログラミング言語である。所有権システムによる厳格なメモリ管理を特徴とし、ランタイムエラーの最小化に寄与する</w:t>
+      </w:r>
+      <w:r>
+        <w:rPr>
+          <w:rFonts w:ascii="ＭＳ 明朝" w:hAnsi="ＭＳ 明朝" w:hint="eastAsia"/>
+        </w:rPr>
+        <w:t>。</w:t>
       </w:r>
     </w:p>
     <w:p>
@@ -437,300 +1287,6 @@
         <w:rPr>
           <w:rFonts w:ascii="ＭＳ 明朝" w:hAnsi="ＭＳ 明朝" w:hint="eastAsia"/>
         </w:rPr>
-        <w:t>本アプリケーションにおいて実装</w:t>
-      </w:r>
-      <w:r>
-        <w:rPr>
-          <w:rFonts w:ascii="ＭＳ 明朝" w:hAnsi="ＭＳ 明朝" w:hint="eastAsia"/>
-        </w:rPr>
-        <w:t>した</w:t>
-      </w:r>
-      <w:r>
-        <w:rPr>
-          <w:rFonts w:ascii="ＭＳ 明朝" w:hAnsi="ＭＳ 明朝" w:hint="eastAsia"/>
-        </w:rPr>
-        <w:t>代表的な機能は以下の通りである。</w:t>
-      </w:r>
-    </w:p>
-    <w:p>
-      <w:pPr>
-        <w:kinsoku w:val="0"/>
-        <w:wordWrap w:val="0"/>
-        <w:jc w:val="left"/>
-        <w:rPr>
-          <w:rFonts w:ascii="ＭＳ 明朝" w:hAnsi="ＭＳ 明朝" w:hint="eastAsia"/>
-        </w:rPr>
-      </w:pPr>
-    </w:p>
-    <w:p>
-      <w:pPr>
-        <w:kinsoku w:val="0"/>
-        <w:wordWrap w:val="0"/>
-        <w:jc w:val="left"/>
-        <w:rPr>
-          <w:rFonts w:ascii="ＭＳ 明朝" w:hAnsi="ＭＳ 明朝"/>
-        </w:rPr>
-      </w:pPr>
-      <w:r>
-        <w:rPr>
-          <w:rFonts w:ascii="ＭＳ 明朝" w:hAnsi="ＭＳ 明朝" w:hint="eastAsia"/>
-        </w:rPr>
-        <w:t>・</w:t>
-      </w:r>
-      <w:r>
-        <w:rPr>
-          <w:rFonts w:ascii="ＭＳ 明朝" w:hAnsi="ＭＳ 明朝" w:hint="eastAsia"/>
-        </w:rPr>
-        <w:t>ユーザー認証機能：</w:t>
-      </w:r>
-      <w:r>
-        <w:rPr>
-          <w:rFonts w:ascii="ＭＳ 明朝" w:hAnsi="ＭＳ 明朝" w:hint="eastAsia"/>
-        </w:rPr>
-        <w:t>F</w:t>
-      </w:r>
-      <w:r>
-        <w:rPr>
-          <w:rFonts w:ascii="ＭＳ 明朝" w:hAnsi="ＭＳ 明朝"/>
-        </w:rPr>
-        <w:t>irebase</w:t>
-      </w:r>
-      <w:r>
-        <w:rPr>
-          <w:rFonts w:ascii="ＭＳ 明朝" w:hAnsi="ＭＳ 明朝" w:hint="eastAsia"/>
-        </w:rPr>
-        <w:t>を利用したログイン</w:t>
-      </w:r>
-    </w:p>
-    <w:p>
-      <w:pPr>
-        <w:kinsoku w:val="0"/>
-        <w:wordWrap w:val="0"/>
-        <w:jc w:val="left"/>
-        <w:rPr>
-          <w:rFonts w:ascii="ＭＳ 明朝" w:hAnsi="ＭＳ 明朝"/>
-        </w:rPr>
-      </w:pPr>
-      <w:r>
-        <w:rPr>
-          <w:rFonts w:ascii="ＭＳ 明朝" w:hAnsi="ＭＳ 明朝" w:hint="eastAsia"/>
-        </w:rPr>
-        <w:t>・ルーム管理機能：固有のI</w:t>
-      </w:r>
-      <w:r>
-        <w:rPr>
-          <w:rFonts w:ascii="ＭＳ 明朝" w:hAnsi="ＭＳ 明朝"/>
-        </w:rPr>
-        <w:t>D</w:t>
-      </w:r>
-      <w:r>
-        <w:rPr>
-          <w:rFonts w:ascii="ＭＳ 明朝" w:hAnsi="ＭＳ 明朝" w:hint="eastAsia"/>
-        </w:rPr>
-        <w:t>を用いたチャットルームの作成・参加機能</w:t>
-      </w:r>
-    </w:p>
-    <w:p>
-      <w:pPr>
-        <w:kinsoku w:val="0"/>
-        <w:wordWrap w:val="0"/>
-        <w:jc w:val="left"/>
-        <w:rPr>
-          <w:rFonts w:ascii="ＭＳ 明朝" w:hAnsi="ＭＳ 明朝" w:hint="eastAsia"/>
-        </w:rPr>
-      </w:pPr>
-      <w:r>
-        <w:rPr>
-          <w:rFonts w:ascii="ＭＳ 明朝" w:hAnsi="ＭＳ 明朝" w:hint="eastAsia"/>
-        </w:rPr>
-        <w:t>・メッセージ機能：</w:t>
-      </w:r>
-      <w:r>
-        <w:rPr>
-          <w:rFonts w:ascii="ＭＳ 明朝" w:hAnsi="ＭＳ 明朝" w:hint="eastAsia"/>
-        </w:rPr>
-        <w:t>W</w:t>
-      </w:r>
-      <w:r>
-        <w:rPr>
-          <w:rFonts w:ascii="ＭＳ 明朝" w:hAnsi="ＭＳ 明朝"/>
-        </w:rPr>
-        <w:t>ebSocket</w:t>
-      </w:r>
-      <w:r>
-        <w:rPr>
-          <w:rFonts w:ascii="ＭＳ 明朝" w:hAnsi="ＭＳ 明朝" w:hint="eastAsia"/>
-        </w:rPr>
-        <w:t>通信による低遅延でリアルタイムなメッセージの送受信機能</w:t>
-      </w:r>
-    </w:p>
-    <w:p>
-      <w:pPr>
-        <w:kinsoku w:val="0"/>
-        <w:wordWrap w:val="0"/>
-        <w:jc w:val="left"/>
-        <w:rPr>
-          <w:rFonts w:ascii="ＭＳ 明朝" w:hAnsi="ＭＳ 明朝" w:hint="eastAsia"/>
-        </w:rPr>
-      </w:pPr>
-    </w:p>
-    <w:p>
-      <w:pPr>
-        <w:kinsoku w:val="0"/>
-        <w:wordWrap w:val="0"/>
-        <w:jc w:val="left"/>
-        <w:rPr>
-          <w:rFonts w:ascii="ＭＳ Ｐゴシック" w:eastAsia="ＭＳ Ｐゴシック" w:hAnsi="ＭＳ Ｐゴシック"/>
-          <w:b/>
-        </w:rPr>
-      </w:pPr>
-      <w:r>
-        <w:rPr>
-          <w:rFonts w:ascii="ＭＳ Ｐゴシック" w:eastAsia="ＭＳ Ｐゴシック" w:hAnsi="ＭＳ Ｐゴシック" w:hint="eastAsia"/>
-          <w:b/>
-        </w:rPr>
-        <w:t>2</w:t>
-      </w:r>
-      <w:r>
-        <w:rPr>
-          <w:rFonts w:ascii="ＭＳ Ｐゴシック" w:eastAsia="ＭＳ Ｐゴシック" w:hAnsi="ＭＳ Ｐゴシック"/>
-          <w:b/>
-        </w:rPr>
-        <w:t>.2 採用技術の概要</w:t>
-      </w:r>
-    </w:p>
-    <w:p>
-      <w:pPr>
-        <w:kinsoku w:val="0"/>
-        <w:wordWrap w:val="0"/>
-        <w:jc w:val="left"/>
-        <w:rPr>
-          <w:rFonts w:ascii="ＭＳ Ｐゴシック" w:eastAsia="ＭＳ Ｐゴシック" w:hAnsi="ＭＳ Ｐゴシック"/>
-          <w:b/>
-        </w:rPr>
-      </w:pPr>
-      <w:r>
-        <w:rPr>
-          <w:rFonts w:ascii="ＭＳ Ｐゴシック" w:eastAsia="ＭＳ Ｐゴシック" w:hAnsi="ＭＳ Ｐゴシック" w:hint="eastAsia"/>
-          <w:b/>
-        </w:rPr>
-        <w:t>2</w:t>
-      </w:r>
-      <w:r>
-        <w:rPr>
-          <w:rFonts w:ascii="ＭＳ Ｐゴシック" w:eastAsia="ＭＳ Ｐゴシック" w:hAnsi="ＭＳ Ｐゴシック"/>
-          <w:b/>
-        </w:rPr>
-        <w:t>.2.1 Next.js</w:t>
-      </w:r>
-    </w:p>
-    <w:p>
-      <w:pPr>
-        <w:kinsoku w:val="0"/>
-        <w:wordWrap w:val="0"/>
-        <w:jc w:val="left"/>
-        <w:rPr>
-          <w:rFonts w:ascii="ＭＳ 明朝" w:hAnsi="ＭＳ 明朝"/>
-        </w:rPr>
-      </w:pPr>
-      <w:r>
-        <w:rPr>
-          <w:rFonts w:ascii="ＭＳ 明朝" w:hAnsi="ＭＳ 明朝" w:hint="eastAsia"/>
-        </w:rPr>
-        <w:t xml:space="preserve">　</w:t>
-      </w:r>
-      <w:r>
-        <w:rPr>
-          <w:rFonts w:ascii="ＭＳ 明朝" w:hAnsi="ＭＳ 明朝" w:hint="eastAsia"/>
-        </w:rPr>
-        <w:t>Next.jsは、Reactをベースとしたフロントエンド向けフルスタックフレームワークである。ルーティング、レンダリングの最適化、APIルートの構築など、モダンなWebアプリケーションに必要な機能を網羅的に提供している。</w:t>
-      </w:r>
-    </w:p>
-    <w:p>
-      <w:pPr>
-        <w:kinsoku w:val="0"/>
-        <w:wordWrap w:val="0"/>
-        <w:jc w:val="left"/>
-        <w:rPr>
-          <w:rFonts w:ascii="ＭＳ Ｐゴシック" w:eastAsia="ＭＳ Ｐゴシック" w:hAnsi="ＭＳ Ｐゴシック"/>
-          <w:b/>
-        </w:rPr>
-      </w:pPr>
-    </w:p>
-    <w:p>
-      <w:pPr>
-        <w:kinsoku w:val="0"/>
-        <w:wordWrap w:val="0"/>
-        <w:jc w:val="left"/>
-        <w:rPr>
-          <w:rFonts w:ascii="ＭＳ Ｐゴシック" w:eastAsia="ＭＳ Ｐゴシック" w:hAnsi="ＭＳ Ｐゴシック"/>
-          <w:b/>
-        </w:rPr>
-      </w:pPr>
-      <w:r>
-        <w:rPr>
-          <w:rFonts w:ascii="ＭＳ Ｐゴシック" w:eastAsia="ＭＳ Ｐゴシック" w:hAnsi="ＭＳ Ｐゴシック"/>
-          <w:b/>
-        </w:rPr>
-        <w:t>2.2.2 Rustおよび</w:t>
-      </w:r>
-      <w:r>
-        <w:rPr>
-          <w:rFonts w:ascii="ＭＳ Ｐゴシック" w:eastAsia="ＭＳ Ｐゴシック" w:hAnsi="ＭＳ Ｐゴシック" w:hint="eastAsia"/>
-          <w:b/>
-        </w:rPr>
-        <w:t>A</w:t>
-      </w:r>
-      <w:r>
-        <w:rPr>
-          <w:rFonts w:ascii="ＭＳ Ｐゴシック" w:eastAsia="ＭＳ Ｐゴシック" w:hAnsi="ＭＳ Ｐゴシック"/>
-          <w:b/>
-        </w:rPr>
-        <w:t>xum</w:t>
-      </w:r>
-    </w:p>
-    <w:p>
-      <w:pPr>
-        <w:kinsoku w:val="0"/>
-        <w:wordWrap w:val="0"/>
-        <w:jc w:val="left"/>
-        <w:rPr>
-          <w:rFonts w:ascii="ＭＳ 明朝" w:hAnsi="ＭＳ 明朝"/>
-        </w:rPr>
-      </w:pPr>
-      <w:r>
-        <w:rPr>
-          <w:rFonts w:ascii="ＭＳ 明朝" w:hAnsi="ＭＳ 明朝" w:hint="eastAsia"/>
-        </w:rPr>
-        <w:t xml:space="preserve">　</w:t>
-      </w:r>
-      <w:r>
-        <w:rPr>
-          <w:rFonts w:ascii="ＭＳ 明朝" w:hAnsi="ＭＳ 明朝" w:hint="eastAsia"/>
-        </w:rPr>
-        <w:t>Rustは、高い実行パフォーマンスとメモリ安全性を両立したシステムプログラミング言語である。所有権システムによる厳格なメモリ管理を特徴とし、ランタイムエラーの最小化に寄与する</w:t>
-      </w:r>
-      <w:r>
-        <w:rPr>
-          <w:rFonts w:ascii="ＭＳ 明朝" w:hAnsi="ＭＳ 明朝" w:hint="eastAsia"/>
-        </w:rPr>
-        <w:t>。</w:t>
-      </w:r>
-    </w:p>
-    <w:p>
-      <w:pPr>
-        <w:kinsoku w:val="0"/>
-        <w:wordWrap w:val="0"/>
-        <w:ind w:firstLineChars="100" w:firstLine="210"/>
-        <w:jc w:val="left"/>
-        <w:rPr>
-          <w:rFonts w:ascii="ＭＳ 明朝" w:hAnsi="ＭＳ 明朝" w:hint="eastAsia"/>
-        </w:rPr>
-      </w:pPr>
-      <w:r>
-        <w:rPr>
-          <w:rFonts w:ascii="ＭＳ 明朝" w:hAnsi="ＭＳ 明朝" w:hint="eastAsia"/>
-        </w:rPr>
         <w:t>Axumは、Rustの非同期処理</w:t>
       </w:r>
       <w:r>
@@ -769,10 +1325,10 @@
       </w:pPr>
       <w:r>
         <w:rPr>
-          <w:rFonts w:ascii="ＭＳ Ｐゴシック" w:eastAsia="ＭＳ Ｐゴシック" w:hAnsi="ＭＳ Ｐゴシック" w:hint="eastAsia"/>
-          <w:b/>
-        </w:rPr>
-        <w:t>2</w:t>
+          <w:rFonts w:ascii="ＭＳ Ｐゴシック" w:eastAsia="ＭＳ Ｐゴシック" w:hAnsi="ＭＳ Ｐゴシック"/>
+          <w:b/>
+        </w:rPr>
+        <w:t>3.1</w:t>
       </w:r>
       <w:r>
         <w:rPr>
@@ -836,7 +1392,7 @@
                     <pic:cNvPicPr/>
                   </pic:nvPicPr>
                   <pic:blipFill rotWithShape="1">
-                    <a:blip r:embed="rId8"/>
+                    <a:blip r:embed="rId11"/>
                     <a:srcRect t="4180" b="4318"/>
                     <a:stretch/>
                   </pic:blipFill>
@@ -869,14 +1425,26 @@
         <w:kinsoku w:val="0"/>
         <w:jc w:val="center"/>
         <w:rPr>
-          <w:rFonts w:ascii="ＭＳ 明朝" w:hAnsi="ＭＳ 明朝" w:hint="eastAsia"/>
-        </w:rPr>
-      </w:pPr>
-      <w:r>
-        <w:rPr>
-          <w:rFonts w:ascii="ＭＳ 明朝" w:hAnsi="ＭＳ 明朝" w:hint="eastAsia"/>
-        </w:rPr>
-        <w:t xml:space="preserve">図1  </w:t>
+          <w:rFonts w:ascii="ＭＳ 明朝" w:hAnsi="ＭＳ 明朝"/>
+        </w:rPr>
+      </w:pPr>
+      <w:r>
+        <w:rPr>
+          <w:rFonts w:ascii="ＭＳ 明朝" w:hAnsi="ＭＳ 明朝" w:hint="eastAsia"/>
+        </w:rPr>
+        <w:t>図</w:t>
+      </w:r>
+      <w:r>
+        <w:rPr>
+          <w:rFonts w:ascii="ＭＳ 明朝" w:hAnsi="ＭＳ 明朝"/>
+        </w:rPr>
+        <w:t>4</w:t>
+      </w:r>
+      <w:r>
+        <w:rPr>
+          <w:rFonts w:ascii="ＭＳ 明朝" w:hAnsi="ＭＳ 明朝" w:hint="eastAsia"/>
+        </w:rPr>
+        <w:t xml:space="preserve">  </w:t>
       </w:r>
       <w:r>
         <w:rPr>
@@ -910,7 +1478,9 @@
         <w:rPr>
           <w:rFonts w:ascii="ＭＳ Ｐゴシック" w:eastAsia="ＭＳ Ｐゴシック" w:hAnsi="ＭＳ Ｐゴシック"/>
           <w:b/>
-        </w:rPr>
+          <w:noProof/>
+        </w:rPr>
+        <w:lastRenderedPageBreak/>
         <w:drawing>
           <wp:inline distT="0" distB="0" distL="0" distR="0" wp14:anchorId="36250761" wp14:editId="5424A25C">
             <wp:extent cx="2924810" cy="3844925"/>
@@ -927,7 +1497,7 @@
                     <pic:cNvPicPr/>
                   </pic:nvPicPr>
                   <pic:blipFill>
-                    <a:blip r:embed="rId9"/>
+                    <a:blip r:embed="rId12"/>
                     <a:stretch>
                       <a:fillRect/>
                     </a:stretch>
@@ -953,7 +1523,7 @@
         <w:kinsoku w:val="0"/>
         <w:jc w:val="center"/>
         <w:rPr>
-          <w:rFonts w:ascii="ＭＳ 明朝" w:hAnsi="ＭＳ 明朝" w:hint="eastAsia"/>
+          <w:rFonts w:ascii="ＭＳ 明朝" w:hAnsi="ＭＳ 明朝"/>
         </w:rPr>
       </w:pPr>
       <w:r>
@@ -966,7 +1536,7 @@
         <w:rPr>
           <w:rFonts w:ascii="ＭＳ 明朝" w:hAnsi="ＭＳ 明朝"/>
         </w:rPr>
-        <w:t>2</w:t>
+        <w:t>5</w:t>
       </w:r>
       <w:r>
         <w:rPr>
@@ -999,41 +1569,506 @@
         <w:wordWrap w:val="0"/>
         <w:jc w:val="left"/>
         <w:rPr>
+          <w:rFonts w:ascii="ＭＳ Ｐゴシック" w:eastAsia="ＭＳ Ｐゴシック" w:hAnsi="ＭＳ Ｐゴシック"/>
+          <w:b/>
+        </w:rPr>
+      </w:pPr>
+    </w:p>
+    <w:p>
+      <w:pPr>
+        <w:kinsoku w:val="0"/>
+        <w:wordWrap w:val="0"/>
+        <w:jc w:val="left"/>
+        <w:rPr>
+          <w:rFonts w:ascii="ＭＳ Ｐゴシック" w:eastAsia="ＭＳ Ｐゴシック" w:hAnsi="ＭＳ Ｐゴシック"/>
+          <w:b/>
+        </w:rPr>
+      </w:pPr>
+      <w:r>
+        <w:rPr>
           <w:rFonts w:ascii="ＭＳ Ｐゴシック" w:eastAsia="ＭＳ Ｐゴシック" w:hAnsi="ＭＳ Ｐゴシック" w:hint="eastAsia"/>
           <w:b/>
         </w:rPr>
-      </w:pPr>
-    </w:p>
-    <w:p>
-      <w:pPr>
-        <w:kinsoku w:val="0"/>
-        <w:wordWrap w:val="0"/>
-        <w:jc w:val="left"/>
-        <w:rPr>
-          <w:rFonts w:ascii="ＭＳ Ｐゴシック" w:eastAsia="ＭＳ Ｐゴシック" w:hAnsi="ＭＳ Ｐゴシック"/>
-          <w:b/>
-        </w:rPr>
-      </w:pPr>
+        <w:t>3</w:t>
+      </w:r>
+      <w:r>
+        <w:rPr>
+          <w:rFonts w:ascii="ＭＳ Ｐゴシック" w:eastAsia="ＭＳ Ｐゴシック" w:hAnsi="ＭＳ Ｐゴシック"/>
+          <w:b/>
+        </w:rPr>
+        <w:t xml:space="preserve">.4 </w:t>
+      </w:r>
       <w:r>
         <w:rPr>
           <w:rFonts w:ascii="ＭＳ Ｐゴシック" w:eastAsia="ＭＳ Ｐゴシック" w:hAnsi="ＭＳ Ｐゴシック" w:hint="eastAsia"/>
           <w:b/>
         </w:rPr>
-        <w:t>2</w:t>
-      </w:r>
-      <w:r>
-        <w:rPr>
-          <w:rFonts w:ascii="ＭＳ Ｐゴシック" w:eastAsia="ＭＳ Ｐゴシック" w:hAnsi="ＭＳ Ｐゴシック"/>
-          <w:b/>
-        </w:rPr>
-        <w:t xml:space="preserve">.4 </w:t>
+        <w:t>モノレポ構成</w:t>
+      </w:r>
+    </w:p>
+    <w:p>
+      <w:pPr>
+        <w:kinsoku w:val="0"/>
+        <w:wordWrap w:val="0"/>
+        <w:ind w:firstLineChars="100" w:firstLine="210"/>
+        <w:jc w:val="left"/>
+        <w:rPr>
+          <w:rFonts w:ascii="ＭＳ 明朝" w:hAnsi="ＭＳ 明朝"/>
+        </w:rPr>
+      </w:pPr>
+      <w:r>
+        <w:rPr>
+          <w:rFonts w:ascii="ＭＳ 明朝" w:hAnsi="ＭＳ 明朝" w:hint="eastAsia"/>
+        </w:rPr>
+        <w:t>フロントエンドとバックエンドのコードは、単一のGitリポジトリで管理するモノレポ方式を採用した。これにより、バージョン管理が容易になるだけでなく、後述するバックエンドからフロントエンドへの型定義のエクスポートをシームレスに実行する基盤となっている。</w:t>
+      </w:r>
+    </w:p>
+    <w:p>
+      <w:pPr>
+        <w:kinsoku w:val="0"/>
+        <w:wordWrap w:val="0"/>
+        <w:jc w:val="left"/>
+        <w:rPr>
+          <w:rFonts w:ascii="ＭＳ Ｐゴシック" w:eastAsia="ＭＳ Ｐゴシック" w:hAnsi="ＭＳ Ｐゴシック"/>
+          <w:b/>
+        </w:rPr>
+      </w:pPr>
+    </w:p>
+    <w:p>
+      <w:pPr>
+        <w:kinsoku w:val="0"/>
+        <w:wordWrap w:val="0"/>
+        <w:jc w:val="left"/>
+        <w:rPr>
+          <w:rFonts w:ascii="ＭＳ Ｐゴシック" w:eastAsia="ＭＳ Ｐゴシック" w:hAnsi="ＭＳ Ｐゴシック"/>
+          <w:b/>
+        </w:rPr>
+      </w:pPr>
+      <w:r>
+        <w:rPr>
+          <w:rFonts w:ascii="ＭＳ Ｐゴシック" w:eastAsia="ＭＳ Ｐゴシック" w:hAnsi="ＭＳ Ｐゴシック"/>
+          <w:b/>
+        </w:rPr>
+        <w:t>4</w:t>
+      </w:r>
+      <w:r>
+        <w:rPr>
+          <w:rFonts w:ascii="ＭＳ Ｐゴシック" w:eastAsia="ＭＳ Ｐゴシック" w:hAnsi="ＭＳ Ｐゴシック"/>
+          <w:b/>
+        </w:rPr>
+        <w:t xml:space="preserve">. </w:t>
       </w:r>
       <w:r>
         <w:rPr>
           <w:rFonts w:ascii="ＭＳ Ｐゴシック" w:eastAsia="ＭＳ Ｐゴシック" w:hAnsi="ＭＳ Ｐゴシック" w:hint="eastAsia"/>
           <w:b/>
         </w:rPr>
-        <w:t>モノレポ構成</w:t>
+        <w:t>J</w:t>
+      </w:r>
+      <w:r>
+        <w:rPr>
+          <w:rFonts w:ascii="ＭＳ Ｐゴシック" w:eastAsia="ＭＳ Ｐゴシック" w:hAnsi="ＭＳ Ｐゴシック"/>
+          <w:b/>
+        </w:rPr>
+        <w:t>WT</w:t>
+      </w:r>
+      <w:r>
+        <w:rPr>
+          <w:rFonts w:ascii="ＭＳ Ｐゴシック" w:eastAsia="ＭＳ Ｐゴシック" w:hAnsi="ＭＳ Ｐゴシック"/>
+          <w:b/>
+        </w:rPr>
+        <w:t>(Json Web Token)</w:t>
+      </w:r>
+      <w:r>
+        <w:rPr>
+          <w:rFonts w:ascii="ＭＳ Ｐゴシック" w:eastAsia="ＭＳ Ｐゴシック" w:hAnsi="ＭＳ Ｐゴシック"/>
+          <w:b/>
+        </w:rPr>
+        <w:t>認証</w:t>
+      </w:r>
+    </w:p>
+    <w:p>
+      <w:pPr>
+        <w:kinsoku w:val="0"/>
+        <w:wordWrap w:val="0"/>
+        <w:jc w:val="left"/>
+        <w:rPr>
+          <w:rFonts w:ascii="ＭＳ Ｐゴシック" w:eastAsia="ＭＳ Ｐゴシック" w:hAnsi="ＭＳ Ｐゴシック"/>
+          <w:b/>
+        </w:rPr>
+      </w:pPr>
+      <w:r>
+        <w:rPr>
+          <w:rFonts w:ascii="ＭＳ Ｐゴシック" w:eastAsia="ＭＳ Ｐゴシック" w:hAnsi="ＭＳ Ｐゴシック"/>
+          <w:b/>
+        </w:rPr>
+        <w:t>4</w:t>
+      </w:r>
+      <w:r>
+        <w:rPr>
+          <w:rFonts w:ascii="ＭＳ Ｐゴシック" w:eastAsia="ＭＳ Ｐゴシック" w:hAnsi="ＭＳ Ｐゴシック"/>
+          <w:b/>
+        </w:rPr>
+        <w:t>.1 Firebase Authentication</w:t>
+      </w:r>
+    </w:p>
+    <w:p>
+      <w:pPr>
+        <w:kinsoku w:val="0"/>
+        <w:wordWrap w:val="0"/>
+        <w:jc w:val="left"/>
+        <w:rPr>
+          <w:rFonts w:ascii="ＭＳ 明朝" w:hAnsi="ＭＳ 明朝"/>
+        </w:rPr>
+      </w:pPr>
+      <w:r>
+        <w:rPr>
+          <w:rFonts w:ascii="ＭＳ 明朝" w:hAnsi="ＭＳ 明朝" w:hint="eastAsia"/>
+        </w:rPr>
+        <w:t xml:space="preserve">　</w:t>
+      </w:r>
+      <w:r>
+        <w:rPr>
+          <w:rFonts w:ascii="ＭＳ 明朝" w:hAnsi="ＭＳ 明朝" w:hint="eastAsia"/>
+        </w:rPr>
+        <w:t>本システムでは、Google Firebase Authenticationを利用した認証基盤を構築した。フロントエンドにてGoogleアカウントを用いた認証を行い、JWTを取得する。このJWTをバックエンドAPIの呼び出し時に送信し、サーバー側で検証を行う設計とした。</w:t>
+      </w:r>
+    </w:p>
+    <w:p>
+      <w:pPr>
+        <w:kinsoku w:val="0"/>
+        <w:wordWrap w:val="0"/>
+        <w:jc w:val="left"/>
+        <w:rPr>
+          <w:rFonts w:ascii="ＭＳ Ｐゴシック" w:eastAsia="ＭＳ Ｐゴシック" w:hAnsi="ＭＳ Ｐゴシック"/>
+          <w:b/>
+        </w:rPr>
+      </w:pPr>
+    </w:p>
+    <w:p>
+      <w:pPr>
+        <w:kinsoku w:val="0"/>
+        <w:wordWrap w:val="0"/>
+        <w:jc w:val="left"/>
+        <w:rPr>
+          <w:rFonts w:ascii="ＭＳ Ｐゴシック" w:eastAsia="ＭＳ Ｐゴシック" w:hAnsi="ＭＳ Ｐゴシック"/>
+          <w:b/>
+        </w:rPr>
+      </w:pPr>
+      <w:r>
+        <w:rPr>
+          <w:rFonts w:ascii="ＭＳ Ｐゴシック" w:eastAsia="ＭＳ Ｐゴシック" w:hAnsi="ＭＳ Ｐゴシック"/>
+          <w:b/>
+        </w:rPr>
+        <w:t>4</w:t>
+      </w:r>
+      <w:r>
+        <w:rPr>
+          <w:rFonts w:ascii="ＭＳ Ｐゴシック" w:eastAsia="ＭＳ Ｐゴシック" w:hAnsi="ＭＳ Ｐゴシック"/>
+          <w:b/>
+        </w:rPr>
+        <w:t>.2 JWTによる認証情報の連携</w:t>
+      </w:r>
+    </w:p>
+    <w:p>
+      <w:pPr>
+        <w:kinsoku w:val="0"/>
+        <w:wordWrap w:val="0"/>
+        <w:jc w:val="left"/>
+        <w:rPr>
+          <w:rFonts w:ascii="ＭＳ 明朝" w:hAnsi="ＭＳ 明朝"/>
+        </w:rPr>
+      </w:pPr>
+      <w:r>
+        <w:rPr>
+          <w:rFonts w:ascii="ＭＳ 明朝" w:hAnsi="ＭＳ 明朝" w:hint="eastAsia"/>
+        </w:rPr>
+        <w:t xml:space="preserve">　</w:t>
+      </w:r>
+      <w:r>
+        <w:rPr>
+          <w:rFonts w:ascii="ＭＳ 明朝" w:hAnsi="ＭＳ 明朝" w:hint="eastAsia"/>
+        </w:rPr>
+        <w:t>JWTを利用することで、サーバー側でセッション状態を保持する必要がなくなり、ステートレスな通信が実現する。これは、信頼される認証の提供と、システム境界を跨いだセッション情報の受け渡しにおいて、非常に有用な手段である。</w:t>
+      </w:r>
+    </w:p>
+    <w:p>
+      <w:pPr>
+        <w:kinsoku w:val="0"/>
+        <w:wordWrap w:val="0"/>
+        <w:jc w:val="left"/>
+        <w:rPr>
+          <w:rFonts w:ascii="ＭＳ Ｐゴシック" w:eastAsia="ＭＳ Ｐゴシック" w:hAnsi="ＭＳ Ｐゴシック"/>
+          <w:b/>
+        </w:rPr>
+      </w:pPr>
+    </w:p>
+    <w:p>
+      <w:pPr>
+        <w:kinsoku w:val="0"/>
+        <w:wordWrap w:val="0"/>
+        <w:jc w:val="left"/>
+        <w:rPr>
+          <w:rFonts w:ascii="ＭＳ Ｐゴシック" w:eastAsia="ＭＳ Ｐゴシック" w:hAnsi="ＭＳ Ｐゴシック"/>
+          <w:b/>
+        </w:rPr>
+      </w:pPr>
+      <w:r>
+        <w:rPr>
+          <w:rFonts w:ascii="ＭＳ Ｐゴシック" w:eastAsia="ＭＳ Ｐゴシック" w:hAnsi="ＭＳ Ｐゴシック"/>
+          <w:b/>
+        </w:rPr>
+        <w:t>5</w:t>
+      </w:r>
+      <w:r>
+        <w:rPr>
+          <w:rFonts w:ascii="ＭＳ Ｐゴシック" w:eastAsia="ＭＳ Ｐゴシック" w:hAnsi="ＭＳ Ｐゴシック"/>
+          <w:b/>
+        </w:rPr>
+        <w:t>. 型安全と</w:t>
+      </w:r>
+      <w:r>
+        <w:rPr>
+          <w:rFonts w:ascii="ＭＳ Ｐゴシック" w:eastAsia="ＭＳ Ｐゴシック" w:hAnsi="ＭＳ Ｐゴシック" w:hint="eastAsia"/>
+          <w:b/>
+        </w:rPr>
+        <w:t>S</w:t>
+      </w:r>
+      <w:r>
+        <w:rPr>
+          <w:rFonts w:ascii="ＭＳ Ｐゴシック" w:eastAsia="ＭＳ Ｐゴシック" w:hAnsi="ＭＳ Ｐゴシック"/>
+          <w:b/>
+        </w:rPr>
+        <w:t>SOTの実現</w:t>
+      </w:r>
+    </w:p>
+    <w:p>
+      <w:pPr>
+        <w:kinsoku w:val="0"/>
+        <w:wordWrap w:val="0"/>
+        <w:jc w:val="left"/>
+        <w:rPr>
+          <w:rFonts w:ascii="ＭＳ 明朝" w:hAnsi="ＭＳ 明朝"/>
+        </w:rPr>
+      </w:pPr>
+      <w:r>
+        <w:rPr>
+          <w:rFonts w:ascii="ＭＳ 明朝" w:hAnsi="ＭＳ 明朝" w:hint="eastAsia"/>
+        </w:rPr>
+        <w:t xml:space="preserve">　</w:t>
+      </w:r>
+      <w:r>
+        <w:rPr>
+          <w:rFonts w:ascii="ＭＳ 明朝" w:hAnsi="ＭＳ 明朝" w:hint="eastAsia"/>
+        </w:rPr>
+        <w:t>本研究における最も重要な設計方針は、シス</w:t>
+      </w:r>
+      <w:r>
+        <w:rPr>
+          <w:rFonts w:ascii="ＭＳ 明朝" w:hAnsi="ＭＳ 明朝" w:hint="eastAsia"/>
+        </w:rPr>
+        <w:t>テム全体を貫く型安全性の確保である。</w:t>
+      </w:r>
+    </w:p>
+    <w:p>
+      <w:pPr>
+        <w:kinsoku w:val="0"/>
+        <w:wordWrap w:val="0"/>
+        <w:jc w:val="left"/>
+        <w:rPr>
+          <w:rFonts w:ascii="ＭＳ Ｐゴシック" w:eastAsia="ＭＳ Ｐゴシック" w:hAnsi="ＭＳ Ｐゴシック"/>
+          <w:b/>
+        </w:rPr>
+      </w:pPr>
+    </w:p>
+    <w:p>
+      <w:pPr>
+        <w:kinsoku w:val="0"/>
+        <w:wordWrap w:val="0"/>
+        <w:jc w:val="left"/>
+        <w:rPr>
+          <w:rFonts w:ascii="ＭＳ Ｐゴシック" w:eastAsia="ＭＳ Ｐゴシック" w:hAnsi="ＭＳ Ｐゴシック"/>
+          <w:b/>
+        </w:rPr>
+      </w:pPr>
+      <w:r>
+        <w:rPr>
+          <w:rFonts w:ascii="ＭＳ Ｐゴシック" w:eastAsia="ＭＳ Ｐゴシック" w:hAnsi="ＭＳ Ｐゴシック"/>
+          <w:b/>
+        </w:rPr>
+        <w:t>5</w:t>
+      </w:r>
+      <w:r>
+        <w:rPr>
+          <w:rFonts w:ascii="ＭＳ Ｐゴシック" w:eastAsia="ＭＳ Ｐゴシック" w:hAnsi="ＭＳ Ｐゴシック"/>
+          <w:b/>
+        </w:rPr>
+        <w:t>.1 型境界における課題</w:t>
+      </w:r>
+    </w:p>
+    <w:p>
+      <w:pPr>
+        <w:kinsoku w:val="0"/>
+        <w:wordWrap w:val="0"/>
+        <w:jc w:val="left"/>
+        <w:rPr>
+          <w:rFonts w:ascii="ＭＳ 明朝" w:hAnsi="ＭＳ 明朝"/>
+        </w:rPr>
+      </w:pPr>
+      <w:r>
+        <w:rPr>
+          <w:rFonts w:ascii="ＭＳ 明朝" w:hAnsi="ＭＳ 明朝" w:hint="eastAsia"/>
+        </w:rPr>
+        <w:t xml:space="preserve">　</w:t>
+      </w:r>
+      <w:r>
+        <w:rPr>
+          <w:rFonts w:ascii="ＭＳ 明朝" w:hAnsi="ＭＳ 明朝" w:hint="eastAsia"/>
+        </w:rPr>
+        <w:t>フロントエンドとバックエンドが分離したシステムでは、APIの通信仕様を手動で定義・同期する必要があり、この作業工程において人為的ミスが発生しやすい。</w:t>
+      </w:r>
+    </w:p>
+    <w:p>
+      <w:pPr>
+        <w:kinsoku w:val="0"/>
+        <w:wordWrap w:val="0"/>
+        <w:jc w:val="left"/>
+        <w:rPr>
+          <w:rFonts w:ascii="ＭＳ Ｐゴシック" w:eastAsia="ＭＳ Ｐゴシック" w:hAnsi="ＭＳ Ｐゴシック"/>
+          <w:b/>
+        </w:rPr>
+      </w:pPr>
+    </w:p>
+    <w:p>
+      <w:pPr>
+        <w:kinsoku w:val="0"/>
+        <w:wordWrap w:val="0"/>
+        <w:jc w:val="left"/>
+        <w:rPr>
+          <w:rFonts w:ascii="ＭＳ Ｐゴシック" w:eastAsia="ＭＳ Ｐゴシック" w:hAnsi="ＭＳ Ｐゴシック"/>
+          <w:b/>
+        </w:rPr>
+      </w:pPr>
+      <w:r>
+        <w:rPr>
+          <w:rFonts w:ascii="ＭＳ Ｐゴシック" w:eastAsia="ＭＳ Ｐゴシック" w:hAnsi="ＭＳ Ｐゴシック"/>
+          <w:b/>
+        </w:rPr>
+        <w:t>5</w:t>
+      </w:r>
+      <w:r>
+        <w:rPr>
+          <w:rFonts w:ascii="ＭＳ Ｐゴシック" w:eastAsia="ＭＳ Ｐゴシック" w:hAnsi="ＭＳ Ｐゴシック"/>
+          <w:b/>
+        </w:rPr>
+        <w:t xml:space="preserve">.2 </w:t>
+      </w:r>
+      <w:r>
+        <w:rPr>
+          <w:rFonts w:ascii="ＭＳ Ｐゴシック" w:eastAsia="ＭＳ Ｐゴシック" w:hAnsi="ＭＳ Ｐゴシック" w:hint="eastAsia"/>
+          <w:b/>
+        </w:rPr>
+        <w:t>R</w:t>
+      </w:r>
+      <w:r>
+        <w:rPr>
+          <w:rFonts w:ascii="ＭＳ Ｐゴシック" w:eastAsia="ＭＳ Ｐゴシック" w:hAnsi="ＭＳ Ｐゴシック"/>
+          <w:b/>
+        </w:rPr>
+        <w:t>ustと</w:t>
+      </w:r>
+      <w:r>
+        <w:rPr>
+          <w:rFonts w:ascii="ＭＳ Ｐゴシック" w:eastAsia="ＭＳ Ｐゴシック" w:hAnsi="ＭＳ Ｐゴシック" w:hint="eastAsia"/>
+          <w:b/>
+        </w:rPr>
+        <w:t>O</w:t>
+      </w:r>
+      <w:r>
+        <w:rPr>
+          <w:rFonts w:ascii="ＭＳ Ｐゴシック" w:eastAsia="ＭＳ Ｐゴシック" w:hAnsi="ＭＳ Ｐゴシック"/>
+          <w:b/>
+        </w:rPr>
+        <w:t>RMを用いた</w:t>
+      </w:r>
+      <w:r>
+        <w:rPr>
+          <w:rFonts w:ascii="ＭＳ Ｐゴシック" w:eastAsia="ＭＳ Ｐゴシック" w:hAnsi="ＭＳ Ｐゴシック" w:hint="eastAsia"/>
+          <w:b/>
+        </w:rPr>
+        <w:t>S</w:t>
+      </w:r>
+      <w:r>
+        <w:rPr>
+          <w:rFonts w:ascii="ＭＳ Ｐゴシック" w:eastAsia="ＭＳ Ｐゴシック" w:hAnsi="ＭＳ Ｐゴシック"/>
+          <w:b/>
+        </w:rPr>
+        <w:t>SOT</w:t>
+      </w:r>
+      <w:r>
+        <w:rPr>
+          <w:rFonts w:ascii="ＭＳ Ｐゴシック" w:eastAsia="ＭＳ Ｐゴシック" w:hAnsi="ＭＳ Ｐゴシック" w:hint="eastAsia"/>
+          <w:b/>
+        </w:rPr>
+        <w:t>の構築</w:t>
+      </w:r>
+    </w:p>
+    <w:p>
+      <w:pPr>
+        <w:kinsoku w:val="0"/>
+        <w:wordWrap w:val="0"/>
+        <w:jc w:val="left"/>
+        <w:rPr>
+          <w:rFonts w:ascii="ＭＳ 明朝" w:hAnsi="ＭＳ 明朝"/>
+        </w:rPr>
+      </w:pPr>
+      <w:r>
+        <w:rPr>
+          <w:rFonts w:ascii="ＭＳ 明朝" w:hAnsi="ＭＳ 明朝" w:hint="eastAsia"/>
+        </w:rPr>
+        <w:t xml:space="preserve">　</w:t>
+      </w:r>
+      <w:r>
+        <w:rPr>
+          <w:rFonts w:ascii="ＭＳ 明朝" w:hAnsi="ＭＳ 明朝" w:hint="eastAsia"/>
+        </w:rPr>
+        <w:t>この課題を解決するため、本研究では</w:t>
+      </w:r>
+      <w:r>
+        <w:rPr>
+          <w:rFonts w:ascii="ＭＳ 明朝" w:hAnsi="ＭＳ 明朝" w:hint="eastAsia"/>
+        </w:rPr>
+        <w:t>S</w:t>
+      </w:r>
+      <w:r>
+        <w:rPr>
+          <w:rFonts w:ascii="ＭＳ 明朝" w:hAnsi="ＭＳ 明朝"/>
+        </w:rPr>
+        <w:t>SOT</w:t>
+      </w:r>
+      <w:r>
+        <w:rPr>
+          <w:rFonts w:ascii="ＭＳ 明朝" w:hAnsi="ＭＳ 明朝" w:hint="eastAsia"/>
+        </w:rPr>
+        <w:t>（</w:t>
+      </w:r>
+      <w:r>
+        <w:rPr>
+          <w:rFonts w:ascii="ＭＳ 明朝" w:hAnsi="ＭＳ 明朝" w:hint="eastAsia"/>
+        </w:rPr>
+        <w:t>Single Source of Truth</w:t>
+      </w:r>
+      <w:r>
+        <w:rPr>
+          <w:rFonts w:ascii="ＭＳ 明朝" w:hAnsi="ＭＳ 明朝" w:hint="eastAsia"/>
+        </w:rPr>
+        <w:t>）</w:t>
+      </w:r>
+      <w:r>
+        <w:rPr>
+          <w:rFonts w:ascii="ＭＳ 明朝" w:hAnsi="ＭＳ 明朝" w:hint="eastAsia"/>
+        </w:rPr>
+        <w:t>という概念を採用した。SSOTとは、システム内の特定のデータ要素について、その正確性と最新性を保証する唯一の場所を定義する設計原則である。</w:t>
       </w:r>
     </w:p>
     <w:p>
@@ -1050,436 +2085,37 @@
         <w:rPr>
           <w:rFonts w:ascii="ＭＳ 明朝" w:hAnsi="ＭＳ 明朝" w:hint="eastAsia"/>
         </w:rPr>
-        <w:t>フロントエンドとバックエンドのコードは、単一のGitリポジトリで管理するモノレポ方式を採用した。これにより、バージョン管理が容易になるだけでなく、後述するバックエンドからフロントエンドへの型定義のエクスポートをシームレスに実行する基盤となっている。</w:t>
-      </w:r>
-    </w:p>
-    <w:p>
-      <w:pPr>
-        <w:kinsoku w:val="0"/>
-        <w:wordWrap w:val="0"/>
-        <w:jc w:val="left"/>
-        <w:rPr>
-          <w:rFonts w:ascii="ＭＳ Ｐゴシック" w:eastAsia="ＭＳ Ｐゴシック" w:hAnsi="ＭＳ Ｐゴシック" w:hint="eastAsia"/>
-          <w:b/>
-        </w:rPr>
-      </w:pPr>
-    </w:p>
-    <w:p>
-      <w:pPr>
-        <w:kinsoku w:val="0"/>
-        <w:wordWrap w:val="0"/>
-        <w:jc w:val="left"/>
-        <w:rPr>
-          <w:rFonts w:ascii="ＭＳ Ｐゴシック" w:eastAsia="ＭＳ Ｐゴシック" w:hAnsi="ＭＳ Ｐゴシック"/>
-          <w:b/>
-        </w:rPr>
-      </w:pPr>
-      <w:r>
-        <w:rPr>
-          <w:rFonts w:ascii="ＭＳ Ｐゴシック" w:eastAsia="ＭＳ Ｐゴシック" w:hAnsi="ＭＳ Ｐゴシック" w:hint="eastAsia"/>
-          <w:b/>
-        </w:rPr>
-        <w:t>3</w:t>
-      </w:r>
-      <w:r>
-        <w:rPr>
-          <w:rFonts w:ascii="ＭＳ Ｐゴシック" w:eastAsia="ＭＳ Ｐゴシック" w:hAnsi="ＭＳ Ｐゴシック"/>
-          <w:b/>
-        </w:rPr>
-        <w:t xml:space="preserve">. </w:t>
-      </w:r>
-      <w:r>
-        <w:rPr>
-          <w:rFonts w:ascii="ＭＳ Ｐゴシック" w:eastAsia="ＭＳ Ｐゴシック" w:hAnsi="ＭＳ Ｐゴシック" w:hint="eastAsia"/>
-          <w:b/>
-        </w:rPr>
-        <w:t>J</w:t>
-      </w:r>
-      <w:r>
-        <w:rPr>
-          <w:rFonts w:ascii="ＭＳ Ｐゴシック" w:eastAsia="ＭＳ Ｐゴシック" w:hAnsi="ＭＳ Ｐゴシック"/>
-          <w:b/>
-        </w:rPr>
-        <w:t>WT</w:t>
-      </w:r>
-      <w:r>
-        <w:rPr>
-          <w:rFonts w:ascii="ＭＳ Ｐゴシック" w:eastAsia="ＭＳ Ｐゴシック" w:hAnsi="ＭＳ Ｐゴシック"/>
-          <w:b/>
-        </w:rPr>
-        <w:t>(Json Web Token)</w:t>
-      </w:r>
-      <w:r>
-        <w:rPr>
-          <w:rFonts w:ascii="ＭＳ Ｐゴシック" w:eastAsia="ＭＳ Ｐゴシック" w:hAnsi="ＭＳ Ｐゴシック"/>
-          <w:b/>
-        </w:rPr>
-        <w:t>認証</w:t>
-      </w:r>
-    </w:p>
-    <w:p>
-      <w:pPr>
-        <w:kinsoku w:val="0"/>
-        <w:wordWrap w:val="0"/>
-        <w:jc w:val="left"/>
-        <w:rPr>
-          <w:rFonts w:ascii="ＭＳ Ｐゴシック" w:eastAsia="ＭＳ Ｐゴシック" w:hAnsi="ＭＳ Ｐゴシック"/>
-          <w:b/>
-        </w:rPr>
-      </w:pPr>
-      <w:r>
-        <w:rPr>
-          <w:rFonts w:ascii="ＭＳ Ｐゴシック" w:eastAsia="ＭＳ Ｐゴシック" w:hAnsi="ＭＳ Ｐゴシック" w:hint="eastAsia"/>
-          <w:b/>
-        </w:rPr>
-        <w:t>3</w:t>
-      </w:r>
-      <w:r>
-        <w:rPr>
-          <w:rFonts w:ascii="ＭＳ Ｐゴシック" w:eastAsia="ＭＳ Ｐゴシック" w:hAnsi="ＭＳ Ｐゴシック"/>
-          <w:b/>
-        </w:rPr>
-        <w:t>.1 Firebase Authentication</w:t>
-      </w:r>
-    </w:p>
-    <w:p>
-      <w:pPr>
-        <w:kinsoku w:val="0"/>
-        <w:wordWrap w:val="0"/>
-        <w:jc w:val="left"/>
-        <w:rPr>
-          <w:rFonts w:ascii="ＭＳ 明朝" w:hAnsi="ＭＳ 明朝"/>
-        </w:rPr>
-      </w:pPr>
-      <w:r>
-        <w:rPr>
-          <w:rFonts w:ascii="ＭＳ 明朝" w:hAnsi="ＭＳ 明朝" w:hint="eastAsia"/>
-        </w:rPr>
-        <w:t xml:space="preserve">　</w:t>
-      </w:r>
-      <w:r>
-        <w:rPr>
-          <w:rFonts w:ascii="ＭＳ 明朝" w:hAnsi="ＭＳ 明朝" w:hint="eastAsia"/>
-        </w:rPr>
-        <w:t>本システムでは、Google Firebase Authenticationを利用した認証基盤を構築した。フロントエンドにてGoogleアカウントを用いた認証を行い、JWTを取得する。このJWTをバックエンドAPIの呼び出し時に送信し、サーバー側で検証を行う設計とした。</w:t>
-      </w:r>
-    </w:p>
-    <w:p>
-      <w:pPr>
-        <w:kinsoku w:val="0"/>
-        <w:wordWrap w:val="0"/>
-        <w:jc w:val="left"/>
-        <w:rPr>
-          <w:rFonts w:ascii="ＭＳ Ｐゴシック" w:eastAsia="ＭＳ Ｐゴシック" w:hAnsi="ＭＳ Ｐゴシック" w:hint="eastAsia"/>
-          <w:b/>
-        </w:rPr>
-      </w:pPr>
-    </w:p>
-    <w:p>
-      <w:pPr>
-        <w:kinsoku w:val="0"/>
-        <w:wordWrap w:val="0"/>
-        <w:jc w:val="left"/>
-        <w:rPr>
-          <w:rFonts w:ascii="ＭＳ Ｐゴシック" w:eastAsia="ＭＳ Ｐゴシック" w:hAnsi="ＭＳ Ｐゴシック"/>
-          <w:b/>
-        </w:rPr>
-      </w:pPr>
-      <w:r>
-        <w:rPr>
-          <w:rFonts w:ascii="ＭＳ Ｐゴシック" w:eastAsia="ＭＳ Ｐゴシック" w:hAnsi="ＭＳ Ｐゴシック"/>
-          <w:b/>
-        </w:rPr>
-        <w:t>3.2 JWTによる認証情報の連携</w:t>
-      </w:r>
-    </w:p>
-    <w:p>
-      <w:pPr>
-        <w:kinsoku w:val="0"/>
-        <w:wordWrap w:val="0"/>
-        <w:jc w:val="left"/>
-        <w:rPr>
-          <w:rFonts w:ascii="ＭＳ 明朝" w:hAnsi="ＭＳ 明朝"/>
-        </w:rPr>
-      </w:pPr>
-      <w:r>
-        <w:rPr>
-          <w:rFonts w:ascii="ＭＳ 明朝" w:hAnsi="ＭＳ 明朝" w:hint="eastAsia"/>
-        </w:rPr>
-        <w:t xml:space="preserve">　</w:t>
-      </w:r>
-      <w:r>
-        <w:rPr>
-          <w:rFonts w:ascii="ＭＳ 明朝" w:hAnsi="ＭＳ 明朝" w:hint="eastAsia"/>
-        </w:rPr>
-        <w:t>JWTを利用することで、サーバー側でセッション状態を保持する必要がなくなり、ステートレスな通信が実現する。これは、信頼される認証の提供と、システム境界を跨いだセッション情報の受け渡しにおいて、非常に有用な手段である。</w:t>
-      </w:r>
-    </w:p>
-    <w:p>
-      <w:pPr>
-        <w:kinsoku w:val="0"/>
-        <w:wordWrap w:val="0"/>
-        <w:jc w:val="left"/>
-        <w:rPr>
-          <w:rFonts w:ascii="ＭＳ Ｐゴシック" w:eastAsia="ＭＳ Ｐゴシック" w:hAnsi="ＭＳ Ｐゴシック" w:hint="eastAsia"/>
-          <w:b/>
-        </w:rPr>
-      </w:pPr>
-    </w:p>
-    <w:p>
-      <w:pPr>
-        <w:kinsoku w:val="0"/>
-        <w:wordWrap w:val="0"/>
-        <w:jc w:val="left"/>
-        <w:rPr>
-          <w:rFonts w:ascii="ＭＳ Ｐゴシック" w:eastAsia="ＭＳ Ｐゴシック" w:hAnsi="ＭＳ Ｐゴシック"/>
-          <w:b/>
-        </w:rPr>
-      </w:pPr>
-      <w:r>
-        <w:rPr>
-          <w:rFonts w:ascii="ＭＳ Ｐゴシック" w:eastAsia="ＭＳ Ｐゴシック" w:hAnsi="ＭＳ Ｐゴシック" w:hint="eastAsia"/>
-          <w:b/>
-        </w:rPr>
-        <w:t>4</w:t>
-      </w:r>
-      <w:r>
-        <w:rPr>
-          <w:rFonts w:ascii="ＭＳ Ｐゴシック" w:eastAsia="ＭＳ Ｐゴシック" w:hAnsi="ＭＳ Ｐゴシック"/>
-          <w:b/>
-        </w:rPr>
-        <w:t>. 型安全と</w:t>
-      </w:r>
-      <w:r>
-        <w:rPr>
-          <w:rFonts w:ascii="ＭＳ Ｐゴシック" w:eastAsia="ＭＳ Ｐゴシック" w:hAnsi="ＭＳ Ｐゴシック" w:hint="eastAsia"/>
-          <w:b/>
+        <w:t>Webアプリケーションにおいて、フロントエンドとバックエンドで別個に型定義を行うと、仕様変更時に情報の乖離が生じ、重大な不具合を招く。本システムでは、データベースのスキーマ定義をバックエンドRustのORM</w:t>
+      </w:r>
+      <w:r>
+        <w:rPr>
+          <w:rFonts w:ascii="ＭＳ 明朝" w:hAnsi="ＭＳ 明朝"/>
+        </w:rPr>
+        <w:t>(Object Relational Mapper)</w:t>
+      </w:r>
+      <w:r>
+        <w:rPr>
+          <w:rFonts w:ascii="ＭＳ 明朝" w:hAnsi="ＭＳ 明朝" w:hint="eastAsia"/>
+        </w:rPr>
+        <w:t>のエンティティとして定義し、これを</w:t>
+      </w:r>
+      <w:r>
+        <w:rPr>
+          <w:rFonts w:ascii="ＭＳ 明朝" w:hAnsi="ＭＳ 明朝" w:hint="eastAsia"/>
         </w:rPr>
         <w:t>S</w:t>
       </w:r>
       <w:r>
         <w:rPr>
-          <w:rFonts w:ascii="ＭＳ Ｐゴシック" w:eastAsia="ＭＳ Ｐゴシック" w:hAnsi="ＭＳ Ｐゴシック"/>
-          <w:b/>
-        </w:rPr>
-        <w:t>SOTの実現</w:t>
-      </w:r>
-    </w:p>
-    <w:p>
-      <w:pPr>
-        <w:kinsoku w:val="0"/>
-        <w:wordWrap w:val="0"/>
-        <w:jc w:val="left"/>
-        <w:rPr>
-          <w:rFonts w:ascii="ＭＳ 明朝" w:hAnsi="ＭＳ 明朝"/>
-        </w:rPr>
-      </w:pPr>
-      <w:r>
-        <w:rPr>
-          <w:rFonts w:ascii="ＭＳ 明朝" w:hAnsi="ＭＳ 明朝" w:hint="eastAsia"/>
-        </w:rPr>
-        <w:t xml:space="preserve">　</w:t>
-      </w:r>
-      <w:r>
-        <w:rPr>
-          <w:rFonts w:ascii="ＭＳ 明朝" w:hAnsi="ＭＳ 明朝" w:hint="eastAsia"/>
-        </w:rPr>
-        <w:t>本研究における最も重要な設計方針は、システム全体を貫く型安全性の確保である。</w:t>
-      </w:r>
-    </w:p>
-    <w:p>
-      <w:pPr>
-        <w:kinsoku w:val="0"/>
-        <w:wordWrap w:val="0"/>
-        <w:jc w:val="left"/>
-        <w:rPr>
-          <w:rFonts w:ascii="ＭＳ Ｐゴシック" w:eastAsia="ＭＳ Ｐゴシック" w:hAnsi="ＭＳ Ｐゴシック" w:hint="eastAsia"/>
-          <w:b/>
-        </w:rPr>
-      </w:pPr>
-    </w:p>
-    <w:p>
-      <w:pPr>
-        <w:kinsoku w:val="0"/>
-        <w:wordWrap w:val="0"/>
-        <w:jc w:val="left"/>
-        <w:rPr>
-          <w:rFonts w:ascii="ＭＳ Ｐゴシック" w:eastAsia="ＭＳ Ｐゴシック" w:hAnsi="ＭＳ Ｐゴシック"/>
-          <w:b/>
-        </w:rPr>
-      </w:pPr>
-      <w:r>
-        <w:rPr>
-          <w:rFonts w:ascii="ＭＳ Ｐゴシック" w:eastAsia="ＭＳ Ｐゴシック" w:hAnsi="ＭＳ Ｐゴシック"/>
-          <w:b/>
-        </w:rPr>
-        <w:t>4.1 型境界における課題</w:t>
-      </w:r>
-    </w:p>
-    <w:p>
-      <w:pPr>
-        <w:kinsoku w:val="0"/>
-        <w:wordWrap w:val="0"/>
-        <w:jc w:val="left"/>
-        <w:rPr>
-          <w:rFonts w:ascii="ＭＳ 明朝" w:hAnsi="ＭＳ 明朝"/>
-        </w:rPr>
-      </w:pPr>
-      <w:r>
-        <w:rPr>
-          <w:rFonts w:ascii="ＭＳ 明朝" w:hAnsi="ＭＳ 明朝" w:hint="eastAsia"/>
-        </w:rPr>
-        <w:t xml:space="preserve">　</w:t>
-      </w:r>
-      <w:r>
-        <w:rPr>
-          <w:rFonts w:ascii="ＭＳ 明朝" w:hAnsi="ＭＳ 明朝" w:hint="eastAsia"/>
-        </w:rPr>
-        <w:t>フロントエンドとバックエンドが分離したシステムでは、APIの通信仕様を手動で定義・同期する必要があり、この作業工程において人為的ミスが発生しやすい。</w:t>
-      </w:r>
-    </w:p>
-    <w:p>
-      <w:pPr>
-        <w:kinsoku w:val="0"/>
-        <w:wordWrap w:val="0"/>
-        <w:jc w:val="left"/>
-        <w:rPr>
-          <w:rFonts w:ascii="ＭＳ Ｐゴシック" w:eastAsia="ＭＳ Ｐゴシック" w:hAnsi="ＭＳ Ｐゴシック" w:hint="eastAsia"/>
-          <w:b/>
-        </w:rPr>
-      </w:pPr>
-    </w:p>
-    <w:p>
-      <w:pPr>
-        <w:kinsoku w:val="0"/>
-        <w:wordWrap w:val="0"/>
-        <w:jc w:val="left"/>
-        <w:rPr>
-          <w:rFonts w:ascii="ＭＳ Ｐゴシック" w:eastAsia="ＭＳ Ｐゴシック" w:hAnsi="ＭＳ Ｐゴシック"/>
-          <w:b/>
-        </w:rPr>
-      </w:pPr>
-      <w:r>
-        <w:rPr>
-          <w:rFonts w:ascii="ＭＳ Ｐゴシック" w:eastAsia="ＭＳ Ｐゴシック" w:hAnsi="ＭＳ Ｐゴシック" w:hint="eastAsia"/>
-          <w:b/>
-        </w:rPr>
-        <w:lastRenderedPageBreak/>
-        <w:t>4</w:t>
-      </w:r>
-      <w:r>
-        <w:rPr>
-          <w:rFonts w:ascii="ＭＳ Ｐゴシック" w:eastAsia="ＭＳ Ｐゴシック" w:hAnsi="ＭＳ Ｐゴシック"/>
-          <w:b/>
-        </w:rPr>
-        <w:t xml:space="preserve">.2 </w:t>
-      </w:r>
-      <w:r>
-        <w:rPr>
-          <w:rFonts w:ascii="ＭＳ Ｐゴシック" w:eastAsia="ＭＳ Ｐゴシック" w:hAnsi="ＭＳ Ｐゴシック" w:hint="eastAsia"/>
-          <w:b/>
-        </w:rPr>
-        <w:t>R</w:t>
-      </w:r>
-      <w:r>
-        <w:rPr>
-          <w:rFonts w:ascii="ＭＳ Ｐゴシック" w:eastAsia="ＭＳ Ｐゴシック" w:hAnsi="ＭＳ Ｐゴシック"/>
-          <w:b/>
-        </w:rPr>
-        <w:t>ustと</w:t>
-      </w:r>
-      <w:r>
-        <w:rPr>
-          <w:rFonts w:ascii="ＭＳ Ｐゴシック" w:eastAsia="ＭＳ Ｐゴシック" w:hAnsi="ＭＳ Ｐゴシック" w:hint="eastAsia"/>
-          <w:b/>
-        </w:rPr>
-        <w:t>O</w:t>
-      </w:r>
-      <w:r>
-        <w:rPr>
-          <w:rFonts w:ascii="ＭＳ Ｐゴシック" w:eastAsia="ＭＳ Ｐゴシック" w:hAnsi="ＭＳ Ｐゴシック"/>
-          <w:b/>
-        </w:rPr>
-        <w:t>RMを用いた</w:t>
-      </w:r>
-      <w:r>
-        <w:rPr>
-          <w:rFonts w:ascii="ＭＳ Ｐゴシック" w:eastAsia="ＭＳ Ｐゴシック" w:hAnsi="ＭＳ Ｐゴシック" w:hint="eastAsia"/>
-          <w:b/>
-        </w:rPr>
-        <w:t>S</w:t>
-      </w:r>
-      <w:r>
-        <w:rPr>
-          <w:rFonts w:ascii="ＭＳ Ｐゴシック" w:eastAsia="ＭＳ Ｐゴシック" w:hAnsi="ＭＳ Ｐゴシック"/>
-          <w:b/>
+          <w:rFonts w:ascii="ＭＳ 明朝" w:hAnsi="ＭＳ 明朝"/>
         </w:rPr>
         <w:t>SOT</w:t>
       </w:r>
       <w:r>
         <w:rPr>
-          <w:rFonts w:ascii="ＭＳ Ｐゴシック" w:eastAsia="ＭＳ Ｐゴシック" w:hAnsi="ＭＳ Ｐゴシック" w:hint="eastAsia"/>
-          <w:b/>
-        </w:rPr>
-        <w:t>の構築</w:t>
-      </w:r>
-    </w:p>
-    <w:p>
-      <w:pPr>
-        <w:kinsoku w:val="0"/>
-        <w:wordWrap w:val="0"/>
-        <w:jc w:val="left"/>
-        <w:rPr>
-          <w:rFonts w:ascii="ＭＳ 明朝" w:hAnsi="ＭＳ 明朝"/>
-        </w:rPr>
-      </w:pPr>
-      <w:r>
-        <w:rPr>
-          <w:rFonts w:ascii="ＭＳ 明朝" w:hAnsi="ＭＳ 明朝" w:hint="eastAsia"/>
-        </w:rPr>
-        <w:t xml:space="preserve">　</w:t>
-      </w:r>
-      <w:r>
-        <w:rPr>
-          <w:rFonts w:ascii="ＭＳ 明朝" w:hAnsi="ＭＳ 明朝" w:hint="eastAsia"/>
-        </w:rPr>
-        <w:t>この課題を解決するため、本研究では</w:t>
-      </w:r>
-      <w:r>
-        <w:rPr>
-          <w:rFonts w:ascii="ＭＳ 明朝" w:hAnsi="ＭＳ 明朝" w:hint="eastAsia"/>
-        </w:rPr>
-        <w:t>S</w:t>
-      </w:r>
-      <w:r>
-        <w:rPr>
-          <w:rFonts w:ascii="ＭＳ 明朝" w:hAnsi="ＭＳ 明朝"/>
-        </w:rPr>
-        <w:t>SOT</w:t>
-      </w:r>
-      <w:r>
-        <w:rPr>
-          <w:rFonts w:ascii="ＭＳ 明朝" w:hAnsi="ＭＳ 明朝" w:hint="eastAsia"/>
-        </w:rPr>
-        <w:t>（</w:t>
-      </w:r>
-      <w:r>
-        <w:rPr>
-          <w:rFonts w:ascii="ＭＳ 明朝" w:hAnsi="ＭＳ 明朝" w:hint="eastAsia"/>
-        </w:rPr>
-        <w:t>Single Source of Truth</w:t>
-      </w:r>
-      <w:r>
-        <w:rPr>
-          <w:rFonts w:ascii="ＭＳ 明朝" w:hAnsi="ＭＳ 明朝" w:hint="eastAsia"/>
-        </w:rPr>
-        <w:t>）</w:t>
-      </w:r>
-      <w:r>
-        <w:rPr>
-          <w:rFonts w:ascii="ＭＳ 明朝" w:hAnsi="ＭＳ 明朝" w:hint="eastAsia"/>
-        </w:rPr>
-        <w:t>という概念を採用した。SSOTとは、システム内の特定のデータ要素について、その正確性と最新性を保証する唯一の場所を定義する設計原則である。</w:t>
+          <w:rFonts w:ascii="ＭＳ 明朝" w:hAnsi="ＭＳ 明朝" w:hint="eastAsia"/>
+        </w:rPr>
+        <w:t>とした。</w:t>
       </w:r>
     </w:p>
     <w:p>
@@ -1496,53 +2132,6 @@
         <w:rPr>
           <w:rFonts w:ascii="ＭＳ 明朝" w:hAnsi="ＭＳ 明朝" w:hint="eastAsia"/>
         </w:rPr>
-        <w:t>Webアプリケーションにおいて、フロントエンドとバックエンドで別個に型定義を行うと、仕様変更時に情報の乖離が生じ、重大な不具合を招く。本システムでは、データベースのスキーマ定義をバックエンドRustのORM</w:t>
-      </w:r>
-      <w:r>
-        <w:rPr>
-          <w:rFonts w:ascii="ＭＳ 明朝" w:hAnsi="ＭＳ 明朝"/>
-        </w:rPr>
-        <w:t>(Object Relational Mapper)</w:t>
-      </w:r>
-      <w:r>
-        <w:rPr>
-          <w:rFonts w:ascii="ＭＳ 明朝" w:hAnsi="ＭＳ 明朝" w:hint="eastAsia"/>
-        </w:rPr>
-        <w:t>のエンティティとして定義し、これを</w:t>
-      </w:r>
-      <w:r>
-        <w:rPr>
-          <w:rFonts w:ascii="ＭＳ 明朝" w:hAnsi="ＭＳ 明朝" w:hint="eastAsia"/>
-        </w:rPr>
-        <w:t>S</w:t>
-      </w:r>
-      <w:r>
-        <w:rPr>
-          <w:rFonts w:ascii="ＭＳ 明朝" w:hAnsi="ＭＳ 明朝"/>
-        </w:rPr>
-        <w:t>SOT</w:t>
-      </w:r>
-      <w:r>
-        <w:rPr>
-          <w:rFonts w:ascii="ＭＳ 明朝" w:hAnsi="ＭＳ 明朝" w:hint="eastAsia"/>
-        </w:rPr>
-        <w:t>とした。</w:t>
-      </w:r>
-    </w:p>
-    <w:p>
-      <w:pPr>
-        <w:kinsoku w:val="0"/>
-        <w:wordWrap w:val="0"/>
-        <w:ind w:firstLineChars="100" w:firstLine="210"/>
-        <w:jc w:val="left"/>
-        <w:rPr>
-          <w:rFonts w:ascii="ＭＳ 明朝" w:hAnsi="ＭＳ 明朝" w:hint="eastAsia"/>
-        </w:rPr>
-      </w:pPr>
-      <w:r>
-        <w:rPr>
-          <w:rFonts w:ascii="ＭＳ 明朝" w:hAnsi="ＭＳ 明朝" w:hint="eastAsia"/>
-        </w:rPr>
         <w:t>また、各種IDを</w:t>
       </w:r>
       <w:r>
@@ -1576,7 +2165,7 @@
         <w:wordWrap w:val="0"/>
         <w:jc w:val="left"/>
         <w:rPr>
-          <w:rFonts w:ascii="ＭＳ Ｐゴシック" w:eastAsia="ＭＳ Ｐゴシック" w:hAnsi="ＭＳ Ｐゴシック" w:hint="eastAsia"/>
+          <w:rFonts w:ascii="ＭＳ Ｐゴシック" w:eastAsia="ＭＳ Ｐゴシック" w:hAnsi="ＭＳ Ｐゴシック"/>
           <w:b/>
         </w:rPr>
       </w:pPr>
@@ -1633,7 +2222,7 @@
               <w:wordWrap w:val="0"/>
               <w:jc w:val="left"/>
               <w:rPr>
-                <w:rFonts w:ascii="ＭＳ 明朝" w:hAnsi="ＭＳ 明朝" w:hint="eastAsia"/>
+                <w:rFonts w:ascii="ＭＳ 明朝" w:hAnsi="ＭＳ 明朝"/>
               </w:rPr>
             </w:pPr>
           </w:p>
@@ -1781,20 +2370,14 @@
               <w:wordWrap w:val="0"/>
               <w:jc w:val="left"/>
               <w:rPr>
-                <w:rFonts w:ascii="ＭＳ 明朝" w:hAnsi="ＭＳ 明朝" w:hint="eastAsia"/>
+                <w:rFonts w:ascii="ＭＳ 明朝" w:hAnsi="ＭＳ 明朝"/>
               </w:rPr>
             </w:pPr>
             <w:r>
               <w:rPr>
                 <w:rFonts w:ascii="ＭＳ 明朝" w:hAnsi="ＭＳ 明朝" w:hint="eastAsia"/>
               </w:rPr>
-              <w:t xml:space="preserve">  pub id: UserId,</w:t>
-            </w:r>
-            <w:r>
-              <w:rPr>
-                <w:rFonts w:ascii="ＭＳ 明朝" w:hAnsi="ＭＳ 明朝" w:hint="eastAsia"/>
-              </w:rPr>
-              <w:t xml:space="preserve"> </w:t>
+              <w:t xml:space="preserve">  pub id: UserId, </w:t>
             </w:r>
           </w:p>
           <w:p>
@@ -1819,7 +2402,7 @@
               <w:wordWrap w:val="0"/>
               <w:jc w:val="left"/>
               <w:rPr>
-                <w:rFonts w:ascii="ＭＳ 明朝" w:hAnsi="ＭＳ 明朝" w:hint="eastAsia"/>
+                <w:rFonts w:ascii="ＭＳ 明朝" w:hAnsi="ＭＳ 明朝"/>
               </w:rPr>
             </w:pPr>
             <w:r>
@@ -1837,7 +2420,7 @@
         <w:kinsoku w:val="0"/>
         <w:jc w:val="center"/>
         <w:rPr>
-          <w:rFonts w:ascii="ＭＳ 明朝" w:hAnsi="ＭＳ 明朝" w:hint="eastAsia"/>
+          <w:rFonts w:ascii="ＭＳ 明朝" w:hAnsi="ＭＳ 明朝"/>
         </w:rPr>
       </w:pPr>
       <w:r>
@@ -1850,7 +2433,7 @@
         <w:rPr>
           <w:rFonts w:ascii="ＭＳ 明朝" w:hAnsi="ＭＳ 明朝"/>
         </w:rPr>
-        <w:t>3</w:t>
+        <w:t>6</w:t>
       </w:r>
       <w:r>
         <w:rPr>
@@ -1923,30 +2506,23 @@
       </w:pPr>
       <w:r>
         <w:rPr>
+          <w:rFonts w:ascii="ＭＳ Ｐゴシック" w:eastAsia="ＭＳ Ｐゴシック" w:hAnsi="ＭＳ Ｐゴシック"/>
+          <w:b/>
+        </w:rPr>
+        <w:t>5</w:t>
+      </w:r>
+      <w:r>
+        <w:rPr>
+          <w:rFonts w:ascii="ＭＳ Ｐゴシック" w:eastAsia="ＭＳ Ｐゴシック" w:hAnsi="ＭＳ Ｐゴシック"/>
+          <w:b/>
+        </w:rPr>
+        <w:t xml:space="preserve">.3 </w:t>
+      </w:r>
+      <w:r>
+        <w:rPr>
           <w:rFonts w:ascii="ＭＳ Ｐゴシック" w:eastAsia="ＭＳ Ｐゴシック" w:hAnsi="ＭＳ Ｐゴシック" w:hint="eastAsia"/>
           <w:b/>
         </w:rPr>
-        <w:t>4</w:t>
-      </w:r>
-      <w:r>
-        <w:rPr>
-          <w:rFonts w:ascii="ＭＳ Ｐゴシック" w:eastAsia="ＭＳ Ｐゴシック" w:hAnsi="ＭＳ Ｐゴシック"/>
-          <w:b/>
-        </w:rPr>
-        <w:t>.</w:t>
-      </w:r>
-      <w:r>
-        <w:rPr>
-          <w:rFonts w:ascii="ＭＳ Ｐゴシック" w:eastAsia="ＭＳ Ｐゴシック" w:hAnsi="ＭＳ Ｐゴシック"/>
-          <w:b/>
-        </w:rPr>
-        <w:t xml:space="preserve">3 </w:t>
-      </w:r>
-      <w:r>
-        <w:rPr>
-          <w:rFonts w:ascii="ＭＳ Ｐゴシック" w:eastAsia="ＭＳ Ｐゴシック" w:hAnsi="ＭＳ Ｐゴシック" w:hint="eastAsia"/>
-          <w:b/>
-        </w:rPr>
         <w:t>フロントエンドへの型の伝播</w:t>
       </w:r>
     </w:p>
@@ -1956,7 +2532,7 @@
         <w:wordWrap w:val="0"/>
         <w:jc w:val="left"/>
         <w:rPr>
-          <w:rFonts w:ascii="ＭＳ 明朝" w:hAnsi="ＭＳ 明朝" w:hint="eastAsia"/>
+          <w:rFonts w:ascii="ＭＳ 明朝" w:hAnsi="ＭＳ 明朝"/>
         </w:rPr>
       </w:pPr>
       <w:r>
@@ -1986,16 +2562,23 @@
         <w:rPr>
           <w:rFonts w:ascii="ＭＳ 明朝" w:hAnsi="ＭＳ 明朝" w:hint="eastAsia"/>
         </w:rPr>
-        <w:t>TypeScriptはデフォルトで構造的型付けを採用しているため、構造が同じであれば異なるIDでも代入できてしまうが、Branded Typesによりこれを阻止し、バックエンドの厳格な制約をフロントエンドへ継承させている。</w:t>
-      </w:r>
-    </w:p>
-    <w:p>
-      <w:pPr>
-        <w:kinsoku w:val="0"/>
-        <w:wordWrap w:val="0"/>
-        <w:jc w:val="left"/>
-        <w:rPr>
-          <w:rFonts w:ascii="ＭＳ 明朝" w:hAnsi="ＭＳ 明朝" w:hint="eastAsia"/>
+        <w:t>TypeScriptはデフォルトで構造的型付けを採用しているため、構造が同じであれば異なるID</w:t>
+      </w:r>
+      <w:r>
+        <w:rPr>
+          <w:rFonts w:ascii="ＭＳ 明朝" w:hAnsi="ＭＳ 明朝" w:hint="eastAsia"/>
+        </w:rPr>
+        <w:lastRenderedPageBreak/>
+        <w:t>でも代入できてしまうが、Branded Typesによりこれを阻止し、バックエンドの厳格な制約をフロントエンドへ継承させている。</w:t>
+      </w:r>
+    </w:p>
+    <w:p>
+      <w:pPr>
+        <w:kinsoku w:val="0"/>
+        <w:wordWrap w:val="0"/>
+        <w:jc w:val="left"/>
+        <w:rPr>
+          <w:rFonts w:ascii="ＭＳ 明朝" w:hAnsi="ＭＳ 明朝"/>
         </w:rPr>
       </w:pPr>
     </w:p>
@@ -2136,7 +2719,7 @@
               <w:wordWrap w:val="0"/>
               <w:jc w:val="left"/>
               <w:rPr>
-                <w:rFonts w:ascii="ＭＳ 明朝" w:hAnsi="ＭＳ 明朝" w:hint="eastAsia"/>
+                <w:rFonts w:ascii="ＭＳ 明朝" w:hAnsi="ＭＳ 明朝"/>
               </w:rPr>
             </w:pPr>
           </w:p>
@@ -2146,7 +2729,7 @@
               <w:wordWrap w:val="0"/>
               <w:jc w:val="left"/>
               <w:rPr>
-                <w:rFonts w:ascii="ＭＳ 明朝" w:hAnsi="ＭＳ 明朝" w:hint="eastAsia"/>
+                <w:rFonts w:ascii="ＭＳ 明朝" w:hAnsi="ＭＳ 明朝"/>
               </w:rPr>
             </w:pPr>
             <w:r>
@@ -2162,7 +2745,7 @@
               <w:wordWrap w:val="0"/>
               <w:jc w:val="left"/>
               <w:rPr>
-                <w:rFonts w:ascii="ＭＳ 明朝" w:hAnsi="ＭＳ 明朝" w:hint="eastAsia"/>
+                <w:rFonts w:ascii="ＭＳ 明朝" w:hAnsi="ＭＳ 明朝"/>
               </w:rPr>
             </w:pPr>
             <w:r>
@@ -2180,7 +2763,7 @@
         <w:kinsoku w:val="0"/>
         <w:jc w:val="center"/>
         <w:rPr>
-          <w:rFonts w:ascii="ＭＳ 明朝" w:hAnsi="ＭＳ 明朝" w:hint="eastAsia"/>
+          <w:rFonts w:ascii="ＭＳ 明朝" w:hAnsi="ＭＳ 明朝"/>
         </w:rPr>
       </w:pPr>
       <w:r>
@@ -2193,7 +2776,7 @@
         <w:rPr>
           <w:rFonts w:ascii="ＭＳ 明朝" w:hAnsi="ＭＳ 明朝"/>
         </w:rPr>
-        <w:t>4</w:t>
+        <w:t>7</w:t>
       </w:r>
       <w:r>
         <w:rPr>
@@ -2253,7 +2836,7 @@
         <w:wordWrap w:val="0"/>
         <w:jc w:val="left"/>
         <w:rPr>
-          <w:rFonts w:ascii="ＭＳ 明朝" w:hAnsi="ＭＳ 明朝" w:hint="eastAsia"/>
+          <w:rFonts w:ascii="ＭＳ 明朝" w:hAnsi="ＭＳ 明朝"/>
         </w:rPr>
       </w:pPr>
     </w:p>
@@ -2349,7 +2932,7 @@
               <w:ind w:firstLineChars="200" w:firstLine="420"/>
               <w:jc w:val="left"/>
               <w:rPr>
-                <w:rFonts w:ascii="ＭＳ 明朝" w:hAnsi="ＭＳ 明朝" w:hint="eastAsia"/>
+                <w:rFonts w:ascii="ＭＳ 明朝" w:hAnsi="ＭＳ 明朝"/>
               </w:rPr>
             </w:pPr>
             <w:r>
@@ -2427,7 +3010,7 @@
               <w:wordWrap w:val="0"/>
               <w:jc w:val="left"/>
               <w:rPr>
-                <w:rFonts w:ascii="ＭＳ 明朝" w:hAnsi="ＭＳ 明朝" w:hint="eastAsia"/>
+                <w:rFonts w:ascii="ＭＳ 明朝" w:hAnsi="ＭＳ 明朝"/>
               </w:rPr>
             </w:pPr>
           </w:p>
@@ -2437,7 +3020,7 @@
               <w:wordWrap w:val="0"/>
               <w:jc w:val="left"/>
               <w:rPr>
-                <w:rFonts w:ascii="ＭＳ 明朝" w:hAnsi="ＭＳ 明朝" w:hint="eastAsia"/>
+                <w:rFonts w:ascii="ＭＳ 明朝" w:hAnsi="ＭＳ 明朝"/>
               </w:rPr>
             </w:pPr>
             <w:r>
@@ -2482,7 +3065,7 @@
               <w:ind w:firstLineChars="200" w:firstLine="420"/>
               <w:jc w:val="left"/>
               <w:rPr>
-                <w:rFonts w:ascii="ＭＳ 明朝" w:hAnsi="ＭＳ 明朝" w:hint="eastAsia"/>
+                <w:rFonts w:ascii="ＭＳ 明朝" w:hAnsi="ＭＳ 明朝"/>
               </w:rPr>
             </w:pPr>
             <w:r>
@@ -2500,7 +3083,7 @@
         <w:kinsoku w:val="0"/>
         <w:jc w:val="center"/>
         <w:rPr>
-          <w:rFonts w:ascii="ＭＳ 明朝" w:hAnsi="ＭＳ 明朝" w:hint="eastAsia"/>
+          <w:rFonts w:ascii="ＭＳ 明朝" w:hAnsi="ＭＳ 明朝"/>
         </w:rPr>
       </w:pPr>
       <w:r>
@@ -2513,7 +3096,7 @@
         <w:rPr>
           <w:rFonts w:ascii="ＭＳ 明朝" w:hAnsi="ＭＳ 明朝"/>
         </w:rPr>
-        <w:t>5</w:t>
+        <w:t>8</w:t>
       </w:r>
       <w:r>
         <w:rPr>
@@ -2595,7 +3178,7 @@
         <w:wordWrap w:val="0"/>
         <w:jc w:val="left"/>
         <w:rPr>
-          <w:rFonts w:ascii="ＭＳ 明朝" w:hAnsi="ＭＳ 明朝" w:hint="eastAsia"/>
+          <w:rFonts w:ascii="ＭＳ 明朝" w:hAnsi="ＭＳ 明朝"/>
         </w:rPr>
       </w:pPr>
       <w:r>
@@ -2607,6 +3190,7 @@
       <w:r>
         <w:rPr>
           <w:rFonts w:ascii="ＭＳ 明朝" w:hAnsi="ＭＳ 明朝"/>
+          <w:noProof/>
         </w:rPr>
         <w:drawing>
           <wp:inline distT="0" distB="0" distL="0" distR="0" wp14:anchorId="3B150279" wp14:editId="1F9706B9">
@@ -2624,7 +3208,7 @@
                     <pic:cNvPicPr/>
                   </pic:nvPicPr>
                   <pic:blipFill>
-                    <a:blip r:embed="rId10" cstate="print">
+                    <a:blip r:embed="rId13" cstate="print">
                       <a:extLst>
                         <a:ext uri="{28A0092B-C50C-407E-A947-70E740481C1C}">
                           <a14:useLocalDpi xmlns:a14="http://schemas.microsoft.com/office/drawing/2010/main" val="0"/>
@@ -2656,7 +3240,7 @@
         <w:kinsoku w:val="0"/>
         <w:jc w:val="center"/>
         <w:rPr>
-          <w:rFonts w:ascii="ＭＳ 明朝" w:hAnsi="ＭＳ 明朝" w:hint="eastAsia"/>
+          <w:rFonts w:ascii="ＭＳ 明朝" w:hAnsi="ＭＳ 明朝"/>
         </w:rPr>
       </w:pPr>
       <w:r>
@@ -2669,54 +3253,61 @@
         <w:rPr>
           <w:rFonts w:ascii="ＭＳ 明朝" w:hAnsi="ＭＳ 明朝"/>
         </w:rPr>
+        <w:t>9</w:t>
+      </w:r>
+      <w:r>
+        <w:rPr>
+          <w:rFonts w:ascii="ＭＳ 明朝" w:hAnsi="ＭＳ 明朝" w:hint="eastAsia"/>
+        </w:rPr>
+        <w:t xml:space="preserve"> </w:t>
+      </w:r>
+      <w:r>
+        <w:rPr>
+          <w:rFonts w:ascii="ＭＳ 明朝" w:hAnsi="ＭＳ 明朝" w:hint="eastAsia"/>
+        </w:rPr>
+        <w:t>型情報伝播のフロー</w:t>
+      </w:r>
+      <w:r>
+        <w:rPr>
+          <w:rFonts w:ascii="ＭＳ 明朝" w:hAnsi="ＭＳ 明朝" w:hint="eastAsia"/>
+        </w:rPr>
+        <w:t xml:space="preserve"> </w:t>
+      </w:r>
+    </w:p>
+    <w:p>
+      <w:pPr>
+        <w:kinsoku w:val="0"/>
+        <w:wordWrap w:val="0"/>
+        <w:jc w:val="left"/>
+        <w:rPr>
+          <w:rFonts w:ascii="ＭＳ Ｐゴシック" w:eastAsia="ＭＳ Ｐゴシック" w:hAnsi="ＭＳ Ｐゴシック"/>
+          <w:b/>
+        </w:rPr>
+      </w:pPr>
+    </w:p>
+    <w:p>
+      <w:pPr>
+        <w:kinsoku w:val="0"/>
+        <w:wordWrap w:val="0"/>
+        <w:jc w:val="left"/>
+        <w:rPr>
+          <w:rFonts w:ascii="ＭＳ Ｐゴシック" w:eastAsia="ＭＳ Ｐゴシック" w:hAnsi="ＭＳ Ｐゴシック"/>
+          <w:b/>
+        </w:rPr>
+      </w:pPr>
+      <w:r>
+        <w:rPr>
+          <w:rFonts w:ascii="ＭＳ Ｐゴシック" w:eastAsia="ＭＳ Ｐゴシック" w:hAnsi="ＭＳ Ｐゴシック"/>
+          <w:b/>
+        </w:rPr>
         <w:t>6</w:t>
       </w:r>
       <w:r>
         <w:rPr>
-          <w:rFonts w:ascii="ＭＳ 明朝" w:hAnsi="ＭＳ 明朝" w:hint="eastAsia"/>
-        </w:rPr>
-        <w:t xml:space="preserve"> </w:t>
-      </w:r>
-      <w:r>
-        <w:rPr>
-          <w:rFonts w:ascii="ＭＳ 明朝" w:hAnsi="ＭＳ 明朝" w:hint="eastAsia"/>
-        </w:rPr>
-        <w:t>型情報伝播のフロー</w:t>
-      </w:r>
-      <w:r>
-        <w:rPr>
-          <w:rFonts w:ascii="ＭＳ 明朝" w:hAnsi="ＭＳ 明朝" w:hint="eastAsia"/>
-        </w:rPr>
-        <w:t xml:space="preserve"> </w:t>
-      </w:r>
-    </w:p>
-    <w:p>
-      <w:pPr>
-        <w:kinsoku w:val="0"/>
-        <w:wordWrap w:val="0"/>
-        <w:jc w:val="left"/>
-        <w:rPr>
-          <w:rFonts w:ascii="ＭＳ Ｐゴシック" w:eastAsia="ＭＳ Ｐゴシック" w:hAnsi="ＭＳ Ｐゴシック"/>
-          <w:b/>
-        </w:rPr>
-      </w:pPr>
-    </w:p>
-    <w:p>
-      <w:pPr>
-        <w:kinsoku w:val="0"/>
-        <w:wordWrap w:val="0"/>
-        <w:jc w:val="left"/>
-        <w:rPr>
-          <w:rFonts w:ascii="ＭＳ Ｐゴシック" w:eastAsia="ＭＳ Ｐゴシック" w:hAnsi="ＭＳ Ｐゴシック"/>
-          <w:b/>
-        </w:rPr>
-      </w:pPr>
-      <w:r>
-        <w:rPr>
-          <w:rFonts w:ascii="ＭＳ Ｐゴシック" w:eastAsia="ＭＳ Ｐゴシック" w:hAnsi="ＭＳ Ｐゴシック"/>
-          <w:b/>
-        </w:rPr>
-        <w:t xml:space="preserve">5. </w:t>
+          <w:rFonts w:ascii="ＭＳ Ｐゴシック" w:eastAsia="ＭＳ Ｐゴシック" w:hAnsi="ＭＳ Ｐゴシック"/>
+          <w:b/>
+        </w:rPr>
+        <w:t xml:space="preserve">. </w:t>
       </w:r>
       <w:r>
         <w:rPr>
@@ -2741,7 +3332,14 @@
           <w:rFonts w:ascii="ＭＳ Ｐゴシック" w:eastAsia="ＭＳ Ｐゴシック" w:hAnsi="ＭＳ Ｐゴシック"/>
           <w:b/>
         </w:rPr>
-        <w:t xml:space="preserve">5.1 </w:t>
+        <w:t>6</w:t>
+      </w:r>
+      <w:r>
+        <w:rPr>
+          <w:rFonts w:ascii="ＭＳ Ｐゴシック" w:eastAsia="ＭＳ Ｐゴシック" w:hAnsi="ＭＳ Ｐゴシック"/>
+          <w:b/>
+        </w:rPr>
+        <w:t xml:space="preserve">.1 </w:t>
       </w:r>
       <w:r>
         <w:rPr>
@@ -2793,7 +3391,7 @@
         <w:wordWrap w:val="0"/>
         <w:jc w:val="left"/>
         <w:rPr>
-          <w:rFonts w:ascii="ＭＳ 明朝" w:hAnsi="ＭＳ 明朝" w:hint="eastAsia"/>
+          <w:rFonts w:ascii="ＭＳ 明朝" w:hAnsi="ＭＳ 明朝"/>
         </w:rPr>
       </w:pPr>
       <w:r>
@@ -2815,33 +3413,40 @@
         <w:wordWrap w:val="0"/>
         <w:jc w:val="left"/>
         <w:rPr>
+          <w:rFonts w:ascii="ＭＳ Ｐゴシック" w:eastAsia="ＭＳ Ｐゴシック" w:hAnsi="ＭＳ Ｐゴシック"/>
+          <w:b/>
+        </w:rPr>
+      </w:pPr>
+    </w:p>
+    <w:p>
+      <w:pPr>
+        <w:kinsoku w:val="0"/>
+        <w:wordWrap w:val="0"/>
+        <w:jc w:val="left"/>
+        <w:rPr>
+          <w:rFonts w:ascii="ＭＳ Ｐゴシック" w:eastAsia="ＭＳ Ｐゴシック" w:hAnsi="ＭＳ Ｐゴシック"/>
+          <w:b/>
+        </w:rPr>
+      </w:pPr>
+      <w:r>
+        <w:rPr>
+          <w:rFonts w:ascii="ＭＳ Ｐゴシック" w:eastAsia="ＭＳ Ｐゴシック" w:hAnsi="ＭＳ Ｐゴシック"/>
+          <w:b/>
+        </w:rPr>
+        <w:t>6</w:t>
+      </w:r>
+      <w:r>
+        <w:rPr>
+          <w:rFonts w:ascii="ＭＳ Ｐゴシック" w:eastAsia="ＭＳ Ｐゴシック" w:hAnsi="ＭＳ Ｐゴシック"/>
+          <w:b/>
+        </w:rPr>
+        <w:t>.2 Next.js</w:t>
+      </w:r>
+      <w:r>
+        <w:rPr>
           <w:rFonts w:ascii="ＭＳ Ｐゴシック" w:eastAsia="ＭＳ Ｐゴシック" w:hAnsi="ＭＳ Ｐゴシック" w:hint="eastAsia"/>
           <w:b/>
         </w:rPr>
-      </w:pPr>
-    </w:p>
-    <w:p>
-      <w:pPr>
-        <w:kinsoku w:val="0"/>
-        <w:wordWrap w:val="0"/>
-        <w:jc w:val="left"/>
-        <w:rPr>
-          <w:rFonts w:ascii="ＭＳ Ｐゴシック" w:eastAsia="ＭＳ Ｐゴシック" w:hAnsi="ＭＳ Ｐゴシック"/>
-          <w:b/>
-        </w:rPr>
-      </w:pPr>
-      <w:r>
-        <w:rPr>
-          <w:rFonts w:ascii="ＭＳ Ｐゴシック" w:eastAsia="ＭＳ Ｐゴシック" w:hAnsi="ＭＳ Ｐゴシック"/>
-          <w:b/>
-        </w:rPr>
-        <w:t>5.2 Next.js</w:t>
-      </w:r>
-      <w:r>
-        <w:rPr>
-          <w:rFonts w:ascii="ＭＳ Ｐゴシック" w:eastAsia="ＭＳ Ｐゴシック" w:hAnsi="ＭＳ Ｐゴシック" w:hint="eastAsia"/>
-          <w:b/>
-        </w:rPr>
         <w:t>採用のデメリット</w:t>
       </w:r>
     </w:p>
@@ -2885,7 +3490,7 @@
         <w:wordWrap w:val="0"/>
         <w:jc w:val="left"/>
         <w:rPr>
-          <w:rFonts w:ascii="ＭＳ 明朝" w:hAnsi="ＭＳ 明朝" w:hint="eastAsia"/>
+          <w:rFonts w:ascii="ＭＳ 明朝" w:hAnsi="ＭＳ 明朝"/>
         </w:rPr>
       </w:pPr>
     </w:p>
@@ -3289,7 +3894,7 @@
         <w:wordWrap w:val="0"/>
         <w:jc w:val="left"/>
         <w:rPr>
-          <w:rFonts w:ascii="ＭＳ 明朝" w:hAnsi="ＭＳ 明朝" w:hint="eastAsia"/>
+          <w:rFonts w:ascii="ＭＳ 明朝" w:hAnsi="ＭＳ 明朝"/>
         </w:rPr>
       </w:pPr>
     </w:p>
@@ -3300,7 +3905,7 @@
         <w:ind w:firstLineChars="100" w:firstLine="210"/>
         <w:jc w:val="left"/>
         <w:rPr>
-          <w:rFonts w:ascii="ＭＳ 明朝" w:hAnsi="ＭＳ 明朝" w:hint="eastAsia"/>
+          <w:rFonts w:ascii="ＭＳ 明朝" w:hAnsi="ＭＳ 明朝"/>
         </w:rPr>
       </w:pPr>
       <w:r>
@@ -3353,7 +3958,7 @@
           <w:rFonts w:ascii="ＭＳ Ｐゴシック" w:eastAsia="ＭＳ Ｐゴシック" w:hAnsi="ＭＳ Ｐゴシック"/>
           <w:b/>
         </w:rPr>
-        <w:t>5.</w:t>
+        <w:t>6.</w:t>
       </w:r>
       <w:r>
         <w:rPr>
@@ -3377,7 +3982,7 @@
         <w:ind w:firstLineChars="100" w:firstLine="210"/>
         <w:jc w:val="left"/>
         <w:rPr>
-          <w:rFonts w:ascii="ＭＳ 明朝" w:hAnsi="ＭＳ 明朝" w:hint="eastAsia"/>
+          <w:rFonts w:ascii="ＭＳ 明朝" w:hAnsi="ＭＳ 明朝"/>
         </w:rPr>
       </w:pPr>
       <w:r>
@@ -3393,96 +3998,103 @@
         <w:wordWrap w:val="0"/>
         <w:jc w:val="left"/>
         <w:rPr>
+          <w:rFonts w:ascii="ＭＳ Ｐゴシック" w:eastAsia="ＭＳ Ｐゴシック" w:hAnsi="ＭＳ Ｐゴシック"/>
+          <w:b/>
+        </w:rPr>
+      </w:pPr>
+    </w:p>
+    <w:p>
+      <w:pPr>
+        <w:kinsoku w:val="0"/>
+        <w:wordWrap w:val="0"/>
+        <w:jc w:val="left"/>
+        <w:rPr>
+          <w:rFonts w:ascii="ＭＳ Ｐゴシック" w:eastAsia="ＭＳ Ｐゴシック" w:hAnsi="ＭＳ Ｐゴシック"/>
+          <w:b/>
+        </w:rPr>
+      </w:pPr>
+      <w:r>
+        <w:rPr>
+          <w:rFonts w:ascii="ＭＳ Ｐゴシック" w:eastAsia="ＭＳ Ｐゴシック" w:hAnsi="ＭＳ Ｐゴシック"/>
+          <w:b/>
+        </w:rPr>
+        <w:t>7</w:t>
+      </w:r>
+      <w:r>
+        <w:rPr>
+          <w:rFonts w:ascii="ＭＳ Ｐゴシック" w:eastAsia="ＭＳ Ｐゴシック" w:hAnsi="ＭＳ Ｐゴシック"/>
+          <w:b/>
+        </w:rPr>
+        <w:t xml:space="preserve">. </w:t>
+      </w:r>
+      <w:r>
+        <w:rPr>
           <w:rFonts w:ascii="ＭＳ Ｐゴシック" w:eastAsia="ＭＳ Ｐゴシック" w:hAnsi="ＭＳ Ｐゴシック" w:hint="eastAsia"/>
           <w:b/>
         </w:rPr>
-      </w:pPr>
-    </w:p>
-    <w:p>
-      <w:pPr>
-        <w:kinsoku w:val="0"/>
-        <w:wordWrap w:val="0"/>
-        <w:jc w:val="left"/>
-        <w:rPr>
-          <w:rFonts w:ascii="ＭＳ Ｐゴシック" w:eastAsia="ＭＳ Ｐゴシック" w:hAnsi="ＭＳ Ｐゴシック"/>
-          <w:b/>
-        </w:rPr>
-      </w:pPr>
-      <w:r>
-        <w:rPr>
-          <w:rFonts w:ascii="ＭＳ Ｐゴシック" w:eastAsia="ＭＳ Ｐゴシック" w:hAnsi="ＭＳ Ｐゴシック"/>
-          <w:b/>
-        </w:rPr>
-        <w:t xml:space="preserve">6. </w:t>
+        <w:t>おわりに</w:t>
+      </w:r>
+    </w:p>
+    <w:p>
+      <w:pPr>
+        <w:kinsoku w:val="0"/>
+        <w:wordWrap w:val="0"/>
+        <w:jc w:val="left"/>
+        <w:rPr>
+          <w:rFonts w:ascii="ＭＳ 明朝" w:hAnsi="ＭＳ 明朝"/>
+        </w:rPr>
+      </w:pPr>
+      <w:r>
+        <w:rPr>
+          <w:rFonts w:ascii="ＭＳ 明朝" w:hAnsi="ＭＳ 明朝" w:hint="eastAsia"/>
+        </w:rPr>
+        <w:t xml:space="preserve">　</w:t>
+      </w:r>
+      <w:r>
+        <w:rPr>
+          <w:rFonts w:ascii="ＭＳ 明朝" w:hAnsi="ＭＳ 明朝" w:hint="eastAsia"/>
+        </w:rPr>
+        <w:t>本研究では、モダンな技術スタックを用いたチャットアプリケーションの開発を通じ、SSOTに基づく型安全なシステム構築を実践した。静的型検査とコード生成を組み合わせた開発手法は、ソフトウェアの保守性および開発者体験を飛躍的に向上させる有効なアプローチであることが確認できた。</w:t>
+      </w:r>
+    </w:p>
+    <w:p>
+      <w:pPr>
+        <w:kinsoku w:val="0"/>
+        <w:wordWrap w:val="0"/>
+        <w:jc w:val="left"/>
+        <w:rPr>
+          <w:rFonts w:ascii="ＭＳ Ｐゴシック" w:eastAsia="ＭＳ Ｐゴシック" w:hAnsi="ＭＳ Ｐゴシック"/>
+          <w:b/>
+        </w:rPr>
+      </w:pPr>
+    </w:p>
+    <w:p>
+      <w:pPr>
+        <w:wordWrap w:val="0"/>
+        <w:rPr>
+          <w:rFonts w:ascii="ＭＳ Ｐゴシック" w:eastAsia="ＭＳ Ｐゴシック" w:hAnsi="ＭＳ Ｐゴシック"/>
+          <w:b/>
+        </w:rPr>
+      </w:pPr>
+      <w:r>
+        <w:rPr>
+          <w:rFonts w:ascii="ＭＳ Ｐゴシック" w:eastAsia="ＭＳ Ｐゴシック" w:hAnsi="ＭＳ Ｐゴシック"/>
+          <w:b/>
+        </w:rPr>
+        <w:t>8</w:t>
       </w:r>
       <w:r>
         <w:rPr>
           <w:rFonts w:ascii="ＭＳ Ｐゴシック" w:eastAsia="ＭＳ Ｐゴシック" w:hAnsi="ＭＳ Ｐゴシック" w:hint="eastAsia"/>
           <w:b/>
         </w:rPr>
-        <w:t>おわりに</w:t>
-      </w:r>
-    </w:p>
-    <w:p>
-      <w:pPr>
-        <w:kinsoku w:val="0"/>
-        <w:wordWrap w:val="0"/>
-        <w:jc w:val="left"/>
-        <w:rPr>
-          <w:rFonts w:ascii="ＭＳ 明朝" w:hAnsi="ＭＳ 明朝"/>
-        </w:rPr>
-      </w:pPr>
-      <w:r>
-        <w:rPr>
-          <w:rFonts w:ascii="ＭＳ 明朝" w:hAnsi="ＭＳ 明朝" w:hint="eastAsia"/>
-        </w:rPr>
-        <w:t xml:space="preserve">　</w:t>
-      </w:r>
-      <w:r>
-        <w:rPr>
-          <w:rFonts w:ascii="ＭＳ 明朝" w:hAnsi="ＭＳ 明朝" w:hint="eastAsia"/>
-        </w:rPr>
-        <w:t>本研究では、モダンな技術スタックを用いたチャットアプリケーションの開発を通じ、SSOTに基づく型安全なシステム構築を実践した。静的型検査とコード生成を組み合わせた開発手法は、ソフトウェアの保守性および開発者体験を飛躍的に向上させる有効なアプローチであることが確認できた。</w:t>
-      </w:r>
-    </w:p>
-    <w:p>
-      <w:pPr>
-        <w:kinsoku w:val="0"/>
-        <w:wordWrap w:val="0"/>
-        <w:jc w:val="left"/>
-        <w:rPr>
-          <w:rFonts w:ascii="ＭＳ Ｐゴシック" w:eastAsia="ＭＳ Ｐゴシック" w:hAnsi="ＭＳ Ｐゴシック"/>
-          <w:b/>
-        </w:rPr>
-      </w:pPr>
-    </w:p>
-    <w:p>
-      <w:pPr>
-        <w:wordWrap w:val="0"/>
-        <w:rPr>
-          <w:rFonts w:ascii="ＭＳ Ｐゴシック" w:eastAsia="ＭＳ Ｐゴシック" w:hAnsi="ＭＳ Ｐゴシック"/>
-          <w:b/>
-        </w:rPr>
-      </w:pPr>
-      <w:r>
-        <w:rPr>
-          <w:rFonts w:ascii="ＭＳ Ｐゴシック" w:eastAsia="ＭＳ Ｐゴシック" w:hAnsi="ＭＳ Ｐゴシック"/>
-          <w:b/>
-        </w:rPr>
-        <w:t>7</w:t>
+        <w:t>.参考文献および</w:t>
       </w:r>
       <w:r>
         <w:rPr>
           <w:rFonts w:ascii="ＭＳ Ｐゴシック" w:eastAsia="ＭＳ Ｐゴシック" w:hAnsi="ＭＳ Ｐゴシック" w:hint="eastAsia"/>
           <w:b/>
         </w:rPr>
-        <w:t>.参考文献および</w:t>
-      </w:r>
-      <w:r>
-        <w:rPr>
-          <w:rFonts w:ascii="ＭＳ Ｐゴシック" w:eastAsia="ＭＳ Ｐゴシック" w:hAnsi="ＭＳ Ｐゴシック" w:hint="eastAsia"/>
-          <w:b/>
-        </w:rPr>
         <w:t>参考サイト</w:t>
       </w:r>
     </w:p>
@@ -3515,7 +4127,7 @@
           <w:rFonts w:ascii="ＭＳ 明朝" w:hAnsi="ＭＳ 明朝"/>
         </w:rPr>
       </w:pPr>
-      <w:hyperlink r:id="rId11" w:history="1">
+      <w:hyperlink r:id="rId14" w:history="1">
         <w:r>
           <w:rPr>
             <w:rStyle w:val="aa"/>
@@ -3558,7 +4170,7 @@
         </w:rPr>
         <w:t xml:space="preserve">　</w:t>
       </w:r>
-      <w:hyperlink r:id="rId12" w:history="1">
+      <w:hyperlink r:id="rId15" w:history="1">
         <w:r>
           <w:rPr>
             <w:rStyle w:val="aa"/>
@@ -3587,7 +4199,7 @@
         </w:rPr>
         <w:t xml:space="preserve">　</w:t>
       </w:r>
-      <w:hyperlink r:id="rId13" w:history="1">
+      <w:hyperlink r:id="rId16" w:history="1">
         <w:r>
           <w:rPr>
             <w:rStyle w:val="aa"/>
@@ -3650,7 +4262,7 @@
         </w:rPr>
         <w:t xml:space="preserve">　</w:t>
       </w:r>
-      <w:hyperlink r:id="rId14" w:history="1">
+      <w:hyperlink r:id="rId17" w:history="1">
         <w:r>
           <w:rPr>
             <w:rStyle w:val="aa"/>
@@ -3668,7 +4280,7 @@
           <w:rFonts w:ascii="ＭＳ 明朝" w:hAnsi="ＭＳ 明朝"/>
         </w:rPr>
       </w:pPr>
-      <w:hyperlink r:id="rId15" w:history="1">
+      <w:hyperlink r:id="rId18" w:history="1">
         <w:r>
           <w:rPr>
             <w:rStyle w:val="aa"/>
@@ -3729,7 +4341,7 @@
         </w:rPr>
         <w:t xml:space="preserve">　</w:t>
       </w:r>
-      <w:hyperlink r:id="rId16" w:history="1">
+      <w:hyperlink r:id="rId19" w:history="1">
         <w:r>
           <w:rPr>
             <w:rStyle w:val="aa"/>
@@ -3758,7 +4370,7 @@
         </w:rPr>
         <w:t xml:space="preserve">　</w:t>
       </w:r>
-      <w:hyperlink r:id="rId17" w:history="1">
+      <w:hyperlink r:id="rId20" w:history="1">
         <w:r>
           <w:rPr>
             <w:rStyle w:val="aa"/>
@@ -3821,7 +4433,7 @@
         </w:rPr>
         <w:t xml:space="preserve">　</w:t>
       </w:r>
-      <w:hyperlink r:id="rId18" w:history="1">
+      <w:hyperlink r:id="rId21" w:history="1">
         <w:r>
           <w:rPr>
             <w:rStyle w:val="aa"/>
@@ -3845,7 +4457,7 @@
         </w:rPr>
         <w:t xml:space="preserve">　</w:t>
       </w:r>
-      <w:hyperlink r:id="rId19" w:history="1">
+      <w:hyperlink r:id="rId22" w:history="1">
         <w:r>
           <w:rPr>
             <w:rStyle w:val="aa"/>
@@ -3895,7 +4507,7 @@
           <w:rFonts w:ascii="ＭＳ Ｐゴシック" w:eastAsia="ＭＳ Ｐゴシック" w:hAnsi="ＭＳ Ｐゴシック"/>
           <w:b/>
         </w:rPr>
-        <w:t>8</w:t>
+        <w:t>9</w:t>
       </w:r>
       <w:r>
         <w:rPr>
@@ -3937,7 +4549,7 @@
                     </pic:cNvPicPr>
                   </pic:nvPicPr>
                   <pic:blipFill>
-                    <a:blip r:embed="rId20" cstate="print">
+                    <a:blip r:embed="rId23" cstate="print">
                       <a:extLst>
                         <a:ext uri="{28A0092B-C50C-407E-A947-70E740481C1C}">
                           <a14:useLocalDpi xmlns:a14="http://schemas.microsoft.com/office/drawing/2010/main" val="0"/>

--- a/docs/ITゼミ論文24jy0236.docx
+++ b/docs/ITゼミ論文24jy0236.docx
@@ -295,6 +295,45 @@
     <w:p>
       <w:pPr>
         <w:wordWrap w:val="0"/>
+        <w:ind w:firstLineChars="100" w:firstLine="210"/>
+        <w:rPr>
+          <w:rFonts w:ascii="ＭＳ 明朝" w:hAnsi="ＭＳ 明朝"/>
+        </w:rPr>
+      </w:pPr>
+      <w:r>
+        <w:rPr>
+          <w:rFonts w:ascii="ＭＳ 明朝" w:hAnsi="ＭＳ 明朝" w:hint="eastAsia"/>
+        </w:rPr>
+        <w:t>そのことから、私は実際に厳格な型システムを持つ言語とバリデーションライブラリを使用する開発を通して、型安全な開発がどのような効果をもたらすのか</w:t>
+      </w:r>
+      <w:r>
+        <w:rPr>
+          <w:rFonts w:ascii="ＭＳ 明朝" w:hAnsi="ＭＳ 明朝" w:hint="eastAsia"/>
+        </w:rPr>
+        <w:t>を</w:t>
+      </w:r>
+      <w:r>
+        <w:rPr>
+          <w:rFonts w:ascii="ＭＳ 明朝" w:hAnsi="ＭＳ 明朝" w:hint="eastAsia"/>
+        </w:rPr>
+        <w:t>検証</w:t>
+      </w:r>
+      <w:r>
+        <w:rPr>
+          <w:rFonts w:ascii="ＭＳ 明朝" w:hAnsi="ＭＳ 明朝" w:hint="eastAsia"/>
+        </w:rPr>
+        <w:t>しようと</w:t>
+      </w:r>
+      <w:r>
+        <w:rPr>
+          <w:rFonts w:ascii="ＭＳ 明朝" w:hAnsi="ＭＳ 明朝" w:hint="eastAsia"/>
+        </w:rPr>
+        <w:t>考えた。</w:t>
+      </w:r>
+    </w:p>
+    <w:p>
+      <w:pPr>
+        <w:wordWrap w:val="0"/>
         <w:rPr>
           <w:rFonts w:ascii="ＭＳ Ｐゴシック" w:eastAsia="ＭＳ Ｐゴシック" w:hAnsi="ＭＳ Ｐゴシック"/>
           <w:b/>
@@ -535,9 +574,9 @@
           <w:noProof/>
         </w:rPr>
         <w:drawing>
-          <wp:inline distT="0" distB="0" distL="0" distR="0" wp14:anchorId="2355E150" wp14:editId="46BA3846">
-            <wp:extent cx="2924810" cy="1456055"/>
-            <wp:effectExtent l="0" t="0" r="8890" b="0"/>
+          <wp:inline distT="0" distB="0" distL="0" distR="0" wp14:anchorId="2355E150" wp14:editId="728BEC1A">
+            <wp:extent cx="2924810" cy="1389380"/>
+            <wp:effectExtent l="0" t="0" r="8890" b="1270"/>
             <wp:docPr id="2" name="図 2"/>
             <wp:cNvGraphicFramePr>
               <a:graphicFrameLocks xmlns:a="http://schemas.openxmlformats.org/drawingml/2006/main" noChangeAspect="1"/>
@@ -549,20 +588,27 @@
                     <pic:cNvPr id="1" name=""/>
                     <pic:cNvPicPr/>
                   </pic:nvPicPr>
-                  <pic:blipFill>
+                  <pic:blipFill rotWithShape="1">
                     <a:blip r:embed="rId8"/>
-                    <a:stretch>
-                      <a:fillRect/>
-                    </a:stretch>
+                    <a:srcRect t="4578"/>
+                    <a:stretch/>
                   </pic:blipFill>
-                  <pic:spPr>
+                  <pic:spPr bwMode="auto">
                     <a:xfrm>
                       <a:off x="0" y="0"/>
-                      <a:ext cx="2924810" cy="1456055"/>
+                      <a:ext cx="2924810" cy="1389380"/>
                     </a:xfrm>
                     <a:prstGeom prst="rect">
                       <a:avLst/>
                     </a:prstGeom>
+                    <a:ln>
+                      <a:noFill/>
+                    </a:ln>
+                    <a:extLst>
+                      <a:ext uri="{53640926-AAD7-44D8-BBD7-CCE9431645EC}">
+                        <a14:shadowObscured xmlns:a14="http://schemas.microsoft.com/office/drawing/2010/main"/>
+                      </a:ext>
+                    </a:extLst>
                   </pic:spPr>
                 </pic:pic>
               </a:graphicData>
@@ -671,13 +717,7 @@
         <w:rPr>
           <w:rFonts w:ascii="ＭＳ 明朝" w:hAnsi="ＭＳ 明朝" w:hint="eastAsia"/>
         </w:rPr>
-        <w:t>を用いたチャットルームの作成・参</w:t>
-      </w:r>
-      <w:r>
-        <w:rPr>
-          <w:rFonts w:ascii="ＭＳ 明朝" w:hAnsi="ＭＳ 明朝" w:hint="eastAsia"/>
-        </w:rPr>
-        <w:t>加機能</w:t>
+        <w:t>を用いたチャットルームの作成・参加機能</w:t>
       </w:r>
       <w:r>
         <w:rPr>
@@ -763,8 +803,7 @@
     <w:p>
       <w:pPr>
         <w:kinsoku w:val="0"/>
-        <w:wordWrap w:val="0"/>
-        <w:jc w:val="left"/>
+        <w:jc w:val="center"/>
         <w:rPr>
           <w:rFonts w:ascii="ＭＳ 明朝" w:hAnsi="ＭＳ 明朝"/>
         </w:rPr>
@@ -775,9 +814,9 @@
           <w:noProof/>
         </w:rPr>
         <w:drawing>
-          <wp:inline distT="0" distB="0" distL="0" distR="0" wp14:anchorId="13E92D82" wp14:editId="46760ADA">
-            <wp:extent cx="2924810" cy="2426335"/>
-            <wp:effectExtent l="0" t="0" r="8890" b="0"/>
+          <wp:inline distT="0" distB="0" distL="0" distR="0" wp14:anchorId="13E92D82" wp14:editId="2D0FCF33">
+            <wp:extent cx="2904908" cy="2409825"/>
+            <wp:effectExtent l="0" t="0" r="0" b="0"/>
             <wp:docPr id="3" name="図 3"/>
             <wp:cNvGraphicFramePr>
               <a:graphicFrameLocks xmlns:a="http://schemas.openxmlformats.org/drawingml/2006/main" noChangeAspect="1"/>
@@ -798,7 +837,7 @@
                   <pic:spPr>
                     <a:xfrm>
                       <a:off x="0" y="0"/>
-                      <a:ext cx="2924810" cy="2426335"/>
+                      <a:ext cx="2936144" cy="2435738"/>
                     </a:xfrm>
                     <a:prstGeom prst="rect">
                       <a:avLst/>
@@ -1201,6 +1240,82 @@
         <w:wordWrap w:val="0"/>
         <w:jc w:val="left"/>
         <w:rPr>
+          <w:rFonts w:ascii="ＭＳ 明朝" w:hAnsi="ＭＳ 明朝" w:hint="eastAsia"/>
+        </w:rPr>
+      </w:pPr>
+      <w:r>
+        <w:rPr>
+          <w:rFonts w:ascii="ＭＳ 明朝" w:hAnsi="ＭＳ 明朝" w:hint="eastAsia"/>
+        </w:rPr>
+        <w:t xml:space="preserve">　本研究では、画面表示に関わる</w:t>
+      </w:r>
+      <w:r>
+        <w:rPr>
+          <w:rFonts w:ascii="ＭＳ 明朝" w:hAnsi="ＭＳ 明朝" w:hint="eastAsia"/>
+        </w:rPr>
+        <w:t>フロントエンド</w:t>
+      </w:r>
+      <w:r>
+        <w:rPr>
+          <w:rFonts w:ascii="ＭＳ 明朝" w:hAnsi="ＭＳ 明朝" w:hint="eastAsia"/>
+        </w:rPr>
+        <w:t>に採用した。しかし、N</w:t>
+      </w:r>
+      <w:r>
+        <w:rPr>
+          <w:rFonts w:ascii="ＭＳ 明朝" w:hAnsi="ＭＳ 明朝"/>
+        </w:rPr>
+        <w:t>ext.js</w:t>
+      </w:r>
+      <w:r>
+        <w:rPr>
+          <w:rFonts w:ascii="ＭＳ 明朝" w:hAnsi="ＭＳ 明朝" w:hint="eastAsia"/>
+        </w:rPr>
+        <w:t>の特徴的な機能であるA</w:t>
+      </w:r>
+      <w:r>
+        <w:rPr>
+          <w:rFonts w:ascii="ＭＳ 明朝" w:hAnsi="ＭＳ 明朝"/>
+        </w:rPr>
+        <w:t>PI</w:t>
+      </w:r>
+      <w:r>
+        <w:rPr>
+          <w:rFonts w:ascii="ＭＳ 明朝" w:hAnsi="ＭＳ 明朝" w:hint="eastAsia"/>
+        </w:rPr>
+        <w:t>ルートは一切使用せず、代わりにデータベース操作を伴うA</w:t>
+      </w:r>
+      <w:r>
+        <w:rPr>
+          <w:rFonts w:ascii="ＭＳ 明朝" w:hAnsi="ＭＳ 明朝"/>
+        </w:rPr>
+        <w:t>PI</w:t>
+      </w:r>
+      <w:r>
+        <w:rPr>
+          <w:rFonts w:ascii="ＭＳ 明朝" w:hAnsi="ＭＳ 明朝" w:hint="eastAsia"/>
+        </w:rPr>
+        <w:t>はR</w:t>
+      </w:r>
+      <w:r>
+        <w:rPr>
+          <w:rFonts w:ascii="ＭＳ 明朝" w:hAnsi="ＭＳ 明朝"/>
+        </w:rPr>
+        <w:t>ust</w:t>
+      </w:r>
+      <w:r>
+        <w:rPr>
+          <w:rFonts w:ascii="ＭＳ 明朝" w:hAnsi="ＭＳ 明朝" w:hint="eastAsia"/>
+        </w:rPr>
+        <w:t>で実装することとした。</w:t>
+      </w:r>
+    </w:p>
+    <w:p>
+      <w:pPr>
+        <w:kinsoku w:val="0"/>
+        <w:wordWrap w:val="0"/>
+        <w:jc w:val="left"/>
+        <w:rPr>
           <w:rFonts w:ascii="ＭＳ Ｐゴシック" w:eastAsia="ＭＳ Ｐゴシック" w:hAnsi="ＭＳ Ｐゴシック"/>
           <w:b/>
         </w:rPr>
@@ -1299,7 +1414,50 @@
         <w:rPr>
           <w:rFonts w:ascii="ＭＳ 明朝" w:hAnsi="ＭＳ 明朝" w:hint="eastAsia"/>
         </w:rPr>
-        <w:t>である tokio の上で動作するWebアプリケーションフレームワークである。型安全なルーティングや、リクエストとレスポンスを宣言的に扱うハンドラ設計を特徴としており、堅牢なAPIサーバーの構築に適している。</w:t>
+        <w:t xml:space="preserve">である </w:t>
+      </w:r>
+      <w:proofErr w:type="spellStart"/>
+      <w:r>
+        <w:rPr>
+          <w:rFonts w:ascii="ＭＳ 明朝" w:hAnsi="ＭＳ 明朝" w:hint="eastAsia"/>
+        </w:rPr>
+        <w:t>tokio</w:t>
+      </w:r>
+      <w:proofErr w:type="spellEnd"/>
+      <w:r>
+        <w:rPr>
+          <w:rFonts w:ascii="ＭＳ 明朝" w:hAnsi="ＭＳ 明朝" w:hint="eastAsia"/>
+        </w:rPr>
+        <w:t xml:space="preserve"> の上で動作するWebアプリケーションフレームワークである。型安全なルーティングや、リクエストとレスポンスを宣言的に扱うハンドラ設計を特徴としており、堅牢なAPIサーバーの構築に適している。</w:t>
+      </w:r>
+    </w:p>
+    <w:p>
+      <w:pPr>
+        <w:kinsoku w:val="0"/>
+        <w:wordWrap w:val="0"/>
+        <w:ind w:firstLineChars="100" w:firstLine="210"/>
+        <w:jc w:val="left"/>
+        <w:rPr>
+          <w:rFonts w:ascii="ＭＳ 明朝" w:hAnsi="ＭＳ 明朝" w:hint="eastAsia"/>
+        </w:rPr>
+      </w:pPr>
+      <w:r>
+        <w:rPr>
+          <w:rFonts w:ascii="ＭＳ 明朝" w:hAnsi="ＭＳ 明朝" w:hint="eastAsia"/>
+        </w:rPr>
+        <w:t>本研究では、</w:t>
+      </w:r>
+      <w:r>
+        <w:rPr>
+          <w:rFonts w:ascii="ＭＳ 明朝" w:hAnsi="ＭＳ 明朝" w:hint="eastAsia"/>
+        </w:rPr>
+        <w:t>これらを</w:t>
+      </w:r>
+      <w:r>
+        <w:rPr>
+          <w:rFonts w:ascii="ＭＳ 明朝" w:hAnsi="ＭＳ 明朝" w:hint="eastAsia"/>
+        </w:rPr>
+        <w:t>データベースに関わるバックエンドに採用した。</w:t>
       </w:r>
     </w:p>
     <w:p>
@@ -1360,6 +1518,89 @@
           <w:rFonts w:ascii="ＭＳ 明朝" w:hAnsi="ＭＳ 明朝" w:hint="eastAsia"/>
         </w:rPr>
         <w:t>手作業でのUML図記述の工数を削減するため、本研究ではMermaidを使用した。Mermaidはテキストベースで図表を定義できるJavaScriptライブラリである。これにより、Docs as Codeを実践し、記述の一貫性を保つことができる。</w:t>
+      </w:r>
+    </w:p>
+    <w:p>
+      <w:pPr>
+        <w:kinsoku w:val="0"/>
+        <w:wordWrap w:val="0"/>
+        <w:ind w:firstLineChars="100" w:firstLine="210"/>
+        <w:jc w:val="left"/>
+        <w:rPr>
+          <w:rFonts w:ascii="ＭＳ 明朝" w:hAnsi="ＭＳ 明朝" w:hint="eastAsia"/>
+        </w:rPr>
+      </w:pPr>
+      <w:r>
+        <w:rPr>
+          <w:rFonts w:ascii="ＭＳ 明朝" w:hAnsi="ＭＳ 明朝" w:hint="eastAsia"/>
+        </w:rPr>
+        <w:t>以下</w:t>
+      </w:r>
+      <w:r>
+        <w:rPr>
+          <w:rFonts w:ascii="ＭＳ 明朝" w:hAnsi="ＭＳ 明朝" w:hint="eastAsia"/>
+        </w:rPr>
+        <w:t>の図</w:t>
+      </w:r>
+      <w:r>
+        <w:rPr>
+          <w:rFonts w:ascii="ＭＳ 明朝" w:hAnsi="ＭＳ 明朝" w:hint="eastAsia"/>
+        </w:rPr>
+        <w:t>はM</w:t>
+      </w:r>
+      <w:r>
+        <w:rPr>
+          <w:rFonts w:ascii="ＭＳ 明朝" w:hAnsi="ＭＳ 明朝"/>
+        </w:rPr>
+        <w:t>ermaid</w:t>
+      </w:r>
+      <w:r>
+        <w:rPr>
+          <w:rFonts w:ascii="ＭＳ 明朝" w:hAnsi="ＭＳ 明朝" w:hint="eastAsia"/>
+        </w:rPr>
+        <w:t>によって生成された、本研究のアーキテクチャとデータベース定義を表すU</w:t>
+      </w:r>
+      <w:r>
+        <w:rPr>
+          <w:rFonts w:ascii="ＭＳ 明朝" w:hAnsi="ＭＳ 明朝"/>
+        </w:rPr>
+        <w:t>ML</w:t>
+      </w:r>
+      <w:r>
+        <w:rPr>
+          <w:rFonts w:ascii="ＭＳ 明朝" w:hAnsi="ＭＳ 明朝" w:hint="eastAsia"/>
+        </w:rPr>
+        <w:t>図である。M</w:t>
+      </w:r>
+      <w:r>
+        <w:rPr>
+          <w:rFonts w:ascii="ＭＳ 明朝" w:hAnsi="ＭＳ 明朝"/>
+        </w:rPr>
+        <w:t>ermaid</w:t>
+      </w:r>
+      <w:r>
+        <w:rPr>
+          <w:rFonts w:ascii="ＭＳ 明朝" w:hAnsi="ＭＳ 明朝" w:hint="eastAsia"/>
+        </w:rPr>
+        <w:t>では要素の関連のみのトポロジー(抽象的構造</w:t>
+      </w:r>
+      <w:r>
+        <w:rPr>
+          <w:rFonts w:ascii="ＭＳ 明朝" w:hAnsi="ＭＳ 明朝"/>
+        </w:rPr>
+        <w:t>)</w:t>
+      </w:r>
+      <w:r>
+        <w:rPr>
+          <w:rFonts w:ascii="ＭＳ 明朝" w:hAnsi="ＭＳ 明朝" w:hint="eastAsia"/>
+        </w:rPr>
+        <w:t>を定義することで、以下のように各図表要素が一意に配置される</w:t>
+      </w:r>
+      <w:r>
+        <w:rPr>
+          <w:rFonts w:ascii="ＭＳ 明朝" w:hAnsi="ＭＳ 明朝" w:hint="eastAsia"/>
+        </w:rPr>
+        <w:t>。</w:t>
       </w:r>
     </w:p>
     <w:p>
@@ -1731,7 +1972,25 @@
         <w:rPr>
           <w:rFonts w:ascii="ＭＳ 明朝" w:hAnsi="ＭＳ 明朝" w:hint="eastAsia"/>
         </w:rPr>
-        <w:t>本システムでは、Google Firebase Authenticationを利用した認証基盤を構築した。フロントエンドにてGoogleアカウントを用いた認証を行い、JWTを取得する。このJWTをバックエンドAPIの呼び出し時に送信し、サーバー側で検証を行う設計とした。</w:t>
+        <w:t>本システムでは、Google Firebase Authenticationを利用した認証基盤を構築した。フロントエンドにてGoogleアカウントを用いた認証を行い、JWTを取得する。このJWTをバックエンドAPIの呼び出し時に送信し、</w:t>
+      </w:r>
+      <w:r>
+        <w:rPr>
+          <w:rFonts w:ascii="ＭＳ 明朝" w:hAnsi="ＭＳ 明朝" w:hint="eastAsia"/>
+        </w:rPr>
+        <w:t>A</w:t>
+      </w:r>
+      <w:r>
+        <w:rPr>
+          <w:rFonts w:ascii="ＭＳ 明朝" w:hAnsi="ＭＳ 明朝"/>
+        </w:rPr>
+        <w:t>PI</w:t>
+      </w:r>
+      <w:r>
+        <w:rPr>
+          <w:rFonts w:ascii="ＭＳ 明朝" w:hAnsi="ＭＳ 明朝" w:hint="eastAsia"/>
+        </w:rPr>
+        <w:t>サーバー側で検証を行う設計とした。</w:t>
       </w:r>
     </w:p>
     <w:p>
@@ -1925,6 +2184,12 @@
         <w:rPr>
           <w:rFonts w:ascii="ＭＳ 明朝" w:hAnsi="ＭＳ 明朝" w:hint="eastAsia"/>
         </w:rPr>
+        <w:t>本研究のように</w:t>
+      </w:r>
+      <w:r>
+        <w:rPr>
+          <w:rFonts w:ascii="ＭＳ 明朝" w:hAnsi="ＭＳ 明朝" w:hint="eastAsia"/>
+        </w:rPr>
         <w:t>フロントエンドとバックエンドが分離したシステムでは、APIの通信仕様を手動で定義・同期する必要があり、この作業工程において人為的ミスが発生しやすい。</w:t>
       </w:r>
     </w:p>
@@ -2156,7 +2421,21 @@
         <w:rPr>
           <w:rFonts w:ascii="ＭＳ 明朝" w:hAnsi="ＭＳ 明朝" w:hint="eastAsia"/>
         </w:rPr>
-        <w:t>プリミティブ型として直接扱うのではなく、専用の型でラップするNewTypeパターンを導入した。</w:t>
+        <w:t>プリミティブ型として直接扱うのではなく、専用の型でラップする</w:t>
+      </w:r>
+      <w:proofErr w:type="spellStart"/>
+      <w:r>
+        <w:rPr>
+          <w:rFonts w:ascii="ＭＳ 明朝" w:hAnsi="ＭＳ 明朝" w:hint="eastAsia"/>
+        </w:rPr>
+        <w:t>NewType</w:t>
+      </w:r>
+      <w:proofErr w:type="spellEnd"/>
+      <w:r>
+        <w:rPr>
+          <w:rFonts w:ascii="ＭＳ 明朝" w:hAnsi="ＭＳ 明朝" w:hint="eastAsia"/>
+        </w:rPr>
+        <w:t>パターンを導入した。</w:t>
       </w:r>
     </w:p>
     <w:p>
@@ -2197,7 +2476,21 @@
               <w:rPr>
                 <w:rFonts w:ascii="ＭＳ 明朝" w:hAnsi="ＭＳ 明朝"/>
               </w:rPr>
-              <w:t>use sea_orm::entity::prelude::*;</w:t>
+              <w:t xml:space="preserve">use </w:t>
+            </w:r>
+            <w:proofErr w:type="spellStart"/>
+            <w:r>
+              <w:rPr>
+                <w:rFonts w:ascii="ＭＳ 明朝" w:hAnsi="ＭＳ 明朝"/>
+              </w:rPr>
+              <w:t>sea_orm</w:t>
+            </w:r>
+            <w:proofErr w:type="spellEnd"/>
+            <w:r>
+              <w:rPr>
+                <w:rFonts w:ascii="ＭＳ 明朝" w:hAnsi="ＭＳ 明朝"/>
+              </w:rPr>
+              <w:t>::entity::prelude::*;</w:t>
             </w:r>
           </w:p>
           <w:p>
@@ -2213,7 +2506,21 @@
               <w:rPr>
                 <w:rFonts w:ascii="ＭＳ 明朝" w:hAnsi="ＭＳ 明朝"/>
               </w:rPr>
-              <w:t>use ts_rs::TS;</w:t>
+              <w:t xml:space="preserve">use </w:t>
+            </w:r>
+            <w:proofErr w:type="spellStart"/>
+            <w:r>
+              <w:rPr>
+                <w:rFonts w:ascii="ＭＳ 明朝" w:hAnsi="ＭＳ 明朝"/>
+              </w:rPr>
+              <w:t>ts_rs</w:t>
+            </w:r>
+            <w:proofErr w:type="spellEnd"/>
+            <w:r>
+              <w:rPr>
+                <w:rFonts w:ascii="ＭＳ 明朝" w:hAnsi="ＭＳ 明朝"/>
+              </w:rPr>
+              <w:t>::TS;</w:t>
             </w:r>
           </w:p>
           <w:p>
@@ -2271,7 +2578,49 @@
               <w:rPr>
                 <w:rFonts w:ascii="ＭＳ 明朝" w:hAnsi="ＭＳ 明朝"/>
               </w:rPr>
-              <w:t>pub struct UserId(pub uuid::Uuid);</w:t>
+              <w:t xml:space="preserve">pub struct </w:t>
+            </w:r>
+            <w:proofErr w:type="spellStart"/>
+            <w:r>
+              <w:rPr>
+                <w:rFonts w:ascii="ＭＳ 明朝" w:hAnsi="ＭＳ 明朝"/>
+              </w:rPr>
+              <w:t>UserId</w:t>
+            </w:r>
+            <w:proofErr w:type="spellEnd"/>
+            <w:r>
+              <w:rPr>
+                <w:rFonts w:ascii="ＭＳ 明朝" w:hAnsi="ＭＳ 明朝"/>
+              </w:rPr>
+              <w:t xml:space="preserve">(pub </w:t>
+            </w:r>
+            <w:proofErr w:type="spellStart"/>
+            <w:r>
+              <w:rPr>
+                <w:rFonts w:ascii="ＭＳ 明朝" w:hAnsi="ＭＳ 明朝"/>
+              </w:rPr>
+              <w:t>uuid</w:t>
+            </w:r>
+            <w:proofErr w:type="spellEnd"/>
+            <w:r>
+              <w:rPr>
+                <w:rFonts w:ascii="ＭＳ 明朝" w:hAnsi="ＭＳ 明朝"/>
+              </w:rPr>
+              <w:t>::</w:t>
+            </w:r>
+            <w:proofErr w:type="spellStart"/>
+            <w:r>
+              <w:rPr>
+                <w:rFonts w:ascii="ＭＳ 明朝" w:hAnsi="ＭＳ 明朝"/>
+              </w:rPr>
+              <w:t>Uuid</w:t>
+            </w:r>
+            <w:proofErr w:type="spellEnd"/>
+            <w:r>
+              <w:rPr>
+                <w:rFonts w:ascii="ＭＳ 明朝" w:hAnsi="ＭＳ 明朝"/>
+              </w:rPr>
+              <w:t>);</w:t>
             </w:r>
           </w:p>
           <w:p>
@@ -2377,7 +2726,21 @@
               <w:rPr>
                 <w:rFonts w:ascii="ＭＳ 明朝" w:hAnsi="ＭＳ 明朝" w:hint="eastAsia"/>
               </w:rPr>
-              <w:t xml:space="preserve">  pub id: UserId, </w:t>
+              <w:t xml:space="preserve">  pub id: </w:t>
+            </w:r>
+            <w:proofErr w:type="spellStart"/>
+            <w:r>
+              <w:rPr>
+                <w:rFonts w:ascii="ＭＳ 明朝" w:hAnsi="ＭＳ 明朝" w:hint="eastAsia"/>
+              </w:rPr>
+              <w:t>UserId</w:t>
+            </w:r>
+            <w:proofErr w:type="spellEnd"/>
+            <w:r>
+              <w:rPr>
+                <w:rFonts w:ascii="ＭＳ 明朝" w:hAnsi="ＭＳ 明朝" w:hint="eastAsia"/>
+              </w:rPr>
+              <w:t xml:space="preserve">, </w:t>
             </w:r>
           </w:p>
           <w:p>
@@ -2441,6 +2804,7 @@
         </w:rPr>
         <w:t xml:space="preserve"> </w:t>
       </w:r>
+      <w:proofErr w:type="spellStart"/>
       <w:r>
         <w:rPr>
           <w:rFonts w:ascii="ＭＳ 明朝" w:hAnsi="ＭＳ 明朝" w:hint="eastAsia"/>
@@ -2453,11 +2817,19 @@
         </w:rPr>
         <w:t>ewType</w:t>
       </w:r>
-      <w:r>
-        <w:rPr>
-          <w:rFonts w:ascii="ＭＳ 明朝" w:hAnsi="ＭＳ 明朝" w:hint="eastAsia"/>
-        </w:rPr>
-        <w:t>パターンとS</w:t>
+      <w:proofErr w:type="spellEnd"/>
+      <w:r>
+        <w:rPr>
+          <w:rFonts w:ascii="ＭＳ 明朝" w:hAnsi="ＭＳ 明朝" w:hint="eastAsia"/>
+        </w:rPr>
+        <w:t>パターンと</w:t>
+      </w:r>
+      <w:proofErr w:type="spellStart"/>
+      <w:r>
+        <w:rPr>
+          <w:rFonts w:ascii="ＭＳ 明朝" w:hAnsi="ＭＳ 明朝" w:hint="eastAsia"/>
+        </w:rPr>
+        <w:t>S</w:t>
       </w:r>
       <w:r>
         <w:rPr>
@@ -2465,6 +2837,7 @@
         </w:rPr>
         <w:t>eaORM</w:t>
       </w:r>
+      <w:proofErr w:type="spellEnd"/>
       <w:r>
         <w:rPr>
           <w:rFonts w:ascii="ＭＳ 明朝" w:hAnsi="ＭＳ 明朝" w:hint="eastAsia"/>
@@ -2545,7 +2918,21 @@
         <w:rPr>
           <w:rFonts w:ascii="ＭＳ 明朝" w:hAnsi="ＭＳ 明朝" w:hint="eastAsia"/>
         </w:rPr>
-        <w:t>バックエンドで定義された型情報は、ts-rsを用いてTypeScriptの型定義ファイルとして自動出力される。この際、TypeScript側ではBranded Typesを用いることで、名目的型付けを実現した。</w:t>
+        <w:t>バックエンドで定義された型情報は、</w:t>
+      </w:r>
+      <w:proofErr w:type="spellStart"/>
+      <w:r>
+        <w:rPr>
+          <w:rFonts w:ascii="ＭＳ 明朝" w:hAnsi="ＭＳ 明朝" w:hint="eastAsia"/>
+        </w:rPr>
+        <w:t>ts-rs</w:t>
+      </w:r>
+      <w:proofErr w:type="spellEnd"/>
+      <w:r>
+        <w:rPr>
+          <w:rFonts w:ascii="ＭＳ 明朝" w:hAnsi="ＭＳ 明朝" w:hint="eastAsia"/>
+        </w:rPr>
+        <w:t>を用いてTypeScriptの型定義ファイルとして自動出力される。この際、TypeScript側ではBranded Typesを用いることで、名目的型付けを実現した。</w:t>
       </w:r>
     </w:p>
     <w:p>
@@ -2609,7 +2996,21 @@
               <w:rPr>
                 <w:rFonts w:ascii="ＭＳ 明朝" w:hAnsi="ＭＳ 明朝"/>
               </w:rPr>
-              <w:t>export type UserId =</w:t>
+              <w:t xml:space="preserve">export type </w:t>
+            </w:r>
+            <w:proofErr w:type="spellStart"/>
+            <w:r>
+              <w:rPr>
+                <w:rFonts w:ascii="ＭＳ 明朝" w:hAnsi="ＭＳ 明朝"/>
+              </w:rPr>
+              <w:t>UserId</w:t>
+            </w:r>
+            <w:proofErr w:type="spellEnd"/>
+            <w:r>
+              <w:rPr>
+                <w:rFonts w:ascii="ＭＳ 明朝" w:hAnsi="ＭＳ 明朝"/>
+              </w:rPr>
+              <w:t xml:space="preserve"> =</w:t>
             </w:r>
           </w:p>
           <w:p>
@@ -2626,7 +3027,21 @@
               <w:rPr>
                 <w:rFonts w:ascii="ＭＳ 明朝" w:hAnsi="ＭＳ 明朝"/>
               </w:rPr>
-              <w:t>string &amp; { __brand: "UserId" };</w:t>
+              <w:t>string &amp; { __brand: "</w:t>
+            </w:r>
+            <w:proofErr w:type="spellStart"/>
+            <w:r>
+              <w:rPr>
+                <w:rFonts w:ascii="ＭＳ 明朝" w:hAnsi="ＭＳ 明朝"/>
+              </w:rPr>
+              <w:t>UserId</w:t>
+            </w:r>
+            <w:proofErr w:type="spellEnd"/>
+            <w:r>
+              <w:rPr>
+                <w:rFonts w:ascii="ＭＳ 明朝" w:hAnsi="ＭＳ 明朝"/>
+              </w:rPr>
+              <w:t>" };</w:t>
             </w:r>
           </w:p>
           <w:p>
@@ -2642,7 +3057,21 @@
               <w:rPr>
                 <w:rFonts w:ascii="ＭＳ 明朝" w:hAnsi="ＭＳ 明朝"/>
               </w:rPr>
-              <w:t>export type RoomId =</w:t>
+              <w:t xml:space="preserve">export type </w:t>
+            </w:r>
+            <w:proofErr w:type="spellStart"/>
+            <w:r>
+              <w:rPr>
+                <w:rFonts w:ascii="ＭＳ 明朝" w:hAnsi="ＭＳ 明朝"/>
+              </w:rPr>
+              <w:t>RoomId</w:t>
+            </w:r>
+            <w:proofErr w:type="spellEnd"/>
+            <w:r>
+              <w:rPr>
+                <w:rFonts w:ascii="ＭＳ 明朝" w:hAnsi="ＭＳ 明朝"/>
+              </w:rPr>
+              <w:t xml:space="preserve"> =</w:t>
             </w:r>
           </w:p>
           <w:p>
@@ -2659,7 +3088,21 @@
               <w:rPr>
                 <w:rFonts w:ascii="ＭＳ 明朝" w:hAnsi="ＭＳ 明朝"/>
               </w:rPr>
-              <w:t>string &amp; { __brand: "RoomId" };</w:t>
+              <w:t>string &amp; { __brand: "</w:t>
+            </w:r>
+            <w:proofErr w:type="spellStart"/>
+            <w:r>
+              <w:rPr>
+                <w:rFonts w:ascii="ＭＳ 明朝" w:hAnsi="ＭＳ 明朝"/>
+              </w:rPr>
+              <w:t>RoomId</w:t>
+            </w:r>
+            <w:proofErr w:type="spellEnd"/>
+            <w:r>
+              <w:rPr>
+                <w:rFonts w:ascii="ＭＳ 明朝" w:hAnsi="ＭＳ 明朝"/>
+              </w:rPr>
+              <w:t>" };</w:t>
             </w:r>
           </w:p>
           <w:p>
@@ -2675,7 +3118,35 @@
               <w:rPr>
                 <w:rFonts w:ascii="ＭＳ 明朝" w:hAnsi="ＭＳ 明朝"/>
               </w:rPr>
-              <w:t>const userId: UserId =</w:t>
+              <w:t xml:space="preserve">const </w:t>
+            </w:r>
+            <w:proofErr w:type="spellStart"/>
+            <w:r>
+              <w:rPr>
+                <w:rFonts w:ascii="ＭＳ 明朝" w:hAnsi="ＭＳ 明朝"/>
+              </w:rPr>
+              <w:t>userId</w:t>
+            </w:r>
+            <w:proofErr w:type="spellEnd"/>
+            <w:r>
+              <w:rPr>
+                <w:rFonts w:ascii="ＭＳ 明朝" w:hAnsi="ＭＳ 明朝"/>
+              </w:rPr>
+              <w:t xml:space="preserve">: </w:t>
+            </w:r>
+            <w:proofErr w:type="spellStart"/>
+            <w:r>
+              <w:rPr>
+                <w:rFonts w:ascii="ＭＳ 明朝" w:hAnsi="ＭＳ 明朝"/>
+              </w:rPr>
+              <w:t>UserId</w:t>
+            </w:r>
+            <w:proofErr w:type="spellEnd"/>
+            <w:r>
+              <w:rPr>
+                <w:rFonts w:ascii="ＭＳ 明朝" w:hAnsi="ＭＳ 明朝"/>
+              </w:rPr>
+              <w:t xml:space="preserve"> =</w:t>
             </w:r>
           </w:p>
           <w:p>
@@ -2710,7 +3181,21 @@
               <w:rPr>
                 <w:rFonts w:ascii="ＭＳ 明朝" w:hAnsi="ＭＳ 明朝"/>
               </w:rPr>
-              <w:t>" as UserId;</w:t>
+              <w:t xml:space="preserve">" as </w:t>
+            </w:r>
+            <w:proofErr w:type="spellStart"/>
+            <w:r>
+              <w:rPr>
+                <w:rFonts w:ascii="ＭＳ 明朝" w:hAnsi="ＭＳ 明朝"/>
+              </w:rPr>
+              <w:t>UserId</w:t>
+            </w:r>
+            <w:proofErr w:type="spellEnd"/>
+            <w:r>
+              <w:rPr>
+                <w:rFonts w:ascii="ＭＳ 明朝" w:hAnsi="ＭＳ 明朝"/>
+              </w:rPr>
+              <w:t>;</w:t>
             </w:r>
           </w:p>
           <w:p>
@@ -2736,7 +3221,35 @@
               <w:rPr>
                 <w:rFonts w:ascii="ＭＳ 明朝" w:hAnsi="ＭＳ 明朝"/>
               </w:rPr>
-              <w:t>// Error: Type 'UserId' is not assignable to type 'RoomId'</w:t>
+              <w:t>// Error: Type '</w:t>
+            </w:r>
+            <w:proofErr w:type="spellStart"/>
+            <w:r>
+              <w:rPr>
+                <w:rFonts w:ascii="ＭＳ 明朝" w:hAnsi="ＭＳ 明朝"/>
+              </w:rPr>
+              <w:t>UserId</w:t>
+            </w:r>
+            <w:proofErr w:type="spellEnd"/>
+            <w:r>
+              <w:rPr>
+                <w:rFonts w:ascii="ＭＳ 明朝" w:hAnsi="ＭＳ 明朝"/>
+              </w:rPr>
+              <w:t>' is not assignable to type '</w:t>
+            </w:r>
+            <w:proofErr w:type="spellStart"/>
+            <w:r>
+              <w:rPr>
+                <w:rFonts w:ascii="ＭＳ 明朝" w:hAnsi="ＭＳ 明朝"/>
+              </w:rPr>
+              <w:t>RoomId</w:t>
+            </w:r>
+            <w:proofErr w:type="spellEnd"/>
+            <w:r>
+              <w:rPr>
+                <w:rFonts w:ascii="ＭＳ 明朝" w:hAnsi="ＭＳ 明朝"/>
+              </w:rPr>
+              <w:t>'</w:t>
             </w:r>
           </w:p>
           <w:p>
@@ -2752,7 +3265,49 @@
               <w:rPr>
                 <w:rFonts w:ascii="ＭＳ 明朝" w:hAnsi="ＭＳ 明朝"/>
               </w:rPr>
-              <w:t>const roomId: RoomId = userId;</w:t>
+              <w:t xml:space="preserve">const </w:t>
+            </w:r>
+            <w:proofErr w:type="spellStart"/>
+            <w:r>
+              <w:rPr>
+                <w:rFonts w:ascii="ＭＳ 明朝" w:hAnsi="ＭＳ 明朝"/>
+              </w:rPr>
+              <w:t>roomId</w:t>
+            </w:r>
+            <w:proofErr w:type="spellEnd"/>
+            <w:r>
+              <w:rPr>
+                <w:rFonts w:ascii="ＭＳ 明朝" w:hAnsi="ＭＳ 明朝"/>
+              </w:rPr>
+              <w:t xml:space="preserve">: </w:t>
+            </w:r>
+            <w:proofErr w:type="spellStart"/>
+            <w:r>
+              <w:rPr>
+                <w:rFonts w:ascii="ＭＳ 明朝" w:hAnsi="ＭＳ 明朝"/>
+              </w:rPr>
+              <w:t>RoomId</w:t>
+            </w:r>
+            <w:proofErr w:type="spellEnd"/>
+            <w:r>
+              <w:rPr>
+                <w:rFonts w:ascii="ＭＳ 明朝" w:hAnsi="ＭＳ 明朝"/>
+              </w:rPr>
+              <w:t xml:space="preserve"> = </w:t>
+            </w:r>
+            <w:proofErr w:type="spellStart"/>
+            <w:r>
+              <w:rPr>
+                <w:rFonts w:ascii="ＭＳ 明朝" w:hAnsi="ＭＳ 明朝"/>
+              </w:rPr>
+              <w:t>userId</w:t>
+            </w:r>
+            <w:proofErr w:type="spellEnd"/>
+            <w:r>
+              <w:rPr>
+                <w:rFonts w:ascii="ＭＳ 明朝" w:hAnsi="ＭＳ 明朝"/>
+              </w:rPr>
+              <w:t>;</w:t>
             </w:r>
           </w:p>
         </w:tc>
@@ -2827,7 +3382,19 @@
         <w:rPr>
           <w:rFonts w:ascii="ＭＳ 明朝" w:hAnsi="ＭＳ 明朝" w:hint="eastAsia"/>
         </w:rPr>
-        <w:t>Zodを導入した。外部からのデータは必ずスキーマ検証を通過させ、成功したもののみをアプリケーション内部へ受け入れる。</w:t>
+        <w:t>Zodを導入した。外部からの</w:t>
+      </w:r>
+      <w:r>
+        <w:rPr>
+          <w:rFonts w:ascii="ＭＳ 明朝" w:hAnsi="ＭＳ 明朝" w:hint="eastAsia"/>
+        </w:rPr>
+        <w:t>リクエスト内の</w:t>
+      </w:r>
+      <w:r>
+        <w:rPr>
+          <w:rFonts w:ascii="ＭＳ 明朝" w:hAnsi="ＭＳ 明朝" w:hint="eastAsia"/>
+        </w:rPr>
+        <w:t>データは必ずスキーマ検証を通過させ、成功したもののみをアプリケーション内部へ受け入れる。</w:t>
       </w:r>
     </w:p>
     <w:p>
@@ -2867,7 +3434,21 @@
               <w:rPr>
                 <w:rFonts w:ascii="ＭＳ 明朝" w:hAnsi="ＭＳ 明朝"/>
               </w:rPr>
-              <w:t>import { z } from "zod";</w:t>
+              <w:t>import { z } from "</w:t>
+            </w:r>
+            <w:proofErr w:type="spellStart"/>
+            <w:r>
+              <w:rPr>
+                <w:rFonts w:ascii="ＭＳ 明朝" w:hAnsi="ＭＳ 明朝"/>
+              </w:rPr>
+              <w:t>zod</w:t>
+            </w:r>
+            <w:proofErr w:type="spellEnd"/>
+            <w:r>
+              <w:rPr>
+                <w:rFonts w:ascii="ＭＳ 明朝" w:hAnsi="ＭＳ 明朝"/>
+              </w:rPr>
+              <w:t>";</w:t>
             </w:r>
           </w:p>
           <w:p>
@@ -2893,7 +3474,21 @@
               <w:rPr>
                 <w:rFonts w:ascii="ＭＳ 明朝" w:hAnsi="ＭＳ 明朝"/>
               </w:rPr>
-              <w:t>const UserIdSchema =</w:t>
+              <w:t xml:space="preserve">const </w:t>
+            </w:r>
+            <w:proofErr w:type="spellStart"/>
+            <w:r>
+              <w:rPr>
+                <w:rFonts w:ascii="ＭＳ 明朝" w:hAnsi="ＭＳ 明朝"/>
+              </w:rPr>
+              <w:t>UserIdSchema</w:t>
+            </w:r>
+            <w:proofErr w:type="spellEnd"/>
+            <w:r>
+              <w:rPr>
+                <w:rFonts w:ascii="ＭＳ 明朝" w:hAnsi="ＭＳ 明朝"/>
+              </w:rPr>
+              <w:t xml:space="preserve"> =</w:t>
             </w:r>
             <w:r>
               <w:rPr>
@@ -2901,11 +3496,19 @@
               </w:rPr>
               <w:t xml:space="preserve"> </w:t>
             </w:r>
-            <w:r>
-              <w:rPr>
-                <w:rFonts w:ascii="ＭＳ 明朝" w:hAnsi="ＭＳ 明朝"/>
-              </w:rPr>
-              <w:t>z.string()</w:t>
+            <w:proofErr w:type="spellStart"/>
+            <w:r>
+              <w:rPr>
+                <w:rFonts w:ascii="ＭＳ 明朝" w:hAnsi="ＭＳ 明朝"/>
+              </w:rPr>
+              <w:t>z.string</w:t>
+            </w:r>
+            <w:proofErr w:type="spellEnd"/>
+            <w:r>
+              <w:rPr>
+                <w:rFonts w:ascii="ＭＳ 明朝" w:hAnsi="ＭＳ 明朝"/>
+              </w:rPr>
+              <w:t>()</w:t>
             </w:r>
           </w:p>
           <w:p>
@@ -2922,7 +3525,21 @@
               <w:rPr>
                 <w:rFonts w:ascii="ＭＳ 明朝" w:hAnsi="ＭＳ 明朝"/>
               </w:rPr>
-              <w:t>.uuid()</w:t>
+              <w:t>.</w:t>
+            </w:r>
+            <w:proofErr w:type="spellStart"/>
+            <w:r>
+              <w:rPr>
+                <w:rFonts w:ascii="ＭＳ 明朝" w:hAnsi="ＭＳ 明朝"/>
+              </w:rPr>
+              <w:t>uuid</w:t>
+            </w:r>
+            <w:proofErr w:type="spellEnd"/>
+            <w:r>
+              <w:rPr>
+                <w:rFonts w:ascii="ＭＳ 明朝" w:hAnsi="ＭＳ 明朝"/>
+              </w:rPr>
+              <w:t>()</w:t>
             </w:r>
           </w:p>
           <w:p>
@@ -2939,7 +3556,49 @@
               <w:rPr>
                 <w:rFonts w:ascii="ＭＳ 明朝" w:hAnsi="ＭＳ 明朝"/>
               </w:rPr>
-              <w:t>.transform(val =&gt; val as UserId);</w:t>
+              <w:t>.transform(</w:t>
+            </w:r>
+            <w:proofErr w:type="spellStart"/>
+            <w:r>
+              <w:rPr>
+                <w:rFonts w:ascii="ＭＳ 明朝" w:hAnsi="ＭＳ 明朝"/>
+              </w:rPr>
+              <w:t>val</w:t>
+            </w:r>
+            <w:proofErr w:type="spellEnd"/>
+            <w:r>
+              <w:rPr>
+                <w:rFonts w:ascii="ＭＳ 明朝" w:hAnsi="ＭＳ 明朝"/>
+              </w:rPr>
+              <w:t xml:space="preserve"> =&gt; </w:t>
+            </w:r>
+            <w:proofErr w:type="spellStart"/>
+            <w:r>
+              <w:rPr>
+                <w:rFonts w:ascii="ＭＳ 明朝" w:hAnsi="ＭＳ 明朝"/>
+              </w:rPr>
+              <w:t>val</w:t>
+            </w:r>
+            <w:proofErr w:type="spellEnd"/>
+            <w:r>
+              <w:rPr>
+                <w:rFonts w:ascii="ＭＳ 明朝" w:hAnsi="ＭＳ 明朝"/>
+              </w:rPr>
+              <w:t xml:space="preserve"> as </w:t>
+            </w:r>
+            <w:proofErr w:type="spellStart"/>
+            <w:r>
+              <w:rPr>
+                <w:rFonts w:ascii="ＭＳ 明朝" w:hAnsi="ＭＳ 明朝"/>
+              </w:rPr>
+              <w:t>UserId</w:t>
+            </w:r>
+            <w:proofErr w:type="spellEnd"/>
+            <w:r>
+              <w:rPr>
+                <w:rFonts w:ascii="ＭＳ 明朝" w:hAnsi="ＭＳ 明朝"/>
+              </w:rPr>
+              <w:t>);</w:t>
             </w:r>
           </w:p>
           <w:p>
@@ -2955,7 +3614,21 @@
               <w:rPr>
                 <w:rFonts w:ascii="ＭＳ 明朝" w:hAnsi="ＭＳ 明朝"/>
               </w:rPr>
-              <w:t>const rawData: unknown =</w:t>
+              <w:t xml:space="preserve">const </w:t>
+            </w:r>
+            <w:proofErr w:type="spellStart"/>
+            <w:r>
+              <w:rPr>
+                <w:rFonts w:ascii="ＭＳ 明朝" w:hAnsi="ＭＳ 明朝"/>
+              </w:rPr>
+              <w:t>rawData</w:t>
+            </w:r>
+            <w:proofErr w:type="spellEnd"/>
+            <w:r>
+              <w:rPr>
+                <w:rFonts w:ascii="ＭＳ 明朝" w:hAnsi="ＭＳ 明朝"/>
+              </w:rPr>
+              <w:t>: unknown =</w:t>
             </w:r>
           </w:p>
           <w:p>
@@ -2984,7 +3657,21 @@
               <w:rPr>
                 <w:rFonts w:ascii="ＭＳ 明朝" w:hAnsi="ＭＳ 明朝"/>
               </w:rPr>
-              <w:t>fetch("/api/user")</w:t>
+              <w:t>fetch("/</w:t>
+            </w:r>
+            <w:proofErr w:type="spellStart"/>
+            <w:r>
+              <w:rPr>
+                <w:rFonts w:ascii="ＭＳ 明朝" w:hAnsi="ＭＳ 明朝"/>
+              </w:rPr>
+              <w:t>api</w:t>
+            </w:r>
+            <w:proofErr w:type="spellEnd"/>
+            <w:r>
+              <w:rPr>
+                <w:rFonts w:ascii="ＭＳ 明朝" w:hAnsi="ＭＳ 明朝"/>
+              </w:rPr>
+              <w:t>/user")</w:t>
             </w:r>
           </w:p>
           <w:p>
@@ -3001,7 +3688,21 @@
               <w:rPr>
                 <w:rFonts w:ascii="ＭＳ 明朝" w:hAnsi="ＭＳ 明朝"/>
               </w:rPr>
-              <w:t>.then(r =&gt; r.json());</w:t>
+              <w:t xml:space="preserve">.then(r =&gt; </w:t>
+            </w:r>
+            <w:proofErr w:type="spellStart"/>
+            <w:r>
+              <w:rPr>
+                <w:rFonts w:ascii="ＭＳ 明朝" w:hAnsi="ＭＳ 明朝"/>
+              </w:rPr>
+              <w:t>r.json</w:t>
+            </w:r>
+            <w:proofErr w:type="spellEnd"/>
+            <w:r>
+              <w:rPr>
+                <w:rFonts w:ascii="ＭＳ 明朝" w:hAnsi="ＭＳ 明朝"/>
+              </w:rPr>
+              <w:t>());</w:t>
             </w:r>
           </w:p>
           <w:p>
@@ -3043,20 +3744,36 @@
               <w:rPr>
                 <w:rFonts w:ascii="ＭＳ 明朝" w:hAnsi="ＭＳ 明朝" w:hint="eastAsia"/>
               </w:rPr>
-              <w:t>const userId =</w:t>
-            </w:r>
+              <w:t xml:space="preserve">const </w:t>
+            </w:r>
+            <w:proofErr w:type="spellStart"/>
             <w:r>
               <w:rPr>
                 <w:rFonts w:ascii="ＭＳ 明朝" w:hAnsi="ＭＳ 明朝" w:hint="eastAsia"/>
               </w:rPr>
+              <w:t>userId</w:t>
+            </w:r>
+            <w:proofErr w:type="spellEnd"/>
+            <w:r>
+              <w:rPr>
+                <w:rFonts w:ascii="ＭＳ 明朝" w:hAnsi="ＭＳ 明朝" w:hint="eastAsia"/>
+              </w:rPr>
+              <w:t xml:space="preserve"> =</w:t>
+            </w:r>
+            <w:r>
+              <w:rPr>
+                <w:rFonts w:ascii="ＭＳ 明朝" w:hAnsi="ＭＳ 明朝" w:hint="eastAsia"/>
+              </w:rPr>
               <w:t xml:space="preserve"> </w:t>
             </w:r>
+            <w:proofErr w:type="spellStart"/>
             <w:r>
               <w:rPr>
                 <w:rFonts w:ascii="ＭＳ 明朝" w:hAnsi="ＭＳ 明朝" w:hint="eastAsia"/>
               </w:rPr>
               <w:t>UserIdSchema</w:t>
             </w:r>
+            <w:proofErr w:type="spellEnd"/>
           </w:p>
           <w:p>
             <w:pPr>
@@ -3072,7 +3789,21 @@
               <w:rPr>
                 <w:rFonts w:ascii="ＭＳ 明朝" w:hAnsi="ＭＳ 明朝" w:hint="eastAsia"/>
               </w:rPr>
-              <w:t>.parse(rawData);</w:t>
+              <w:t>.parse(</w:t>
+            </w:r>
+            <w:proofErr w:type="spellStart"/>
+            <w:r>
+              <w:rPr>
+                <w:rFonts w:ascii="ＭＳ 明朝" w:hAnsi="ＭＳ 明朝" w:hint="eastAsia"/>
+              </w:rPr>
+              <w:t>rawData</w:t>
+            </w:r>
+            <w:proofErr w:type="spellEnd"/>
+            <w:r>
+              <w:rPr>
+                <w:rFonts w:ascii="ＭＳ 明朝" w:hAnsi="ＭＳ 明朝" w:hint="eastAsia"/>
+              </w:rPr>
+              <w:t>);</w:t>
             </w:r>
           </w:p>
         </w:tc>
@@ -3160,6 +3891,47 @@
           <w:rFonts w:ascii="ＭＳ 明朝" w:hAnsi="ＭＳ 明朝" w:hint="eastAsia"/>
         </w:rPr>
         <w:t>。</w:t>
+      </w:r>
+    </w:p>
+    <w:p>
+      <w:pPr>
+        <w:kinsoku w:val="0"/>
+        <w:wordWrap w:val="0"/>
+        <w:ind w:firstLineChars="100" w:firstLine="210"/>
+        <w:jc w:val="left"/>
+        <w:rPr>
+          <w:rFonts w:ascii="ＭＳ 明朝" w:hAnsi="ＭＳ 明朝" w:hint="eastAsia"/>
+        </w:rPr>
+      </w:pPr>
+      <w:r>
+        <w:rPr>
+          <w:rFonts w:ascii="ＭＳ 明朝" w:hAnsi="ＭＳ 明朝" w:hint="eastAsia"/>
+        </w:rPr>
+        <w:t>以下の図は</w:t>
+      </w:r>
+      <w:r>
+        <w:rPr>
+          <w:rFonts w:ascii="ＭＳ 明朝" w:hAnsi="ＭＳ 明朝" w:hint="eastAsia"/>
+        </w:rPr>
+        <w:t>M</w:t>
+      </w:r>
+      <w:r>
+        <w:rPr>
+          <w:rFonts w:ascii="ＭＳ 明朝" w:hAnsi="ＭＳ 明朝"/>
+        </w:rPr>
+        <w:t>ermaid</w:t>
+      </w:r>
+      <w:r>
+        <w:rPr>
+          <w:rFonts w:ascii="ＭＳ 明朝" w:hAnsi="ＭＳ 明朝" w:hint="eastAsia"/>
+        </w:rPr>
+        <w:t>で生成された</w:t>
+      </w:r>
+      <w:r>
+        <w:rPr>
+          <w:rFonts w:ascii="ＭＳ 明朝" w:hAnsi="ＭＳ 明朝" w:hint="eastAsia"/>
+        </w:rPr>
+        <w:t>、型定義がサーバー間でどのように伝播し、いつ型検査が行われているかを表したフローチャートである。</w:t>
       </w:r>
     </w:p>
     <w:p>
@@ -4325,8 +5097,16 @@
         <w:rPr>
           <w:rFonts w:ascii="ＭＳ 明朝" w:hAnsi="ＭＳ 明朝"/>
         </w:rPr>
-        <w:t>he Rustnomicon</w:t>
-      </w:r>
+        <w:t xml:space="preserve">he </w:t>
+      </w:r>
+      <w:proofErr w:type="spellStart"/>
+      <w:r>
+        <w:rPr>
+          <w:rFonts w:ascii="ＭＳ 明朝" w:hAnsi="ＭＳ 明朝"/>
+        </w:rPr>
+        <w:t>Rustnomicon</w:t>
+      </w:r>
+      <w:proofErr w:type="spellEnd"/>
     </w:p>
     <w:p>
       <w:pPr>

--- a/docs/ITゼミ論文24jy0236.docx
+++ b/docs/ITゼミ論文24jy0236.docx
@@ -1240,26 +1240,14 @@
         <w:wordWrap w:val="0"/>
         <w:jc w:val="left"/>
         <w:rPr>
-          <w:rFonts w:ascii="ＭＳ 明朝" w:hAnsi="ＭＳ 明朝" w:hint="eastAsia"/>
-        </w:rPr>
-      </w:pPr>
-      <w:r>
-        <w:rPr>
-          <w:rFonts w:ascii="ＭＳ 明朝" w:hAnsi="ＭＳ 明朝" w:hint="eastAsia"/>
-        </w:rPr>
-        <w:t xml:space="preserve">　本研究では、画面表示に関わる</w:t>
-      </w:r>
-      <w:r>
-        <w:rPr>
-          <w:rFonts w:ascii="ＭＳ 明朝" w:hAnsi="ＭＳ 明朝" w:hint="eastAsia"/>
-        </w:rPr>
-        <w:t>フロントエンド</w:t>
-      </w:r>
-      <w:r>
-        <w:rPr>
-          <w:rFonts w:ascii="ＭＳ 明朝" w:hAnsi="ＭＳ 明朝" w:hint="eastAsia"/>
-        </w:rPr>
-        <w:t>に採用した。しかし、N</w:t>
+          <w:rFonts w:ascii="ＭＳ 明朝" w:hAnsi="ＭＳ 明朝"/>
+        </w:rPr>
+      </w:pPr>
+      <w:r>
+        <w:rPr>
+          <w:rFonts w:ascii="ＭＳ 明朝" w:hAnsi="ＭＳ 明朝" w:hint="eastAsia"/>
+        </w:rPr>
+        <w:t xml:space="preserve">　本研究では、画面表示に関わるフロントエンドに採用した。しかし、N</w:t>
       </w:r>
       <w:r>
         <w:rPr>
@@ -1414,21 +1402,7 @@
         <w:rPr>
           <w:rFonts w:ascii="ＭＳ 明朝" w:hAnsi="ＭＳ 明朝" w:hint="eastAsia"/>
         </w:rPr>
-        <w:t xml:space="preserve">である </w:t>
-      </w:r>
-      <w:proofErr w:type="spellStart"/>
-      <w:r>
-        <w:rPr>
-          <w:rFonts w:ascii="ＭＳ 明朝" w:hAnsi="ＭＳ 明朝" w:hint="eastAsia"/>
-        </w:rPr>
-        <w:t>tokio</w:t>
-      </w:r>
-      <w:proofErr w:type="spellEnd"/>
-      <w:r>
-        <w:rPr>
-          <w:rFonts w:ascii="ＭＳ 明朝" w:hAnsi="ＭＳ 明朝" w:hint="eastAsia"/>
-        </w:rPr>
-        <w:t xml:space="preserve"> の上で動作するWebアプリケーションフレームワークである。型安全なルーティングや、リクエストとレスポンスを宣言的に扱うハンドラ設計を特徴としており、堅牢なAPIサーバーの構築に適している。</w:t>
+        <w:t>である tokio の上で動作するWebアプリケーションフレームワークである。型安全なルーティングや、リクエストとレスポンスを宣言的に扱うハンドラ設計を特徴としており、堅牢なAPIサーバーの構築に適している。</w:t>
       </w:r>
     </w:p>
     <w:p>
@@ -1438,26 +1412,14 @@
         <w:ind w:firstLineChars="100" w:firstLine="210"/>
         <w:jc w:val="left"/>
         <w:rPr>
-          <w:rFonts w:ascii="ＭＳ 明朝" w:hAnsi="ＭＳ 明朝" w:hint="eastAsia"/>
-        </w:rPr>
-      </w:pPr>
-      <w:r>
-        <w:rPr>
-          <w:rFonts w:ascii="ＭＳ 明朝" w:hAnsi="ＭＳ 明朝" w:hint="eastAsia"/>
-        </w:rPr>
-        <w:t>本研究では、</w:t>
-      </w:r>
-      <w:r>
-        <w:rPr>
-          <w:rFonts w:ascii="ＭＳ 明朝" w:hAnsi="ＭＳ 明朝" w:hint="eastAsia"/>
-        </w:rPr>
-        <w:t>これらを</w:t>
-      </w:r>
-      <w:r>
-        <w:rPr>
-          <w:rFonts w:ascii="ＭＳ 明朝" w:hAnsi="ＭＳ 明朝" w:hint="eastAsia"/>
-        </w:rPr>
-        <w:t>データベースに関わるバックエンドに採用した。</w:t>
+          <w:rFonts w:ascii="ＭＳ 明朝" w:hAnsi="ＭＳ 明朝"/>
+        </w:rPr>
+      </w:pPr>
+      <w:r>
+        <w:rPr>
+          <w:rFonts w:ascii="ＭＳ 明朝" w:hAnsi="ＭＳ 明朝" w:hint="eastAsia"/>
+        </w:rPr>
+        <w:t>本研究では、これらをデータベースに関わるバックエンドに採用した。</w:t>
       </w:r>
     </w:p>
     <w:p>
@@ -1527,7 +1489,7 @@
         <w:ind w:firstLineChars="100" w:firstLine="210"/>
         <w:jc w:val="left"/>
         <w:rPr>
-          <w:rFonts w:ascii="ＭＳ 明朝" w:hAnsi="ＭＳ 明朝" w:hint="eastAsia"/>
+          <w:rFonts w:ascii="ＭＳ 明朝" w:hAnsi="ＭＳ 明朝"/>
         </w:rPr>
       </w:pPr>
       <w:r>
@@ -1540,7 +1502,19 @@
         <w:rPr>
           <w:rFonts w:ascii="ＭＳ 明朝" w:hAnsi="ＭＳ 明朝" w:hint="eastAsia"/>
         </w:rPr>
-        <w:t>の図</w:t>
+        <w:t>の</w:t>
+      </w:r>
+      <w:r>
+        <w:rPr>
+          <w:rFonts w:ascii="ＭＳ 明朝" w:hAnsi="ＭＳ 明朝" w:hint="eastAsia"/>
+        </w:rPr>
+        <w:t>2つの</w:t>
+      </w:r>
+      <w:r>
+        <w:rPr>
+          <w:rFonts w:ascii="ＭＳ 明朝" w:hAnsi="ＭＳ 明朝" w:hint="eastAsia"/>
+        </w:rPr>
+        <w:t>図</w:t>
       </w:r>
       <w:r>
         <w:rPr>
@@ -1558,7 +1532,7 @@
         <w:rPr>
           <w:rFonts w:ascii="ＭＳ 明朝" w:hAnsi="ＭＳ 明朝" w:hint="eastAsia"/>
         </w:rPr>
-        <w:t>によって生成された、本研究のアーキテクチャとデータベース定義を表すU</w:t>
+        <w:t>によって生成された、本研究のU</w:t>
       </w:r>
       <w:r>
         <w:rPr>
@@ -1602,6 +1576,164 @@
         </w:rPr>
         <w:t>。</w:t>
       </w:r>
+    </w:p>
+    <w:p>
+      <w:pPr>
+        <w:kinsoku w:val="0"/>
+        <w:wordWrap w:val="0"/>
+        <w:ind w:firstLineChars="100" w:firstLine="210"/>
+        <w:jc w:val="left"/>
+        <w:rPr>
+          <w:rFonts w:ascii="ＭＳ 明朝" w:hAnsi="ＭＳ 明朝"/>
+        </w:rPr>
+      </w:pPr>
+      <w:r>
+        <w:rPr>
+          <w:rFonts w:ascii="ＭＳ 明朝" w:hAnsi="ＭＳ 明朝" w:hint="eastAsia"/>
+        </w:rPr>
+        <w:t>本システム</w:t>
+      </w:r>
+      <w:r>
+        <w:rPr>
+          <w:rFonts w:ascii="ＭＳ 明朝" w:hAnsi="ＭＳ 明朝" w:hint="eastAsia"/>
+        </w:rPr>
+        <w:t>は大きく分けて</w:t>
+      </w:r>
+      <w:r>
+        <w:rPr>
+          <w:rFonts w:ascii="ＭＳ 明朝" w:hAnsi="ＭＳ 明朝"/>
+        </w:rPr>
+        <w:t>3</w:t>
+      </w:r>
+      <w:r>
+        <w:rPr>
+          <w:rFonts w:ascii="ＭＳ 明朝" w:hAnsi="ＭＳ 明朝" w:hint="eastAsia"/>
+        </w:rPr>
+        <w:t>つのサーバーで構成されており、フロントエンドのN</w:t>
+      </w:r>
+      <w:r>
+        <w:rPr>
+          <w:rFonts w:ascii="ＭＳ 明朝" w:hAnsi="ＭＳ 明朝"/>
+        </w:rPr>
+        <w:t>ext.js</w:t>
+      </w:r>
+      <w:r>
+        <w:rPr>
+          <w:rFonts w:ascii="ＭＳ 明朝" w:hAnsi="ＭＳ 明朝" w:hint="eastAsia"/>
+        </w:rPr>
+        <w:t>サーバー、バックエンドの</w:t>
+      </w:r>
+      <w:r>
+        <w:rPr>
+          <w:rFonts w:ascii="ＭＳ 明朝" w:hAnsi="ＭＳ 明朝"/>
+        </w:rPr>
+        <w:t>Axum</w:t>
+      </w:r>
+      <w:r>
+        <w:rPr>
+          <w:rFonts w:ascii="ＭＳ 明朝" w:hAnsi="ＭＳ 明朝" w:hint="eastAsia"/>
+        </w:rPr>
+        <w:t>サーバー、D</w:t>
+      </w:r>
+      <w:r>
+        <w:rPr>
+          <w:rFonts w:ascii="ＭＳ 明朝" w:hAnsi="ＭＳ 明朝"/>
+        </w:rPr>
+        <w:t>B</w:t>
+      </w:r>
+      <w:r>
+        <w:rPr>
+          <w:rFonts w:ascii="ＭＳ 明朝" w:hAnsi="ＭＳ 明朝" w:hint="eastAsia"/>
+        </w:rPr>
+        <w:t>のP</w:t>
+      </w:r>
+      <w:r>
+        <w:rPr>
+          <w:rFonts w:ascii="ＭＳ 明朝" w:hAnsi="ＭＳ 明朝"/>
+        </w:rPr>
+        <w:t>ostgreSQL</w:t>
+      </w:r>
+      <w:r>
+        <w:rPr>
+          <w:rFonts w:ascii="ＭＳ 明朝" w:hAnsi="ＭＳ 明朝" w:hint="eastAsia"/>
+        </w:rPr>
+        <w:t>サーバーが連携して動作している。</w:t>
+      </w:r>
+    </w:p>
+    <w:p>
+      <w:pPr>
+        <w:kinsoku w:val="0"/>
+        <w:wordWrap w:val="0"/>
+        <w:ind w:firstLineChars="100" w:firstLine="210"/>
+        <w:jc w:val="left"/>
+        <w:rPr>
+          <w:rFonts w:ascii="ＭＳ 明朝" w:hAnsi="ＭＳ 明朝"/>
+        </w:rPr>
+      </w:pPr>
+      <w:r>
+        <w:rPr>
+          <w:rFonts w:ascii="ＭＳ 明朝" w:hAnsi="ＭＳ 明朝" w:hint="eastAsia"/>
+        </w:rPr>
+        <w:t>特筆すべき点は、N</w:t>
+      </w:r>
+      <w:r>
+        <w:rPr>
+          <w:rFonts w:ascii="ＭＳ 明朝" w:hAnsi="ＭＳ 明朝"/>
+        </w:rPr>
+        <w:t>ext.js</w:t>
+      </w:r>
+      <w:r>
+        <w:rPr>
+          <w:rFonts w:ascii="ＭＳ 明朝" w:hAnsi="ＭＳ 明朝" w:hint="eastAsia"/>
+        </w:rPr>
+        <w:t>サーバーはP</w:t>
+      </w:r>
+      <w:r>
+        <w:rPr>
+          <w:rFonts w:ascii="ＭＳ 明朝" w:hAnsi="ＭＳ 明朝"/>
+        </w:rPr>
+        <w:t>ostgreSQL</w:t>
+      </w:r>
+      <w:r>
+        <w:rPr>
+          <w:rFonts w:ascii="ＭＳ 明朝" w:hAnsi="ＭＳ 明朝" w:hint="eastAsia"/>
+        </w:rPr>
+        <w:t>サーバーと直接通信することがない点である。N</w:t>
+      </w:r>
+      <w:r>
+        <w:rPr>
+          <w:rFonts w:ascii="ＭＳ 明朝" w:hAnsi="ＭＳ 明朝"/>
+        </w:rPr>
+        <w:t>ext.js</w:t>
+      </w:r>
+      <w:r>
+        <w:rPr>
+          <w:rFonts w:ascii="ＭＳ 明朝" w:hAnsi="ＭＳ 明朝" w:hint="eastAsia"/>
+        </w:rPr>
+        <w:t>はA</w:t>
+      </w:r>
+      <w:r>
+        <w:rPr>
+          <w:rFonts w:ascii="ＭＳ 明朝" w:hAnsi="ＭＳ 明朝"/>
+        </w:rPr>
+        <w:t>PI</w:t>
+      </w:r>
+      <w:r>
+        <w:rPr>
+          <w:rFonts w:ascii="ＭＳ 明朝" w:hAnsi="ＭＳ 明朝" w:hint="eastAsia"/>
+        </w:rPr>
+        <w:t>エンドポイントを持つことが可能だが、サーバー間の境界をまたいだ型定義の連携をすることが本研究の趣旨であるため、フロントエンドとバックエンドを明確に分離した。</w:t>
+      </w:r>
+    </w:p>
+    <w:p>
+      <w:pPr>
+        <w:kinsoku w:val="0"/>
+        <w:wordWrap w:val="0"/>
+        <w:jc w:val="left"/>
+        <w:rPr>
+          <w:rFonts w:ascii="ＭＳ 明朝" w:hAnsi="ＭＳ 明朝" w:hint="eastAsia"/>
+        </w:rPr>
+      </w:pPr>
     </w:p>
     <w:p>
       <w:pPr>
@@ -1709,6 +1841,131 @@
       <w:pPr>
         <w:kinsoku w:val="0"/>
         <w:wordWrap w:val="0"/>
+        <w:ind w:firstLineChars="100" w:firstLine="210"/>
+        <w:jc w:val="left"/>
+        <w:rPr>
+          <w:rFonts w:ascii="ＭＳ 明朝" w:hAnsi="ＭＳ 明朝"/>
+        </w:rPr>
+      </w:pPr>
+      <w:r>
+        <w:rPr>
+          <w:rFonts w:ascii="ＭＳ 明朝" w:hAnsi="ＭＳ 明朝" w:hint="eastAsia"/>
+        </w:rPr>
+        <w:t>本システムの</w:t>
+      </w:r>
+      <w:r>
+        <w:rPr>
+          <w:rFonts w:ascii="ＭＳ 明朝" w:hAnsi="ＭＳ 明朝" w:hint="eastAsia"/>
+        </w:rPr>
+        <w:t>データベースは</w:t>
+      </w:r>
+      <w:r>
+        <w:rPr>
+          <w:rFonts w:ascii="ＭＳ 明朝" w:hAnsi="ＭＳ 明朝"/>
+        </w:rPr>
+        <w:t>RDB</w:t>
+      </w:r>
+      <w:r>
+        <w:rPr>
+          <w:rFonts w:ascii="ＭＳ 明朝" w:hAnsi="ＭＳ 明朝" w:hint="eastAsia"/>
+        </w:rPr>
+        <w:t>であるP</w:t>
+      </w:r>
+      <w:r>
+        <w:rPr>
+          <w:rFonts w:ascii="ＭＳ 明朝" w:hAnsi="ＭＳ 明朝"/>
+        </w:rPr>
+        <w:t>ostgreSQL</w:t>
+      </w:r>
+      <w:r>
+        <w:rPr>
+          <w:rFonts w:ascii="ＭＳ 明朝" w:hAnsi="ＭＳ 明朝" w:hint="eastAsia"/>
+        </w:rPr>
+        <w:t>を使用している。バックエンドに使用しているR</w:t>
+      </w:r>
+      <w:r>
+        <w:rPr>
+          <w:rFonts w:ascii="ＭＳ 明朝" w:hAnsi="ＭＳ 明朝"/>
+        </w:rPr>
+        <w:t>ust</w:t>
+      </w:r>
+      <w:r>
+        <w:rPr>
+          <w:rFonts w:ascii="ＭＳ 明朝" w:hAnsi="ＭＳ 明朝" w:hint="eastAsia"/>
+        </w:rPr>
+        <w:t>は明確なスキーマ定義との相性がよい</w:t>
+      </w:r>
+      <w:r>
+        <w:rPr>
+          <w:rFonts w:ascii="ＭＳ 明朝" w:hAnsi="ＭＳ 明朝" w:hint="eastAsia"/>
+        </w:rPr>
+        <w:lastRenderedPageBreak/>
+        <w:t>ため、N</w:t>
+      </w:r>
+      <w:r>
+        <w:rPr>
+          <w:rFonts w:ascii="ＭＳ 明朝" w:hAnsi="ＭＳ 明朝"/>
+        </w:rPr>
+        <w:t>oSQL</w:t>
+      </w:r>
+      <w:r>
+        <w:rPr>
+          <w:rFonts w:ascii="ＭＳ 明朝" w:hAnsi="ＭＳ 明朝" w:hint="eastAsia"/>
+        </w:rPr>
+        <w:t>よりR</w:t>
+      </w:r>
+      <w:r>
+        <w:rPr>
+          <w:rFonts w:ascii="ＭＳ 明朝" w:hAnsi="ＭＳ 明朝"/>
+        </w:rPr>
+        <w:t>DB</w:t>
+      </w:r>
+      <w:r>
+        <w:rPr>
+          <w:rFonts w:ascii="ＭＳ 明朝" w:hAnsi="ＭＳ 明朝" w:hint="eastAsia"/>
+        </w:rPr>
+        <w:t>を採用した。また、N</w:t>
+      </w:r>
+      <w:r>
+        <w:rPr>
+          <w:rFonts w:ascii="ＭＳ 明朝" w:hAnsi="ＭＳ 明朝"/>
+        </w:rPr>
+        <w:t>ull</w:t>
+      </w:r>
+      <w:r>
+        <w:rPr>
+          <w:rFonts w:ascii="ＭＳ 明朝" w:hAnsi="ＭＳ 明朝" w:hint="eastAsia"/>
+        </w:rPr>
+        <w:t>を持ちうる値の多用はソースコードを汚染させるため、不要なN</w:t>
+      </w:r>
+      <w:r>
+        <w:rPr>
+          <w:rFonts w:ascii="ＭＳ 明朝" w:hAnsi="ＭＳ 明朝"/>
+        </w:rPr>
+        <w:t>ullable</w:t>
+      </w:r>
+      <w:r>
+        <w:rPr>
+          <w:rFonts w:ascii="ＭＳ 明朝" w:hAnsi="ＭＳ 明朝" w:hint="eastAsia"/>
+        </w:rPr>
+        <w:t>を避けている。</w:t>
+      </w:r>
+    </w:p>
+    <w:p>
+      <w:pPr>
+        <w:kinsoku w:val="0"/>
+        <w:wordWrap w:val="0"/>
+        <w:jc w:val="left"/>
+        <w:rPr>
+          <w:rFonts w:ascii="ＭＳ Ｐゴシック" w:eastAsia="ＭＳ Ｐゴシック" w:hAnsi="ＭＳ Ｐゴシック" w:hint="eastAsia"/>
+          <w:b/>
+        </w:rPr>
+      </w:pPr>
+    </w:p>
+    <w:p>
+      <w:pPr>
+        <w:kinsoku w:val="0"/>
+        <w:wordWrap w:val="0"/>
         <w:jc w:val="left"/>
         <w:rPr>
           <w:rFonts w:ascii="ＭＳ Ｐゴシック" w:eastAsia="ＭＳ Ｐゴシック" w:hAnsi="ＭＳ Ｐゴシック"/>
@@ -1721,7 +1978,6 @@
           <w:b/>
           <w:noProof/>
         </w:rPr>
-        <w:lastRenderedPageBreak/>
         <w:drawing>
           <wp:inline distT="0" distB="0" distL="0" distR="0" wp14:anchorId="36250761" wp14:editId="5424A25C">
             <wp:extent cx="2924810" cy="3844925"/>
@@ -2010,7 +2266,7 @@
         <w:wordWrap w:val="0"/>
         <w:jc w:val="left"/>
         <w:rPr>
-          <w:rFonts w:ascii="ＭＳ Ｐゴシック" w:eastAsia="ＭＳ Ｐゴシック" w:hAnsi="ＭＳ Ｐゴシック"/>
+          <w:rFonts w:ascii="ＭＳ Ｐゴシック" w:eastAsia="ＭＳ Ｐゴシック" w:hAnsi="ＭＳ Ｐゴシック" w:hint="eastAsia"/>
           <w:b/>
         </w:rPr>
       </w:pPr>
@@ -2035,6 +2291,46 @@
         <w:wordWrap w:val="0"/>
         <w:jc w:val="left"/>
         <w:rPr>
+          <w:rFonts w:ascii="ＭＳ 明朝" w:hAnsi="ＭＳ 明朝" w:hint="eastAsia"/>
+        </w:rPr>
+      </w:pPr>
+      <w:r>
+        <w:rPr>
+          <w:rFonts w:ascii="ＭＳ 明朝" w:hAnsi="ＭＳ 明朝" w:hint="eastAsia"/>
+        </w:rPr>
+        <w:t xml:space="preserve">　本システムのバックエンド</w:t>
+      </w:r>
+      <w:r>
+        <w:rPr>
+          <w:rFonts w:ascii="ＭＳ 明朝" w:hAnsi="ＭＳ 明朝"/>
+        </w:rPr>
+        <w:t>API</w:t>
+      </w:r>
+      <w:r>
+        <w:rPr>
+          <w:rFonts w:ascii="ＭＳ 明朝" w:hAnsi="ＭＳ 明朝" w:hint="eastAsia"/>
+        </w:rPr>
+        <w:t>の認証およびセッション管理には、フロントエンドで生成され、渡される</w:t>
+      </w:r>
+      <w:r>
+        <w:rPr>
+          <w:rFonts w:ascii="ＭＳ 明朝" w:hAnsi="ＭＳ 明朝"/>
+        </w:rPr>
+        <w:t>JWT</w:t>
+      </w:r>
+      <w:r>
+        <w:rPr>
+          <w:rFonts w:ascii="ＭＳ 明朝" w:hAnsi="ＭＳ 明朝" w:hint="eastAsia"/>
+        </w:rPr>
+        <w:t>を使用している。</w:t>
+      </w:r>
+    </w:p>
+    <w:p>
+      <w:pPr>
+        <w:kinsoku w:val="0"/>
+        <w:wordWrap w:val="0"/>
+        <w:jc w:val="left"/>
+        <w:rPr>
           <w:rFonts w:ascii="ＭＳ 明朝" w:hAnsi="ＭＳ 明朝"/>
         </w:rPr>
       </w:pPr>
@@ -2048,7 +2344,13 @@
         <w:rPr>
           <w:rFonts w:ascii="ＭＳ 明朝" w:hAnsi="ＭＳ 明朝" w:hint="eastAsia"/>
         </w:rPr>
-        <w:t>JWTを利用することで、サーバー側でセッション状態を保持する必要がなくなり、ステートレスな通信が実現する。これは、信頼される認証の提供と、システム境界を跨いだセッション情報の受け渡しにおいて、非常に有用な手段である。</w:t>
+        <w:t>JWTを利用することで、サーバー側でセッション状態を保持する必要がなくなり、ステートレ</w:t>
+      </w:r>
+      <w:r>
+        <w:rPr>
+          <w:rFonts w:ascii="ＭＳ 明朝" w:hAnsi="ＭＳ 明朝" w:hint="eastAsia"/>
+        </w:rPr>
+        <w:t>スな通信が実現する。これは、信頼される認証の提供と、システム境界を跨いだセッション情報の受け渡しにおいて、非常に有用な手段である。</w:t>
       </w:r>
     </w:p>
     <w:p>
@@ -2120,13 +2422,7 @@
         <w:rPr>
           <w:rFonts w:ascii="ＭＳ 明朝" w:hAnsi="ＭＳ 明朝" w:hint="eastAsia"/>
         </w:rPr>
-        <w:t>本研究における最も重要な設計方針は、シス</w:t>
-      </w:r>
-      <w:r>
-        <w:rPr>
-          <w:rFonts w:ascii="ＭＳ 明朝" w:hAnsi="ＭＳ 明朝" w:hint="eastAsia"/>
-        </w:rPr>
-        <w:t>テム全体を貫く型安全性の確保である。</w:t>
+        <w:t>本研究における最も重要な設計方針は、システム全体を貫く型安全性の確保である。</w:t>
       </w:r>
     </w:p>
     <w:p>
@@ -2421,21 +2717,72 @@
         <w:rPr>
           <w:rFonts w:ascii="ＭＳ 明朝" w:hAnsi="ＭＳ 明朝" w:hint="eastAsia"/>
         </w:rPr>
-        <w:t>プリミティブ型として直接扱うのではなく、専用の型でラップする</w:t>
-      </w:r>
-      <w:proofErr w:type="spellStart"/>
-      <w:r>
-        <w:rPr>
-          <w:rFonts w:ascii="ＭＳ 明朝" w:hAnsi="ＭＳ 明朝" w:hint="eastAsia"/>
-        </w:rPr>
-        <w:t>NewType</w:t>
-      </w:r>
-      <w:proofErr w:type="spellEnd"/>
-      <w:r>
-        <w:rPr>
-          <w:rFonts w:ascii="ＭＳ 明朝" w:hAnsi="ＭＳ 明朝" w:hint="eastAsia"/>
-        </w:rPr>
-        <w:t>パターンを導入した。</w:t>
+        <w:t>プリミティブ型として直接扱うのではなく、専用の型でラップするNewTypeパターンを導入した。</w:t>
+      </w:r>
+    </w:p>
+    <w:p>
+      <w:pPr>
+        <w:kinsoku w:val="0"/>
+        <w:wordWrap w:val="0"/>
+        <w:ind w:firstLineChars="100" w:firstLine="210"/>
+        <w:jc w:val="left"/>
+        <w:rPr>
+          <w:rFonts w:ascii="ＭＳ 明朝" w:hAnsi="ＭＳ 明朝" w:hint="eastAsia"/>
+        </w:rPr>
+      </w:pPr>
+      <w:r>
+        <w:rPr>
+          <w:rFonts w:ascii="ＭＳ 明朝" w:hAnsi="ＭＳ 明朝" w:hint="eastAsia"/>
+        </w:rPr>
+        <w:t>本システムのこの例では、ユーザーオブジェクトをS</w:t>
+      </w:r>
+      <w:r>
+        <w:rPr>
+          <w:rFonts w:ascii="ＭＳ 明朝" w:hAnsi="ＭＳ 明朝"/>
+        </w:rPr>
+        <w:t>eaORM</w:t>
+      </w:r>
+      <w:r>
+        <w:rPr>
+          <w:rFonts w:ascii="ＭＳ 明朝" w:hAnsi="ＭＳ 明朝" w:hint="eastAsia"/>
+        </w:rPr>
+        <w:t>のエンティティとして定義し、主キーをN</w:t>
+      </w:r>
+      <w:r>
+        <w:rPr>
+          <w:rFonts w:ascii="ＭＳ 明朝" w:hAnsi="ＭＳ 明朝"/>
+        </w:rPr>
+        <w:t>ewType</w:t>
+      </w:r>
+      <w:r>
+        <w:rPr>
+          <w:rFonts w:ascii="ＭＳ 明朝" w:hAnsi="ＭＳ 明朝" w:hint="eastAsia"/>
+        </w:rPr>
+        <w:t>でラップしたU</w:t>
+      </w:r>
+      <w:r>
+        <w:rPr>
+          <w:rFonts w:ascii="ＭＳ 明朝" w:hAnsi="ＭＳ 明朝"/>
+        </w:rPr>
+        <w:t>UID</w:t>
+      </w:r>
+      <w:r>
+        <w:rPr>
+          <w:rFonts w:ascii="ＭＳ 明朝" w:hAnsi="ＭＳ 明朝" w:hint="eastAsia"/>
+        </w:rPr>
+        <w:t>とし、それをT</w:t>
+      </w:r>
+      <w:r>
+        <w:rPr>
+          <w:rFonts w:ascii="ＭＳ 明朝" w:hAnsi="ＭＳ 明朝"/>
+        </w:rPr>
+        <w:t>ypeScript</w:t>
+      </w:r>
+      <w:r>
+        <w:rPr>
+          <w:rFonts w:ascii="ＭＳ 明朝" w:hAnsi="ＭＳ 明朝" w:hint="eastAsia"/>
+        </w:rPr>
+        <w:t>へエクスポートできるフォーマットにしている。</w:t>
       </w:r>
     </w:p>
     <w:p>
@@ -2476,21 +2823,7 @@
               <w:rPr>
                 <w:rFonts w:ascii="ＭＳ 明朝" w:hAnsi="ＭＳ 明朝"/>
               </w:rPr>
-              <w:t xml:space="preserve">use </w:t>
-            </w:r>
-            <w:proofErr w:type="spellStart"/>
-            <w:r>
-              <w:rPr>
-                <w:rFonts w:ascii="ＭＳ 明朝" w:hAnsi="ＭＳ 明朝"/>
-              </w:rPr>
-              <w:t>sea_orm</w:t>
-            </w:r>
-            <w:proofErr w:type="spellEnd"/>
-            <w:r>
-              <w:rPr>
-                <w:rFonts w:ascii="ＭＳ 明朝" w:hAnsi="ＭＳ 明朝"/>
-              </w:rPr>
-              <w:t>::entity::prelude::*;</w:t>
+              <w:t>use sea_orm::entity::prelude::*;</w:t>
             </w:r>
           </w:p>
           <w:p>
@@ -2506,21 +2839,7 @@
               <w:rPr>
                 <w:rFonts w:ascii="ＭＳ 明朝" w:hAnsi="ＭＳ 明朝"/>
               </w:rPr>
-              <w:t xml:space="preserve">use </w:t>
-            </w:r>
-            <w:proofErr w:type="spellStart"/>
-            <w:r>
-              <w:rPr>
-                <w:rFonts w:ascii="ＭＳ 明朝" w:hAnsi="ＭＳ 明朝"/>
-              </w:rPr>
-              <w:t>ts_rs</w:t>
-            </w:r>
-            <w:proofErr w:type="spellEnd"/>
-            <w:r>
-              <w:rPr>
-                <w:rFonts w:ascii="ＭＳ 明朝" w:hAnsi="ＭＳ 明朝"/>
-              </w:rPr>
-              <w:t>::TS;</w:t>
+              <w:t>use ts_rs::TS;</w:t>
             </w:r>
           </w:p>
           <w:p>
@@ -2578,49 +2897,7 @@
               <w:rPr>
                 <w:rFonts w:ascii="ＭＳ 明朝" w:hAnsi="ＭＳ 明朝"/>
               </w:rPr>
-              <w:t xml:space="preserve">pub struct </w:t>
-            </w:r>
-            <w:proofErr w:type="spellStart"/>
-            <w:r>
-              <w:rPr>
-                <w:rFonts w:ascii="ＭＳ 明朝" w:hAnsi="ＭＳ 明朝"/>
-              </w:rPr>
-              <w:t>UserId</w:t>
-            </w:r>
-            <w:proofErr w:type="spellEnd"/>
-            <w:r>
-              <w:rPr>
-                <w:rFonts w:ascii="ＭＳ 明朝" w:hAnsi="ＭＳ 明朝"/>
-              </w:rPr>
-              <w:t xml:space="preserve">(pub </w:t>
-            </w:r>
-            <w:proofErr w:type="spellStart"/>
-            <w:r>
-              <w:rPr>
-                <w:rFonts w:ascii="ＭＳ 明朝" w:hAnsi="ＭＳ 明朝"/>
-              </w:rPr>
-              <w:t>uuid</w:t>
-            </w:r>
-            <w:proofErr w:type="spellEnd"/>
-            <w:r>
-              <w:rPr>
-                <w:rFonts w:ascii="ＭＳ 明朝" w:hAnsi="ＭＳ 明朝"/>
-              </w:rPr>
-              <w:t>::</w:t>
-            </w:r>
-            <w:proofErr w:type="spellStart"/>
-            <w:r>
-              <w:rPr>
-                <w:rFonts w:ascii="ＭＳ 明朝" w:hAnsi="ＭＳ 明朝"/>
-              </w:rPr>
-              <w:t>Uuid</w:t>
-            </w:r>
-            <w:proofErr w:type="spellEnd"/>
-            <w:r>
-              <w:rPr>
-                <w:rFonts w:ascii="ＭＳ 明朝" w:hAnsi="ＭＳ 明朝"/>
-              </w:rPr>
-              <w:t>);</w:t>
+              <w:t>pub struct UserId(pub uuid::Uuid);</w:t>
             </w:r>
           </w:p>
           <w:p>
@@ -2726,21 +3003,7 @@
               <w:rPr>
                 <w:rFonts w:ascii="ＭＳ 明朝" w:hAnsi="ＭＳ 明朝" w:hint="eastAsia"/>
               </w:rPr>
-              <w:t xml:space="preserve">  pub id: </w:t>
-            </w:r>
-            <w:proofErr w:type="spellStart"/>
-            <w:r>
-              <w:rPr>
-                <w:rFonts w:ascii="ＭＳ 明朝" w:hAnsi="ＭＳ 明朝" w:hint="eastAsia"/>
-              </w:rPr>
-              <w:t>UserId</w:t>
-            </w:r>
-            <w:proofErr w:type="spellEnd"/>
-            <w:r>
-              <w:rPr>
-                <w:rFonts w:ascii="ＭＳ 明朝" w:hAnsi="ＭＳ 明朝" w:hint="eastAsia"/>
-              </w:rPr>
-              <w:t xml:space="preserve">, </w:t>
+              <w:t xml:space="preserve">  pub id: UserId, </w:t>
             </w:r>
           </w:p>
           <w:p>
@@ -2772,6 +3035,7 @@
               <w:rPr>
                 <w:rFonts w:ascii="ＭＳ 明朝" w:hAnsi="ＭＳ 明朝"/>
               </w:rPr>
+              <w:lastRenderedPageBreak/>
               <w:t>}</w:t>
             </w:r>
           </w:p>
@@ -2790,6 +3054,7 @@
         <w:rPr>
           <w:rFonts w:ascii="ＭＳ 明朝" w:hAnsi="ＭＳ 明朝" w:hint="eastAsia"/>
         </w:rPr>
+        <w:lastRenderedPageBreak/>
         <w:t>図</w:t>
       </w:r>
       <w:r>
@@ -2804,7 +3069,6 @@
         </w:rPr>
         <w:t xml:space="preserve"> </w:t>
       </w:r>
-      <w:proofErr w:type="spellStart"/>
       <w:r>
         <w:rPr>
           <w:rFonts w:ascii="ＭＳ 明朝" w:hAnsi="ＭＳ 明朝" w:hint="eastAsia"/>
@@ -2817,19 +3081,11 @@
         </w:rPr>
         <w:t>ewType</w:t>
       </w:r>
-      <w:proofErr w:type="spellEnd"/>
-      <w:r>
-        <w:rPr>
-          <w:rFonts w:ascii="ＭＳ 明朝" w:hAnsi="ＭＳ 明朝" w:hint="eastAsia"/>
-        </w:rPr>
-        <w:t>パターンと</w:t>
-      </w:r>
-      <w:proofErr w:type="spellStart"/>
-      <w:r>
-        <w:rPr>
-          <w:rFonts w:ascii="ＭＳ 明朝" w:hAnsi="ＭＳ 明朝" w:hint="eastAsia"/>
-        </w:rPr>
-        <w:t>S</w:t>
+      <w:r>
+        <w:rPr>
+          <w:rFonts w:ascii="ＭＳ 明朝" w:hAnsi="ＭＳ 明朝" w:hint="eastAsia"/>
+        </w:rPr>
+        <w:t>パターンとS</w:t>
       </w:r>
       <w:r>
         <w:rPr>
@@ -2837,7 +3093,6 @@
         </w:rPr>
         <w:t>eaORM</w:t>
       </w:r>
-      <w:proofErr w:type="spellEnd"/>
       <w:r>
         <w:rPr>
           <w:rFonts w:ascii="ＭＳ 明朝" w:hAnsi="ＭＳ 明朝" w:hint="eastAsia"/>
@@ -2918,21 +3173,7 @@
         <w:rPr>
           <w:rFonts w:ascii="ＭＳ 明朝" w:hAnsi="ＭＳ 明朝" w:hint="eastAsia"/>
         </w:rPr>
-        <w:t>バックエンドで定義された型情報は、</w:t>
-      </w:r>
-      <w:proofErr w:type="spellStart"/>
-      <w:r>
-        <w:rPr>
-          <w:rFonts w:ascii="ＭＳ 明朝" w:hAnsi="ＭＳ 明朝" w:hint="eastAsia"/>
-        </w:rPr>
-        <w:t>ts-rs</w:t>
-      </w:r>
-      <w:proofErr w:type="spellEnd"/>
-      <w:r>
-        <w:rPr>
-          <w:rFonts w:ascii="ＭＳ 明朝" w:hAnsi="ＭＳ 明朝" w:hint="eastAsia"/>
-        </w:rPr>
-        <w:t>を用いてTypeScriptの型定義ファイルとして自動出力される。この際、TypeScript側ではBranded Typesを用いることで、名目的型付けを実現した。</w:t>
+        <w:t>バックエンドで定義された型情報は、ts-rsを用いてTypeScriptの型定義ファイルとして自動出力される。この際、TypeScript側ではBranded Typesを用いることで、名目的型付けを実現した。</w:t>
       </w:r>
     </w:p>
     <w:p>
@@ -2949,14 +3190,7 @@
         <w:rPr>
           <w:rFonts w:ascii="ＭＳ 明朝" w:hAnsi="ＭＳ 明朝" w:hint="eastAsia"/>
         </w:rPr>
-        <w:t>TypeScriptはデフォルトで構造的型付けを採用しているため、構造が同じであれば異なるID</w:t>
-      </w:r>
-      <w:r>
-        <w:rPr>
-          <w:rFonts w:ascii="ＭＳ 明朝" w:hAnsi="ＭＳ 明朝" w:hint="eastAsia"/>
-        </w:rPr>
-        <w:lastRenderedPageBreak/>
-        <w:t>でも代入できてしまうが、Branded Typesによりこれを阻止し、バックエンドの厳格な制約をフロントエンドへ継承させている。</w:t>
+        <w:t>TypeScriptはデフォルトで構造的型付けを採用しているため、構造が同じであれば異なるIDでも代入できてしまうが、Branded Typesによりこれを阻止し、バックエンドの厳格な制約をフロントエンドへ継承させている。</w:t>
       </w:r>
     </w:p>
     <w:p>
@@ -2996,21 +3230,7 @@
               <w:rPr>
                 <w:rFonts w:ascii="ＭＳ 明朝" w:hAnsi="ＭＳ 明朝"/>
               </w:rPr>
-              <w:t xml:space="preserve">export type </w:t>
-            </w:r>
-            <w:proofErr w:type="spellStart"/>
-            <w:r>
-              <w:rPr>
-                <w:rFonts w:ascii="ＭＳ 明朝" w:hAnsi="ＭＳ 明朝"/>
-              </w:rPr>
-              <w:t>UserId</w:t>
-            </w:r>
-            <w:proofErr w:type="spellEnd"/>
-            <w:r>
-              <w:rPr>
-                <w:rFonts w:ascii="ＭＳ 明朝" w:hAnsi="ＭＳ 明朝"/>
-              </w:rPr>
-              <w:t xml:space="preserve"> =</w:t>
+              <w:t>export type UserId =</w:t>
             </w:r>
           </w:p>
           <w:p>
@@ -3027,21 +3247,7 @@
               <w:rPr>
                 <w:rFonts w:ascii="ＭＳ 明朝" w:hAnsi="ＭＳ 明朝"/>
               </w:rPr>
-              <w:t>string &amp; { __brand: "</w:t>
-            </w:r>
-            <w:proofErr w:type="spellStart"/>
-            <w:r>
-              <w:rPr>
-                <w:rFonts w:ascii="ＭＳ 明朝" w:hAnsi="ＭＳ 明朝"/>
-              </w:rPr>
-              <w:t>UserId</w:t>
-            </w:r>
-            <w:proofErr w:type="spellEnd"/>
-            <w:r>
-              <w:rPr>
-                <w:rFonts w:ascii="ＭＳ 明朝" w:hAnsi="ＭＳ 明朝"/>
-              </w:rPr>
-              <w:t>" };</w:t>
+              <w:t>string &amp; { __brand: "UserId" };</w:t>
             </w:r>
           </w:p>
           <w:p>
@@ -3057,21 +3263,7 @@
               <w:rPr>
                 <w:rFonts w:ascii="ＭＳ 明朝" w:hAnsi="ＭＳ 明朝"/>
               </w:rPr>
-              <w:t xml:space="preserve">export type </w:t>
-            </w:r>
-            <w:proofErr w:type="spellStart"/>
-            <w:r>
-              <w:rPr>
-                <w:rFonts w:ascii="ＭＳ 明朝" w:hAnsi="ＭＳ 明朝"/>
-              </w:rPr>
-              <w:t>RoomId</w:t>
-            </w:r>
-            <w:proofErr w:type="spellEnd"/>
-            <w:r>
-              <w:rPr>
-                <w:rFonts w:ascii="ＭＳ 明朝" w:hAnsi="ＭＳ 明朝"/>
-              </w:rPr>
-              <w:t xml:space="preserve"> =</w:t>
+              <w:t>export type RoomId =</w:t>
             </w:r>
           </w:p>
           <w:p>
@@ -3088,21 +3280,7 @@
               <w:rPr>
                 <w:rFonts w:ascii="ＭＳ 明朝" w:hAnsi="ＭＳ 明朝"/>
               </w:rPr>
-              <w:t>string &amp; { __brand: "</w:t>
-            </w:r>
-            <w:proofErr w:type="spellStart"/>
-            <w:r>
-              <w:rPr>
-                <w:rFonts w:ascii="ＭＳ 明朝" w:hAnsi="ＭＳ 明朝"/>
-              </w:rPr>
-              <w:t>RoomId</w:t>
-            </w:r>
-            <w:proofErr w:type="spellEnd"/>
-            <w:r>
-              <w:rPr>
-                <w:rFonts w:ascii="ＭＳ 明朝" w:hAnsi="ＭＳ 明朝"/>
-              </w:rPr>
-              <w:t>" };</w:t>
+              <w:t>string &amp; { __brand: "RoomId" };</w:t>
             </w:r>
           </w:p>
           <w:p>
@@ -3118,35 +3296,7 @@
               <w:rPr>
                 <w:rFonts w:ascii="ＭＳ 明朝" w:hAnsi="ＭＳ 明朝"/>
               </w:rPr>
-              <w:t xml:space="preserve">const </w:t>
-            </w:r>
-            <w:proofErr w:type="spellStart"/>
-            <w:r>
-              <w:rPr>
-                <w:rFonts w:ascii="ＭＳ 明朝" w:hAnsi="ＭＳ 明朝"/>
-              </w:rPr>
-              <w:t>userId</w:t>
-            </w:r>
-            <w:proofErr w:type="spellEnd"/>
-            <w:r>
-              <w:rPr>
-                <w:rFonts w:ascii="ＭＳ 明朝" w:hAnsi="ＭＳ 明朝"/>
-              </w:rPr>
-              <w:t xml:space="preserve">: </w:t>
-            </w:r>
-            <w:proofErr w:type="spellStart"/>
-            <w:r>
-              <w:rPr>
-                <w:rFonts w:ascii="ＭＳ 明朝" w:hAnsi="ＭＳ 明朝"/>
-              </w:rPr>
-              <w:t>UserId</w:t>
-            </w:r>
-            <w:proofErr w:type="spellEnd"/>
-            <w:r>
-              <w:rPr>
-                <w:rFonts w:ascii="ＭＳ 明朝" w:hAnsi="ＭＳ 明朝"/>
-              </w:rPr>
-              <w:t xml:space="preserve"> =</w:t>
+              <w:t>const userId: UserId =</w:t>
             </w:r>
           </w:p>
           <w:p>
@@ -3181,21 +3331,7 @@
               <w:rPr>
                 <w:rFonts w:ascii="ＭＳ 明朝" w:hAnsi="ＭＳ 明朝"/>
               </w:rPr>
-              <w:t xml:space="preserve">" as </w:t>
-            </w:r>
-            <w:proofErr w:type="spellStart"/>
-            <w:r>
-              <w:rPr>
-                <w:rFonts w:ascii="ＭＳ 明朝" w:hAnsi="ＭＳ 明朝"/>
-              </w:rPr>
-              <w:t>UserId</w:t>
-            </w:r>
-            <w:proofErr w:type="spellEnd"/>
-            <w:r>
-              <w:rPr>
-                <w:rFonts w:ascii="ＭＳ 明朝" w:hAnsi="ＭＳ 明朝"/>
-              </w:rPr>
-              <w:t>;</w:t>
+              <w:t>" as UserId;</w:t>
             </w:r>
           </w:p>
           <w:p>
@@ -3221,35 +3357,7 @@
               <w:rPr>
                 <w:rFonts w:ascii="ＭＳ 明朝" w:hAnsi="ＭＳ 明朝"/>
               </w:rPr>
-              <w:t>// Error: Type '</w:t>
-            </w:r>
-            <w:proofErr w:type="spellStart"/>
-            <w:r>
-              <w:rPr>
-                <w:rFonts w:ascii="ＭＳ 明朝" w:hAnsi="ＭＳ 明朝"/>
-              </w:rPr>
-              <w:t>UserId</w:t>
-            </w:r>
-            <w:proofErr w:type="spellEnd"/>
-            <w:r>
-              <w:rPr>
-                <w:rFonts w:ascii="ＭＳ 明朝" w:hAnsi="ＭＳ 明朝"/>
-              </w:rPr>
-              <w:t>' is not assignable to type '</w:t>
-            </w:r>
-            <w:proofErr w:type="spellStart"/>
-            <w:r>
-              <w:rPr>
-                <w:rFonts w:ascii="ＭＳ 明朝" w:hAnsi="ＭＳ 明朝"/>
-              </w:rPr>
-              <w:t>RoomId</w:t>
-            </w:r>
-            <w:proofErr w:type="spellEnd"/>
-            <w:r>
-              <w:rPr>
-                <w:rFonts w:ascii="ＭＳ 明朝" w:hAnsi="ＭＳ 明朝"/>
-              </w:rPr>
-              <w:t>'</w:t>
+              <w:t>// Error: Type 'UserId' is not assignable to type 'RoomId'</w:t>
             </w:r>
           </w:p>
           <w:p>
@@ -3265,49 +3373,7 @@
               <w:rPr>
                 <w:rFonts w:ascii="ＭＳ 明朝" w:hAnsi="ＭＳ 明朝"/>
               </w:rPr>
-              <w:t xml:space="preserve">const </w:t>
-            </w:r>
-            <w:proofErr w:type="spellStart"/>
-            <w:r>
-              <w:rPr>
-                <w:rFonts w:ascii="ＭＳ 明朝" w:hAnsi="ＭＳ 明朝"/>
-              </w:rPr>
-              <w:t>roomId</w:t>
-            </w:r>
-            <w:proofErr w:type="spellEnd"/>
-            <w:r>
-              <w:rPr>
-                <w:rFonts w:ascii="ＭＳ 明朝" w:hAnsi="ＭＳ 明朝"/>
-              </w:rPr>
-              <w:t xml:space="preserve">: </w:t>
-            </w:r>
-            <w:proofErr w:type="spellStart"/>
-            <w:r>
-              <w:rPr>
-                <w:rFonts w:ascii="ＭＳ 明朝" w:hAnsi="ＭＳ 明朝"/>
-              </w:rPr>
-              <w:t>RoomId</w:t>
-            </w:r>
-            <w:proofErr w:type="spellEnd"/>
-            <w:r>
-              <w:rPr>
-                <w:rFonts w:ascii="ＭＳ 明朝" w:hAnsi="ＭＳ 明朝"/>
-              </w:rPr>
-              <w:t xml:space="preserve"> = </w:t>
-            </w:r>
-            <w:proofErr w:type="spellStart"/>
-            <w:r>
-              <w:rPr>
-                <w:rFonts w:ascii="ＭＳ 明朝" w:hAnsi="ＭＳ 明朝"/>
-              </w:rPr>
-              <w:t>userId</w:t>
-            </w:r>
-            <w:proofErr w:type="spellEnd"/>
-            <w:r>
-              <w:rPr>
-                <w:rFonts w:ascii="ＭＳ 明朝" w:hAnsi="ＭＳ 明朝"/>
-              </w:rPr>
-              <w:t>;</w:t>
+              <w:t>const roomId: RoomId = userId;</w:t>
             </w:r>
           </w:p>
         </w:tc>
@@ -3434,21 +3500,7 @@
               <w:rPr>
                 <w:rFonts w:ascii="ＭＳ 明朝" w:hAnsi="ＭＳ 明朝"/>
               </w:rPr>
-              <w:t>import { z } from "</w:t>
-            </w:r>
-            <w:proofErr w:type="spellStart"/>
-            <w:r>
-              <w:rPr>
-                <w:rFonts w:ascii="ＭＳ 明朝" w:hAnsi="ＭＳ 明朝"/>
-              </w:rPr>
-              <w:t>zod</w:t>
-            </w:r>
-            <w:proofErr w:type="spellEnd"/>
-            <w:r>
-              <w:rPr>
-                <w:rFonts w:ascii="ＭＳ 明朝" w:hAnsi="ＭＳ 明朝"/>
-              </w:rPr>
-              <w:t>";</w:t>
+              <w:t>import { z } from "zod";</w:t>
             </w:r>
           </w:p>
           <w:p>
@@ -3474,21 +3526,7 @@
               <w:rPr>
                 <w:rFonts w:ascii="ＭＳ 明朝" w:hAnsi="ＭＳ 明朝"/>
               </w:rPr>
-              <w:t xml:space="preserve">const </w:t>
-            </w:r>
-            <w:proofErr w:type="spellStart"/>
-            <w:r>
-              <w:rPr>
-                <w:rFonts w:ascii="ＭＳ 明朝" w:hAnsi="ＭＳ 明朝"/>
-              </w:rPr>
-              <w:t>UserIdSchema</w:t>
-            </w:r>
-            <w:proofErr w:type="spellEnd"/>
-            <w:r>
-              <w:rPr>
-                <w:rFonts w:ascii="ＭＳ 明朝" w:hAnsi="ＭＳ 明朝"/>
-              </w:rPr>
-              <w:t xml:space="preserve"> =</w:t>
+              <w:t>const UserIdSchema =</w:t>
             </w:r>
             <w:r>
               <w:rPr>
@@ -3496,19 +3534,11 @@
               </w:rPr>
               <w:t xml:space="preserve"> </w:t>
             </w:r>
-            <w:proofErr w:type="spellStart"/>
             <w:r>
               <w:rPr>
                 <w:rFonts w:ascii="ＭＳ 明朝" w:hAnsi="ＭＳ 明朝"/>
               </w:rPr>
-              <w:t>z.string</w:t>
-            </w:r>
-            <w:proofErr w:type="spellEnd"/>
-            <w:r>
-              <w:rPr>
-                <w:rFonts w:ascii="ＭＳ 明朝" w:hAnsi="ＭＳ 明朝"/>
-              </w:rPr>
-              <w:t>()</w:t>
+              <w:t>z.string()</w:t>
             </w:r>
           </w:p>
           <w:p>
@@ -3525,21 +3555,7 @@
               <w:rPr>
                 <w:rFonts w:ascii="ＭＳ 明朝" w:hAnsi="ＭＳ 明朝"/>
               </w:rPr>
-              <w:t>.</w:t>
-            </w:r>
-            <w:proofErr w:type="spellStart"/>
-            <w:r>
-              <w:rPr>
-                <w:rFonts w:ascii="ＭＳ 明朝" w:hAnsi="ＭＳ 明朝"/>
-              </w:rPr>
-              <w:t>uuid</w:t>
-            </w:r>
-            <w:proofErr w:type="spellEnd"/>
-            <w:r>
-              <w:rPr>
-                <w:rFonts w:ascii="ＭＳ 明朝" w:hAnsi="ＭＳ 明朝"/>
-              </w:rPr>
-              <w:t>()</w:t>
+              <w:t>.uuid()</w:t>
             </w:r>
           </w:p>
           <w:p>
@@ -3556,49 +3572,7 @@
               <w:rPr>
                 <w:rFonts w:ascii="ＭＳ 明朝" w:hAnsi="ＭＳ 明朝"/>
               </w:rPr>
-              <w:t>.transform(</w:t>
-            </w:r>
-            <w:proofErr w:type="spellStart"/>
-            <w:r>
-              <w:rPr>
-                <w:rFonts w:ascii="ＭＳ 明朝" w:hAnsi="ＭＳ 明朝"/>
-              </w:rPr>
-              <w:t>val</w:t>
-            </w:r>
-            <w:proofErr w:type="spellEnd"/>
-            <w:r>
-              <w:rPr>
-                <w:rFonts w:ascii="ＭＳ 明朝" w:hAnsi="ＭＳ 明朝"/>
-              </w:rPr>
-              <w:t xml:space="preserve"> =&gt; </w:t>
-            </w:r>
-            <w:proofErr w:type="spellStart"/>
-            <w:r>
-              <w:rPr>
-                <w:rFonts w:ascii="ＭＳ 明朝" w:hAnsi="ＭＳ 明朝"/>
-              </w:rPr>
-              <w:t>val</w:t>
-            </w:r>
-            <w:proofErr w:type="spellEnd"/>
-            <w:r>
-              <w:rPr>
-                <w:rFonts w:ascii="ＭＳ 明朝" w:hAnsi="ＭＳ 明朝"/>
-              </w:rPr>
-              <w:t xml:space="preserve"> as </w:t>
-            </w:r>
-            <w:proofErr w:type="spellStart"/>
-            <w:r>
-              <w:rPr>
-                <w:rFonts w:ascii="ＭＳ 明朝" w:hAnsi="ＭＳ 明朝"/>
-              </w:rPr>
-              <w:t>UserId</w:t>
-            </w:r>
-            <w:proofErr w:type="spellEnd"/>
-            <w:r>
-              <w:rPr>
-                <w:rFonts w:ascii="ＭＳ 明朝" w:hAnsi="ＭＳ 明朝"/>
-              </w:rPr>
-              <w:t>);</w:t>
+              <w:t>.transform(val =&gt; val as UserId);</w:t>
             </w:r>
           </w:p>
           <w:p>
@@ -3614,21 +3588,7 @@
               <w:rPr>
                 <w:rFonts w:ascii="ＭＳ 明朝" w:hAnsi="ＭＳ 明朝"/>
               </w:rPr>
-              <w:t xml:space="preserve">const </w:t>
-            </w:r>
-            <w:proofErr w:type="spellStart"/>
-            <w:r>
-              <w:rPr>
-                <w:rFonts w:ascii="ＭＳ 明朝" w:hAnsi="ＭＳ 明朝"/>
-              </w:rPr>
-              <w:t>rawData</w:t>
-            </w:r>
-            <w:proofErr w:type="spellEnd"/>
-            <w:r>
-              <w:rPr>
-                <w:rFonts w:ascii="ＭＳ 明朝" w:hAnsi="ＭＳ 明朝"/>
-              </w:rPr>
-              <w:t>: unknown =</w:t>
+              <w:t>const rawData: unknown =</w:t>
             </w:r>
           </w:p>
           <w:p>
@@ -3657,21 +3617,7 @@
               <w:rPr>
                 <w:rFonts w:ascii="ＭＳ 明朝" w:hAnsi="ＭＳ 明朝"/>
               </w:rPr>
-              <w:t>fetch("/</w:t>
-            </w:r>
-            <w:proofErr w:type="spellStart"/>
-            <w:r>
-              <w:rPr>
-                <w:rFonts w:ascii="ＭＳ 明朝" w:hAnsi="ＭＳ 明朝"/>
-              </w:rPr>
-              <w:t>api</w:t>
-            </w:r>
-            <w:proofErr w:type="spellEnd"/>
-            <w:r>
-              <w:rPr>
-                <w:rFonts w:ascii="ＭＳ 明朝" w:hAnsi="ＭＳ 明朝"/>
-              </w:rPr>
-              <w:t>/user")</w:t>
+              <w:t>fetch("/api/user")</w:t>
             </w:r>
           </w:p>
           <w:p>
@@ -3688,21 +3634,7 @@
               <w:rPr>
                 <w:rFonts w:ascii="ＭＳ 明朝" w:hAnsi="ＭＳ 明朝"/>
               </w:rPr>
-              <w:t xml:space="preserve">.then(r =&gt; </w:t>
-            </w:r>
-            <w:proofErr w:type="spellStart"/>
-            <w:r>
-              <w:rPr>
-                <w:rFonts w:ascii="ＭＳ 明朝" w:hAnsi="ＭＳ 明朝"/>
-              </w:rPr>
-              <w:t>r.json</w:t>
-            </w:r>
-            <w:proofErr w:type="spellEnd"/>
-            <w:r>
-              <w:rPr>
-                <w:rFonts w:ascii="ＭＳ 明朝" w:hAnsi="ＭＳ 明朝"/>
-              </w:rPr>
-              <w:t>());</w:t>
+              <w:t>.then(r =&gt; r.json());</w:t>
             </w:r>
           </w:p>
           <w:p>
@@ -3744,21 +3676,7 @@
               <w:rPr>
                 <w:rFonts w:ascii="ＭＳ 明朝" w:hAnsi="ＭＳ 明朝" w:hint="eastAsia"/>
               </w:rPr>
-              <w:t xml:space="preserve">const </w:t>
-            </w:r>
-            <w:proofErr w:type="spellStart"/>
-            <w:r>
-              <w:rPr>
-                <w:rFonts w:ascii="ＭＳ 明朝" w:hAnsi="ＭＳ 明朝" w:hint="eastAsia"/>
-              </w:rPr>
-              <w:t>userId</w:t>
-            </w:r>
-            <w:proofErr w:type="spellEnd"/>
-            <w:r>
-              <w:rPr>
-                <w:rFonts w:ascii="ＭＳ 明朝" w:hAnsi="ＭＳ 明朝" w:hint="eastAsia"/>
-              </w:rPr>
-              <w:t xml:space="preserve"> =</w:t>
+              <w:t>const userId =</w:t>
             </w:r>
             <w:r>
               <w:rPr>
@@ -3766,14 +3684,12 @@
               </w:rPr>
               <w:t xml:space="preserve"> </w:t>
             </w:r>
-            <w:proofErr w:type="spellStart"/>
             <w:r>
               <w:rPr>
                 <w:rFonts w:ascii="ＭＳ 明朝" w:hAnsi="ＭＳ 明朝" w:hint="eastAsia"/>
               </w:rPr>
               <w:t>UserIdSchema</w:t>
             </w:r>
-            <w:proofErr w:type="spellEnd"/>
           </w:p>
           <w:p>
             <w:pPr>
@@ -3789,21 +3705,7 @@
               <w:rPr>
                 <w:rFonts w:ascii="ＭＳ 明朝" w:hAnsi="ＭＳ 明朝" w:hint="eastAsia"/>
               </w:rPr>
-              <w:t>.parse(</w:t>
-            </w:r>
-            <w:proofErr w:type="spellStart"/>
-            <w:r>
-              <w:rPr>
-                <w:rFonts w:ascii="ＭＳ 明朝" w:hAnsi="ＭＳ 明朝" w:hint="eastAsia"/>
-              </w:rPr>
-              <w:t>rawData</w:t>
-            </w:r>
-            <w:proofErr w:type="spellEnd"/>
-            <w:r>
-              <w:rPr>
-                <w:rFonts w:ascii="ＭＳ 明朝" w:hAnsi="ＭＳ 明朝" w:hint="eastAsia"/>
-              </w:rPr>
-              <w:t>);</w:t>
+              <w:t>.parse(rawData);</w:t>
             </w:r>
           </w:p>
         </w:tc>
@@ -3900,20 +3802,14 @@
         <w:ind w:firstLineChars="100" w:firstLine="210"/>
         <w:jc w:val="left"/>
         <w:rPr>
-          <w:rFonts w:ascii="ＭＳ 明朝" w:hAnsi="ＭＳ 明朝" w:hint="eastAsia"/>
-        </w:rPr>
-      </w:pPr>
-      <w:r>
-        <w:rPr>
-          <w:rFonts w:ascii="ＭＳ 明朝" w:hAnsi="ＭＳ 明朝" w:hint="eastAsia"/>
-        </w:rPr>
-        <w:t>以下の図は</w:t>
-      </w:r>
-      <w:r>
-        <w:rPr>
-          <w:rFonts w:ascii="ＭＳ 明朝" w:hAnsi="ＭＳ 明朝" w:hint="eastAsia"/>
-        </w:rPr>
-        <w:t>M</w:t>
+          <w:rFonts w:ascii="ＭＳ 明朝" w:hAnsi="ＭＳ 明朝"/>
+        </w:rPr>
+      </w:pPr>
+      <w:r>
+        <w:rPr>
+          <w:rFonts w:ascii="ＭＳ 明朝" w:hAnsi="ＭＳ 明朝" w:hint="eastAsia"/>
+        </w:rPr>
+        <w:t>以下の図はM</w:t>
       </w:r>
       <w:r>
         <w:rPr>
@@ -3925,38 +3821,33 @@
         <w:rPr>
           <w:rFonts w:ascii="ＭＳ 明朝" w:hAnsi="ＭＳ 明朝" w:hint="eastAsia"/>
         </w:rPr>
-        <w:t>で生成された</w:t>
-      </w:r>
-      <w:r>
-        <w:rPr>
-          <w:rFonts w:ascii="ＭＳ 明朝" w:hAnsi="ＭＳ 明朝" w:hint="eastAsia"/>
-        </w:rPr>
-        <w:t>、型定義がサーバー間でどのように伝播し、いつ型検査が行われているかを表したフローチャートである。</w:t>
-      </w:r>
-    </w:p>
-    <w:p>
-      <w:pPr>
-        <w:kinsoku w:val="0"/>
-        <w:wordWrap w:val="0"/>
-        <w:jc w:val="left"/>
-        <w:rPr>
-          <w:rFonts w:ascii="ＭＳ 明朝" w:hAnsi="ＭＳ 明朝"/>
-        </w:rPr>
-      </w:pPr>
-    </w:p>
-    <w:p>
-      <w:pPr>
-        <w:kinsoku w:val="0"/>
-        <w:wordWrap w:val="0"/>
-        <w:jc w:val="left"/>
-        <w:rPr>
-          <w:rFonts w:ascii="ＭＳ 明朝" w:hAnsi="ＭＳ 明朝"/>
-        </w:rPr>
-      </w:pPr>
-      <w:r>
-        <w:rPr>
-          <w:rFonts w:ascii="ＭＳ 明朝" w:hAnsi="ＭＳ 明朝" w:hint="eastAsia"/>
-        </w:rPr>
+        <w:t>で生成された、型定義がサーバー間でどのように伝播し、いつ型検査が行われているかを表したフローチャートである。</w:t>
+      </w:r>
+    </w:p>
+    <w:p>
+      <w:pPr>
+        <w:kinsoku w:val="0"/>
+        <w:wordWrap w:val="0"/>
+        <w:jc w:val="left"/>
+        <w:rPr>
+          <w:rFonts w:ascii="ＭＳ 明朝" w:hAnsi="ＭＳ 明朝"/>
+        </w:rPr>
+      </w:pPr>
+    </w:p>
+    <w:p>
+      <w:pPr>
+        <w:kinsoku w:val="0"/>
+        <w:wordWrap w:val="0"/>
+        <w:jc w:val="left"/>
+        <w:rPr>
+          <w:rFonts w:ascii="ＭＳ 明朝" w:hAnsi="ＭＳ 明朝"/>
+        </w:rPr>
+      </w:pPr>
+      <w:r>
+        <w:rPr>
+          <w:rFonts w:ascii="ＭＳ 明朝" w:hAnsi="ＭＳ 明朝" w:hint="eastAsia"/>
+        </w:rPr>
+        <w:lastRenderedPageBreak/>
         <w:t xml:space="preserve">　　　</w:t>
       </w:r>
       <w:r>
@@ -4154,7 +4045,7 @@
         <w:rPr>
           <w:rFonts w:ascii="ＭＳ 明朝" w:hAnsi="ＭＳ 明朝" w:hint="eastAsia"/>
         </w:rPr>
-        <w:t>本アーキテクチャの導入により、開発初期における型の設定やコンパイルエラーの解決には一定のコストを要した。しかし、「コンパイルが成功すれば、型に起因するランタイムエラーは発生しない」という状態が担保されたことで、結果的にデバッグの時間が大幅に削減され、DXの向上に寄与したと評価できる。</w:t>
+        <w:t>本アーキテクチャの導入により、コンパイルエラーの解決には一定のコストを要した。しかし、「コンパイルが成功すれば、型に起因するランタイムエラーは発生しない」という状態が担保されたことで、結果的にデバッグの時間が大幅に削減され、DXの向上に寄与したと評価できる。</w:t>
       </w:r>
     </w:p>
     <w:p>
@@ -4177,6 +4068,34 @@
           <w:rFonts w:ascii="ＭＳ 明朝" w:hAnsi="ＭＳ 明朝" w:hint="eastAsia"/>
         </w:rPr>
         <w:t>型が間違っている際にランタイムエラーでなくコンパイルエラーを極力出すことで、予期せぬ型定義のミスを大きく減らすことにより、バグ密度を減らすことに寄与できる。</w:t>
+      </w:r>
+    </w:p>
+    <w:p>
+      <w:pPr>
+        <w:kinsoku w:val="0"/>
+        <w:wordWrap w:val="0"/>
+        <w:jc w:val="left"/>
+        <w:rPr>
+          <w:rFonts w:ascii="ＭＳ 明朝" w:hAnsi="ＭＳ 明朝" w:hint="eastAsia"/>
+        </w:rPr>
+      </w:pPr>
+      <w:r>
+        <w:rPr>
+          <w:rFonts w:ascii="ＭＳ 明朝" w:hAnsi="ＭＳ 明朝" w:hint="eastAsia"/>
+        </w:rPr>
+        <w:t xml:space="preserve">　しかしながら、</w:t>
+      </w:r>
+      <w:r>
+        <w:rPr>
+          <w:rFonts w:ascii="ＭＳ 明朝" w:hAnsi="ＭＳ 明朝" w:hint="eastAsia"/>
+        </w:rPr>
+        <w:t>開発初期における型の設定</w:t>
+      </w:r>
+      <w:r>
+        <w:rPr>
+          <w:rFonts w:ascii="ＭＳ 明朝" w:hAnsi="ＭＳ 明朝" w:hint="eastAsia"/>
+        </w:rPr>
+        <w:t>には大きなコストがあった。</w:t>
       </w:r>
     </w:p>
     <w:p>
@@ -4633,7 +4552,14 @@
         <w:rPr>
           <w:rFonts w:ascii="ＭＳ 明朝" w:hAnsi="ＭＳ 明朝" w:hint="eastAsia"/>
         </w:rPr>
-        <w:t>時に整合性を確認できなかった場合にエラーを発生させる。このH</w:t>
+        <w:t>時に整合性を確認できなかった場合にエラーを発生</w:t>
+      </w:r>
+      <w:r>
+        <w:rPr>
+          <w:rFonts w:ascii="ＭＳ 明朝" w:hAnsi="ＭＳ 明朝" w:hint="eastAsia"/>
+        </w:rPr>
+        <w:lastRenderedPageBreak/>
+        <w:t>させる。このH</w:t>
       </w:r>
       <w:r>
         <w:rPr>
@@ -5097,16 +5023,8 @@
         <w:rPr>
           <w:rFonts w:ascii="ＭＳ 明朝" w:hAnsi="ＭＳ 明朝"/>
         </w:rPr>
-        <w:t xml:space="preserve">he </w:t>
-      </w:r>
-      <w:proofErr w:type="spellStart"/>
-      <w:r>
-        <w:rPr>
-          <w:rFonts w:ascii="ＭＳ 明朝" w:hAnsi="ＭＳ 明朝"/>
-        </w:rPr>
-        <w:t>Rustnomicon</w:t>
-      </w:r>
-      <w:proofErr w:type="spellEnd"/>
+        <w:t>he Rustnomicon</w:t>
+      </w:r>
     </w:p>
     <w:p>
       <w:pPr>

--- a/docs/ITゼミ論文24jy0236.docx
+++ b/docs/ITゼミ論文24jy0236.docx
@@ -1,6 +1,6 @@
 
 <file path=word/document.xml><?xml version="1.0" encoding="utf-8"?>
-<w:document xmlns:wpc="http://schemas.microsoft.com/office/word/2010/wordprocessingCanvas" xmlns:cx="http://schemas.microsoft.com/office/drawing/2014/chartex" xmlns:cx1="http://schemas.microsoft.com/office/drawing/2015/9/8/chartex" xmlns:cx2="http://schemas.microsoft.com/office/drawing/2015/10/21/chartex" xmlns:cx3="http://schemas.microsoft.com/office/drawing/2016/5/9/chartex" xmlns:cx4="http://schemas.microsoft.com/office/drawing/2016/5/10/chartex" xmlns:cx5="http://schemas.microsoft.com/office/drawing/2016/5/11/chartex" xmlns:cx6="http://schemas.microsoft.com/office/drawing/2016/5/12/chartex" xmlns:cx7="http://schemas.microsoft.com/office/drawing/2016/5/13/chartex" xmlns:cx8="http://schemas.microsoft.com/office/drawing/2016/5/14/chartex" xmlns:mc="http://schemas.openxmlformats.org/markup-compatibility/2006" xmlns:aink="http://schemas.microsoft.com/office/drawing/2016/ink" xmlns:am3d="http://schemas.microsoft.com/office/drawing/2017/model3d" xmlns:o="urn:schemas-microsoft-com:office:office" xmlns:r="http://schemas.openxmlformats.org/officeDocument/2006/relationships" xmlns:m="http://schemas.openxmlformats.org/officeDocument/2006/math" xmlns:v="urn:schemas-microsoft-com:vml" xmlns:wp14="http://schemas.microsoft.com/office/word/2010/wordprocessingDrawing" xmlns:wp="http://schemas.openxmlformats.org/drawingml/2006/wordprocessingDrawing" xmlns:w10="urn:schemas-microsoft-com:office:word" xmlns:w="http://schemas.openxmlformats.org/wordprocessingml/2006/main" xmlns:w14="http://schemas.microsoft.com/office/word/2010/wordml" xmlns:w15="http://schemas.microsoft.com/office/word/2012/wordml" xmlns:w16cex="http://schemas.microsoft.com/office/word/2018/wordml/cex" xmlns:w16cid="http://schemas.microsoft.com/office/word/2016/wordml/cid" xmlns:w16="http://schemas.microsoft.com/office/word/2018/wordml" xmlns:w16sdtdh="http://schemas.microsoft.com/office/word/2020/wordml/sdtdatahash" xmlns:w16se="http://schemas.microsoft.com/office/word/2015/wordml/symex" xmlns:wpg="http://schemas.microsoft.com/office/word/2010/wordprocessingGroup" xmlns:wpi="http://schemas.microsoft.com/office/word/2010/wordprocessingInk" xmlns:wne="http://schemas.microsoft.com/office/word/2006/wordml" xmlns:wps="http://schemas.microsoft.com/office/word/2010/wordprocessingShape" mc:Ignorable="w14 w15 w16se w16cid w16 w16cex w16sdtdh wp14">
+<w:document xmlns:wpc="http://schemas.microsoft.com/office/word/2010/wordprocessingCanvas" xmlns:mc="http://schemas.openxmlformats.org/markup-compatibility/2006" xmlns:o="urn:schemas-microsoft-com:office:office" xmlns:r="http://schemas.openxmlformats.org/officeDocument/2006/relationships" xmlns:m="http://schemas.openxmlformats.org/officeDocument/2006/math" xmlns:v="urn:schemas-microsoft-com:vml" xmlns:wp14="http://schemas.microsoft.com/office/word/2010/wordprocessingDrawing" xmlns:wp="http://schemas.openxmlformats.org/drawingml/2006/wordprocessingDrawing" xmlns:w10="urn:schemas-microsoft-com:office:word" xmlns:w="http://schemas.openxmlformats.org/wordprocessingml/2006/main" xmlns:w14="http://schemas.microsoft.com/office/word/2010/wordml" xmlns:w15="http://schemas.microsoft.com/office/word/2012/wordml" xmlns:wpg="http://schemas.microsoft.com/office/word/2010/wordprocessingGroup" xmlns:wpi="http://schemas.microsoft.com/office/word/2010/wordprocessingInk" xmlns:wne="http://schemas.microsoft.com/office/word/2006/wordml" xmlns:wps="http://schemas.microsoft.com/office/word/2010/wordprocessingShape" mc:Ignorable="w14 w15 wp14">
   <w:body>
     <w:p>
       <w:pPr>
@@ -235,7 +235,7 @@
     </w:p>
     <w:p>
       <w:pPr>
-        <w:pStyle w:val="ac"/>
+        <w:pStyle w:val="ab"/>
         <w:numPr>
           <w:ilvl w:val="0"/>
           <w:numId w:val="15"/>
@@ -257,7 +257,7 @@
     </w:p>
     <w:p>
       <w:pPr>
-        <w:pStyle w:val="ac"/>
+        <w:pStyle w:val="ab"/>
         <w:numPr>
           <w:ilvl w:val="1"/>
           <w:numId w:val="16"/>
@@ -342,7 +342,7 @@
     </w:p>
     <w:p>
       <w:pPr>
-        <w:pStyle w:val="ac"/>
+        <w:pStyle w:val="ab"/>
         <w:numPr>
           <w:ilvl w:val="1"/>
           <w:numId w:val="16"/>
@@ -387,7 +387,7 @@
     </w:p>
     <w:p>
       <w:pPr>
-        <w:pStyle w:val="ac"/>
+        <w:pStyle w:val="ab"/>
         <w:numPr>
           <w:ilvl w:val="0"/>
           <w:numId w:val="15"/>
@@ -1419,7 +1419,31 @@
         <w:rPr>
           <w:rFonts w:ascii="ＭＳ 明朝" w:hAnsi="ＭＳ 明朝" w:hint="eastAsia"/>
         </w:rPr>
-        <w:t>本研究では、これらをデータベースに関わるバックエンドに採用した。</w:t>
+        <w:t>本研究では、これらをデータベース</w:t>
+      </w:r>
+      <w:r>
+        <w:rPr>
+          <w:rFonts w:ascii="ＭＳ 明朝" w:hAnsi="ＭＳ 明朝" w:hint="eastAsia"/>
+        </w:rPr>
+        <w:t>とW</w:t>
+      </w:r>
+      <w:r>
+        <w:rPr>
+          <w:rFonts w:ascii="ＭＳ 明朝" w:hAnsi="ＭＳ 明朝"/>
+        </w:rPr>
+        <w:t>ebSocket</w:t>
+      </w:r>
+      <w:r>
+        <w:rPr>
+          <w:rFonts w:ascii="ＭＳ 明朝" w:hAnsi="ＭＳ 明朝" w:hint="eastAsia"/>
+        </w:rPr>
+        <w:t>通信</w:t>
+      </w:r>
+      <w:r>
+        <w:rPr>
+          <w:rFonts w:ascii="ＭＳ 明朝" w:hAnsi="ＭＳ 明朝" w:hint="eastAsia"/>
+        </w:rPr>
+        <w:t>に関わるバックエンドに採用した。</w:t>
       </w:r>
     </w:p>
     <w:p>
@@ -1731,7 +1755,7 @@
         <w:wordWrap w:val="0"/>
         <w:jc w:val="left"/>
         <w:rPr>
-          <w:rFonts w:ascii="ＭＳ 明朝" w:hAnsi="ＭＳ 明朝" w:hint="eastAsia"/>
+          <w:rFonts w:ascii="ＭＳ 明朝" w:hAnsi="ＭＳ 明朝"/>
         </w:rPr>
       </w:pPr>
     </w:p>
@@ -1957,7 +1981,7 @@
         <w:wordWrap w:val="0"/>
         <w:jc w:val="left"/>
         <w:rPr>
-          <w:rFonts w:ascii="ＭＳ Ｐゴシック" w:eastAsia="ＭＳ Ｐゴシック" w:hAnsi="ＭＳ Ｐゴシック" w:hint="eastAsia"/>
+          <w:rFonts w:ascii="ＭＳ Ｐゴシック" w:eastAsia="ＭＳ Ｐゴシック" w:hAnsi="ＭＳ Ｐゴシック"/>
           <w:b/>
         </w:rPr>
       </w:pPr>
@@ -2124,6 +2148,59 @@
       <w:pPr>
         <w:kinsoku w:val="0"/>
         <w:wordWrap w:val="0"/>
+        <w:ind w:firstLineChars="100" w:firstLine="210"/>
+        <w:jc w:val="left"/>
+        <w:rPr>
+          <w:rFonts w:ascii="ＭＳ 明朝" w:hAnsi="ＭＳ 明朝"/>
+        </w:rPr>
+      </w:pPr>
+      <w:r>
+        <w:rPr>
+          <w:rFonts w:ascii="ＭＳ 明朝" w:hAnsi="ＭＳ 明朝" w:hint="eastAsia"/>
+        </w:rPr>
+        <w:t>本システムでは、リポジトリの/</w:t>
+      </w:r>
+      <w:r>
+        <w:rPr>
+          <w:rFonts w:ascii="ＭＳ 明朝" w:hAnsi="ＭＳ 明朝"/>
+        </w:rPr>
+        <w:t>(root)</w:t>
+      </w:r>
+      <w:r>
+        <w:rPr>
+          <w:rFonts w:ascii="ＭＳ 明朝" w:hAnsi="ＭＳ 明朝" w:hint="eastAsia"/>
+        </w:rPr>
+        <w:t>下にf</w:t>
+      </w:r>
+      <w:r>
+        <w:rPr>
+          <w:rFonts w:ascii="ＭＳ 明朝" w:hAnsi="ＭＳ 明朝"/>
+        </w:rPr>
+        <w:t>rontend</w:t>
+      </w:r>
+      <w:r>
+        <w:rPr>
+          <w:rFonts w:ascii="ＭＳ 明朝" w:hAnsi="ＭＳ 明朝" w:hint="eastAsia"/>
+        </w:rPr>
+        <w:t>とb</w:t>
+      </w:r>
+      <w:r>
+        <w:rPr>
+          <w:rFonts w:ascii="ＭＳ 明朝" w:hAnsi="ＭＳ 明朝"/>
+        </w:rPr>
+        <w:t>ackend</w:t>
+      </w:r>
+      <w:r>
+        <w:rPr>
+          <w:rFonts w:ascii="ＭＳ 明朝" w:hAnsi="ＭＳ 明朝" w:hint="eastAsia"/>
+        </w:rPr>
+        <w:t>ディレクトリを設け、それぞれを異なるプロジェクトとして管理した。</w:t>
+      </w:r>
+    </w:p>
+    <w:p>
+      <w:pPr>
+        <w:kinsoku w:val="0"/>
+        <w:wordWrap w:val="0"/>
         <w:jc w:val="left"/>
         <w:rPr>
           <w:rFonts w:ascii="ＭＳ Ｐゴシック" w:eastAsia="ＭＳ Ｐゴシック" w:hAnsi="ＭＳ Ｐゴシック"/>
@@ -2255,550 +2332,13 @@
         <w:wordWrap w:val="0"/>
         <w:jc w:val="left"/>
         <w:rPr>
-          <w:rFonts w:ascii="ＭＳ Ｐゴシック" w:eastAsia="ＭＳ Ｐゴシック" w:hAnsi="ＭＳ Ｐゴシック"/>
-          <w:b/>
-        </w:rPr>
-      </w:pPr>
-    </w:p>
-    <w:p>
-      <w:pPr>
-        <w:kinsoku w:val="0"/>
-        <w:wordWrap w:val="0"/>
-        <w:jc w:val="left"/>
-        <w:rPr>
-          <w:rFonts w:ascii="ＭＳ Ｐゴシック" w:eastAsia="ＭＳ Ｐゴシック" w:hAnsi="ＭＳ Ｐゴシック" w:hint="eastAsia"/>
-          <w:b/>
-        </w:rPr>
-      </w:pPr>
-      <w:r>
-        <w:rPr>
-          <w:rFonts w:ascii="ＭＳ Ｐゴシック" w:eastAsia="ＭＳ Ｐゴシック" w:hAnsi="ＭＳ Ｐゴシック"/>
-          <w:b/>
-        </w:rPr>
-        <w:t>4</w:t>
-      </w:r>
-      <w:r>
-        <w:rPr>
-          <w:rFonts w:ascii="ＭＳ Ｐゴシック" w:eastAsia="ＭＳ Ｐゴシック" w:hAnsi="ＭＳ Ｐゴシック"/>
-          <w:b/>
-        </w:rPr>
-        <w:t>.2 JWTによる認証情報の連携</w:t>
-      </w:r>
-    </w:p>
-    <w:p>
-      <w:pPr>
-        <w:kinsoku w:val="0"/>
-        <w:wordWrap w:val="0"/>
-        <w:jc w:val="left"/>
-        <w:rPr>
-          <w:rFonts w:ascii="ＭＳ 明朝" w:hAnsi="ＭＳ 明朝" w:hint="eastAsia"/>
-        </w:rPr>
-      </w:pPr>
-      <w:r>
-        <w:rPr>
-          <w:rFonts w:ascii="ＭＳ 明朝" w:hAnsi="ＭＳ 明朝" w:hint="eastAsia"/>
-        </w:rPr>
-        <w:t xml:space="preserve">　本システムのバックエンド</w:t>
-      </w:r>
-      <w:r>
-        <w:rPr>
-          <w:rFonts w:ascii="ＭＳ 明朝" w:hAnsi="ＭＳ 明朝"/>
-        </w:rPr>
-        <w:t>API</w:t>
-      </w:r>
-      <w:r>
-        <w:rPr>
-          <w:rFonts w:ascii="ＭＳ 明朝" w:hAnsi="ＭＳ 明朝" w:hint="eastAsia"/>
-        </w:rPr>
-        <w:t>の認証およびセッション管理には、フロントエンドで生成され、渡される</w:t>
-      </w:r>
-      <w:r>
-        <w:rPr>
-          <w:rFonts w:ascii="ＭＳ 明朝" w:hAnsi="ＭＳ 明朝"/>
-        </w:rPr>
-        <w:t>JWT</w:t>
-      </w:r>
-      <w:r>
-        <w:rPr>
-          <w:rFonts w:ascii="ＭＳ 明朝" w:hAnsi="ＭＳ 明朝" w:hint="eastAsia"/>
-        </w:rPr>
-        <w:t>を使用している。</w:t>
-      </w:r>
-    </w:p>
-    <w:p>
-      <w:pPr>
-        <w:kinsoku w:val="0"/>
-        <w:wordWrap w:val="0"/>
-        <w:jc w:val="left"/>
-        <w:rPr>
-          <w:rFonts w:ascii="ＭＳ 明朝" w:hAnsi="ＭＳ 明朝"/>
-        </w:rPr>
-      </w:pPr>
-      <w:r>
-        <w:rPr>
-          <w:rFonts w:ascii="ＭＳ 明朝" w:hAnsi="ＭＳ 明朝" w:hint="eastAsia"/>
-        </w:rPr>
-        <w:t xml:space="preserve">　</w:t>
-      </w:r>
-      <w:r>
-        <w:rPr>
-          <w:rFonts w:ascii="ＭＳ 明朝" w:hAnsi="ＭＳ 明朝" w:hint="eastAsia"/>
-        </w:rPr>
-        <w:t>JWTを利用することで、サーバー側でセッション状態を保持する必要がなくなり、ステートレ</w:t>
-      </w:r>
-      <w:r>
-        <w:rPr>
-          <w:rFonts w:ascii="ＭＳ 明朝" w:hAnsi="ＭＳ 明朝" w:hint="eastAsia"/>
-        </w:rPr>
-        <w:t>スな通信が実現する。これは、信頼される認証の提供と、システム境界を跨いだセッション情報の受け渡しにおいて、非常に有用な手段である。</w:t>
-      </w:r>
-    </w:p>
-    <w:p>
-      <w:pPr>
-        <w:kinsoku w:val="0"/>
-        <w:wordWrap w:val="0"/>
-        <w:jc w:val="left"/>
-        <w:rPr>
-          <w:rFonts w:ascii="ＭＳ Ｐゴシック" w:eastAsia="ＭＳ Ｐゴシック" w:hAnsi="ＭＳ Ｐゴシック"/>
-          <w:b/>
-        </w:rPr>
-      </w:pPr>
-    </w:p>
-    <w:p>
-      <w:pPr>
-        <w:kinsoku w:val="0"/>
-        <w:wordWrap w:val="0"/>
-        <w:jc w:val="left"/>
-        <w:rPr>
-          <w:rFonts w:ascii="ＭＳ Ｐゴシック" w:eastAsia="ＭＳ Ｐゴシック" w:hAnsi="ＭＳ Ｐゴシック"/>
-          <w:b/>
-        </w:rPr>
-      </w:pPr>
-      <w:r>
-        <w:rPr>
-          <w:rFonts w:ascii="ＭＳ Ｐゴシック" w:eastAsia="ＭＳ Ｐゴシック" w:hAnsi="ＭＳ Ｐゴシック"/>
-          <w:b/>
-        </w:rPr>
-        <w:t>5</w:t>
-      </w:r>
-      <w:r>
-        <w:rPr>
-          <w:rFonts w:ascii="ＭＳ Ｐゴシック" w:eastAsia="ＭＳ Ｐゴシック" w:hAnsi="ＭＳ Ｐゴシック"/>
-          <w:b/>
-        </w:rPr>
-        <w:t>. 型安全と</w:t>
-      </w:r>
-      <w:r>
-        <w:rPr>
-          <w:rFonts w:ascii="ＭＳ Ｐゴシック" w:eastAsia="ＭＳ Ｐゴシック" w:hAnsi="ＭＳ Ｐゴシック" w:hint="eastAsia"/>
-          <w:b/>
-        </w:rPr>
-        <w:t>S</w:t>
-      </w:r>
-      <w:r>
-        <w:rPr>
-          <w:rFonts w:ascii="ＭＳ Ｐゴシック" w:eastAsia="ＭＳ Ｐゴシック" w:hAnsi="ＭＳ Ｐゴシック"/>
-          <w:b/>
-        </w:rPr>
-        <w:t>SOTの実現</w:t>
-      </w:r>
-    </w:p>
-    <w:p>
-      <w:pPr>
-        <w:kinsoku w:val="0"/>
-        <w:wordWrap w:val="0"/>
-        <w:jc w:val="left"/>
-        <w:rPr>
-          <w:rFonts w:ascii="ＭＳ 明朝" w:hAnsi="ＭＳ 明朝"/>
-        </w:rPr>
-      </w:pPr>
-      <w:r>
-        <w:rPr>
-          <w:rFonts w:ascii="ＭＳ 明朝" w:hAnsi="ＭＳ 明朝" w:hint="eastAsia"/>
-        </w:rPr>
-        <w:t xml:space="preserve">　</w:t>
-      </w:r>
-      <w:r>
-        <w:rPr>
-          <w:rFonts w:ascii="ＭＳ 明朝" w:hAnsi="ＭＳ 明朝" w:hint="eastAsia"/>
-        </w:rPr>
-        <w:t>本研究における最も重要な設計方針は、システム全体を貫く型安全性の確保である。</w:t>
-      </w:r>
-    </w:p>
-    <w:p>
-      <w:pPr>
-        <w:kinsoku w:val="0"/>
-        <w:wordWrap w:val="0"/>
-        <w:jc w:val="left"/>
-        <w:rPr>
-          <w:rFonts w:ascii="ＭＳ Ｐゴシック" w:eastAsia="ＭＳ Ｐゴシック" w:hAnsi="ＭＳ Ｐゴシック"/>
-          <w:b/>
-        </w:rPr>
-      </w:pPr>
-    </w:p>
-    <w:p>
-      <w:pPr>
-        <w:kinsoku w:val="0"/>
-        <w:wordWrap w:val="0"/>
-        <w:jc w:val="left"/>
-        <w:rPr>
-          <w:rFonts w:ascii="ＭＳ Ｐゴシック" w:eastAsia="ＭＳ Ｐゴシック" w:hAnsi="ＭＳ Ｐゴシック"/>
-          <w:b/>
-        </w:rPr>
-      </w:pPr>
-      <w:r>
-        <w:rPr>
-          <w:rFonts w:ascii="ＭＳ Ｐゴシック" w:eastAsia="ＭＳ Ｐゴシック" w:hAnsi="ＭＳ Ｐゴシック"/>
-          <w:b/>
-        </w:rPr>
-        <w:t>5</w:t>
-      </w:r>
-      <w:r>
-        <w:rPr>
-          <w:rFonts w:ascii="ＭＳ Ｐゴシック" w:eastAsia="ＭＳ Ｐゴシック" w:hAnsi="ＭＳ Ｐゴシック"/>
-          <w:b/>
-        </w:rPr>
-        <w:t>.1 型境界における課題</w:t>
-      </w:r>
-    </w:p>
-    <w:p>
-      <w:pPr>
-        <w:kinsoku w:val="0"/>
-        <w:wordWrap w:val="0"/>
-        <w:jc w:val="left"/>
-        <w:rPr>
-          <w:rFonts w:ascii="ＭＳ 明朝" w:hAnsi="ＭＳ 明朝"/>
-        </w:rPr>
-      </w:pPr>
-      <w:r>
-        <w:rPr>
-          <w:rFonts w:ascii="ＭＳ 明朝" w:hAnsi="ＭＳ 明朝" w:hint="eastAsia"/>
-        </w:rPr>
-        <w:t xml:space="preserve">　</w:t>
-      </w:r>
-      <w:r>
-        <w:rPr>
-          <w:rFonts w:ascii="ＭＳ 明朝" w:hAnsi="ＭＳ 明朝" w:hint="eastAsia"/>
-        </w:rPr>
-        <w:t>本研究のように</w:t>
-      </w:r>
-      <w:r>
-        <w:rPr>
-          <w:rFonts w:ascii="ＭＳ 明朝" w:hAnsi="ＭＳ 明朝" w:hint="eastAsia"/>
-        </w:rPr>
-        <w:t>フロントエンドとバックエンドが分離したシステムでは、APIの通信仕様を手動で定義・同期する必要があり、この作業工程において人為的ミスが発生しやすい。</w:t>
-      </w:r>
-    </w:p>
-    <w:p>
-      <w:pPr>
-        <w:kinsoku w:val="0"/>
-        <w:wordWrap w:val="0"/>
-        <w:jc w:val="left"/>
-        <w:rPr>
-          <w:rFonts w:ascii="ＭＳ Ｐゴシック" w:eastAsia="ＭＳ Ｐゴシック" w:hAnsi="ＭＳ Ｐゴシック"/>
-          <w:b/>
-        </w:rPr>
-      </w:pPr>
-    </w:p>
-    <w:p>
-      <w:pPr>
-        <w:kinsoku w:val="0"/>
-        <w:wordWrap w:val="0"/>
-        <w:jc w:val="left"/>
-        <w:rPr>
-          <w:rFonts w:ascii="ＭＳ Ｐゴシック" w:eastAsia="ＭＳ Ｐゴシック" w:hAnsi="ＭＳ Ｐゴシック"/>
-          <w:b/>
-        </w:rPr>
-      </w:pPr>
-      <w:r>
-        <w:rPr>
-          <w:rFonts w:ascii="ＭＳ Ｐゴシック" w:eastAsia="ＭＳ Ｐゴシック" w:hAnsi="ＭＳ Ｐゴシック"/>
-          <w:b/>
-        </w:rPr>
-        <w:t>5</w:t>
-      </w:r>
-      <w:r>
-        <w:rPr>
-          <w:rFonts w:ascii="ＭＳ Ｐゴシック" w:eastAsia="ＭＳ Ｐゴシック" w:hAnsi="ＭＳ Ｐゴシック"/>
-          <w:b/>
-        </w:rPr>
-        <w:t xml:space="preserve">.2 </w:t>
-      </w:r>
-      <w:r>
-        <w:rPr>
-          <w:rFonts w:ascii="ＭＳ Ｐゴシック" w:eastAsia="ＭＳ Ｐゴシック" w:hAnsi="ＭＳ Ｐゴシック" w:hint="eastAsia"/>
-          <w:b/>
-        </w:rPr>
-        <w:t>R</w:t>
-      </w:r>
-      <w:r>
-        <w:rPr>
-          <w:rFonts w:ascii="ＭＳ Ｐゴシック" w:eastAsia="ＭＳ Ｐゴシック" w:hAnsi="ＭＳ Ｐゴシック"/>
-          <w:b/>
-        </w:rPr>
-        <w:t>ustと</w:t>
-      </w:r>
-      <w:r>
-        <w:rPr>
-          <w:rFonts w:ascii="ＭＳ Ｐゴシック" w:eastAsia="ＭＳ Ｐゴシック" w:hAnsi="ＭＳ Ｐゴシック" w:hint="eastAsia"/>
-          <w:b/>
-        </w:rPr>
-        <w:t>O</w:t>
-      </w:r>
-      <w:r>
-        <w:rPr>
-          <w:rFonts w:ascii="ＭＳ Ｐゴシック" w:eastAsia="ＭＳ Ｐゴシック" w:hAnsi="ＭＳ Ｐゴシック"/>
-          <w:b/>
-        </w:rPr>
-        <w:t>RMを用いた</w:t>
-      </w:r>
-      <w:r>
-        <w:rPr>
-          <w:rFonts w:ascii="ＭＳ Ｐゴシック" w:eastAsia="ＭＳ Ｐゴシック" w:hAnsi="ＭＳ Ｐゴシック" w:hint="eastAsia"/>
-          <w:b/>
-        </w:rPr>
-        <w:t>S</w:t>
-      </w:r>
-      <w:r>
-        <w:rPr>
-          <w:rFonts w:ascii="ＭＳ Ｐゴシック" w:eastAsia="ＭＳ Ｐゴシック" w:hAnsi="ＭＳ Ｐゴシック"/>
-          <w:b/>
-        </w:rPr>
-        <w:t>SOT</w:t>
-      </w:r>
-      <w:r>
-        <w:rPr>
-          <w:rFonts w:ascii="ＭＳ Ｐゴシック" w:eastAsia="ＭＳ Ｐゴシック" w:hAnsi="ＭＳ Ｐゴシック" w:hint="eastAsia"/>
-          <w:b/>
-        </w:rPr>
-        <w:t>の構築</w:t>
-      </w:r>
-    </w:p>
-    <w:p>
-      <w:pPr>
-        <w:kinsoku w:val="0"/>
-        <w:wordWrap w:val="0"/>
-        <w:jc w:val="left"/>
-        <w:rPr>
-          <w:rFonts w:ascii="ＭＳ 明朝" w:hAnsi="ＭＳ 明朝"/>
-        </w:rPr>
-      </w:pPr>
-      <w:r>
-        <w:rPr>
-          <w:rFonts w:ascii="ＭＳ 明朝" w:hAnsi="ＭＳ 明朝" w:hint="eastAsia"/>
-        </w:rPr>
-        <w:t xml:space="preserve">　</w:t>
-      </w:r>
-      <w:r>
-        <w:rPr>
-          <w:rFonts w:ascii="ＭＳ 明朝" w:hAnsi="ＭＳ 明朝" w:hint="eastAsia"/>
-        </w:rPr>
-        <w:t>この課題を解決するため、本研究では</w:t>
-      </w:r>
-      <w:r>
-        <w:rPr>
-          <w:rFonts w:ascii="ＭＳ 明朝" w:hAnsi="ＭＳ 明朝" w:hint="eastAsia"/>
-        </w:rPr>
-        <w:t>S</w:t>
-      </w:r>
-      <w:r>
-        <w:rPr>
-          <w:rFonts w:ascii="ＭＳ 明朝" w:hAnsi="ＭＳ 明朝"/>
-        </w:rPr>
-        <w:t>SOT</w:t>
-      </w:r>
-      <w:r>
-        <w:rPr>
-          <w:rFonts w:ascii="ＭＳ 明朝" w:hAnsi="ＭＳ 明朝" w:hint="eastAsia"/>
-        </w:rPr>
-        <w:t>（</w:t>
-      </w:r>
-      <w:r>
-        <w:rPr>
-          <w:rFonts w:ascii="ＭＳ 明朝" w:hAnsi="ＭＳ 明朝" w:hint="eastAsia"/>
-        </w:rPr>
-        <w:t>Single Source of Truth</w:t>
-      </w:r>
-      <w:r>
-        <w:rPr>
-          <w:rFonts w:ascii="ＭＳ 明朝" w:hAnsi="ＭＳ 明朝" w:hint="eastAsia"/>
-        </w:rPr>
-        <w:t>）</w:t>
-      </w:r>
-      <w:r>
-        <w:rPr>
-          <w:rFonts w:ascii="ＭＳ 明朝" w:hAnsi="ＭＳ 明朝" w:hint="eastAsia"/>
-        </w:rPr>
-        <w:t>という概念を採用した。SSOTとは、システム内の特定のデータ要素について、その正確性と最新性を保証する唯一の場所を定義する設計原則である。</w:t>
-      </w:r>
-    </w:p>
-    <w:p>
-      <w:pPr>
-        <w:kinsoku w:val="0"/>
-        <w:wordWrap w:val="0"/>
-        <w:ind w:firstLineChars="100" w:firstLine="210"/>
-        <w:jc w:val="left"/>
-        <w:rPr>
-          <w:rFonts w:ascii="ＭＳ 明朝" w:hAnsi="ＭＳ 明朝"/>
-        </w:rPr>
-      </w:pPr>
-      <w:r>
-        <w:rPr>
-          <w:rFonts w:ascii="ＭＳ 明朝" w:hAnsi="ＭＳ 明朝" w:hint="eastAsia"/>
-        </w:rPr>
-        <w:t>Webアプリケーションにおいて、フロントエンドとバックエンドで別個に型定義を行うと、仕様変更時に情報の乖離が生じ、重大な不具合を招く。本システムでは、データベースのスキーマ定義をバックエンドRustのORM</w:t>
-      </w:r>
-      <w:r>
-        <w:rPr>
-          <w:rFonts w:ascii="ＭＳ 明朝" w:hAnsi="ＭＳ 明朝"/>
-        </w:rPr>
-        <w:t>(Object Relational Mapper)</w:t>
-      </w:r>
-      <w:r>
-        <w:rPr>
-          <w:rFonts w:ascii="ＭＳ 明朝" w:hAnsi="ＭＳ 明朝" w:hint="eastAsia"/>
-        </w:rPr>
-        <w:t>のエンティティとして定義し、これを</w:t>
-      </w:r>
-      <w:r>
-        <w:rPr>
-          <w:rFonts w:ascii="ＭＳ 明朝" w:hAnsi="ＭＳ 明朝" w:hint="eastAsia"/>
-        </w:rPr>
-        <w:t>S</w:t>
-      </w:r>
-      <w:r>
-        <w:rPr>
-          <w:rFonts w:ascii="ＭＳ 明朝" w:hAnsi="ＭＳ 明朝"/>
-        </w:rPr>
-        <w:t>SOT</w:t>
-      </w:r>
-      <w:r>
-        <w:rPr>
-          <w:rFonts w:ascii="ＭＳ 明朝" w:hAnsi="ＭＳ 明朝" w:hint="eastAsia"/>
-        </w:rPr>
-        <w:t>とした。</w:t>
-      </w:r>
-    </w:p>
-    <w:p>
-      <w:pPr>
-        <w:kinsoku w:val="0"/>
-        <w:wordWrap w:val="0"/>
-        <w:ind w:firstLineChars="100" w:firstLine="210"/>
-        <w:jc w:val="left"/>
-        <w:rPr>
-          <w:rFonts w:ascii="ＭＳ 明朝" w:hAnsi="ＭＳ 明朝"/>
-        </w:rPr>
-      </w:pPr>
-      <w:r>
-        <w:rPr>
-          <w:rFonts w:ascii="ＭＳ 明朝" w:hAnsi="ＭＳ 明朝" w:hint="eastAsia"/>
-        </w:rPr>
-        <w:t>また、各種IDを</w:t>
-      </w:r>
-      <w:r>
-        <w:rPr>
-          <w:rFonts w:ascii="ＭＳ 明朝" w:hAnsi="ＭＳ 明朝" w:hint="eastAsia"/>
-        </w:rPr>
-        <w:t>U</w:t>
-      </w:r>
-      <w:r>
-        <w:rPr>
-          <w:rFonts w:ascii="ＭＳ 明朝" w:hAnsi="ＭＳ 明朝"/>
-        </w:rPr>
-        <w:t>UID</w:t>
-      </w:r>
-      <w:r>
-        <w:rPr>
-          <w:rFonts w:ascii="ＭＳ 明朝" w:hAnsi="ＭＳ 明朝" w:hint="eastAsia"/>
-        </w:rPr>
-        <w:t>等の</w:t>
-      </w:r>
-      <w:r>
-        <w:rPr>
-          <w:rFonts w:ascii="ＭＳ 明朝" w:hAnsi="ＭＳ 明朝" w:hint="eastAsia"/>
-        </w:rPr>
-        <w:t>プリミティブ型として直接扱うのではなく、専用の型でラップするNewTypeパターンを導入した。</w:t>
-      </w:r>
-    </w:p>
-    <w:p>
-      <w:pPr>
-        <w:kinsoku w:val="0"/>
-        <w:wordWrap w:val="0"/>
-        <w:ind w:firstLineChars="100" w:firstLine="210"/>
-        <w:jc w:val="left"/>
-        <w:rPr>
-          <w:rFonts w:ascii="ＭＳ 明朝" w:hAnsi="ＭＳ 明朝" w:hint="eastAsia"/>
-        </w:rPr>
-      </w:pPr>
-      <w:r>
-        <w:rPr>
-          <w:rFonts w:ascii="ＭＳ 明朝" w:hAnsi="ＭＳ 明朝" w:hint="eastAsia"/>
-        </w:rPr>
-        <w:t>本システムのこの例では、ユーザーオブジェクトをS</w:t>
-      </w:r>
-      <w:r>
-        <w:rPr>
-          <w:rFonts w:ascii="ＭＳ 明朝" w:hAnsi="ＭＳ 明朝"/>
-        </w:rPr>
-        <w:t>eaORM</w:t>
-      </w:r>
-      <w:r>
-        <w:rPr>
-          <w:rFonts w:ascii="ＭＳ 明朝" w:hAnsi="ＭＳ 明朝" w:hint="eastAsia"/>
-        </w:rPr>
-        <w:t>のエンティティとして定義し、主キーをN</w:t>
-      </w:r>
-      <w:r>
-        <w:rPr>
-          <w:rFonts w:ascii="ＭＳ 明朝" w:hAnsi="ＭＳ 明朝"/>
-        </w:rPr>
-        <w:t>ewType</w:t>
-      </w:r>
-      <w:r>
-        <w:rPr>
-          <w:rFonts w:ascii="ＭＳ 明朝" w:hAnsi="ＭＳ 明朝" w:hint="eastAsia"/>
-        </w:rPr>
-        <w:t>でラップしたU</w:t>
-      </w:r>
-      <w:r>
-        <w:rPr>
-          <w:rFonts w:ascii="ＭＳ 明朝" w:hAnsi="ＭＳ 明朝"/>
-        </w:rPr>
-        <w:t>UID</w:t>
-      </w:r>
-      <w:r>
-        <w:rPr>
-          <w:rFonts w:ascii="ＭＳ 明朝" w:hAnsi="ＭＳ 明朝" w:hint="eastAsia"/>
-        </w:rPr>
-        <w:t>とし、それをT</w:t>
-      </w:r>
-      <w:r>
-        <w:rPr>
-          <w:rFonts w:ascii="ＭＳ 明朝" w:hAnsi="ＭＳ 明朝"/>
-        </w:rPr>
-        <w:t>ypeScript</w:t>
-      </w:r>
-      <w:r>
-        <w:rPr>
-          <w:rFonts w:ascii="ＭＳ 明朝" w:hAnsi="ＭＳ 明朝" w:hint="eastAsia"/>
-        </w:rPr>
-        <w:t>へエクスポートできるフォーマットにしている。</w:t>
-      </w:r>
-    </w:p>
-    <w:p>
-      <w:pPr>
-        <w:kinsoku w:val="0"/>
-        <w:wordWrap w:val="0"/>
-        <w:jc w:val="left"/>
-        <w:rPr>
-          <w:rFonts w:ascii="ＭＳ Ｐゴシック" w:eastAsia="ＭＳ Ｐゴシック" w:hAnsi="ＭＳ Ｐゴシック"/>
-          <w:b/>
+          <w:rFonts w:ascii="ＭＳ 明朝" w:hAnsi="ＭＳ 明朝"/>
         </w:rPr>
       </w:pPr>
     </w:p>
     <w:tbl>
       <w:tblPr>
-        <w:tblStyle w:val="ad"/>
+        <w:tblStyle w:val="ac"/>
         <w:tblW w:w="0" w:type="auto"/>
         <w:tblLook w:val="04A0" w:firstRow="1" w:lastRow="0" w:firstColumn="1" w:lastColumn="0" w:noHBand="0" w:noVBand="1"/>
       </w:tblPr>
@@ -2823,7 +2363,7 @@
               <w:rPr>
                 <w:rFonts w:ascii="ＭＳ 明朝" w:hAnsi="ＭＳ 明朝"/>
               </w:rPr>
-              <w:t>use sea_orm::entity::prelude::*;</w:t>
+              <w:t>import { auth } from '@/lib/firebase'</w:t>
             </w:r>
           </w:p>
           <w:p>
@@ -2835,11 +2375,21 @@
                 <w:rFonts w:ascii="ＭＳ 明朝" w:hAnsi="ＭＳ 明朝"/>
               </w:rPr>
             </w:pPr>
+          </w:p>
+          <w:p>
+            <w:pPr>
+              <w:kinsoku w:val="0"/>
+              <w:wordWrap w:val="0"/>
+              <w:jc w:val="left"/>
+              <w:rPr>
+                <w:rFonts w:ascii="ＭＳ 明朝" w:hAnsi="ＭＳ 明朝"/>
+              </w:rPr>
+            </w:pPr>
             <w:r>
               <w:rPr>
                 <w:rFonts w:ascii="ＭＳ 明朝" w:hAnsi="ＭＳ 明朝"/>
               </w:rPr>
-              <w:t>use ts_rs::TS;</w:t>
+              <w:t>const login = async () =&gt; {</w:t>
             </w:r>
           </w:p>
           <w:p>
@@ -2851,11 +2401,36 @@
                 <w:rFonts w:ascii="ＭＳ 明朝" w:hAnsi="ＭＳ 明朝"/>
               </w:rPr>
             </w:pPr>
+            <w:r>
+              <w:rPr>
+                <w:rFonts w:ascii="ＭＳ 明朝" w:hAnsi="ＭＳ 明朝" w:hint="eastAsia"/>
+              </w:rPr>
+              <w:t xml:space="preserve"> </w:t>
+            </w:r>
+            <w:r>
+              <w:rPr>
+                <w:rFonts w:ascii="ＭＳ 明朝" w:hAnsi="ＭＳ 明朝"/>
+              </w:rPr>
+              <w:t xml:space="preserve"> const prov</w:t>
+            </w:r>
+            <w:r>
+              <w:rPr>
+                <w:rFonts w:ascii="ＭＳ 明朝" w:hAnsi="ＭＳ 明朝"/>
+              </w:rPr>
+              <w:t>ider</w:t>
+            </w:r>
+            <w:r>
+              <w:rPr>
+                <w:rFonts w:ascii="ＭＳ 明朝" w:hAnsi="ＭＳ 明朝"/>
+              </w:rPr>
+              <w:t xml:space="preserve"> =</w:t>
+            </w:r>
           </w:p>
           <w:p>
             <w:pPr>
               <w:kinsoku w:val="0"/>
               <w:wordWrap w:val="0"/>
+              <w:ind w:firstLineChars="300" w:firstLine="630"/>
               <w:jc w:val="left"/>
               <w:rPr>
                 <w:rFonts w:ascii="ＭＳ 明朝" w:hAnsi="ＭＳ 明朝"/>
@@ -2865,7 +2440,36 @@
               <w:rPr>
                 <w:rFonts w:ascii="ＭＳ 明朝" w:hAnsi="ＭＳ 明朝"/>
               </w:rPr>
-              <w:t>#[derive(DeriveValueType, TS)]</w:t>
+              <w:t>new GoogleAuthProvider();</w:t>
+            </w:r>
+          </w:p>
+          <w:p>
+            <w:pPr>
+              <w:kinsoku w:val="0"/>
+              <w:wordWrap w:val="0"/>
+              <w:ind w:firstLineChars="100" w:firstLine="210"/>
+              <w:jc w:val="left"/>
+              <w:rPr>
+                <w:rFonts w:ascii="ＭＳ 明朝" w:hAnsi="ＭＳ 明朝"/>
+              </w:rPr>
+            </w:pPr>
+            <w:r>
+              <w:rPr>
+                <w:rFonts w:ascii="ＭＳ 明朝" w:hAnsi="ＭＳ 明朝"/>
+              </w:rPr>
+              <w:t>await signInWithPopup(auth, prov</w:t>
+            </w:r>
+            <w:r>
+              <w:rPr>
+                <w:rFonts w:ascii="ＭＳ 明朝" w:hAnsi="ＭＳ 明朝"/>
+              </w:rPr>
+              <w:t>ider</w:t>
+            </w:r>
+            <w:r>
+              <w:rPr>
+                <w:rFonts w:ascii="ＭＳ 明朝" w:hAnsi="ＭＳ 明朝"/>
+              </w:rPr>
+              <w:t>);</w:t>
             </w:r>
           </w:p>
           <w:p>
@@ -2881,162 +2485,7 @@
               <w:rPr>
                 <w:rFonts w:ascii="ＭＳ 明朝" w:hAnsi="ＭＳ 明朝"/>
               </w:rPr>
-              <w:t>#[ts(export)]</w:t>
-            </w:r>
-          </w:p>
-          <w:p>
-            <w:pPr>
-              <w:kinsoku w:val="0"/>
-              <w:wordWrap w:val="0"/>
-              <w:jc w:val="left"/>
-              <w:rPr>
-                <w:rFonts w:ascii="ＭＳ 明朝" w:hAnsi="ＭＳ 明朝"/>
-              </w:rPr>
-            </w:pPr>
-            <w:r>
-              <w:rPr>
-                <w:rFonts w:ascii="ＭＳ 明朝" w:hAnsi="ＭＳ 明朝"/>
-              </w:rPr>
-              <w:t>pub struct UserId(pub uuid::Uuid);</w:t>
-            </w:r>
-          </w:p>
-          <w:p>
-            <w:pPr>
-              <w:kinsoku w:val="0"/>
-              <w:wordWrap w:val="0"/>
-              <w:jc w:val="left"/>
-              <w:rPr>
-                <w:rFonts w:ascii="ＭＳ 明朝" w:hAnsi="ＭＳ 明朝"/>
-              </w:rPr>
-            </w:pPr>
-          </w:p>
-          <w:p>
-            <w:pPr>
-              <w:kinsoku w:val="0"/>
-              <w:wordWrap w:val="0"/>
-              <w:jc w:val="left"/>
-              <w:rPr>
-                <w:rFonts w:ascii="ＭＳ 明朝" w:hAnsi="ＭＳ 明朝"/>
-              </w:rPr>
-            </w:pPr>
-            <w:r>
-              <w:rPr>
-                <w:rFonts w:ascii="ＭＳ 明朝" w:hAnsi="ＭＳ 明朝"/>
-              </w:rPr>
-              <w:t>#[derive(DeriveEntityModel, TS)]</w:t>
-            </w:r>
-          </w:p>
-          <w:p>
-            <w:pPr>
-              <w:kinsoku w:val="0"/>
-              <w:wordWrap w:val="0"/>
-              <w:jc w:val="left"/>
-              <w:rPr>
-                <w:rFonts w:ascii="ＭＳ 明朝" w:hAnsi="ＭＳ 明朝"/>
-              </w:rPr>
-            </w:pPr>
-            <w:r>
-              <w:rPr>
-                <w:rFonts w:ascii="ＭＳ 明朝" w:hAnsi="ＭＳ 明朝"/>
-              </w:rPr>
-              <w:t>#[sea_orm(table_name = "users")]</w:t>
-            </w:r>
-          </w:p>
-          <w:p>
-            <w:pPr>
-              <w:kinsoku w:val="0"/>
-              <w:wordWrap w:val="0"/>
-              <w:jc w:val="left"/>
-              <w:rPr>
-                <w:rFonts w:ascii="ＭＳ 明朝" w:hAnsi="ＭＳ 明朝"/>
-              </w:rPr>
-            </w:pPr>
-            <w:r>
-              <w:rPr>
-                <w:rFonts w:ascii="ＭＳ 明朝" w:hAnsi="ＭＳ 明朝"/>
-              </w:rPr>
-              <w:t>#[ts(export)]</w:t>
-            </w:r>
-          </w:p>
-          <w:p>
-            <w:pPr>
-              <w:kinsoku w:val="0"/>
-              <w:wordWrap w:val="0"/>
-              <w:jc w:val="left"/>
-              <w:rPr>
-                <w:rFonts w:ascii="ＭＳ 明朝" w:hAnsi="ＭＳ 明朝"/>
-              </w:rPr>
-            </w:pPr>
-            <w:r>
-              <w:rPr>
-                <w:rFonts w:ascii="ＭＳ 明朝" w:hAnsi="ＭＳ 明朝"/>
-              </w:rPr>
-              <w:t>pub struct Model {</w:t>
-            </w:r>
-          </w:p>
-          <w:p>
-            <w:pPr>
-              <w:kinsoku w:val="0"/>
-              <w:wordWrap w:val="0"/>
-              <w:jc w:val="left"/>
-              <w:rPr>
-                <w:rFonts w:ascii="ＭＳ 明朝" w:hAnsi="ＭＳ 明朝"/>
-              </w:rPr>
-            </w:pPr>
-            <w:r>
-              <w:rPr>
-                <w:rFonts w:ascii="ＭＳ 明朝" w:hAnsi="ＭＳ 明朝"/>
-              </w:rPr>
-              <w:t xml:space="preserve">  #[sea_orm(primary_key)]</w:t>
-            </w:r>
-          </w:p>
-          <w:p>
-            <w:pPr>
-              <w:kinsoku w:val="0"/>
-              <w:wordWrap w:val="0"/>
-              <w:jc w:val="left"/>
-              <w:rPr>
-                <w:rFonts w:ascii="ＭＳ 明朝" w:hAnsi="ＭＳ 明朝"/>
-              </w:rPr>
-            </w:pPr>
-            <w:r>
-              <w:rPr>
-                <w:rFonts w:ascii="ＭＳ 明朝" w:hAnsi="ＭＳ 明朝" w:hint="eastAsia"/>
-              </w:rPr>
-              <w:t xml:space="preserve">  pub id: UserId, </w:t>
-            </w:r>
-          </w:p>
-          <w:p>
-            <w:pPr>
-              <w:kinsoku w:val="0"/>
-              <w:wordWrap w:val="0"/>
-              <w:jc w:val="left"/>
-              <w:rPr>
-                <w:rFonts w:ascii="ＭＳ 明朝" w:hAnsi="ＭＳ 明朝"/>
-              </w:rPr>
-            </w:pPr>
-            <w:r>
-              <w:rPr>
-                <w:rFonts w:ascii="ＭＳ 明朝" w:hAnsi="ＭＳ 明朝"/>
-              </w:rPr>
-              <w:t xml:space="preserve">  pub email: String,</w:t>
-            </w:r>
-          </w:p>
-          <w:p>
-            <w:pPr>
-              <w:kinsoku w:val="0"/>
-              <w:wordWrap w:val="0"/>
-              <w:jc w:val="left"/>
-              <w:rPr>
-                <w:rFonts w:ascii="ＭＳ 明朝" w:hAnsi="ＭＳ 明朝"/>
-              </w:rPr>
-            </w:pPr>
-            <w:r>
-              <w:rPr>
-                <w:rFonts w:ascii="ＭＳ 明朝" w:hAnsi="ＭＳ 明朝"/>
-              </w:rPr>
-              <w:lastRenderedPageBreak/>
-              <w:t>}</w:t>
+              <w:t>};</w:t>
             </w:r>
           </w:p>
         </w:tc>
@@ -3054,7 +2503,6 @@
         <w:rPr>
           <w:rFonts w:ascii="ＭＳ 明朝" w:hAnsi="ＭＳ 明朝" w:hint="eastAsia"/>
         </w:rPr>
-        <w:lastRenderedPageBreak/>
         <w:t>図</w:t>
       </w:r>
       <w:r>
@@ -3067,13 +2515,519 @@
         <w:rPr>
           <w:rFonts w:ascii="ＭＳ 明朝" w:hAnsi="ＭＳ 明朝" w:hint="eastAsia"/>
         </w:rPr>
-        <w:t xml:space="preserve"> </w:t>
-      </w:r>
-      <w:r>
-        <w:rPr>
-          <w:rFonts w:ascii="ＭＳ 明朝" w:hAnsi="ＭＳ 明朝" w:hint="eastAsia"/>
-        </w:rPr>
-        <w:t>N</w:t>
+        <w:t>ログイン時</w:t>
+      </w:r>
+      <w:r>
+        <w:rPr>
+          <w:rFonts w:ascii="ＭＳ 明朝" w:hAnsi="ＭＳ 明朝" w:hint="eastAsia"/>
+        </w:rPr>
+        <w:t>のG</w:t>
+      </w:r>
+      <w:r>
+        <w:rPr>
+          <w:rFonts w:ascii="ＭＳ 明朝" w:hAnsi="ＭＳ 明朝"/>
+        </w:rPr>
+        <w:t>oogle</w:t>
+      </w:r>
+      <w:r>
+        <w:rPr>
+          <w:rFonts w:ascii="ＭＳ 明朝" w:hAnsi="ＭＳ 明朝" w:hint="eastAsia"/>
+        </w:rPr>
+        <w:t>認証呼出</w:t>
+      </w:r>
+    </w:p>
+    <w:p>
+      <w:pPr>
+        <w:kinsoku w:val="0"/>
+        <w:wordWrap w:val="0"/>
+        <w:jc w:val="left"/>
+        <w:rPr>
+          <w:rFonts w:ascii="ＭＳ Ｐゴシック" w:eastAsia="ＭＳ Ｐゴシック" w:hAnsi="ＭＳ Ｐゴシック"/>
+          <w:b/>
+        </w:rPr>
+      </w:pPr>
+    </w:p>
+    <w:p>
+      <w:pPr>
+        <w:kinsoku w:val="0"/>
+        <w:wordWrap w:val="0"/>
+        <w:jc w:val="left"/>
+        <w:rPr>
+          <w:rFonts w:ascii="ＭＳ Ｐゴシック" w:eastAsia="ＭＳ Ｐゴシック" w:hAnsi="ＭＳ Ｐゴシック"/>
+          <w:b/>
+        </w:rPr>
+      </w:pPr>
+      <w:r>
+        <w:rPr>
+          <w:rFonts w:ascii="ＭＳ Ｐゴシック" w:eastAsia="ＭＳ Ｐゴシック" w:hAnsi="ＭＳ Ｐゴシック"/>
+          <w:b/>
+        </w:rPr>
+        <w:t>4</w:t>
+      </w:r>
+      <w:r>
+        <w:rPr>
+          <w:rFonts w:ascii="ＭＳ Ｐゴシック" w:eastAsia="ＭＳ Ｐゴシック" w:hAnsi="ＭＳ Ｐゴシック"/>
+          <w:b/>
+        </w:rPr>
+        <w:t>.2 JWTによる認証情報の連携</w:t>
+      </w:r>
+    </w:p>
+    <w:p>
+      <w:pPr>
+        <w:kinsoku w:val="0"/>
+        <w:wordWrap w:val="0"/>
+        <w:jc w:val="left"/>
+        <w:rPr>
+          <w:rFonts w:ascii="ＭＳ 明朝" w:hAnsi="ＭＳ 明朝"/>
+        </w:rPr>
+      </w:pPr>
+      <w:r>
+        <w:rPr>
+          <w:rFonts w:ascii="ＭＳ 明朝" w:hAnsi="ＭＳ 明朝" w:hint="eastAsia"/>
+        </w:rPr>
+        <w:t xml:space="preserve">　本システムのバックエンド</w:t>
+      </w:r>
+      <w:r>
+        <w:rPr>
+          <w:rFonts w:ascii="ＭＳ 明朝" w:hAnsi="ＭＳ 明朝"/>
+        </w:rPr>
+        <w:t>API</w:t>
+      </w:r>
+      <w:r>
+        <w:rPr>
+          <w:rFonts w:ascii="ＭＳ 明朝" w:hAnsi="ＭＳ 明朝" w:hint="eastAsia"/>
+        </w:rPr>
+        <w:t>の認証およびセッション管理には、フロントエンドで生成され、渡される</w:t>
+      </w:r>
+      <w:r>
+        <w:rPr>
+          <w:rFonts w:ascii="ＭＳ 明朝" w:hAnsi="ＭＳ 明朝"/>
+        </w:rPr>
+        <w:t>JWT</w:t>
+      </w:r>
+      <w:r>
+        <w:rPr>
+          <w:rFonts w:ascii="ＭＳ 明朝" w:hAnsi="ＭＳ 明朝" w:hint="eastAsia"/>
+        </w:rPr>
+        <w:t>を使用している。</w:t>
+      </w:r>
+    </w:p>
+    <w:p>
+      <w:pPr>
+        <w:kinsoku w:val="0"/>
+        <w:wordWrap w:val="0"/>
+        <w:jc w:val="left"/>
+        <w:rPr>
+          <w:rFonts w:ascii="ＭＳ 明朝" w:hAnsi="ＭＳ 明朝"/>
+        </w:rPr>
+      </w:pPr>
+      <w:r>
+        <w:rPr>
+          <w:rFonts w:ascii="ＭＳ 明朝" w:hAnsi="ＭＳ 明朝" w:hint="eastAsia"/>
+        </w:rPr>
+        <w:t xml:space="preserve">　</w:t>
+      </w:r>
+      <w:r>
+        <w:rPr>
+          <w:rFonts w:ascii="ＭＳ 明朝" w:hAnsi="ＭＳ 明朝" w:hint="eastAsia"/>
+        </w:rPr>
+        <w:t>JWTを利用することで、サーバー側でセッション状態を保持する必要がなくなり、ステートレスな通信が実現する。これは、信頼される認証の提供と、システム境界を跨いだセッション情報の受け渡しにおいて、非常に有用な手段である。</w:t>
+      </w:r>
+    </w:p>
+    <w:p>
+      <w:pPr>
+        <w:kinsoku w:val="0"/>
+        <w:wordWrap w:val="0"/>
+        <w:jc w:val="left"/>
+        <w:rPr>
+          <w:rFonts w:ascii="ＭＳ Ｐゴシック" w:eastAsia="ＭＳ Ｐゴシック" w:hAnsi="ＭＳ Ｐゴシック"/>
+          <w:b/>
+        </w:rPr>
+      </w:pPr>
+    </w:p>
+    <w:p>
+      <w:pPr>
+        <w:kinsoku w:val="0"/>
+        <w:wordWrap w:val="0"/>
+        <w:jc w:val="left"/>
+        <w:rPr>
+          <w:rFonts w:ascii="ＭＳ Ｐゴシック" w:eastAsia="ＭＳ Ｐゴシック" w:hAnsi="ＭＳ Ｐゴシック"/>
+          <w:b/>
+        </w:rPr>
+      </w:pPr>
+      <w:r>
+        <w:rPr>
+          <w:rFonts w:ascii="ＭＳ Ｐゴシック" w:eastAsia="ＭＳ Ｐゴシック" w:hAnsi="ＭＳ Ｐゴシック"/>
+          <w:b/>
+        </w:rPr>
+        <w:t>5</w:t>
+      </w:r>
+      <w:r>
+        <w:rPr>
+          <w:rFonts w:ascii="ＭＳ Ｐゴシック" w:eastAsia="ＭＳ Ｐゴシック" w:hAnsi="ＭＳ Ｐゴシック"/>
+          <w:b/>
+        </w:rPr>
+        <w:t>. 型安全と</w:t>
+      </w:r>
+      <w:r>
+        <w:rPr>
+          <w:rFonts w:ascii="ＭＳ Ｐゴシック" w:eastAsia="ＭＳ Ｐゴシック" w:hAnsi="ＭＳ Ｐゴシック" w:hint="eastAsia"/>
+          <w:b/>
+        </w:rPr>
+        <w:t>S</w:t>
+      </w:r>
+      <w:r>
+        <w:rPr>
+          <w:rFonts w:ascii="ＭＳ Ｐゴシック" w:eastAsia="ＭＳ Ｐゴシック" w:hAnsi="ＭＳ Ｐゴシック"/>
+          <w:b/>
+        </w:rPr>
+        <w:t>SOTの実現</w:t>
+      </w:r>
+    </w:p>
+    <w:p>
+      <w:pPr>
+        <w:kinsoku w:val="0"/>
+        <w:wordWrap w:val="0"/>
+        <w:jc w:val="left"/>
+        <w:rPr>
+          <w:rFonts w:ascii="ＭＳ 明朝" w:hAnsi="ＭＳ 明朝"/>
+        </w:rPr>
+      </w:pPr>
+      <w:r>
+        <w:rPr>
+          <w:rFonts w:ascii="ＭＳ 明朝" w:hAnsi="ＭＳ 明朝" w:hint="eastAsia"/>
+        </w:rPr>
+        <w:t xml:space="preserve">　</w:t>
+      </w:r>
+      <w:r>
+        <w:rPr>
+          <w:rFonts w:ascii="ＭＳ 明朝" w:hAnsi="ＭＳ 明朝" w:hint="eastAsia"/>
+        </w:rPr>
+        <w:t>本研究における最も重要な設計方針は、システム全体を貫く型安全性の確保である。</w:t>
+      </w:r>
+    </w:p>
+    <w:p>
+      <w:pPr>
+        <w:kinsoku w:val="0"/>
+        <w:wordWrap w:val="0"/>
+        <w:jc w:val="left"/>
+        <w:rPr>
+          <w:rFonts w:ascii="ＭＳ Ｐゴシック" w:eastAsia="ＭＳ Ｐゴシック" w:hAnsi="ＭＳ Ｐゴシック"/>
+          <w:b/>
+        </w:rPr>
+      </w:pPr>
+    </w:p>
+    <w:p>
+      <w:pPr>
+        <w:kinsoku w:val="0"/>
+        <w:wordWrap w:val="0"/>
+        <w:jc w:val="left"/>
+        <w:rPr>
+          <w:rFonts w:ascii="ＭＳ Ｐゴシック" w:eastAsia="ＭＳ Ｐゴシック" w:hAnsi="ＭＳ Ｐゴシック"/>
+          <w:b/>
+        </w:rPr>
+      </w:pPr>
+      <w:r>
+        <w:rPr>
+          <w:rFonts w:ascii="ＭＳ Ｐゴシック" w:eastAsia="ＭＳ Ｐゴシック" w:hAnsi="ＭＳ Ｐゴシック"/>
+          <w:b/>
+        </w:rPr>
+        <w:t>5</w:t>
+      </w:r>
+      <w:r>
+        <w:rPr>
+          <w:rFonts w:ascii="ＭＳ Ｐゴシック" w:eastAsia="ＭＳ Ｐゴシック" w:hAnsi="ＭＳ Ｐゴシック"/>
+          <w:b/>
+        </w:rPr>
+        <w:t>.1 型境界における課題</w:t>
+      </w:r>
+    </w:p>
+    <w:p>
+      <w:pPr>
+        <w:kinsoku w:val="0"/>
+        <w:wordWrap w:val="0"/>
+        <w:jc w:val="left"/>
+        <w:rPr>
+          <w:rFonts w:ascii="ＭＳ 明朝" w:hAnsi="ＭＳ 明朝"/>
+        </w:rPr>
+      </w:pPr>
+      <w:r>
+        <w:rPr>
+          <w:rFonts w:ascii="ＭＳ 明朝" w:hAnsi="ＭＳ 明朝" w:hint="eastAsia"/>
+        </w:rPr>
+        <w:t xml:space="preserve">　</w:t>
+      </w:r>
+      <w:r>
+        <w:rPr>
+          <w:rFonts w:ascii="ＭＳ 明朝" w:hAnsi="ＭＳ 明朝" w:hint="eastAsia"/>
+        </w:rPr>
+        <w:t>本研究のように</w:t>
+      </w:r>
+      <w:r>
+        <w:rPr>
+          <w:rFonts w:ascii="ＭＳ 明朝" w:hAnsi="ＭＳ 明朝" w:hint="eastAsia"/>
+        </w:rPr>
+        <w:t>フロントエンドとバックエンドが分離したシステムでは、APIの通信仕様を手動で定義・同期する必要があり、この作業工程において人為的ミスが発生しやすい。</w:t>
+      </w:r>
+    </w:p>
+    <w:p>
+      <w:pPr>
+        <w:kinsoku w:val="0"/>
+        <w:wordWrap w:val="0"/>
+        <w:jc w:val="left"/>
+        <w:rPr>
+          <w:rFonts w:ascii="ＭＳ Ｐゴシック" w:eastAsia="ＭＳ Ｐゴシック" w:hAnsi="ＭＳ Ｐゴシック"/>
+          <w:b/>
+        </w:rPr>
+      </w:pPr>
+    </w:p>
+    <w:p>
+      <w:pPr>
+        <w:kinsoku w:val="0"/>
+        <w:wordWrap w:val="0"/>
+        <w:jc w:val="left"/>
+        <w:rPr>
+          <w:rFonts w:ascii="ＭＳ Ｐゴシック" w:eastAsia="ＭＳ Ｐゴシック" w:hAnsi="ＭＳ Ｐゴシック"/>
+          <w:b/>
+        </w:rPr>
+      </w:pPr>
+      <w:r>
+        <w:rPr>
+          <w:rFonts w:ascii="ＭＳ Ｐゴシック" w:eastAsia="ＭＳ Ｐゴシック" w:hAnsi="ＭＳ Ｐゴシック"/>
+          <w:b/>
+        </w:rPr>
+        <w:t>5</w:t>
+      </w:r>
+      <w:r>
+        <w:rPr>
+          <w:rFonts w:ascii="ＭＳ Ｐゴシック" w:eastAsia="ＭＳ Ｐゴシック" w:hAnsi="ＭＳ Ｐゴシック"/>
+          <w:b/>
+        </w:rPr>
+        <w:t xml:space="preserve">.2 </w:t>
+      </w:r>
+      <w:r>
+        <w:rPr>
+          <w:rFonts w:ascii="ＭＳ Ｐゴシック" w:eastAsia="ＭＳ Ｐゴシック" w:hAnsi="ＭＳ Ｐゴシック" w:hint="eastAsia"/>
+          <w:b/>
+        </w:rPr>
+        <w:t>R</w:t>
+      </w:r>
+      <w:r>
+        <w:rPr>
+          <w:rFonts w:ascii="ＭＳ Ｐゴシック" w:eastAsia="ＭＳ Ｐゴシック" w:hAnsi="ＭＳ Ｐゴシック"/>
+          <w:b/>
+        </w:rPr>
+        <w:t>ustと</w:t>
+      </w:r>
+      <w:r>
+        <w:rPr>
+          <w:rFonts w:ascii="ＭＳ Ｐゴシック" w:eastAsia="ＭＳ Ｐゴシック" w:hAnsi="ＭＳ Ｐゴシック" w:hint="eastAsia"/>
+          <w:b/>
+        </w:rPr>
+        <w:t>O</w:t>
+      </w:r>
+      <w:r>
+        <w:rPr>
+          <w:rFonts w:ascii="ＭＳ Ｐゴシック" w:eastAsia="ＭＳ Ｐゴシック" w:hAnsi="ＭＳ Ｐゴシック"/>
+          <w:b/>
+        </w:rPr>
+        <w:t>RMを用いた</w:t>
+      </w:r>
+      <w:r>
+        <w:rPr>
+          <w:rFonts w:ascii="ＭＳ Ｐゴシック" w:eastAsia="ＭＳ Ｐゴシック" w:hAnsi="ＭＳ Ｐゴシック" w:hint="eastAsia"/>
+          <w:b/>
+        </w:rPr>
+        <w:t>S</w:t>
+      </w:r>
+      <w:r>
+        <w:rPr>
+          <w:rFonts w:ascii="ＭＳ Ｐゴシック" w:eastAsia="ＭＳ Ｐゴシック" w:hAnsi="ＭＳ Ｐゴシック"/>
+          <w:b/>
+        </w:rPr>
+        <w:t>SOT</w:t>
+      </w:r>
+      <w:r>
+        <w:rPr>
+          <w:rFonts w:ascii="ＭＳ Ｐゴシック" w:eastAsia="ＭＳ Ｐゴシック" w:hAnsi="ＭＳ Ｐゴシック" w:hint="eastAsia"/>
+          <w:b/>
+        </w:rPr>
+        <w:t>の構築</w:t>
+      </w:r>
+    </w:p>
+    <w:p>
+      <w:pPr>
+        <w:kinsoku w:val="0"/>
+        <w:wordWrap w:val="0"/>
+        <w:jc w:val="left"/>
+        <w:rPr>
+          <w:rFonts w:ascii="ＭＳ 明朝" w:hAnsi="ＭＳ 明朝"/>
+        </w:rPr>
+      </w:pPr>
+      <w:r>
+        <w:rPr>
+          <w:rFonts w:ascii="ＭＳ 明朝" w:hAnsi="ＭＳ 明朝" w:hint="eastAsia"/>
+        </w:rPr>
+        <w:t xml:space="preserve">　</w:t>
+      </w:r>
+      <w:r>
+        <w:rPr>
+          <w:rFonts w:ascii="ＭＳ 明朝" w:hAnsi="ＭＳ 明朝" w:hint="eastAsia"/>
+        </w:rPr>
+        <w:t>この課題を解決するため、本研究では</w:t>
+      </w:r>
+      <w:r>
+        <w:rPr>
+          <w:rFonts w:ascii="ＭＳ 明朝" w:hAnsi="ＭＳ 明朝" w:hint="eastAsia"/>
+        </w:rPr>
+        <w:t>S</w:t>
+      </w:r>
+      <w:r>
+        <w:rPr>
+          <w:rFonts w:ascii="ＭＳ 明朝" w:hAnsi="ＭＳ 明朝"/>
+        </w:rPr>
+        <w:t>SOT</w:t>
+      </w:r>
+      <w:r>
+        <w:rPr>
+          <w:rFonts w:ascii="ＭＳ 明朝" w:hAnsi="ＭＳ 明朝" w:hint="eastAsia"/>
+        </w:rPr>
+        <w:t>（</w:t>
+      </w:r>
+      <w:r>
+        <w:rPr>
+          <w:rFonts w:ascii="ＭＳ 明朝" w:hAnsi="ＭＳ 明朝" w:hint="eastAsia"/>
+        </w:rPr>
+        <w:t>Single Source of Truth</w:t>
+      </w:r>
+      <w:r>
+        <w:rPr>
+          <w:rFonts w:ascii="ＭＳ 明朝" w:hAnsi="ＭＳ 明朝" w:hint="eastAsia"/>
+        </w:rPr>
+        <w:t>）</w:t>
+      </w:r>
+      <w:r>
+        <w:rPr>
+          <w:rFonts w:ascii="ＭＳ 明朝" w:hAnsi="ＭＳ 明朝" w:hint="eastAsia"/>
+        </w:rPr>
+        <w:t>という概念を採用した。SSOTとは、システム内の特定のデータ要素について、その正確性と最新性を保証する唯一の場所を定義する設計原則である。</w:t>
+      </w:r>
+    </w:p>
+    <w:p>
+      <w:pPr>
+        <w:kinsoku w:val="0"/>
+        <w:wordWrap w:val="0"/>
+        <w:ind w:firstLineChars="100" w:firstLine="210"/>
+        <w:jc w:val="left"/>
+        <w:rPr>
+          <w:rFonts w:ascii="ＭＳ 明朝" w:hAnsi="ＭＳ 明朝"/>
+        </w:rPr>
+      </w:pPr>
+      <w:r>
+        <w:rPr>
+          <w:rFonts w:ascii="ＭＳ 明朝" w:hAnsi="ＭＳ 明朝" w:hint="eastAsia"/>
+        </w:rPr>
+        <w:t>Webアプリケーションにおいて、フロントエンドとバックエンドで別個に型定義を行うと、仕様変更時に情報の乖離が生じ、重大な不具合を招く。本システムでは、データベースのスキーマ定義をバックエンドRustのORM</w:t>
+      </w:r>
+      <w:r>
+        <w:rPr>
+          <w:rFonts w:ascii="ＭＳ 明朝" w:hAnsi="ＭＳ 明朝"/>
+        </w:rPr>
+        <w:t>(Object Relational Mapper)</w:t>
+      </w:r>
+      <w:r>
+        <w:rPr>
+          <w:rFonts w:ascii="ＭＳ 明朝" w:hAnsi="ＭＳ 明朝" w:hint="eastAsia"/>
+        </w:rPr>
+        <w:t>のエンティティとして定義し、これを</w:t>
+      </w:r>
+      <w:r>
+        <w:rPr>
+          <w:rFonts w:ascii="ＭＳ 明朝" w:hAnsi="ＭＳ 明朝" w:hint="eastAsia"/>
+        </w:rPr>
+        <w:t>S</w:t>
+      </w:r>
+      <w:r>
+        <w:rPr>
+          <w:rFonts w:ascii="ＭＳ 明朝" w:hAnsi="ＭＳ 明朝"/>
+        </w:rPr>
+        <w:t>SOT</w:t>
+      </w:r>
+      <w:r>
+        <w:rPr>
+          <w:rFonts w:ascii="ＭＳ 明朝" w:hAnsi="ＭＳ 明朝" w:hint="eastAsia"/>
+        </w:rPr>
+        <w:t>とした。</w:t>
+      </w:r>
+    </w:p>
+    <w:p>
+      <w:pPr>
+        <w:kinsoku w:val="0"/>
+        <w:wordWrap w:val="0"/>
+        <w:ind w:firstLineChars="100" w:firstLine="210"/>
+        <w:jc w:val="left"/>
+        <w:rPr>
+          <w:rFonts w:ascii="ＭＳ 明朝" w:hAnsi="ＭＳ 明朝"/>
+        </w:rPr>
+      </w:pPr>
+      <w:r>
+        <w:rPr>
+          <w:rFonts w:ascii="ＭＳ 明朝" w:hAnsi="ＭＳ 明朝" w:hint="eastAsia"/>
+        </w:rPr>
+        <w:t>また、各種IDを</w:t>
+      </w:r>
+      <w:r>
+        <w:rPr>
+          <w:rFonts w:ascii="ＭＳ 明朝" w:hAnsi="ＭＳ 明朝" w:hint="eastAsia"/>
+        </w:rPr>
+        <w:t>U</w:t>
+      </w:r>
+      <w:r>
+        <w:rPr>
+          <w:rFonts w:ascii="ＭＳ 明朝" w:hAnsi="ＭＳ 明朝"/>
+        </w:rPr>
+        <w:t>UID</w:t>
+      </w:r>
+      <w:r>
+        <w:rPr>
+          <w:rFonts w:ascii="ＭＳ 明朝" w:hAnsi="ＭＳ 明朝" w:hint="eastAsia"/>
+        </w:rPr>
+        <w:t>等の</w:t>
+      </w:r>
+      <w:r>
+        <w:rPr>
+          <w:rFonts w:ascii="ＭＳ 明朝" w:hAnsi="ＭＳ 明朝" w:hint="eastAsia"/>
+        </w:rPr>
+        <w:t>プリミティブ型として直接扱うのではなく、専用の型でラップするNewTypeパターンを導入した。</w:t>
+      </w:r>
+    </w:p>
+    <w:p>
+      <w:pPr>
+        <w:kinsoku w:val="0"/>
+        <w:wordWrap w:val="0"/>
+        <w:ind w:firstLineChars="100" w:firstLine="210"/>
+        <w:jc w:val="left"/>
+        <w:rPr>
+          <w:rFonts w:ascii="ＭＳ 明朝" w:hAnsi="ＭＳ 明朝"/>
+        </w:rPr>
+      </w:pPr>
+      <w:r>
+        <w:rPr>
+          <w:rFonts w:ascii="ＭＳ 明朝" w:hAnsi="ＭＳ 明朝" w:hint="eastAsia"/>
+        </w:rPr>
+        <w:t>本システムのこの例では、ユーザーオブジェクトをS</w:t>
+      </w:r>
+      <w:r>
+        <w:rPr>
+          <w:rFonts w:ascii="ＭＳ 明朝" w:hAnsi="ＭＳ 明朝"/>
+        </w:rPr>
+        <w:t>eaORM</w:t>
+      </w:r>
+      <w:r>
+        <w:rPr>
+          <w:rFonts w:ascii="ＭＳ 明朝" w:hAnsi="ＭＳ 明朝" w:hint="eastAsia"/>
+        </w:rPr>
+        <w:t>のエンティティとして定義し、主キーをN</w:t>
       </w:r>
       <w:r>
         <w:rPr>
@@ -3085,127 +3039,47 @@
         <w:rPr>
           <w:rFonts w:ascii="ＭＳ 明朝" w:hAnsi="ＭＳ 明朝" w:hint="eastAsia"/>
         </w:rPr>
-        <w:t>パターンとS</w:t>
-      </w:r>
-      <w:r>
-        <w:rPr>
-          <w:rFonts w:ascii="ＭＳ 明朝" w:hAnsi="ＭＳ 明朝"/>
-        </w:rPr>
-        <w:t>eaORM</w:t>
-      </w:r>
-      <w:r>
-        <w:rPr>
-          <w:rFonts w:ascii="ＭＳ 明朝" w:hAnsi="ＭＳ 明朝" w:hint="eastAsia"/>
-        </w:rPr>
-        <w:t>によるS</w:t>
-      </w:r>
-      <w:r>
-        <w:rPr>
-          <w:rFonts w:ascii="ＭＳ 明朝" w:hAnsi="ＭＳ 明朝"/>
-        </w:rPr>
-        <w:t>SOT</w:t>
-      </w:r>
-      <w:r>
-        <w:rPr>
-          <w:rFonts w:ascii="ＭＳ 明朝" w:hAnsi="ＭＳ 明朝" w:hint="eastAsia"/>
-        </w:rPr>
-        <w:t>の定義</w:t>
-      </w:r>
-    </w:p>
-    <w:p>
-      <w:pPr>
-        <w:kinsoku w:val="0"/>
-        <w:wordWrap w:val="0"/>
-        <w:jc w:val="left"/>
-        <w:rPr>
-          <w:rFonts w:ascii="ＭＳ 明朝" w:hAnsi="ＭＳ 明朝"/>
-        </w:rPr>
-      </w:pPr>
-    </w:p>
-    <w:p>
-      <w:pPr>
-        <w:kinsoku w:val="0"/>
-        <w:wordWrap w:val="0"/>
-        <w:jc w:val="left"/>
-        <w:rPr>
-          <w:rFonts w:ascii="ＭＳ Ｐゴシック" w:eastAsia="ＭＳ Ｐゴシック" w:hAnsi="ＭＳ Ｐゴシック"/>
-          <w:b/>
-        </w:rPr>
-      </w:pPr>
-      <w:r>
-        <w:rPr>
-          <w:rFonts w:ascii="ＭＳ Ｐゴシック" w:eastAsia="ＭＳ Ｐゴシック" w:hAnsi="ＭＳ Ｐゴシック"/>
-          <w:b/>
-        </w:rPr>
-        <w:t>5</w:t>
-      </w:r>
-      <w:r>
-        <w:rPr>
-          <w:rFonts w:ascii="ＭＳ Ｐゴシック" w:eastAsia="ＭＳ Ｐゴシック" w:hAnsi="ＭＳ Ｐゴシック"/>
-          <w:b/>
-        </w:rPr>
-        <w:t xml:space="preserve">.3 </w:t>
-      </w:r>
-      <w:r>
-        <w:rPr>
-          <w:rFonts w:ascii="ＭＳ Ｐゴシック" w:eastAsia="ＭＳ Ｐゴシック" w:hAnsi="ＭＳ Ｐゴシック" w:hint="eastAsia"/>
-          <w:b/>
-        </w:rPr>
-        <w:t>フロントエンドへの型の伝播</w:t>
-      </w:r>
-    </w:p>
-    <w:p>
-      <w:pPr>
-        <w:kinsoku w:val="0"/>
-        <w:wordWrap w:val="0"/>
-        <w:jc w:val="left"/>
-        <w:rPr>
-          <w:rFonts w:ascii="ＭＳ 明朝" w:hAnsi="ＭＳ 明朝"/>
-        </w:rPr>
-      </w:pPr>
-      <w:r>
-        <w:rPr>
-          <w:rFonts w:ascii="ＭＳ 明朝" w:hAnsi="ＭＳ 明朝" w:hint="eastAsia"/>
-        </w:rPr>
-        <w:t xml:space="preserve">　</w:t>
-      </w:r>
-      <w:r>
-        <w:rPr>
-          <w:rFonts w:ascii="ＭＳ 明朝" w:hAnsi="ＭＳ 明朝" w:hint="eastAsia"/>
-        </w:rPr>
-        <w:t>バックエンドで定義された型情報は、ts-rsを用いてTypeScriptの型定義ファイルとして自動出力される。この際、TypeScript側ではBranded Typesを用いることで、名目的型付けを実現した。</w:t>
-      </w:r>
-    </w:p>
-    <w:p>
-      <w:pPr>
-        <w:kinsoku w:val="0"/>
-        <w:wordWrap w:val="0"/>
-        <w:ind w:firstLineChars="100" w:firstLine="210"/>
-        <w:jc w:val="left"/>
-        <w:rPr>
-          <w:rFonts w:ascii="ＭＳ 明朝" w:hAnsi="ＭＳ 明朝"/>
-        </w:rPr>
-      </w:pPr>
-      <w:r>
-        <w:rPr>
-          <w:rFonts w:ascii="ＭＳ 明朝" w:hAnsi="ＭＳ 明朝" w:hint="eastAsia"/>
-        </w:rPr>
-        <w:t>TypeScriptはデフォルトで構造的型付けを採用しているため、構造が同じであれば異なるIDでも代入できてしまうが、Branded Typesによりこれを阻止し、バックエンドの厳格な制約をフロントエンドへ継承させている。</w:t>
-      </w:r>
-    </w:p>
-    <w:p>
-      <w:pPr>
-        <w:kinsoku w:val="0"/>
-        <w:wordWrap w:val="0"/>
-        <w:jc w:val="left"/>
-        <w:rPr>
-          <w:rFonts w:ascii="ＭＳ 明朝" w:hAnsi="ＭＳ 明朝"/>
+        <w:t>でラップしたU</w:t>
+      </w:r>
+      <w:r>
+        <w:rPr>
+          <w:rFonts w:ascii="ＭＳ 明朝" w:hAnsi="ＭＳ 明朝"/>
+        </w:rPr>
+        <w:t>UID</w:t>
+      </w:r>
+      <w:r>
+        <w:rPr>
+          <w:rFonts w:ascii="ＭＳ 明朝" w:hAnsi="ＭＳ 明朝" w:hint="eastAsia"/>
+        </w:rPr>
+        <w:t>とし、それをT</w:t>
+      </w:r>
+      <w:r>
+        <w:rPr>
+          <w:rFonts w:ascii="ＭＳ 明朝" w:hAnsi="ＭＳ 明朝"/>
+        </w:rPr>
+        <w:t>ypeScript</w:t>
+      </w:r>
+      <w:r>
+        <w:rPr>
+          <w:rFonts w:ascii="ＭＳ 明朝" w:hAnsi="ＭＳ 明朝" w:hint="eastAsia"/>
+        </w:rPr>
+        <w:t>へエクスポートできるフォーマットにしている。</w:t>
+      </w:r>
+    </w:p>
+    <w:p>
+      <w:pPr>
+        <w:kinsoku w:val="0"/>
+        <w:wordWrap w:val="0"/>
+        <w:jc w:val="left"/>
+        <w:rPr>
+          <w:rFonts w:ascii="ＭＳ Ｐゴシック" w:eastAsia="ＭＳ Ｐゴシック" w:hAnsi="ＭＳ Ｐゴシック"/>
+          <w:b/>
         </w:rPr>
       </w:pPr>
     </w:p>
     <w:tbl>
       <w:tblPr>
-        <w:tblStyle w:val="ad"/>
+        <w:tblStyle w:val="ac"/>
         <w:tblW w:w="0" w:type="auto"/>
         <w:tblLook w:val="04A0" w:firstRow="1" w:lastRow="0" w:firstColumn="1" w:lastColumn="0" w:noHBand="0" w:noVBand="1"/>
       </w:tblPr>
@@ -3230,24 +3104,7 @@
               <w:rPr>
                 <w:rFonts w:ascii="ＭＳ 明朝" w:hAnsi="ＭＳ 明朝"/>
               </w:rPr>
-              <w:t>export type UserId =</w:t>
-            </w:r>
-          </w:p>
-          <w:p>
-            <w:pPr>
-              <w:kinsoku w:val="0"/>
-              <w:wordWrap w:val="0"/>
-              <w:ind w:firstLineChars="200" w:firstLine="420"/>
-              <w:jc w:val="left"/>
-              <w:rPr>
-                <w:rFonts w:ascii="ＭＳ 明朝" w:hAnsi="ＭＳ 明朝"/>
-              </w:rPr>
-            </w:pPr>
-            <w:r>
-              <w:rPr>
-                <w:rFonts w:ascii="ＭＳ 明朝" w:hAnsi="ＭＳ 明朝"/>
-              </w:rPr>
-              <w:t>string &amp; { __brand: "UserId" };</w:t>
+              <w:t>use sea_orm::entity::prelude::*;</w:t>
             </w:r>
           </w:p>
           <w:p>
@@ -3263,24 +3120,7 @@
               <w:rPr>
                 <w:rFonts w:ascii="ＭＳ 明朝" w:hAnsi="ＭＳ 明朝"/>
               </w:rPr>
-              <w:t>export type RoomId =</w:t>
-            </w:r>
-          </w:p>
-          <w:p>
-            <w:pPr>
-              <w:kinsoku w:val="0"/>
-              <w:wordWrap w:val="0"/>
-              <w:ind w:firstLineChars="200" w:firstLine="420"/>
-              <w:jc w:val="left"/>
-              <w:rPr>
-                <w:rFonts w:ascii="ＭＳ 明朝" w:hAnsi="ＭＳ 明朝"/>
-              </w:rPr>
-            </w:pPr>
-            <w:r>
-              <w:rPr>
-                <w:rFonts w:ascii="ＭＳ 明朝" w:hAnsi="ＭＳ 明朝"/>
-              </w:rPr>
-              <w:t>string &amp; { __brand: "RoomId" };</w:t>
+              <w:t>use ts_rs::TS;</w:t>
             </w:r>
           </w:p>
           <w:p>
@@ -3292,18 +3132,11 @@
                 <w:rFonts w:ascii="ＭＳ 明朝" w:hAnsi="ＭＳ 明朝"/>
               </w:rPr>
             </w:pPr>
-            <w:r>
-              <w:rPr>
-                <w:rFonts w:ascii="ＭＳ 明朝" w:hAnsi="ＭＳ 明朝"/>
-              </w:rPr>
-              <w:t>const userId: UserId =</w:t>
-            </w:r>
           </w:p>
           <w:p>
             <w:pPr>
               <w:kinsoku w:val="0"/>
               <w:wordWrap w:val="0"/>
-              <w:ind w:firstLineChars="200" w:firstLine="420"/>
               <w:jc w:val="left"/>
               <w:rPr>
                 <w:rFonts w:ascii="ＭＳ 明朝" w:hAnsi="ＭＳ 明朝"/>
@@ -3313,25 +3146,7 @@
               <w:rPr>
                 <w:rFonts w:ascii="ＭＳ 明朝" w:hAnsi="ＭＳ 明朝"/>
               </w:rPr>
-              <w:t>"</w:t>
-            </w:r>
-            <w:r>
-              <w:rPr>
-                <w:rFonts w:ascii="ＭＳ 明朝" w:hAnsi="ＭＳ 明朝"/>
-              </w:rPr>
-              <w:t>019cad8f</w:t>
-            </w:r>
-            <w:r>
-              <w:rPr>
-                <w:rFonts w:ascii="ＭＳ 明朝" w:hAnsi="ＭＳ 明朝"/>
-              </w:rPr>
-              <w:t>…</w:t>
-            </w:r>
-            <w:r>
-              <w:rPr>
-                <w:rFonts w:ascii="ＭＳ 明朝" w:hAnsi="ＭＳ 明朝"/>
-              </w:rPr>
-              <w:t>" as UserId;</w:t>
+              <w:t>#[derive(DeriveValueType, TS)]</w:t>
             </w:r>
           </w:p>
           <w:p>
@@ -3343,21 +3158,11 @@
                 <w:rFonts w:ascii="ＭＳ 明朝" w:hAnsi="ＭＳ 明朝"/>
               </w:rPr>
             </w:pPr>
-          </w:p>
-          <w:p>
-            <w:pPr>
-              <w:kinsoku w:val="0"/>
-              <w:wordWrap w:val="0"/>
-              <w:jc w:val="left"/>
-              <w:rPr>
-                <w:rFonts w:ascii="ＭＳ 明朝" w:hAnsi="ＭＳ 明朝"/>
-              </w:rPr>
-            </w:pPr>
             <w:r>
               <w:rPr>
                 <w:rFonts w:ascii="ＭＳ 明朝" w:hAnsi="ＭＳ 明朝"/>
               </w:rPr>
-              <w:t>// Error: Type 'UserId' is not assignable to type 'RoomId'</w:t>
+              <w:t>#[ts(export)]</w:t>
             </w:r>
           </w:p>
           <w:p>
@@ -3373,7 +3178,145 @@
               <w:rPr>
                 <w:rFonts w:ascii="ＭＳ 明朝" w:hAnsi="ＭＳ 明朝"/>
               </w:rPr>
-              <w:t>const roomId: RoomId = userId;</w:t>
+              <w:t>pub struct UserId(pub uuid::Uuid);</w:t>
+            </w:r>
+          </w:p>
+          <w:p>
+            <w:pPr>
+              <w:kinsoku w:val="0"/>
+              <w:wordWrap w:val="0"/>
+              <w:jc w:val="left"/>
+              <w:rPr>
+                <w:rFonts w:ascii="ＭＳ 明朝" w:hAnsi="ＭＳ 明朝"/>
+              </w:rPr>
+            </w:pPr>
+          </w:p>
+          <w:p>
+            <w:pPr>
+              <w:kinsoku w:val="0"/>
+              <w:wordWrap w:val="0"/>
+              <w:jc w:val="left"/>
+              <w:rPr>
+                <w:rFonts w:ascii="ＭＳ 明朝" w:hAnsi="ＭＳ 明朝"/>
+              </w:rPr>
+            </w:pPr>
+            <w:r>
+              <w:rPr>
+                <w:rFonts w:ascii="ＭＳ 明朝" w:hAnsi="ＭＳ 明朝"/>
+              </w:rPr>
+              <w:t>#[derive(DeriveEntityModel, TS)]</w:t>
+            </w:r>
+          </w:p>
+          <w:p>
+            <w:pPr>
+              <w:kinsoku w:val="0"/>
+              <w:wordWrap w:val="0"/>
+              <w:jc w:val="left"/>
+              <w:rPr>
+                <w:rFonts w:ascii="ＭＳ 明朝" w:hAnsi="ＭＳ 明朝"/>
+              </w:rPr>
+            </w:pPr>
+            <w:r>
+              <w:rPr>
+                <w:rFonts w:ascii="ＭＳ 明朝" w:hAnsi="ＭＳ 明朝"/>
+              </w:rPr>
+              <w:t>#[sea_orm(table_name = "users")]</w:t>
+            </w:r>
+          </w:p>
+          <w:p>
+            <w:pPr>
+              <w:kinsoku w:val="0"/>
+              <w:wordWrap w:val="0"/>
+              <w:jc w:val="left"/>
+              <w:rPr>
+                <w:rFonts w:ascii="ＭＳ 明朝" w:hAnsi="ＭＳ 明朝"/>
+              </w:rPr>
+            </w:pPr>
+            <w:r>
+              <w:rPr>
+                <w:rFonts w:ascii="ＭＳ 明朝" w:hAnsi="ＭＳ 明朝"/>
+              </w:rPr>
+              <w:t>#[ts(export)]</w:t>
+            </w:r>
+          </w:p>
+          <w:p>
+            <w:pPr>
+              <w:kinsoku w:val="0"/>
+              <w:wordWrap w:val="0"/>
+              <w:jc w:val="left"/>
+              <w:rPr>
+                <w:rFonts w:ascii="ＭＳ 明朝" w:hAnsi="ＭＳ 明朝"/>
+              </w:rPr>
+            </w:pPr>
+            <w:r>
+              <w:rPr>
+                <w:rFonts w:ascii="ＭＳ 明朝" w:hAnsi="ＭＳ 明朝"/>
+              </w:rPr>
+              <w:t>pub struct Model {</w:t>
+            </w:r>
+          </w:p>
+          <w:p>
+            <w:pPr>
+              <w:kinsoku w:val="0"/>
+              <w:wordWrap w:val="0"/>
+              <w:jc w:val="left"/>
+              <w:rPr>
+                <w:rFonts w:ascii="ＭＳ 明朝" w:hAnsi="ＭＳ 明朝"/>
+              </w:rPr>
+            </w:pPr>
+            <w:r>
+              <w:rPr>
+                <w:rFonts w:ascii="ＭＳ 明朝" w:hAnsi="ＭＳ 明朝"/>
+              </w:rPr>
+              <w:t xml:space="preserve">  #[sea_orm(primary_key)]</w:t>
+            </w:r>
+          </w:p>
+          <w:p>
+            <w:pPr>
+              <w:kinsoku w:val="0"/>
+              <w:wordWrap w:val="0"/>
+              <w:jc w:val="left"/>
+              <w:rPr>
+                <w:rFonts w:ascii="ＭＳ 明朝" w:hAnsi="ＭＳ 明朝"/>
+              </w:rPr>
+            </w:pPr>
+            <w:r>
+              <w:rPr>
+                <w:rFonts w:ascii="ＭＳ 明朝" w:hAnsi="ＭＳ 明朝" w:hint="eastAsia"/>
+              </w:rPr>
+              <w:t xml:space="preserve">  pub id: UserId, </w:t>
+            </w:r>
+          </w:p>
+          <w:p>
+            <w:pPr>
+              <w:kinsoku w:val="0"/>
+              <w:wordWrap w:val="0"/>
+              <w:jc w:val="left"/>
+              <w:rPr>
+                <w:rFonts w:ascii="ＭＳ 明朝" w:hAnsi="ＭＳ 明朝"/>
+              </w:rPr>
+            </w:pPr>
+            <w:r>
+              <w:rPr>
+                <w:rFonts w:ascii="ＭＳ 明朝" w:hAnsi="ＭＳ 明朝"/>
+              </w:rPr>
+              <w:t xml:space="preserve">  pub email: String,</w:t>
+            </w:r>
+          </w:p>
+          <w:p>
+            <w:pPr>
+              <w:kinsoku w:val="0"/>
+              <w:wordWrap w:val="0"/>
+              <w:jc w:val="left"/>
+              <w:rPr>
+                <w:rFonts w:ascii="ＭＳ 明朝" w:hAnsi="ＭＳ 明朝"/>
+              </w:rPr>
+            </w:pPr>
+            <w:r>
+              <w:rPr>
+                <w:rFonts w:ascii="ＭＳ 明朝" w:hAnsi="ＭＳ 明朝"/>
+              </w:rPr>
+              <w:t>}</w:t>
             </w:r>
           </w:p>
         </w:tc>
@@ -3391,6 +3334,7 @@
         <w:rPr>
           <w:rFonts w:ascii="ＭＳ 明朝" w:hAnsi="ＭＳ 明朝" w:hint="eastAsia"/>
         </w:rPr>
+        <w:lastRenderedPageBreak/>
         <w:t>図</w:t>
       </w:r>
       <w:r>
@@ -3409,18 +3353,120 @@
         <w:rPr>
           <w:rFonts w:ascii="ＭＳ 明朝" w:hAnsi="ＭＳ 明朝" w:hint="eastAsia"/>
         </w:rPr>
-        <w:t>Branded Typesによる名目的型付け</w:t>
-      </w:r>
-    </w:p>
-    <w:p>
-      <w:pPr>
-        <w:kinsoku w:val="0"/>
-        <w:wordWrap w:val="0"/>
-        <w:jc w:val="left"/>
-        <w:rPr>
-          <w:rFonts w:ascii="ＭＳ 明朝" w:hAnsi="ＭＳ 明朝"/>
-        </w:rPr>
-      </w:pPr>
+        <w:t>N</w:t>
+      </w:r>
+      <w:r>
+        <w:rPr>
+          <w:rFonts w:ascii="ＭＳ 明朝" w:hAnsi="ＭＳ 明朝"/>
+        </w:rPr>
+        <w:t>ewType</w:t>
+      </w:r>
+      <w:r>
+        <w:rPr>
+          <w:rFonts w:ascii="ＭＳ 明朝" w:hAnsi="ＭＳ 明朝" w:hint="eastAsia"/>
+        </w:rPr>
+        <w:t>パターンとS</w:t>
+      </w:r>
+      <w:r>
+        <w:rPr>
+          <w:rFonts w:ascii="ＭＳ 明朝" w:hAnsi="ＭＳ 明朝"/>
+        </w:rPr>
+        <w:t>eaORM</w:t>
+      </w:r>
+      <w:r>
+        <w:rPr>
+          <w:rFonts w:ascii="ＭＳ 明朝" w:hAnsi="ＭＳ 明朝" w:hint="eastAsia"/>
+        </w:rPr>
+        <w:t>によるS</w:t>
+      </w:r>
+      <w:r>
+        <w:rPr>
+          <w:rFonts w:ascii="ＭＳ 明朝" w:hAnsi="ＭＳ 明朝"/>
+        </w:rPr>
+        <w:t>SOT</w:t>
+      </w:r>
+      <w:r>
+        <w:rPr>
+          <w:rFonts w:ascii="ＭＳ 明朝" w:hAnsi="ＭＳ 明朝" w:hint="eastAsia"/>
+        </w:rPr>
+        <w:t>の定義</w:t>
+      </w:r>
+    </w:p>
+    <w:p>
+      <w:pPr>
+        <w:kinsoku w:val="0"/>
+        <w:wordWrap w:val="0"/>
+        <w:jc w:val="left"/>
+        <w:rPr>
+          <w:rFonts w:ascii="ＭＳ 明朝" w:hAnsi="ＭＳ 明朝"/>
+        </w:rPr>
+      </w:pPr>
+    </w:p>
+    <w:p>
+      <w:pPr>
+        <w:kinsoku w:val="0"/>
+        <w:wordWrap w:val="0"/>
+        <w:jc w:val="left"/>
+        <w:rPr>
+          <w:rFonts w:ascii="ＭＳ Ｐゴシック" w:eastAsia="ＭＳ Ｐゴシック" w:hAnsi="ＭＳ Ｐゴシック"/>
+          <w:b/>
+        </w:rPr>
+      </w:pPr>
+      <w:r>
+        <w:rPr>
+          <w:rFonts w:ascii="ＭＳ Ｐゴシック" w:eastAsia="ＭＳ Ｐゴシック" w:hAnsi="ＭＳ Ｐゴシック"/>
+          <w:b/>
+        </w:rPr>
+        <w:t>5</w:t>
+      </w:r>
+      <w:r>
+        <w:rPr>
+          <w:rFonts w:ascii="ＭＳ Ｐゴシック" w:eastAsia="ＭＳ Ｐゴシック" w:hAnsi="ＭＳ Ｐゴシック"/>
+          <w:b/>
+        </w:rPr>
+        <w:t xml:space="preserve">.3 </w:t>
+      </w:r>
+      <w:r>
+        <w:rPr>
+          <w:rFonts w:ascii="ＭＳ Ｐゴシック" w:eastAsia="ＭＳ Ｐゴシック" w:hAnsi="ＭＳ Ｐゴシック" w:hint="eastAsia"/>
+          <w:b/>
+        </w:rPr>
+        <w:t>フロントエンドへの型の伝播</w:t>
+      </w:r>
+    </w:p>
+    <w:p>
+      <w:pPr>
+        <w:kinsoku w:val="0"/>
+        <w:wordWrap w:val="0"/>
+        <w:jc w:val="left"/>
+        <w:rPr>
+          <w:rFonts w:ascii="ＭＳ 明朝" w:hAnsi="ＭＳ 明朝"/>
+        </w:rPr>
+      </w:pPr>
+      <w:r>
+        <w:rPr>
+          <w:rFonts w:ascii="ＭＳ 明朝" w:hAnsi="ＭＳ 明朝" w:hint="eastAsia"/>
+        </w:rPr>
+        <w:t xml:space="preserve">　</w:t>
+      </w:r>
+      <w:r>
+        <w:rPr>
+          <w:rFonts w:ascii="ＭＳ 明朝" w:hAnsi="ＭＳ 明朝" w:hint="eastAsia"/>
+        </w:rPr>
+        <w:t>バックエンドで定義された型情報は、ts-rsを用いてTypeScript</w:t>
+      </w:r>
+      <w:r>
+        <w:rPr>
+          <w:rFonts w:ascii="ＭＳ 明朝" w:hAnsi="ＭＳ 明朝" w:hint="eastAsia"/>
+        </w:rPr>
+        <w:t>の型定義ファイルとして自動出力する</w:t>
+      </w:r>
+      <w:r>
+        <w:rPr>
+          <w:rFonts w:ascii="ＭＳ 明朝" w:hAnsi="ＭＳ 明朝" w:hint="eastAsia"/>
+        </w:rPr>
+        <w:t>。この際、TypeScript側ではBranded Typesを用いることで、名目的型付けを実現した。</w:t>
+      </w:r>
     </w:p>
     <w:p>
       <w:pPr>
@@ -3436,31 +3482,7 @@
         <w:rPr>
           <w:rFonts w:ascii="ＭＳ 明朝" w:hAnsi="ＭＳ 明朝" w:hint="eastAsia"/>
         </w:rPr>
-        <w:t>さらに、流入する不確実なデータを検証するためにバリデーションライブラリ</w:t>
-      </w:r>
-      <w:r>
-        <w:rPr>
-          <w:rFonts w:ascii="ＭＳ 明朝" w:hAnsi="ＭＳ 明朝" w:hint="eastAsia"/>
-        </w:rPr>
-        <w:t>である</w:t>
-      </w:r>
-      <w:r>
-        <w:rPr>
-          <w:rFonts w:ascii="ＭＳ 明朝" w:hAnsi="ＭＳ 明朝" w:hint="eastAsia"/>
-        </w:rPr>
-        <w:t>Zodを導入した。外部からの</w:t>
-      </w:r>
-      <w:r>
-        <w:rPr>
-          <w:rFonts w:ascii="ＭＳ 明朝" w:hAnsi="ＭＳ 明朝" w:hint="eastAsia"/>
-        </w:rPr>
-        <w:t>リクエスト内の</w:t>
-      </w:r>
-      <w:r>
-        <w:rPr>
-          <w:rFonts w:ascii="ＭＳ 明朝" w:hAnsi="ＭＳ 明朝" w:hint="eastAsia"/>
-        </w:rPr>
-        <w:t>データは必ずスキーマ検証を通過させ、成功したもののみをアプリケーション内部へ受け入れる。</w:t>
+        <w:t>TypeScriptはデフォルトで構造的型付けを採用しているため、構造が同じであれば異なるIDでも代入できてしまうが、Branded Typesによりこれを阻止し、バックエンドの厳格な制約をフロントエンドへ継承させている。</w:t>
       </w:r>
     </w:p>
     <w:p>
@@ -3475,7 +3497,7 @@
     </w:p>
     <w:tbl>
       <w:tblPr>
-        <w:tblStyle w:val="ad"/>
+        <w:tblStyle w:val="ac"/>
         <w:tblW w:w="0" w:type="auto"/>
         <w:tblLook w:val="04A0" w:firstRow="1" w:lastRow="0" w:firstColumn="1" w:lastColumn="0" w:noHBand="0" w:noVBand="1"/>
       </w:tblPr>
@@ -3500,6 +3522,276 @@
               <w:rPr>
                 <w:rFonts w:ascii="ＭＳ 明朝" w:hAnsi="ＭＳ 明朝"/>
               </w:rPr>
+              <w:t>export type UserId =</w:t>
+            </w:r>
+          </w:p>
+          <w:p>
+            <w:pPr>
+              <w:kinsoku w:val="0"/>
+              <w:wordWrap w:val="0"/>
+              <w:ind w:firstLineChars="200" w:firstLine="420"/>
+              <w:jc w:val="left"/>
+              <w:rPr>
+                <w:rFonts w:ascii="ＭＳ 明朝" w:hAnsi="ＭＳ 明朝"/>
+              </w:rPr>
+            </w:pPr>
+            <w:r>
+              <w:rPr>
+                <w:rFonts w:ascii="ＭＳ 明朝" w:hAnsi="ＭＳ 明朝"/>
+              </w:rPr>
+              <w:t>string &amp; { __brand: "UserId" };</w:t>
+            </w:r>
+          </w:p>
+          <w:p>
+            <w:pPr>
+              <w:kinsoku w:val="0"/>
+              <w:wordWrap w:val="0"/>
+              <w:jc w:val="left"/>
+              <w:rPr>
+                <w:rFonts w:ascii="ＭＳ 明朝" w:hAnsi="ＭＳ 明朝"/>
+              </w:rPr>
+            </w:pPr>
+            <w:r>
+              <w:rPr>
+                <w:rFonts w:ascii="ＭＳ 明朝" w:hAnsi="ＭＳ 明朝"/>
+              </w:rPr>
+              <w:t>export type RoomId =</w:t>
+            </w:r>
+          </w:p>
+          <w:p>
+            <w:pPr>
+              <w:kinsoku w:val="0"/>
+              <w:wordWrap w:val="0"/>
+              <w:ind w:firstLineChars="200" w:firstLine="420"/>
+              <w:jc w:val="left"/>
+              <w:rPr>
+                <w:rFonts w:ascii="ＭＳ 明朝" w:hAnsi="ＭＳ 明朝"/>
+              </w:rPr>
+            </w:pPr>
+            <w:r>
+              <w:rPr>
+                <w:rFonts w:ascii="ＭＳ 明朝" w:hAnsi="ＭＳ 明朝"/>
+              </w:rPr>
+              <w:t>string &amp; { __brand: "RoomId" };</w:t>
+            </w:r>
+          </w:p>
+          <w:p>
+            <w:pPr>
+              <w:kinsoku w:val="0"/>
+              <w:wordWrap w:val="0"/>
+              <w:jc w:val="left"/>
+              <w:rPr>
+                <w:rFonts w:ascii="ＭＳ 明朝" w:hAnsi="ＭＳ 明朝"/>
+              </w:rPr>
+            </w:pPr>
+            <w:r>
+              <w:rPr>
+                <w:rFonts w:ascii="ＭＳ 明朝" w:hAnsi="ＭＳ 明朝"/>
+              </w:rPr>
+              <w:t>const userId: UserId =</w:t>
+            </w:r>
+          </w:p>
+          <w:p>
+            <w:pPr>
+              <w:kinsoku w:val="0"/>
+              <w:wordWrap w:val="0"/>
+              <w:ind w:firstLineChars="200" w:firstLine="420"/>
+              <w:jc w:val="left"/>
+              <w:rPr>
+                <w:rFonts w:ascii="ＭＳ 明朝" w:hAnsi="ＭＳ 明朝"/>
+              </w:rPr>
+            </w:pPr>
+            <w:r>
+              <w:rPr>
+                <w:rFonts w:ascii="ＭＳ 明朝" w:hAnsi="ＭＳ 明朝"/>
+              </w:rPr>
+              <w:t>"</w:t>
+            </w:r>
+            <w:r>
+              <w:rPr>
+                <w:rFonts w:ascii="ＭＳ 明朝" w:hAnsi="ＭＳ 明朝"/>
+              </w:rPr>
+              <w:t>019cad8f</w:t>
+            </w:r>
+            <w:r>
+              <w:rPr>
+                <w:rFonts w:ascii="ＭＳ 明朝" w:hAnsi="ＭＳ 明朝"/>
+              </w:rPr>
+              <w:t>…</w:t>
+            </w:r>
+            <w:r>
+              <w:rPr>
+                <w:rFonts w:ascii="ＭＳ 明朝" w:hAnsi="ＭＳ 明朝"/>
+              </w:rPr>
+              <w:t>" as UserId;</w:t>
+            </w:r>
+          </w:p>
+          <w:p>
+            <w:pPr>
+              <w:kinsoku w:val="0"/>
+              <w:wordWrap w:val="0"/>
+              <w:jc w:val="left"/>
+              <w:rPr>
+                <w:rFonts w:ascii="ＭＳ 明朝" w:hAnsi="ＭＳ 明朝"/>
+              </w:rPr>
+            </w:pPr>
+          </w:p>
+          <w:p>
+            <w:pPr>
+              <w:kinsoku w:val="0"/>
+              <w:wordWrap w:val="0"/>
+              <w:jc w:val="left"/>
+              <w:rPr>
+                <w:rFonts w:ascii="ＭＳ 明朝" w:hAnsi="ＭＳ 明朝"/>
+              </w:rPr>
+            </w:pPr>
+            <w:r>
+              <w:rPr>
+                <w:rFonts w:ascii="ＭＳ 明朝" w:hAnsi="ＭＳ 明朝"/>
+              </w:rPr>
+              <w:t>// Error: Type 'UserId' is not assignable to type 'RoomId'</w:t>
+            </w:r>
+          </w:p>
+          <w:p>
+            <w:pPr>
+              <w:kinsoku w:val="0"/>
+              <w:wordWrap w:val="0"/>
+              <w:jc w:val="left"/>
+              <w:rPr>
+                <w:rFonts w:ascii="ＭＳ 明朝" w:hAnsi="ＭＳ 明朝"/>
+              </w:rPr>
+            </w:pPr>
+            <w:r>
+              <w:rPr>
+                <w:rFonts w:ascii="ＭＳ 明朝" w:hAnsi="ＭＳ 明朝"/>
+              </w:rPr>
+              <w:t>const roomId: RoomId = userId;</w:t>
+            </w:r>
+          </w:p>
+        </w:tc>
+      </w:tr>
+    </w:tbl>
+    <w:p>
+      <w:pPr>
+        <w:kinsoku w:val="0"/>
+        <w:jc w:val="center"/>
+        <w:rPr>
+          <w:rFonts w:ascii="ＭＳ 明朝" w:hAnsi="ＭＳ 明朝"/>
+        </w:rPr>
+      </w:pPr>
+      <w:r>
+        <w:rPr>
+          <w:rFonts w:ascii="ＭＳ 明朝" w:hAnsi="ＭＳ 明朝" w:hint="eastAsia"/>
+        </w:rPr>
+        <w:t>図</w:t>
+      </w:r>
+      <w:r>
+        <w:rPr>
+          <w:rFonts w:ascii="ＭＳ 明朝" w:hAnsi="ＭＳ 明朝"/>
+        </w:rPr>
+        <w:t>8</w:t>
+      </w:r>
+      <w:r>
+        <w:rPr>
+          <w:rFonts w:ascii="ＭＳ 明朝" w:hAnsi="ＭＳ 明朝" w:hint="eastAsia"/>
+        </w:rPr>
+        <w:t xml:space="preserve"> </w:t>
+      </w:r>
+      <w:r>
+        <w:rPr>
+          <w:rFonts w:ascii="ＭＳ 明朝" w:hAnsi="ＭＳ 明朝" w:hint="eastAsia"/>
+        </w:rPr>
+        <w:t>Branded Typesによる名目的型付け</w:t>
+      </w:r>
+    </w:p>
+    <w:p>
+      <w:pPr>
+        <w:kinsoku w:val="0"/>
+        <w:wordWrap w:val="0"/>
+        <w:jc w:val="left"/>
+        <w:rPr>
+          <w:rFonts w:ascii="ＭＳ 明朝" w:hAnsi="ＭＳ 明朝"/>
+        </w:rPr>
+      </w:pPr>
+    </w:p>
+    <w:p>
+      <w:pPr>
+        <w:kinsoku w:val="0"/>
+        <w:wordWrap w:val="0"/>
+        <w:ind w:firstLineChars="100" w:firstLine="210"/>
+        <w:jc w:val="left"/>
+        <w:rPr>
+          <w:rFonts w:ascii="ＭＳ 明朝" w:hAnsi="ＭＳ 明朝"/>
+        </w:rPr>
+      </w:pPr>
+      <w:r>
+        <w:rPr>
+          <w:rFonts w:ascii="ＭＳ 明朝" w:hAnsi="ＭＳ 明朝" w:hint="eastAsia"/>
+        </w:rPr>
+        <w:t>さらに、流入する不確実なデータを検証するためにバリデーションライブラリ</w:t>
+      </w:r>
+      <w:r>
+        <w:rPr>
+          <w:rFonts w:ascii="ＭＳ 明朝" w:hAnsi="ＭＳ 明朝" w:hint="eastAsia"/>
+        </w:rPr>
+        <w:t>である</w:t>
+      </w:r>
+      <w:r>
+        <w:rPr>
+          <w:rFonts w:ascii="ＭＳ 明朝" w:hAnsi="ＭＳ 明朝" w:hint="eastAsia"/>
+        </w:rPr>
+        <w:t>Zodを導入した。外部からの</w:t>
+      </w:r>
+      <w:r>
+        <w:rPr>
+          <w:rFonts w:ascii="ＭＳ 明朝" w:hAnsi="ＭＳ 明朝" w:hint="eastAsia"/>
+        </w:rPr>
+        <w:t>リクエスト内の</w:t>
+      </w:r>
+      <w:r>
+        <w:rPr>
+          <w:rFonts w:ascii="ＭＳ 明朝" w:hAnsi="ＭＳ 明朝" w:hint="eastAsia"/>
+        </w:rPr>
+        <w:t>データは必ずスキーマ検証を通過させ、成功したもののみをアプリケーション内部へ受け入れる。</w:t>
+      </w:r>
+    </w:p>
+    <w:p>
+      <w:pPr>
+        <w:kinsoku w:val="0"/>
+        <w:wordWrap w:val="0"/>
+        <w:jc w:val="left"/>
+        <w:rPr>
+          <w:rFonts w:ascii="ＭＳ 明朝" w:hAnsi="ＭＳ 明朝"/>
+        </w:rPr>
+      </w:pPr>
+    </w:p>
+    <w:tbl>
+      <w:tblPr>
+        <w:tblStyle w:val="ac"/>
+        <w:tblW w:w="0" w:type="auto"/>
+        <w:tblLook w:val="04A0" w:firstRow="1" w:lastRow="0" w:firstColumn="1" w:lastColumn="0" w:noHBand="0" w:noVBand="1"/>
+      </w:tblPr>
+      <w:tblGrid>
+        <w:gridCol w:w="4596"/>
+      </w:tblGrid>
+      <w:tr>
+        <w:tc>
+          <w:tcPr>
+            <w:tcW w:w="4596" w:type="dxa"/>
+          </w:tcPr>
+          <w:p>
+            <w:pPr>
+              <w:kinsoku w:val="0"/>
+              <w:wordWrap w:val="0"/>
+              <w:jc w:val="left"/>
+              <w:rPr>
+                <w:rFonts w:ascii="ＭＳ 明朝" w:hAnsi="ＭＳ 明朝"/>
+              </w:rPr>
+            </w:pPr>
+            <w:r>
+              <w:rPr>
+                <w:rFonts w:ascii="ＭＳ 明朝" w:hAnsi="ＭＳ 明朝"/>
+              </w:rPr>
               <w:t>import { z } from "zod";</w:t>
             </w:r>
           </w:p>
@@ -3660,7 +3952,13 @@
               <w:rPr>
                 <w:rFonts w:ascii="ＭＳ 明朝" w:hAnsi="ＭＳ 明朝" w:hint="eastAsia"/>
               </w:rPr>
-              <w:t>// 検証失敗時はここで例外</w:t>
+              <w:t xml:space="preserve">// </w:t>
+            </w:r>
+            <w:r>
+              <w:rPr>
+                <w:rFonts w:ascii="ＭＳ 明朝" w:hAnsi="ＭＳ 明朝" w:hint="eastAsia"/>
+              </w:rPr>
+              <w:t>検証失敗時はここでランタイムエラー</w:t>
             </w:r>
           </w:p>
           <w:p>
@@ -3729,7 +4027,7 @@
         <w:rPr>
           <w:rFonts w:ascii="ＭＳ 明朝" w:hAnsi="ＭＳ 明朝"/>
         </w:rPr>
-        <w:t>8</w:t>
+        <w:t>9</w:t>
       </w:r>
       <w:r>
         <w:rPr>
@@ -3799,6 +4097,40 @@
       <w:pPr>
         <w:kinsoku w:val="0"/>
         <w:wordWrap w:val="0"/>
+        <w:jc w:val="left"/>
+        <w:rPr>
+          <w:rFonts w:ascii="ＭＳ 明朝" w:hAnsi="ＭＳ 明朝"/>
+        </w:rPr>
+      </w:pPr>
+    </w:p>
+    <w:p>
+      <w:pPr>
+        <w:kinsoku w:val="0"/>
+        <w:wordWrap w:val="0"/>
+        <w:jc w:val="left"/>
+        <w:rPr>
+          <w:rFonts w:ascii="ＭＳ 明朝" w:hAnsi="ＭＳ 明朝"/>
+        </w:rPr>
+      </w:pPr>
+      <w:r>
+        <w:rPr>
+          <w:rFonts w:ascii="ＭＳ Ｐゴシック" w:eastAsia="ＭＳ Ｐゴシック" w:hAnsi="ＭＳ Ｐゴシック"/>
+          <w:b/>
+        </w:rPr>
+        <w:t xml:space="preserve">5.4 </w:t>
+      </w:r>
+      <w:r>
+        <w:rPr>
+          <w:rFonts w:ascii="ＭＳ Ｐゴシック" w:eastAsia="ＭＳ Ｐゴシック" w:hAnsi="ＭＳ Ｐゴシック" w:hint="eastAsia"/>
+          <w:b/>
+        </w:rPr>
+        <w:t>活用例</w:t>
+      </w:r>
+    </w:p>
+    <w:p>
+      <w:pPr>
+        <w:kinsoku w:val="0"/>
+        <w:wordWrap w:val="0"/>
         <w:ind w:firstLineChars="100" w:firstLine="210"/>
         <w:jc w:val="left"/>
         <w:rPr>
@@ -3809,6 +4141,208 @@
         <w:rPr>
           <w:rFonts w:ascii="ＭＳ 明朝" w:hAnsi="ＭＳ 明朝" w:hint="eastAsia"/>
         </w:rPr>
+        <w:t>ルーム作成機能を例にとり、この型システムがどのように機能しているのか概説する。</w:t>
+      </w:r>
+    </w:p>
+    <w:p>
+      <w:pPr>
+        <w:kinsoku w:val="0"/>
+        <w:wordWrap w:val="0"/>
+        <w:ind w:firstLineChars="100" w:firstLine="210"/>
+        <w:jc w:val="left"/>
+        <w:rPr>
+          <w:rFonts w:ascii="ＭＳ 明朝" w:hAnsi="ＭＳ 明朝"/>
+        </w:rPr>
+      </w:pPr>
+      <w:r>
+        <w:rPr>
+          <w:rFonts w:ascii="ＭＳ 明朝" w:hAnsi="ＭＳ 明朝" w:hint="eastAsia"/>
+        </w:rPr>
+        <w:t>フロントエンドのからルーム名とルームI</w:t>
+      </w:r>
+      <w:r>
+        <w:rPr>
+          <w:rFonts w:ascii="ＭＳ 明朝" w:hAnsi="ＭＳ 明朝"/>
+        </w:rPr>
+        <w:t>D</w:t>
+      </w:r>
+      <w:r>
+        <w:rPr>
+          <w:rFonts w:ascii="ＭＳ 明朝" w:hAnsi="ＭＳ 明朝" w:hint="eastAsia"/>
+        </w:rPr>
+        <w:t>をひとまとめにしたリクエストペイロードを作成する。このリクエストペイロードの型定義はR</w:t>
+      </w:r>
+      <w:r>
+        <w:rPr>
+          <w:rFonts w:ascii="ＭＳ 明朝" w:hAnsi="ＭＳ 明朝"/>
+        </w:rPr>
+        <w:t>ust</w:t>
+      </w:r>
+      <w:r>
+        <w:rPr>
+          <w:rFonts w:ascii="ＭＳ 明朝" w:hAnsi="ＭＳ 明朝" w:hint="eastAsia"/>
+        </w:rPr>
+        <w:t>で定義されたs</w:t>
+      </w:r>
+      <w:r>
+        <w:rPr>
+          <w:rFonts w:ascii="ＭＳ 明朝" w:hAnsi="ＭＳ 明朝"/>
+        </w:rPr>
+        <w:t>truct</w:t>
+      </w:r>
+      <w:r>
+        <w:rPr>
+          <w:rFonts w:ascii="ＭＳ 明朝" w:hAnsi="ＭＳ 明朝" w:hint="eastAsia"/>
+        </w:rPr>
+        <w:t>をt</w:t>
+      </w:r>
+      <w:r>
+        <w:rPr>
+          <w:rFonts w:ascii="ＭＳ 明朝" w:hAnsi="ＭＳ 明朝"/>
+        </w:rPr>
+        <w:t>s-rs</w:t>
+      </w:r>
+      <w:r>
+        <w:rPr>
+          <w:rFonts w:ascii="ＭＳ 明朝" w:hAnsi="ＭＳ 明朝" w:hint="eastAsia"/>
+        </w:rPr>
+        <w:t>でエクスポートされたものを使用する。</w:t>
+      </w:r>
+    </w:p>
+    <w:p>
+      <w:pPr>
+        <w:kinsoku w:val="0"/>
+        <w:wordWrap w:val="0"/>
+        <w:ind w:firstLineChars="100" w:firstLine="210"/>
+        <w:jc w:val="left"/>
+        <w:rPr>
+          <w:rFonts w:ascii="ＭＳ 明朝" w:hAnsi="ＭＳ 明朝"/>
+        </w:rPr>
+      </w:pPr>
+      <w:r>
+        <w:rPr>
+          <w:rFonts w:ascii="ＭＳ 明朝" w:hAnsi="ＭＳ 明朝" w:hint="eastAsia"/>
+        </w:rPr>
+        <w:t>バックエンドでも同一のリクエストペイロードの型定義を使用してリクエストを受信する。その後、作成</w:t>
+      </w:r>
+      <w:r>
+        <w:rPr>
+          <w:rFonts w:ascii="ＭＳ 明朝" w:hAnsi="ＭＳ 明朝" w:hint="eastAsia"/>
+        </w:rPr>
+        <w:t>した</w:t>
+      </w:r>
+      <w:r>
+        <w:rPr>
+          <w:rFonts w:ascii="ＭＳ 明朝" w:hAnsi="ＭＳ 明朝" w:hint="eastAsia"/>
+        </w:rPr>
+        <w:t>ルーム</w:t>
+      </w:r>
+      <w:r>
+        <w:rPr>
+          <w:rFonts w:ascii="ＭＳ 明朝" w:hAnsi="ＭＳ 明朝" w:hint="eastAsia"/>
+        </w:rPr>
+        <w:t>をS</w:t>
+      </w:r>
+      <w:r>
+        <w:rPr>
+          <w:rFonts w:ascii="ＭＳ 明朝" w:hAnsi="ＭＳ 明朝"/>
+        </w:rPr>
+        <w:t>eaORM</w:t>
+      </w:r>
+      <w:r>
+        <w:rPr>
+          <w:rFonts w:ascii="ＭＳ 明朝" w:hAnsi="ＭＳ 明朝" w:hint="eastAsia"/>
+        </w:rPr>
+        <w:t>のエンティティの型として扱い、フロントエンドにレスポンスを返す。</w:t>
+      </w:r>
+    </w:p>
+    <w:p>
+      <w:pPr>
+        <w:kinsoku w:val="0"/>
+        <w:wordWrap w:val="0"/>
+        <w:ind w:firstLineChars="100" w:firstLine="210"/>
+        <w:jc w:val="left"/>
+        <w:rPr>
+          <w:rFonts w:ascii="ＭＳ 明朝" w:hAnsi="ＭＳ 明朝"/>
+        </w:rPr>
+      </w:pPr>
+      <w:r>
+        <w:rPr>
+          <w:rFonts w:ascii="ＭＳ 明朝" w:hAnsi="ＭＳ 明朝" w:hint="eastAsia"/>
+        </w:rPr>
+        <w:t>最終的にフロントエンドでは、</w:t>
+      </w:r>
+      <w:r>
+        <w:rPr>
+          <w:rFonts w:ascii="ＭＳ 明朝" w:hAnsi="ＭＳ 明朝" w:hint="eastAsia"/>
+        </w:rPr>
+        <w:t>ルーム情報を含む</w:t>
+      </w:r>
+      <w:bookmarkStart w:id="0" w:name="_GoBack"/>
+      <w:bookmarkEnd w:id="0"/>
+      <w:r>
+        <w:rPr>
+          <w:rFonts w:ascii="ＭＳ 明朝" w:hAnsi="ＭＳ 明朝" w:hint="eastAsia"/>
+        </w:rPr>
+        <w:t>レスポンスをt</w:t>
+      </w:r>
+      <w:r>
+        <w:rPr>
+          <w:rFonts w:ascii="ＭＳ 明朝" w:hAnsi="ＭＳ 明朝"/>
+        </w:rPr>
+        <w:t>s-rs</w:t>
+      </w:r>
+      <w:r>
+        <w:rPr>
+          <w:rFonts w:ascii="ＭＳ 明朝" w:hAnsi="ＭＳ 明朝" w:hint="eastAsia"/>
+        </w:rPr>
+        <w:t>で生成された</w:t>
+      </w:r>
+      <w:r>
+        <w:rPr>
+          <w:rFonts w:ascii="ＭＳ 明朝" w:hAnsi="ＭＳ 明朝"/>
+        </w:rPr>
+        <w:t>SeaORM</w:t>
+      </w:r>
+      <w:r>
+        <w:rPr>
+          <w:rFonts w:ascii="ＭＳ 明朝" w:hAnsi="ＭＳ 明朝" w:hint="eastAsia"/>
+        </w:rPr>
+        <w:t>のエンティティの型として受け取ることにより、</w:t>
+      </w:r>
+      <w:r>
+        <w:rPr>
+          <w:rFonts w:ascii="ＭＳ 明朝" w:hAnsi="ＭＳ 明朝" w:hint="eastAsia"/>
+        </w:rPr>
+        <w:t>全く同じ型定義を使用するS</w:t>
+      </w:r>
+      <w:r>
+        <w:rPr>
+          <w:rFonts w:ascii="ＭＳ 明朝" w:hAnsi="ＭＳ 明朝"/>
+        </w:rPr>
+        <w:t>SOT</w:t>
+      </w:r>
+      <w:r>
+        <w:rPr>
+          <w:rFonts w:ascii="ＭＳ 明朝" w:hAnsi="ＭＳ 明朝" w:hint="eastAsia"/>
+        </w:rPr>
+        <w:t>が実現出来ている。</w:t>
+      </w:r>
+    </w:p>
+    <w:p>
+      <w:pPr>
+        <w:kinsoku w:val="0"/>
+        <w:wordWrap w:val="0"/>
+        <w:ind w:firstLineChars="100" w:firstLine="210"/>
+        <w:jc w:val="left"/>
+        <w:rPr>
+          <w:rFonts w:ascii="ＭＳ 明朝" w:hAnsi="ＭＳ 明朝"/>
+        </w:rPr>
+      </w:pPr>
+      <w:r>
+        <w:rPr>
+          <w:rFonts w:ascii="ＭＳ 明朝" w:hAnsi="ＭＳ 明朝" w:hint="eastAsia"/>
+        </w:rPr>
         <w:t>以下の図はM</w:t>
       </w:r>
       <w:r>
@@ -3821,44 +4355,67 @@
         <w:rPr>
           <w:rFonts w:ascii="ＭＳ 明朝" w:hAnsi="ＭＳ 明朝" w:hint="eastAsia"/>
         </w:rPr>
-        <w:t>で生成された、型定義がサーバー間でどのように伝播し、いつ型検査が行われているかを表したフローチャートである。</w:t>
-      </w:r>
-    </w:p>
-    <w:p>
-      <w:pPr>
-        <w:kinsoku w:val="0"/>
-        <w:wordWrap w:val="0"/>
-        <w:jc w:val="left"/>
-        <w:rPr>
-          <w:rFonts w:ascii="ＭＳ 明朝" w:hAnsi="ＭＳ 明朝"/>
-        </w:rPr>
-      </w:pPr>
-    </w:p>
-    <w:p>
-      <w:pPr>
-        <w:kinsoku w:val="0"/>
-        <w:wordWrap w:val="0"/>
-        <w:jc w:val="left"/>
-        <w:rPr>
-          <w:rFonts w:ascii="ＭＳ 明朝" w:hAnsi="ＭＳ 明朝"/>
-        </w:rPr>
-      </w:pPr>
-      <w:r>
-        <w:rPr>
-          <w:rFonts w:ascii="ＭＳ 明朝" w:hAnsi="ＭＳ 明朝" w:hint="eastAsia"/>
+        <w:t>で生成された、</w:t>
+      </w:r>
+      <w:r>
+        <w:rPr>
+          <w:rFonts w:ascii="ＭＳ 明朝" w:hAnsi="ＭＳ 明朝" w:hint="eastAsia"/>
+        </w:rPr>
+        <w:t>チャットアプリケーション内の</w:t>
+      </w:r>
+      <w:r>
+        <w:rPr>
+          <w:rFonts w:ascii="ＭＳ 明朝" w:hAnsi="ＭＳ 明朝" w:hint="eastAsia"/>
+        </w:rPr>
+        <w:t>型定義がサーバー間でどのように伝播し、いつ型検査が行われているかを表したフローチャートである。</w:t>
+      </w:r>
+      <w:r>
+        <w:rPr>
+          <w:rFonts w:ascii="ＭＳ 明朝" w:hAnsi="ＭＳ 明朝" w:hint="eastAsia"/>
+        </w:rPr>
+        <w:t>特筆すべきは、t</w:t>
+      </w:r>
+      <w:r>
+        <w:rPr>
+          <w:rFonts w:ascii="ＭＳ 明朝" w:hAnsi="ＭＳ 明朝"/>
+        </w:rPr>
+        <w:t>s-rs</w:t>
+      </w:r>
+      <w:r>
+        <w:rPr>
+          <w:rFonts w:ascii="ＭＳ 明朝" w:hAnsi="ＭＳ 明朝" w:hint="eastAsia"/>
+        </w:rPr>
+        <w:t>が異なる言語間での型定義の連携を担っている点である。</w:t>
+      </w:r>
+    </w:p>
+    <w:p>
+      <w:pPr>
+        <w:kinsoku w:val="0"/>
+        <w:wordWrap w:val="0"/>
+        <w:jc w:val="left"/>
+        <w:rPr>
+          <w:rFonts w:ascii="ＭＳ 明朝" w:hAnsi="ＭＳ 明朝"/>
+        </w:rPr>
+      </w:pPr>
+    </w:p>
+    <w:p>
+      <w:pPr>
+        <w:kinsoku w:val="0"/>
+        <w:jc w:val="center"/>
+        <w:rPr>
+          <w:rFonts w:ascii="ＭＳ 明朝" w:hAnsi="ＭＳ 明朝"/>
+        </w:rPr>
+      </w:pPr>
+      <w:r>
+        <w:rPr>
+          <w:rFonts w:ascii="ＭＳ 明朝" w:hAnsi="ＭＳ 明朝"/>
+          <w:noProof/>
         </w:rPr>
         <w:lastRenderedPageBreak/>
-        <w:t xml:space="preserve">　　　</w:t>
-      </w:r>
-      <w:r>
-        <w:rPr>
-          <w:rFonts w:ascii="ＭＳ 明朝" w:hAnsi="ＭＳ 明朝"/>
-          <w:noProof/>
-        </w:rPr>
         <w:drawing>
-          <wp:inline distT="0" distB="0" distL="0" distR="0" wp14:anchorId="3B150279" wp14:editId="1F9706B9">
-            <wp:extent cx="2090420" cy="8695055"/>
-            <wp:effectExtent l="0" t="0" r="5080" b="0"/>
+          <wp:inline distT="0" distB="0" distL="0" distR="0" wp14:anchorId="3B150279" wp14:editId="5BC4ED2A">
+            <wp:extent cx="2078966" cy="8647412"/>
+            <wp:effectExtent l="0" t="0" r="0" b="1905"/>
             <wp:docPr id="20" name="図 20"/>
             <wp:cNvGraphicFramePr>
               <a:graphicFrameLocks xmlns:a="http://schemas.openxmlformats.org/drawingml/2006/main" noChangeAspect="1"/>
@@ -3885,7 +4442,7 @@
                   <pic:spPr>
                     <a:xfrm>
                       <a:off x="0" y="0"/>
-                      <a:ext cx="2090420" cy="8695055"/>
+                      <a:ext cx="2114978" cy="8797201"/>
                     </a:xfrm>
                     <a:prstGeom prst="rect">
                       <a:avLst/>
@@ -3916,7 +4473,7 @@
         <w:rPr>
           <w:rFonts w:ascii="ＭＳ 明朝" w:hAnsi="ＭＳ 明朝"/>
         </w:rPr>
-        <w:t>9</w:t>
+        <w:t>10</w:t>
       </w:r>
       <w:r>
         <w:rPr>
@@ -4076,34 +4633,6 @@
         <w:wordWrap w:val="0"/>
         <w:jc w:val="left"/>
         <w:rPr>
-          <w:rFonts w:ascii="ＭＳ 明朝" w:hAnsi="ＭＳ 明朝" w:hint="eastAsia"/>
-        </w:rPr>
-      </w:pPr>
-      <w:r>
-        <w:rPr>
-          <w:rFonts w:ascii="ＭＳ 明朝" w:hAnsi="ＭＳ 明朝" w:hint="eastAsia"/>
-        </w:rPr>
-        <w:t xml:space="preserve">　しかしながら、</w:t>
-      </w:r>
-      <w:r>
-        <w:rPr>
-          <w:rFonts w:ascii="ＭＳ 明朝" w:hAnsi="ＭＳ 明朝" w:hint="eastAsia"/>
-        </w:rPr>
-        <w:t>開発初期における型の設定</w:t>
-      </w:r>
-      <w:r>
-        <w:rPr>
-          <w:rFonts w:ascii="ＭＳ 明朝" w:hAnsi="ＭＳ 明朝" w:hint="eastAsia"/>
-        </w:rPr>
-        <w:t>には大きなコストがあった。</w:t>
-      </w:r>
-    </w:p>
-    <w:p>
-      <w:pPr>
-        <w:kinsoku w:val="0"/>
-        <w:wordWrap w:val="0"/>
-        <w:jc w:val="left"/>
-        <w:rPr>
           <w:rFonts w:ascii="ＭＳ Ｐゴシック" w:eastAsia="ＭＳ Ｐゴシック" w:hAnsi="ＭＳ Ｐゴシック"/>
           <w:b/>
         </w:rPr>
@@ -4187,7 +4716,7 @@
     </w:p>
     <w:p>
       <w:pPr>
-        <w:pStyle w:val="ac"/>
+        <w:pStyle w:val="ab"/>
         <w:numPr>
           <w:ilvl w:val="0"/>
           <w:numId w:val="10"/>
@@ -4239,7 +4768,7 @@
     </w:p>
     <w:p>
       <w:pPr>
-        <w:pStyle w:val="ac"/>
+        <w:pStyle w:val="ab"/>
         <w:numPr>
           <w:ilvl w:val="0"/>
           <w:numId w:val="10"/>
@@ -4393,7 +4922,7 @@
     </w:p>
     <w:p>
       <w:pPr>
-        <w:pStyle w:val="ac"/>
+        <w:pStyle w:val="ab"/>
         <w:numPr>
           <w:ilvl w:val="0"/>
           <w:numId w:val="10"/>
@@ -4469,7 +4998,7 @@
     </w:p>
     <w:p>
       <w:pPr>
-        <w:pStyle w:val="ac"/>
+        <w:pStyle w:val="ab"/>
         <w:numPr>
           <w:ilvl w:val="0"/>
           <w:numId w:val="10"/>
@@ -4552,14 +5081,7 @@
         <w:rPr>
           <w:rFonts w:ascii="ＭＳ 明朝" w:hAnsi="ＭＳ 明朝" w:hint="eastAsia"/>
         </w:rPr>
-        <w:t>時に整合性を確認できなかった場合にエラーを発生</w:t>
-      </w:r>
-      <w:r>
-        <w:rPr>
-          <w:rFonts w:ascii="ＭＳ 明朝" w:hAnsi="ＭＳ 明朝" w:hint="eastAsia"/>
-        </w:rPr>
-        <w:lastRenderedPageBreak/>
-        <w:t>させる。このH</w:t>
+        <w:t>時に整合性を確認できなかった場合にエラーを発生させる。このH</w:t>
       </w:r>
       <w:r>
         <w:rPr>
@@ -5365,7 +5887,7 @@
 </file>
 
 <file path=word/endnotes.xml><?xml version="1.0" encoding="utf-8"?>
-<w:endnotes xmlns:wpc="http://schemas.microsoft.com/office/word/2010/wordprocessingCanvas" xmlns:cx="http://schemas.microsoft.com/office/drawing/2014/chartex" xmlns:cx1="http://schemas.microsoft.com/office/drawing/2015/9/8/chartex" xmlns:cx2="http://schemas.microsoft.com/office/drawing/2015/10/21/chartex" xmlns:cx3="http://schemas.microsoft.com/office/drawing/2016/5/9/chartex" xmlns:cx4="http://schemas.microsoft.com/office/drawing/2016/5/10/chartex" xmlns:cx5="http://schemas.microsoft.com/office/drawing/2016/5/11/chartex" xmlns:cx6="http://schemas.microsoft.com/office/drawing/2016/5/12/chartex" xmlns:cx7="http://schemas.microsoft.com/office/drawing/2016/5/13/chartex" xmlns:cx8="http://schemas.microsoft.com/office/drawing/2016/5/14/chartex" xmlns:mc="http://schemas.openxmlformats.org/markup-compatibility/2006" xmlns:aink="http://schemas.microsoft.com/office/drawing/2016/ink" xmlns:am3d="http://schemas.microsoft.com/office/drawing/2017/model3d" xmlns:o="urn:schemas-microsoft-com:office:office" xmlns:r="http://schemas.openxmlformats.org/officeDocument/2006/relationships" xmlns:m="http://schemas.openxmlformats.org/officeDocument/2006/math" xmlns:v="urn:schemas-microsoft-com:vml" xmlns:wp14="http://schemas.microsoft.com/office/word/2010/wordprocessingDrawing" xmlns:wp="http://schemas.openxmlformats.org/drawingml/2006/wordprocessingDrawing" xmlns:w10="urn:schemas-microsoft-com:office:word" xmlns:w="http://schemas.openxmlformats.org/wordprocessingml/2006/main" xmlns:w14="http://schemas.microsoft.com/office/word/2010/wordml" xmlns:w15="http://schemas.microsoft.com/office/word/2012/wordml" xmlns:w16cex="http://schemas.microsoft.com/office/word/2018/wordml/cex" xmlns:w16cid="http://schemas.microsoft.com/office/word/2016/wordml/cid" xmlns:w16="http://schemas.microsoft.com/office/word/2018/wordml" xmlns:w16sdtdh="http://schemas.microsoft.com/office/word/2020/wordml/sdtdatahash" xmlns:w16se="http://schemas.microsoft.com/office/word/2015/wordml/symex" xmlns:wpg="http://schemas.microsoft.com/office/word/2010/wordprocessingGroup" xmlns:wpi="http://schemas.microsoft.com/office/word/2010/wordprocessingInk" xmlns:wne="http://schemas.microsoft.com/office/word/2006/wordml" xmlns:wps="http://schemas.microsoft.com/office/word/2010/wordprocessingShape" mc:Ignorable="w14 w15 w16se w16cid w16 w16cex w16sdtdh wp14">
+<w:endnotes xmlns:wpc="http://schemas.microsoft.com/office/word/2010/wordprocessingCanvas" xmlns:mc="http://schemas.openxmlformats.org/markup-compatibility/2006" xmlns:o="urn:schemas-microsoft-com:office:office" xmlns:r="http://schemas.openxmlformats.org/officeDocument/2006/relationships" xmlns:m="http://schemas.openxmlformats.org/officeDocument/2006/math" xmlns:v="urn:schemas-microsoft-com:vml" xmlns:wp14="http://schemas.microsoft.com/office/word/2010/wordprocessingDrawing" xmlns:wp="http://schemas.openxmlformats.org/drawingml/2006/wordprocessingDrawing" xmlns:w10="urn:schemas-microsoft-com:office:word" xmlns:w="http://schemas.openxmlformats.org/wordprocessingml/2006/main" xmlns:w14="http://schemas.microsoft.com/office/word/2010/wordml" xmlns:w15="http://schemas.microsoft.com/office/word/2012/wordml" xmlns:wpg="http://schemas.microsoft.com/office/word/2010/wordprocessingGroup" xmlns:wpi="http://schemas.microsoft.com/office/word/2010/wordprocessingInk" xmlns:wne="http://schemas.microsoft.com/office/word/2006/wordml" xmlns:wps="http://schemas.microsoft.com/office/word/2010/wordprocessingShape" mc:Ignorable="w14 w15 wp14">
   <w:endnote w:type="separator" w:id="-1">
     <w:p>
       <w:r>
@@ -5384,7 +5906,7 @@
 </file>
 
 <file path=word/footnotes.xml><?xml version="1.0" encoding="utf-8"?>
-<w:footnotes xmlns:wpc="http://schemas.microsoft.com/office/word/2010/wordprocessingCanvas" xmlns:cx="http://schemas.microsoft.com/office/drawing/2014/chartex" xmlns:cx1="http://schemas.microsoft.com/office/drawing/2015/9/8/chartex" xmlns:cx2="http://schemas.microsoft.com/office/drawing/2015/10/21/chartex" xmlns:cx3="http://schemas.microsoft.com/office/drawing/2016/5/9/chartex" xmlns:cx4="http://schemas.microsoft.com/office/drawing/2016/5/10/chartex" xmlns:cx5="http://schemas.microsoft.com/office/drawing/2016/5/11/chartex" xmlns:cx6="http://schemas.microsoft.com/office/drawing/2016/5/12/chartex" xmlns:cx7="http://schemas.microsoft.com/office/drawing/2016/5/13/chartex" xmlns:cx8="http://schemas.microsoft.com/office/drawing/2016/5/14/chartex" xmlns:mc="http://schemas.openxmlformats.org/markup-compatibility/2006" xmlns:aink="http://schemas.microsoft.com/office/drawing/2016/ink" xmlns:am3d="http://schemas.microsoft.com/office/drawing/2017/model3d" xmlns:o="urn:schemas-microsoft-com:office:office" xmlns:r="http://schemas.openxmlformats.org/officeDocument/2006/relationships" xmlns:m="http://schemas.openxmlformats.org/officeDocument/2006/math" xmlns:v="urn:schemas-microsoft-com:vml" xmlns:wp14="http://schemas.microsoft.com/office/word/2010/wordprocessingDrawing" xmlns:wp="http://schemas.openxmlformats.org/drawingml/2006/wordprocessingDrawing" xmlns:w10="urn:schemas-microsoft-com:office:word" xmlns:w="http://schemas.openxmlformats.org/wordprocessingml/2006/main" xmlns:w14="http://schemas.microsoft.com/office/word/2010/wordml" xmlns:w15="http://schemas.microsoft.com/office/word/2012/wordml" xmlns:w16cex="http://schemas.microsoft.com/office/word/2018/wordml/cex" xmlns:w16cid="http://schemas.microsoft.com/office/word/2016/wordml/cid" xmlns:w16="http://schemas.microsoft.com/office/word/2018/wordml" xmlns:w16sdtdh="http://schemas.microsoft.com/office/word/2020/wordml/sdtdatahash" xmlns:w16se="http://schemas.microsoft.com/office/word/2015/wordml/symex" xmlns:wpg="http://schemas.microsoft.com/office/word/2010/wordprocessingGroup" xmlns:wpi="http://schemas.microsoft.com/office/word/2010/wordprocessingInk" xmlns:wne="http://schemas.microsoft.com/office/word/2006/wordml" xmlns:wps="http://schemas.microsoft.com/office/word/2010/wordprocessingShape" mc:Ignorable="w14 w15 w16se w16cid w16 w16cex w16sdtdh wp14">
+<w:footnotes xmlns:wpc="http://schemas.microsoft.com/office/word/2010/wordprocessingCanvas" xmlns:mc="http://schemas.openxmlformats.org/markup-compatibility/2006" xmlns:o="urn:schemas-microsoft-com:office:office" xmlns:r="http://schemas.openxmlformats.org/officeDocument/2006/relationships" xmlns:m="http://schemas.openxmlformats.org/officeDocument/2006/math" xmlns:v="urn:schemas-microsoft-com:vml" xmlns:wp14="http://schemas.microsoft.com/office/word/2010/wordprocessingDrawing" xmlns:wp="http://schemas.openxmlformats.org/drawingml/2006/wordprocessingDrawing" xmlns:w10="urn:schemas-microsoft-com:office:word" xmlns:w="http://schemas.openxmlformats.org/wordprocessingml/2006/main" xmlns:w14="http://schemas.microsoft.com/office/word/2010/wordml" xmlns:w15="http://schemas.microsoft.com/office/word/2012/wordml" xmlns:wpg="http://schemas.microsoft.com/office/word/2010/wordprocessingGroup" xmlns:wpi="http://schemas.microsoft.com/office/word/2010/wordprocessingInk" xmlns:wne="http://schemas.microsoft.com/office/word/2006/wordml" xmlns:wps="http://schemas.microsoft.com/office/word/2010/wordprocessingShape" mc:Ignorable="w14 w15 wp14">
   <w:footnote w:type="separator" w:id="-1">
     <w:p>
       <w:r>
@@ -5403,7 +5925,7 @@
 </file>
 
 <file path=word/numbering.xml><?xml version="1.0" encoding="utf-8"?>
-<w:numbering xmlns:wpc="http://schemas.microsoft.com/office/word/2010/wordprocessingCanvas" xmlns:cx="http://schemas.microsoft.com/office/drawing/2014/chartex" xmlns:cx1="http://schemas.microsoft.com/office/drawing/2015/9/8/chartex" xmlns:cx2="http://schemas.microsoft.com/office/drawing/2015/10/21/chartex" xmlns:cx3="http://schemas.microsoft.com/office/drawing/2016/5/9/chartex" xmlns:cx4="http://schemas.microsoft.com/office/drawing/2016/5/10/chartex" xmlns:cx5="http://schemas.microsoft.com/office/drawing/2016/5/11/chartex" xmlns:cx6="http://schemas.microsoft.com/office/drawing/2016/5/12/chartex" xmlns:cx7="http://schemas.microsoft.com/office/drawing/2016/5/13/chartex" xmlns:cx8="http://schemas.microsoft.com/office/drawing/2016/5/14/chartex" xmlns:mc="http://schemas.openxmlformats.org/markup-compatibility/2006" xmlns:aink="http://schemas.microsoft.com/office/drawing/2016/ink" xmlns:am3d="http://schemas.microsoft.com/office/drawing/2017/model3d" xmlns:o="urn:schemas-microsoft-com:office:office" xmlns:r="http://schemas.openxmlformats.org/officeDocument/2006/relationships" xmlns:m="http://schemas.openxmlformats.org/officeDocument/2006/math" xmlns:v="urn:schemas-microsoft-com:vml" xmlns:wp14="http://schemas.microsoft.com/office/word/2010/wordprocessingDrawing" xmlns:wp="http://schemas.openxmlformats.org/drawingml/2006/wordprocessingDrawing" xmlns:w10="urn:schemas-microsoft-com:office:word" xmlns:w="http://schemas.openxmlformats.org/wordprocessingml/2006/main" xmlns:w14="http://schemas.microsoft.com/office/word/2010/wordml" xmlns:w15="http://schemas.microsoft.com/office/word/2012/wordml" xmlns:w16cex="http://schemas.microsoft.com/office/word/2018/wordml/cex" xmlns:w16cid="http://schemas.microsoft.com/office/word/2016/wordml/cid" xmlns:w16="http://schemas.microsoft.com/office/word/2018/wordml" xmlns:w16sdtdh="http://schemas.microsoft.com/office/word/2020/wordml/sdtdatahash" xmlns:w16se="http://schemas.microsoft.com/office/word/2015/wordml/symex" xmlns:wpg="http://schemas.microsoft.com/office/word/2010/wordprocessingGroup" xmlns:wpi="http://schemas.microsoft.com/office/word/2010/wordprocessingInk" xmlns:wne="http://schemas.microsoft.com/office/word/2006/wordml" xmlns:wps="http://schemas.microsoft.com/office/word/2010/wordprocessingShape" mc:Ignorable="w14 w15 w16se w16cid w16 w16cex w16sdtdh wp14">
+<w:numbering xmlns:wpc="http://schemas.microsoft.com/office/word/2010/wordprocessingCanvas" xmlns:mc="http://schemas.openxmlformats.org/markup-compatibility/2006" xmlns:o="urn:schemas-microsoft-com:office:office" xmlns:r="http://schemas.openxmlformats.org/officeDocument/2006/relationships" xmlns:m="http://schemas.openxmlformats.org/officeDocument/2006/math" xmlns:v="urn:schemas-microsoft-com:vml" xmlns:wp14="http://schemas.microsoft.com/office/word/2010/wordprocessingDrawing" xmlns:wp="http://schemas.openxmlformats.org/drawingml/2006/wordprocessingDrawing" xmlns:w10="urn:schemas-microsoft-com:office:word" xmlns:w="http://schemas.openxmlformats.org/wordprocessingml/2006/main" xmlns:w14="http://schemas.microsoft.com/office/word/2010/wordml" xmlns:w15="http://schemas.microsoft.com/office/word/2012/wordml" xmlns:wpg="http://schemas.microsoft.com/office/word/2010/wordprocessingGroup" xmlns:wpi="http://schemas.microsoft.com/office/word/2010/wordprocessingInk" xmlns:wne="http://schemas.microsoft.com/office/word/2006/wordml" xmlns:wps="http://schemas.microsoft.com/office/word/2010/wordprocessingShape" mc:Ignorable="w14 w15 wp14">
   <w:abstractNum w:abstractNumId="0" w15:restartNumberingAfterBreak="0">
     <w:nsid w:val="0EB906FF"/>
     <w:multiLevelType w:val="singleLevel"/>
@@ -6580,7 +7102,7 @@
 </file>
 
 <file path=word/styles.xml><?xml version="1.0" encoding="utf-8"?>
-<w:styles xmlns:mc="http://schemas.openxmlformats.org/markup-compatibility/2006" xmlns:r="http://schemas.openxmlformats.org/officeDocument/2006/relationships" xmlns:w="http://schemas.openxmlformats.org/wordprocessingml/2006/main" xmlns:w14="http://schemas.microsoft.com/office/word/2010/wordml" xmlns:w15="http://schemas.microsoft.com/office/word/2012/wordml" xmlns:w16cex="http://schemas.microsoft.com/office/word/2018/wordml/cex" xmlns:w16cid="http://schemas.microsoft.com/office/word/2016/wordml/cid" xmlns:w16="http://schemas.microsoft.com/office/word/2018/wordml" xmlns:w16sdtdh="http://schemas.microsoft.com/office/word/2020/wordml/sdtdatahash" xmlns:w16se="http://schemas.microsoft.com/office/word/2015/wordml/symex" mc:Ignorable="w14 w15 w16se w16cid w16 w16cex w16sdtdh">
+<w:styles xmlns:mc="http://schemas.openxmlformats.org/markup-compatibility/2006" xmlns:r="http://schemas.openxmlformats.org/officeDocument/2006/relationships" xmlns:w="http://schemas.openxmlformats.org/wordprocessingml/2006/main" xmlns:w14="http://schemas.microsoft.com/office/word/2010/wordml" xmlns:w15="http://schemas.microsoft.com/office/word/2012/wordml" mc:Ignorable="w14 w15">
   <w:docDefaults>
     <w:rPrDefault>
       <w:rPr>
@@ -6590,7 +7112,7 @@
     </w:rPrDefault>
     <w:pPrDefault/>
   </w:docDefaults>
-  <w:latentStyles w:defLockedState="0" w:defUIPriority="0" w:defSemiHidden="0" w:defUnhideWhenUsed="0" w:defQFormat="0" w:count="376">
+  <w:latentStyles w:defLockedState="0" w:defUIPriority="0" w:defSemiHidden="0" w:defUnhideWhenUsed="0" w:defQFormat="0" w:count="371">
     <w:lsdException w:name="Normal" w:qFormat="1"/>
     <w:lsdException w:name="heading 1" w:qFormat="1"/>
     <w:lsdException w:name="heading 2" w:semiHidden="1" w:unhideWhenUsed="1" w:qFormat="1"/>
@@ -6865,16 +7387,11 @@
     <w:lsdException w:name="List Table 5 Dark Accent 6" w:uiPriority="50"/>
     <w:lsdException w:name="List Table 6 Colorful Accent 6" w:uiPriority="51"/>
     <w:lsdException w:name="List Table 7 Colorful Accent 6" w:uiPriority="52"/>
-    <w:lsdException w:name="Mention" w:semiHidden="1" w:uiPriority="99" w:unhideWhenUsed="1"/>
-    <w:lsdException w:name="Smart Hyperlink" w:semiHidden="1" w:uiPriority="99" w:unhideWhenUsed="1"/>
-    <w:lsdException w:name="Hashtag" w:semiHidden="1" w:uiPriority="99" w:unhideWhenUsed="1"/>
-    <w:lsdException w:name="Unresolved Mention" w:semiHidden="1" w:uiPriority="99" w:unhideWhenUsed="1"/>
-    <w:lsdException w:name="Smart Link" w:semiHidden="1" w:uiPriority="99" w:unhideWhenUsed="1"/>
   </w:latentStyles>
   <w:style w:type="paragraph" w:default="1" w:styleId="a">
     <w:name w:val="Normal"/>
     <w:qFormat/>
-    <w:rsid w:val="00EA73EC"/>
+    <w:rsid w:val="00951D9D"/>
     <w:pPr>
       <w:widowControl w:val="0"/>
       <w:jc w:val="both"/>
@@ -6998,7 +7515,7 @@
       <w:u w:val="single"/>
     </w:rPr>
   </w:style>
-  <w:style w:type="character" w:styleId="ab">
+  <w:style w:type="character" w:customStyle="1" w:styleId="UnresolvedMention">
     <w:name w:val="Unresolved Mention"/>
     <w:basedOn w:val="a0"/>
     <w:uiPriority w:val="99"/>
@@ -7010,7 +7527,7 @@
       <w:shd w:val="clear" w:color="auto" w:fill="E1DFDD"/>
     </w:rPr>
   </w:style>
-  <w:style w:type="paragraph" w:styleId="ac">
+  <w:style w:type="paragraph" w:styleId="ab">
     <w:name w:val="List Paragraph"/>
     <w:basedOn w:val="a"/>
     <w:uiPriority w:val="34"/>
@@ -7020,7 +7537,7 @@
       <w:ind w:leftChars="400" w:left="840"/>
     </w:pPr>
   </w:style>
-  <w:style w:type="table" w:styleId="ad">
+  <w:style w:type="table" w:styleId="ac">
     <w:name w:val="Table Grid"/>
     <w:basedOn w:val="a1"/>
     <w:rsid w:val="00313C74"/>
@@ -7338,7 +7855,7 @@
 </file>
 
 <file path=customXml/itemProps1.xml><?xml version="1.0" encoding="utf-8"?>
-<ds:datastoreItem xmlns:ds="http://schemas.openxmlformats.org/officeDocument/2006/customXml" ds:itemID="{F725C68A-A251-4D40-AE71-6334E35AF93B}">
+<ds:datastoreItem xmlns:ds="http://schemas.openxmlformats.org/officeDocument/2006/customXml" ds:itemID="{B4E7CA76-843F-4919-A15E-7C60214FDE4F}">
   <ds:schemaRefs>
     <ds:schemaRef ds:uri="http://schemas.openxmlformats.org/officeDocument/2006/bibliography"/>
   </ds:schemaRefs>

--- a/docs/ITゼミ論文24jy0236.docx
+++ b/docs/ITゼミ論文24jy0236.docx
@@ -56,7 +56,23 @@
           <w:b/>
           <w:sz w:val="22"/>
         </w:rPr>
-        <w:t>4jy0236</w:t>
+        <w:t>4</w:t>
+      </w:r>
+      <w:r>
+        <w:rPr>
+          <w:rFonts w:ascii="ＭＳ Ｐゴシック" w:eastAsia="ＭＳ Ｐゴシック" w:hAnsi="ＭＳ Ｐゴシック"/>
+          <w:b/>
+          <w:sz w:val="22"/>
+        </w:rPr>
+        <w:t>JY</w:t>
+      </w:r>
+      <w:r>
+        <w:rPr>
+          <w:rFonts w:ascii="ＭＳ Ｐゴシック" w:eastAsia="ＭＳ Ｐゴシック" w:hAnsi="ＭＳ Ｐゴシック"/>
+          <w:b/>
+          <w:sz w:val="22"/>
+        </w:rPr>
+        <w:t>0236</w:t>
       </w:r>
       <w:r>
         <w:rPr>
@@ -3453,19 +3469,79 @@
         <w:rPr>
           <w:rFonts w:ascii="ＭＳ 明朝" w:hAnsi="ＭＳ 明朝" w:hint="eastAsia"/>
         </w:rPr>
-        <w:t>バックエンドで定義された型情報は、ts-rsを用いてTypeScript</w:t>
-      </w:r>
-      <w:r>
-        <w:rPr>
-          <w:rFonts w:ascii="ＭＳ 明朝" w:hAnsi="ＭＳ 明朝" w:hint="eastAsia"/>
-        </w:rPr>
-        <w:t>の型定義ファイルとして自動出力する</w:t>
-      </w:r>
-      <w:r>
-        <w:rPr>
-          <w:rFonts w:ascii="ＭＳ 明朝" w:hAnsi="ＭＳ 明朝" w:hint="eastAsia"/>
-        </w:rPr>
-        <w:t>。この際、TypeScript側ではBranded Typesを用いることで、名目的型付けを実現した。</w:t>
+        <w:t>バックエンドで定義された型情報はR</w:t>
+      </w:r>
+      <w:r>
+        <w:rPr>
+          <w:rFonts w:ascii="ＭＳ 明朝" w:hAnsi="ＭＳ 明朝"/>
+        </w:rPr>
+        <w:t>ust</w:t>
+      </w:r>
+      <w:r>
+        <w:rPr>
+          <w:rFonts w:ascii="ＭＳ 明朝" w:hAnsi="ＭＳ 明朝" w:hint="eastAsia"/>
+        </w:rPr>
+        <w:t>の</w:t>
+      </w:r>
+      <w:r>
+        <w:rPr>
+          <w:rFonts w:ascii="ＭＳ 明朝" w:hAnsi="ＭＳ 明朝" w:hint="eastAsia"/>
+        </w:rPr>
+        <w:t>ts-rs</w:t>
+      </w:r>
+      <w:r>
+        <w:rPr>
+          <w:rFonts w:ascii="ＭＳ 明朝" w:hAnsi="ＭＳ 明朝" w:hint="eastAsia"/>
+        </w:rPr>
+        <w:t>ライブラリ</w:t>
+      </w:r>
+      <w:r>
+        <w:rPr>
+          <w:rFonts w:ascii="ＭＳ 明朝" w:hAnsi="ＭＳ 明朝" w:hint="eastAsia"/>
+        </w:rPr>
+        <w:t>を用いて</w:t>
+      </w:r>
+      <w:r>
+        <w:rPr>
+          <w:rFonts w:ascii="ＭＳ 明朝" w:hAnsi="ＭＳ 明朝" w:hint="eastAsia"/>
+        </w:rPr>
+        <w:t>、</w:t>
+      </w:r>
+      <w:r>
+        <w:rPr>
+          <w:rFonts w:ascii="ＭＳ 明朝" w:hAnsi="ＭＳ 明朝" w:hint="eastAsia"/>
+        </w:rPr>
+        <w:t>TypeScript</w:t>
+      </w:r>
+      <w:r>
+        <w:rPr>
+          <w:rFonts w:ascii="ＭＳ 明朝" w:hAnsi="ＭＳ 明朝" w:hint="eastAsia"/>
+        </w:rPr>
+        <w:t>の型定義ファイル</w:t>
+      </w:r>
+      <w:r>
+        <w:rPr>
+          <w:rFonts w:ascii="ＭＳ 明朝" w:hAnsi="ＭＳ 明朝" w:hint="eastAsia"/>
+        </w:rPr>
+        <w:t>をフロントエンドのフォルダに</w:t>
+      </w:r>
+      <w:r>
+        <w:rPr>
+          <w:rFonts w:ascii="ＭＳ 明朝" w:hAnsi="ＭＳ 明朝" w:hint="eastAsia"/>
+        </w:rPr>
+        <w:t>自動出力する</w:t>
+      </w:r>
+      <w:r>
+        <w:rPr>
+          <w:rFonts w:ascii="ＭＳ 明朝" w:hAnsi="ＭＳ 明朝" w:hint="eastAsia"/>
+        </w:rPr>
+        <w:t>。</w:t>
+      </w:r>
+      <w:r>
+        <w:rPr>
+          <w:rFonts w:ascii="ＭＳ 明朝" w:hAnsi="ＭＳ 明朝" w:hint="eastAsia"/>
+        </w:rPr>
+        <w:t>フロントエンドの実装ではこの生成された型定義を原則的に使用する。</w:t>
       </w:r>
     </w:p>
     <w:p>
@@ -3482,7 +3558,7 @@
         <w:rPr>
           <w:rFonts w:ascii="ＭＳ 明朝" w:hAnsi="ＭＳ 明朝" w:hint="eastAsia"/>
         </w:rPr>
-        <w:t>TypeScriptはデフォルトで構造的型付けを採用しているため、構造が同じであれば異なるIDでも代入できてしまうが、Branded Typesによりこれを阻止し、バックエンドの厳格な制約をフロントエンドへ継承させている。</w:t>
+        <w:t>この際、TypeScript側ではBranded Typesを用いることで、名目的型付けを実現した。TypeScriptはデフォルトで構造的型付けを採用しているため、構造が同じであれば異なるIDでも代入できてしまうが、Branded Typesによりこれを阻止し、バックエンドの厳格な制約をフロントエンドへ継承させている。</w:t>
       </w:r>
     </w:p>
     <w:p>
@@ -4278,43 +4354,275 @@
         </w:rPr>
         <w:t>ルーム情報を含む</w:t>
       </w:r>
+      <w:r>
+        <w:rPr>
+          <w:rFonts w:ascii="ＭＳ 明朝" w:hAnsi="ＭＳ 明朝" w:hint="eastAsia"/>
+        </w:rPr>
+        <w:t>レスポンスをt</w:t>
+      </w:r>
+      <w:r>
+        <w:rPr>
+          <w:rFonts w:ascii="ＭＳ 明朝" w:hAnsi="ＭＳ 明朝"/>
+        </w:rPr>
+        <w:t>s-rs</w:t>
+      </w:r>
+      <w:r>
+        <w:rPr>
+          <w:rFonts w:ascii="ＭＳ 明朝" w:hAnsi="ＭＳ 明朝" w:hint="eastAsia"/>
+        </w:rPr>
+        <w:t>で生成された</w:t>
+      </w:r>
+      <w:r>
+        <w:rPr>
+          <w:rFonts w:ascii="ＭＳ 明朝" w:hAnsi="ＭＳ 明朝"/>
+        </w:rPr>
+        <w:t>SeaORM</w:t>
+      </w:r>
+      <w:r>
+        <w:rPr>
+          <w:rFonts w:ascii="ＭＳ 明朝" w:hAnsi="ＭＳ 明朝" w:hint="eastAsia"/>
+        </w:rPr>
+        <w:t>のエンティティの型として受け取ることにより、</w:t>
+      </w:r>
+      <w:r>
+        <w:rPr>
+          <w:rFonts w:ascii="ＭＳ 明朝" w:hAnsi="ＭＳ 明朝" w:hint="eastAsia"/>
+        </w:rPr>
+        <w:t>全く同じ型定義を使用するS</w:t>
+      </w:r>
+      <w:r>
+        <w:rPr>
+          <w:rFonts w:ascii="ＭＳ 明朝" w:hAnsi="ＭＳ 明朝"/>
+        </w:rPr>
+        <w:t>SOT</w:t>
+      </w:r>
+      <w:r>
+        <w:rPr>
+          <w:rFonts w:ascii="ＭＳ 明朝" w:hAnsi="ＭＳ 明朝" w:hint="eastAsia"/>
+        </w:rPr>
+        <w:t>が実現出来ている。</w:t>
+      </w:r>
+    </w:p>
+    <w:p>
+      <w:pPr>
+        <w:kinsoku w:val="0"/>
+        <w:wordWrap w:val="0"/>
+        <w:jc w:val="left"/>
+        <w:rPr>
+          <w:rFonts w:ascii="ＭＳ 明朝" w:hAnsi="ＭＳ 明朝"/>
+        </w:rPr>
+      </w:pPr>
+    </w:p>
+    <w:p>
+      <w:pPr>
+        <w:kinsoku w:val="0"/>
+        <w:wordWrap w:val="0"/>
+        <w:jc w:val="left"/>
+        <w:rPr>
+          <w:rFonts w:ascii="ＭＳ 明朝" w:hAnsi="ＭＳ 明朝" w:hint="eastAsia"/>
+        </w:rPr>
+      </w:pPr>
+      <w:r>
+        <w:rPr>
+          <w:rFonts w:ascii="ＭＳ Ｐゴシック" w:eastAsia="ＭＳ Ｐゴシック" w:hAnsi="ＭＳ Ｐゴシック"/>
+          <w:b/>
+        </w:rPr>
+        <w:t>5.</w:t>
+      </w:r>
+      <w:r>
+        <w:rPr>
+          <w:rFonts w:ascii="ＭＳ Ｐゴシック" w:eastAsia="ＭＳ Ｐゴシック" w:hAnsi="ＭＳ Ｐゴシック"/>
+          <w:b/>
+        </w:rPr>
+        <w:t>5</w:t>
+      </w:r>
+      <w:r>
+        <w:rPr>
+          <w:rFonts w:ascii="ＭＳ Ｐゴシック" w:eastAsia="ＭＳ Ｐゴシック" w:hAnsi="ＭＳ Ｐゴシック" w:hint="eastAsia"/>
+          <w:b/>
+        </w:rPr>
+        <w:t>型情報伝播のフロー</w:t>
+      </w:r>
+    </w:p>
+    <w:p>
+      <w:pPr>
+        <w:kinsoku w:val="0"/>
+        <w:wordWrap w:val="0"/>
+        <w:ind w:firstLineChars="100" w:firstLine="210"/>
+        <w:jc w:val="left"/>
+        <w:rPr>
+          <w:rFonts w:ascii="ＭＳ 明朝" w:hAnsi="ＭＳ 明朝"/>
+        </w:rPr>
+      </w:pPr>
+      <w:r>
+        <w:rPr>
+          <w:rFonts w:ascii="ＭＳ 明朝" w:hAnsi="ＭＳ 明朝" w:hint="eastAsia"/>
+        </w:rPr>
+        <w:t>以下の図はM</w:t>
+      </w:r>
+      <w:r>
+        <w:rPr>
+          <w:rFonts w:ascii="ＭＳ 明朝" w:hAnsi="ＭＳ 明朝"/>
+        </w:rPr>
+        <w:t>ermaid</w:t>
+      </w:r>
+      <w:r>
+        <w:rPr>
+          <w:rFonts w:ascii="ＭＳ 明朝" w:hAnsi="ＭＳ 明朝" w:hint="eastAsia"/>
+        </w:rPr>
+        <w:t>で生成された、</w:t>
+      </w:r>
+      <w:r>
+        <w:rPr>
+          <w:rFonts w:ascii="ＭＳ 明朝" w:hAnsi="ＭＳ 明朝" w:hint="eastAsia"/>
+        </w:rPr>
+        <w:t>チャットアプリケーション内の</w:t>
+      </w:r>
+      <w:r>
+        <w:rPr>
+          <w:rFonts w:ascii="ＭＳ 明朝" w:hAnsi="ＭＳ 明朝" w:hint="eastAsia"/>
+        </w:rPr>
+        <w:t>型定義がサーバー間でどのように伝播し、いつ型検査が行われているかを表したフローチャートである。</w:t>
+      </w:r>
+    </w:p>
+    <w:p>
+      <w:pPr>
+        <w:kinsoku w:val="0"/>
+        <w:wordWrap w:val="0"/>
+        <w:ind w:firstLineChars="100" w:firstLine="210"/>
+        <w:jc w:val="left"/>
+        <w:rPr>
+          <w:rFonts w:ascii="ＭＳ Ｐゴシック" w:eastAsia="ＭＳ Ｐゴシック" w:hAnsi="ＭＳ Ｐゴシック"/>
+          <w:b/>
+        </w:rPr>
+      </w:pPr>
+      <w:r>
+        <w:rPr>
+          <w:rFonts w:ascii="ＭＳ 明朝" w:hAnsi="ＭＳ 明朝" w:hint="eastAsia"/>
+        </w:rPr>
+        <w:t>特筆すべきは、t</w:t>
+      </w:r>
+      <w:r>
+        <w:rPr>
+          <w:rFonts w:ascii="ＭＳ 明朝" w:hAnsi="ＭＳ 明朝"/>
+        </w:rPr>
+        <w:t>s-rs(</w:t>
+      </w:r>
+      <w:r>
+        <w:rPr>
+          <w:rFonts w:ascii="ＭＳ 明朝" w:hAnsi="ＭＳ 明朝" w:hint="eastAsia"/>
+        </w:rPr>
+        <w:t>図中のT</w:t>
+      </w:r>
+      <w:r>
+        <w:rPr>
+          <w:rFonts w:ascii="ＭＳ 明朝" w:hAnsi="ＭＳ 明朝"/>
+        </w:rPr>
+        <w:t>ype Boundar</w:t>
+      </w:r>
+      <w:r>
+        <w:rPr>
+          <w:rFonts w:ascii="ＭＳ 明朝" w:hAnsi="ＭＳ 明朝" w:hint="eastAsia"/>
+        </w:rPr>
+        <w:t>y内</w:t>
+      </w:r>
+      <w:r>
+        <w:rPr>
+          <w:rFonts w:ascii="ＭＳ 明朝" w:hAnsi="ＭＳ 明朝"/>
+        </w:rPr>
+        <w:t>)</w:t>
+      </w:r>
+      <w:r>
+        <w:rPr>
+          <w:rFonts w:ascii="ＭＳ 明朝" w:hAnsi="ＭＳ 明朝" w:hint="eastAsia"/>
+        </w:rPr>
+        <w:t>が異なる言語間での型定義の連携を担っている点である。</w:t>
+      </w:r>
+      <w:r>
+        <w:rPr>
+          <w:rFonts w:ascii="ＭＳ 明朝" w:hAnsi="ＭＳ 明朝"/>
+        </w:rPr>
+        <w:t>ts-rs</w:t>
+      </w:r>
+      <w:r>
+        <w:rPr>
+          <w:rFonts w:ascii="ＭＳ 明朝" w:hAnsi="ＭＳ 明朝" w:hint="eastAsia"/>
+        </w:rPr>
+        <w:t>がR</w:t>
+      </w:r>
+      <w:r>
+        <w:rPr>
+          <w:rFonts w:ascii="ＭＳ 明朝" w:hAnsi="ＭＳ 明朝"/>
+        </w:rPr>
+        <w:t>ust</w:t>
+      </w:r>
+      <w:r>
+        <w:rPr>
+          <w:rFonts w:ascii="ＭＳ 明朝" w:hAnsi="ＭＳ 明朝" w:hint="eastAsia"/>
+        </w:rPr>
+        <w:t>のS</w:t>
+      </w:r>
+      <w:r>
+        <w:rPr>
+          <w:rFonts w:ascii="ＭＳ 明朝" w:hAnsi="ＭＳ 明朝"/>
+        </w:rPr>
+        <w:t>eaORM</w:t>
+      </w:r>
+      <w:r>
+        <w:rPr>
+          <w:rFonts w:ascii="ＭＳ 明朝" w:hAnsi="ＭＳ 明朝" w:hint="eastAsia"/>
+        </w:rPr>
+        <w:t>のエンティティの型定義</w:t>
+      </w:r>
+      <w:r>
+        <w:rPr>
+          <w:rFonts w:ascii="ＭＳ 明朝" w:hAnsi="ＭＳ 明朝" w:hint="eastAsia"/>
+        </w:rPr>
+        <w:t>(図中のB</w:t>
+      </w:r>
+      <w:r>
+        <w:rPr>
+          <w:rFonts w:ascii="ＭＳ 明朝" w:hAnsi="ＭＳ 明朝"/>
+        </w:rPr>
+        <w:t>ackend Layer</w:t>
+      </w:r>
+      <w:r>
+        <w:rPr>
+          <w:rFonts w:ascii="ＭＳ 明朝" w:hAnsi="ＭＳ 明朝" w:hint="eastAsia"/>
+        </w:rPr>
+        <w:t>内S</w:t>
+      </w:r>
+      <w:r>
+        <w:rPr>
+          <w:rFonts w:ascii="ＭＳ 明朝" w:hAnsi="ＭＳ 明朝"/>
+        </w:rPr>
+        <w:t>eaORM Entities</w:t>
+      </w:r>
       <w:bookmarkStart w:id="0" w:name="_GoBack"/>
       <w:bookmarkEnd w:id="0"/>
       <w:r>
         <w:rPr>
-          <w:rFonts w:ascii="ＭＳ 明朝" w:hAnsi="ＭＳ 明朝" w:hint="eastAsia"/>
-        </w:rPr>
-        <w:t>レスポンスをt</w:t>
-      </w:r>
-      <w:r>
-        <w:rPr>
-          <w:rFonts w:ascii="ＭＳ 明朝" w:hAnsi="ＭＳ 明朝"/>
-        </w:rPr>
-        <w:t>s-rs</w:t>
-      </w:r>
-      <w:r>
-        <w:rPr>
-          <w:rFonts w:ascii="ＭＳ 明朝" w:hAnsi="ＭＳ 明朝" w:hint="eastAsia"/>
-        </w:rPr>
-        <w:t>で生成された</w:t>
-      </w:r>
-      <w:r>
-        <w:rPr>
-          <w:rFonts w:ascii="ＭＳ 明朝" w:hAnsi="ＭＳ 明朝"/>
-        </w:rPr>
-        <w:t>SeaORM</w:t>
-      </w:r>
-      <w:r>
-        <w:rPr>
-          <w:rFonts w:ascii="ＭＳ 明朝" w:hAnsi="ＭＳ 明朝" w:hint="eastAsia"/>
-        </w:rPr>
-        <w:t>のエンティティの型として受け取ることにより、</w:t>
-      </w:r>
-      <w:r>
-        <w:rPr>
-          <w:rFonts w:ascii="ＭＳ 明朝" w:hAnsi="ＭＳ 明朝" w:hint="eastAsia"/>
-        </w:rPr>
-        <w:t>全く同じ型定義を使用するS</w:t>
+          <w:rFonts w:ascii="ＭＳ 明朝" w:hAnsi="ＭＳ 明朝"/>
+        </w:rPr>
+        <w:t>)</w:t>
+      </w:r>
+      <w:r>
+        <w:rPr>
+          <w:rFonts w:ascii="ＭＳ 明朝" w:hAnsi="ＭＳ 明朝" w:hint="eastAsia"/>
+        </w:rPr>
+        <w:t>をT</w:t>
+      </w:r>
+      <w:r>
+        <w:rPr>
+          <w:rFonts w:ascii="ＭＳ 明朝" w:hAnsi="ＭＳ 明朝"/>
+        </w:rPr>
+        <w:t>ypeScript</w:t>
+      </w:r>
+      <w:r>
+        <w:rPr>
+          <w:rFonts w:ascii="ＭＳ 明朝" w:hAnsi="ＭＳ 明朝" w:hint="eastAsia"/>
+        </w:rPr>
+        <w:t>の型の形式に変換し、フロントエンド内のプロジェクトにエクスポートすることで、S</w:t>
       </w:r>
       <w:r>
         <w:rPr>
@@ -4326,66 +4634,7 @@
         <w:rPr>
           <w:rFonts w:ascii="ＭＳ 明朝" w:hAnsi="ＭＳ 明朝" w:hint="eastAsia"/>
         </w:rPr>
-        <w:t>が実現出来ている。</w:t>
-      </w:r>
-    </w:p>
-    <w:p>
-      <w:pPr>
-        <w:kinsoku w:val="0"/>
-        <w:wordWrap w:val="0"/>
-        <w:ind w:firstLineChars="100" w:firstLine="210"/>
-        <w:jc w:val="left"/>
-        <w:rPr>
-          <w:rFonts w:ascii="ＭＳ 明朝" w:hAnsi="ＭＳ 明朝"/>
-        </w:rPr>
-      </w:pPr>
-      <w:r>
-        <w:rPr>
-          <w:rFonts w:ascii="ＭＳ 明朝" w:hAnsi="ＭＳ 明朝" w:hint="eastAsia"/>
-        </w:rPr>
-        <w:t>以下の図はM</w:t>
-      </w:r>
-      <w:r>
-        <w:rPr>
-          <w:rFonts w:ascii="ＭＳ 明朝" w:hAnsi="ＭＳ 明朝"/>
-        </w:rPr>
-        <w:t>ermaid</w:t>
-      </w:r>
-      <w:r>
-        <w:rPr>
-          <w:rFonts w:ascii="ＭＳ 明朝" w:hAnsi="ＭＳ 明朝" w:hint="eastAsia"/>
-        </w:rPr>
-        <w:t>で生成された、</w:t>
-      </w:r>
-      <w:r>
-        <w:rPr>
-          <w:rFonts w:ascii="ＭＳ 明朝" w:hAnsi="ＭＳ 明朝" w:hint="eastAsia"/>
-        </w:rPr>
-        <w:t>チャットアプリケーション内の</w:t>
-      </w:r>
-      <w:r>
-        <w:rPr>
-          <w:rFonts w:ascii="ＭＳ 明朝" w:hAnsi="ＭＳ 明朝" w:hint="eastAsia"/>
-        </w:rPr>
-        <w:t>型定義がサーバー間でどのように伝播し、いつ型検査が行われているかを表したフローチャートである。</w:t>
-      </w:r>
-      <w:r>
-        <w:rPr>
-          <w:rFonts w:ascii="ＭＳ 明朝" w:hAnsi="ＭＳ 明朝" w:hint="eastAsia"/>
-        </w:rPr>
-        <w:t>特筆すべきは、t</w:t>
-      </w:r>
-      <w:r>
-        <w:rPr>
-          <w:rFonts w:ascii="ＭＳ 明朝" w:hAnsi="ＭＳ 明朝"/>
-        </w:rPr>
-        <w:t>s-rs</w:t>
-      </w:r>
-      <w:r>
-        <w:rPr>
-          <w:rFonts w:ascii="ＭＳ 明朝" w:hAnsi="ＭＳ 明朝" w:hint="eastAsia"/>
-        </w:rPr>
-        <w:t>が異なる言語間での型定義の連携を担っている点である。</w:t>
+        <w:t>が保たれている。</w:t>
       </w:r>
     </w:p>
     <w:p>
@@ -4413,9 +4662,9 @@
         </w:rPr>
         <w:lastRenderedPageBreak/>
         <w:drawing>
-          <wp:inline distT="0" distB="0" distL="0" distR="0" wp14:anchorId="3B150279" wp14:editId="5BC4ED2A">
-            <wp:extent cx="2078966" cy="8647412"/>
-            <wp:effectExtent l="0" t="0" r="0" b="1905"/>
+          <wp:inline distT="0" distB="0" distL="0" distR="0" wp14:anchorId="3B150279" wp14:editId="7183F3A3">
+            <wp:extent cx="2051797" cy="8534400"/>
+            <wp:effectExtent l="0" t="0" r="5715" b="0"/>
             <wp:docPr id="20" name="図 20"/>
             <wp:cNvGraphicFramePr>
               <a:graphicFrameLocks xmlns:a="http://schemas.openxmlformats.org/drawingml/2006/main" noChangeAspect="1"/>
@@ -4442,7 +4691,7 @@
                   <pic:spPr>
                     <a:xfrm>
                       <a:off x="0" y="0"/>
-                      <a:ext cx="2114978" cy="8797201"/>
+                      <a:ext cx="2102780" cy="8746462"/>
                     </a:xfrm>
                     <a:prstGeom prst="rect">
                       <a:avLst/>
@@ -4485,7 +4734,7 @@
         <w:rPr>
           <w:rFonts w:ascii="ＭＳ 明朝" w:hAnsi="ＭＳ 明朝" w:hint="eastAsia"/>
         </w:rPr>
-        <w:t>型情報伝播のフロー</w:t>
+        <w:t>フローチャート</w:t>
       </w:r>
       <w:r>
         <w:rPr>
@@ -4500,7 +4749,7 @@
         <w:wordWrap w:val="0"/>
         <w:jc w:val="left"/>
         <w:rPr>
-          <w:rFonts w:ascii="ＭＳ Ｐゴシック" w:eastAsia="ＭＳ Ｐゴシック" w:hAnsi="ＭＳ Ｐゴシック"/>
+          <w:rFonts w:ascii="ＭＳ Ｐゴシック" w:eastAsia="ＭＳ Ｐゴシック" w:hAnsi="ＭＳ Ｐゴシック" w:hint="eastAsia"/>
           <w:b/>
         </w:rPr>
       </w:pPr>
@@ -5132,6 +5381,7 @@
         <w:rPr>
           <w:rFonts w:ascii="ＭＳ 明朝" w:hAnsi="ＭＳ 明朝" w:hint="eastAsia"/>
         </w:rPr>
+        <w:lastRenderedPageBreak/>
         <w:t>すなわち、Next.jsの利点を最大限活かすことができないのなら、フロントエンドにはReactのみを使用することを検討するべきである。</w:t>
       </w:r>
     </w:p>
@@ -7855,7 +8105,7 @@
 </file>
 
 <file path=customXml/itemProps1.xml><?xml version="1.0" encoding="utf-8"?>
-<ds:datastoreItem xmlns:ds="http://schemas.openxmlformats.org/officeDocument/2006/customXml" ds:itemID="{B4E7CA76-843F-4919-A15E-7C60214FDE4F}">
+<ds:datastoreItem xmlns:ds="http://schemas.openxmlformats.org/officeDocument/2006/customXml" ds:itemID="{CB714991-45C3-4248-86D1-0D5AB61E10D4}">
   <ds:schemaRefs>
     <ds:schemaRef ds:uri="http://schemas.openxmlformats.org/officeDocument/2006/bibliography"/>
   </ds:schemaRefs>
